--- a/deliverables/final/01-send-to-reviewers/ESG-DP-2026-REVIEW.docx
+++ b/deliverables/final/01-send-to-reviewers/ESG-DP-2026-REVIEW.docx
@@ -1521,7 +1521,7 @@
             </w:rPr>
             <w:fldChar w:fldCharType="separate"/>
           </w:r>
-          <w:hyperlink w:anchor="__RefHeading___Toc2004_1303385583">
+          <w:hyperlink w:anchor="__RefHeading___Toc2004_1689881506">
             <w:r>
               <w:rPr>
                 <w:webHidden/>
@@ -1542,7 +1542,7 @@
             </w:tabs>
             <w:rPr/>
           </w:pPr>
-          <w:hyperlink w:anchor="__RefHeading___Toc2006_1303385583">
+          <w:hyperlink w:anchor="__RefHeading___Toc2006_1689881506">
             <w:r>
               <w:rPr>
                 <w:webHidden/>
@@ -1563,7 +1563,7 @@
             </w:tabs>
             <w:rPr/>
           </w:pPr>
-          <w:hyperlink w:anchor="__RefHeading___Toc2008_1303385583">
+          <w:hyperlink w:anchor="__RefHeading___Toc2008_1689881506">
             <w:r>
               <w:rPr>
                 <w:webHidden/>
@@ -1584,7 +1584,7 @@
             </w:tabs>
             <w:rPr/>
           </w:pPr>
-          <w:hyperlink w:anchor="__RefHeading___Toc2010_1303385583">
+          <w:hyperlink w:anchor="__RefHeading___Toc2010_1689881506">
             <w:r>
               <w:rPr>
                 <w:webHidden/>
@@ -1605,7 +1605,7 @@
             </w:tabs>
             <w:rPr/>
           </w:pPr>
-          <w:hyperlink w:anchor="__RefHeading___Toc2012_1303385583">
+          <w:hyperlink w:anchor="__RefHeading___Toc2012_1689881506">
             <w:r>
               <w:rPr>
                 <w:webHidden/>
@@ -1626,7 +1626,7 @@
             </w:tabs>
             <w:rPr/>
           </w:pPr>
-          <w:hyperlink w:anchor="__RefHeading___Toc2014_1303385583">
+          <w:hyperlink w:anchor="__RefHeading___Toc2014_1689881506">
             <w:r>
               <w:rPr>
                 <w:webHidden/>
@@ -1647,7 +1647,7 @@
             </w:tabs>
             <w:rPr/>
           </w:pPr>
-          <w:hyperlink w:anchor="__RefHeading___Toc2016_1303385583">
+          <w:hyperlink w:anchor="__RefHeading___Toc2016_1689881506">
             <w:r>
               <w:rPr>
                 <w:webHidden/>
@@ -1668,7 +1668,7 @@
             </w:tabs>
             <w:rPr/>
           </w:pPr>
-          <w:hyperlink w:anchor="__RefHeading___Toc2018_1303385583">
+          <w:hyperlink w:anchor="__RefHeading___Toc2018_1689881506">
             <w:r>
               <w:rPr>
                 <w:webHidden/>
@@ -1689,7 +1689,7 @@
             </w:tabs>
             <w:rPr/>
           </w:pPr>
-          <w:hyperlink w:anchor="__RefHeading___Toc2020_1303385583">
+          <w:hyperlink w:anchor="__RefHeading___Toc2020_1689881506">
             <w:r>
               <w:rPr>
                 <w:webHidden/>
@@ -1710,7 +1710,7 @@
             </w:tabs>
             <w:rPr/>
           </w:pPr>
-          <w:hyperlink w:anchor="__RefHeading___Toc2022_1303385583">
+          <w:hyperlink w:anchor="__RefHeading___Toc2022_1689881506">
             <w:r>
               <w:rPr>
                 <w:webHidden/>
@@ -1731,7 +1731,7 @@
             </w:tabs>
             <w:rPr/>
           </w:pPr>
-          <w:hyperlink w:anchor="__RefHeading___Toc2024_1303385583">
+          <w:hyperlink w:anchor="__RefHeading___Toc2024_1689881506">
             <w:r>
               <w:rPr>
                 <w:webHidden/>
@@ -1752,7 +1752,7 @@
             </w:tabs>
             <w:rPr/>
           </w:pPr>
-          <w:hyperlink w:anchor="__RefHeading___Toc2026_1303385583">
+          <w:hyperlink w:anchor="__RefHeading___Toc2026_1689881506">
             <w:r>
               <w:rPr>
                 <w:webHidden/>
@@ -1773,7 +1773,7 @@
             </w:tabs>
             <w:rPr/>
           </w:pPr>
-          <w:hyperlink w:anchor="__RefHeading___Toc2028_1303385583">
+          <w:hyperlink w:anchor="__RefHeading___Toc2028_1689881506">
             <w:r>
               <w:rPr>
                 <w:webHidden/>
@@ -1794,7 +1794,7 @@
             </w:tabs>
             <w:rPr/>
           </w:pPr>
-          <w:hyperlink w:anchor="__RefHeading___Toc2030_1303385583">
+          <w:hyperlink w:anchor="__RefHeading___Toc2030_1689881506">
             <w:r>
               <w:rPr>
                 <w:webHidden/>
@@ -1815,7 +1815,7 @@
             </w:tabs>
             <w:rPr/>
           </w:pPr>
-          <w:hyperlink w:anchor="__RefHeading___Toc2032_1303385583">
+          <w:hyperlink w:anchor="__RefHeading___Toc2032_1689881506">
             <w:r>
               <w:rPr>
                 <w:webHidden/>
@@ -1836,7 +1836,7 @@
             </w:tabs>
             <w:rPr/>
           </w:pPr>
-          <w:hyperlink w:anchor="__RefHeading___Toc2034_1303385583">
+          <w:hyperlink w:anchor="__RefHeading___Toc2034_1689881506">
             <w:r>
               <w:rPr>
                 <w:webHidden/>
@@ -1857,7 +1857,7 @@
             </w:tabs>
             <w:rPr/>
           </w:pPr>
-          <w:hyperlink w:anchor="__RefHeading___Toc2036_1303385583">
+          <w:hyperlink w:anchor="__RefHeading___Toc2036_1689881506">
             <w:r>
               <w:rPr>
                 <w:webHidden/>
@@ -1878,7 +1878,7 @@
             </w:tabs>
             <w:rPr/>
           </w:pPr>
-          <w:hyperlink w:anchor="__RefHeading___Toc2038_1303385583">
+          <w:hyperlink w:anchor="__RefHeading___Toc2038_1689881506">
             <w:r>
               <w:rPr>
                 <w:webHidden/>
@@ -1899,7 +1899,7 @@
             </w:tabs>
             <w:rPr/>
           </w:pPr>
-          <w:hyperlink w:anchor="__RefHeading___Toc2040_1303385583">
+          <w:hyperlink w:anchor="__RefHeading___Toc2040_1689881506">
             <w:r>
               <w:rPr>
                 <w:webHidden/>
@@ -1920,7 +1920,7 @@
             </w:tabs>
             <w:rPr/>
           </w:pPr>
-          <w:hyperlink w:anchor="__RefHeading___Toc2042_1303385583">
+          <w:hyperlink w:anchor="__RefHeading___Toc2042_1689881506">
             <w:r>
               <w:rPr>
                 <w:webHidden/>
@@ -1941,7 +1941,7 @@
             </w:tabs>
             <w:rPr/>
           </w:pPr>
-          <w:hyperlink w:anchor="__RefHeading___Toc2044_1303385583">
+          <w:hyperlink w:anchor="__RefHeading___Toc2044_1689881506">
             <w:r>
               <w:rPr>
                 <w:webHidden/>
@@ -1962,7 +1962,7 @@
             </w:tabs>
             <w:rPr/>
           </w:pPr>
-          <w:hyperlink w:anchor="__RefHeading___Toc2046_1303385583">
+          <w:hyperlink w:anchor="__RefHeading___Toc2046_1689881506">
             <w:r>
               <w:rPr>
                 <w:webHidden/>
@@ -1983,7 +1983,7 @@
             </w:tabs>
             <w:rPr/>
           </w:pPr>
-          <w:hyperlink w:anchor="__RefHeading___Toc2048_1303385583">
+          <w:hyperlink w:anchor="__RefHeading___Toc2048_1689881506">
             <w:r>
               <w:rPr>
                 <w:webHidden/>
@@ -2004,7 +2004,7 @@
             </w:tabs>
             <w:rPr/>
           </w:pPr>
-          <w:hyperlink w:anchor="__RefHeading___Toc2050_1303385583">
+          <w:hyperlink w:anchor="__RefHeading___Toc2050_1689881506">
             <w:r>
               <w:rPr>
                 <w:webHidden/>
@@ -2025,7 +2025,7 @@
             </w:tabs>
             <w:rPr/>
           </w:pPr>
-          <w:hyperlink w:anchor="__RefHeading___Toc2052_1303385583">
+          <w:hyperlink w:anchor="__RefHeading___Toc2052_1689881506">
             <w:r>
               <w:rPr>
                 <w:webHidden/>
@@ -2046,7 +2046,7 @@
             </w:tabs>
             <w:rPr/>
           </w:pPr>
-          <w:hyperlink w:anchor="__RefHeading___Toc2054_1303385583">
+          <w:hyperlink w:anchor="__RefHeading___Toc2054_1689881506">
             <w:r>
               <w:rPr>
                 <w:webHidden/>
@@ -2067,7 +2067,7 @@
             </w:tabs>
             <w:rPr/>
           </w:pPr>
-          <w:hyperlink w:anchor="__RefHeading___Toc2056_1303385583">
+          <w:hyperlink w:anchor="__RefHeading___Toc2056_1689881506">
             <w:r>
               <w:rPr>
                 <w:webHidden/>
@@ -2088,7 +2088,7 @@
             </w:tabs>
             <w:rPr/>
           </w:pPr>
-          <w:hyperlink w:anchor="__RefHeading___Toc2058_1303385583">
+          <w:hyperlink w:anchor="__RefHeading___Toc2058_1689881506">
             <w:r>
               <w:rPr>
                 <w:webHidden/>
@@ -2109,7 +2109,7 @@
             </w:tabs>
             <w:rPr/>
           </w:pPr>
-          <w:hyperlink w:anchor="__RefHeading___Toc2060_1303385583">
+          <w:hyperlink w:anchor="__RefHeading___Toc2060_1689881506">
             <w:r>
               <w:rPr>
                 <w:webHidden/>
@@ -2130,7 +2130,7 @@
             </w:tabs>
             <w:rPr/>
           </w:pPr>
-          <w:hyperlink w:anchor="__RefHeading___Toc2062_1303385583">
+          <w:hyperlink w:anchor="__RefHeading___Toc2062_1689881506">
             <w:r>
               <w:rPr>
                 <w:webHidden/>
@@ -2151,7 +2151,7 @@
             </w:tabs>
             <w:rPr/>
           </w:pPr>
-          <w:hyperlink w:anchor="__RefHeading___Toc2064_1303385583">
+          <w:hyperlink w:anchor="__RefHeading___Toc2064_1689881506">
             <w:r>
               <w:rPr>
                 <w:webHidden/>
@@ -2172,7 +2172,7 @@
             </w:tabs>
             <w:rPr/>
           </w:pPr>
-          <w:hyperlink w:anchor="__RefHeading___Toc2066_1303385583">
+          <w:hyperlink w:anchor="__RefHeading___Toc2066_1689881506">
             <w:r>
               <w:rPr>
                 <w:webHidden/>
@@ -2193,7 +2193,7 @@
             </w:tabs>
             <w:rPr/>
           </w:pPr>
-          <w:hyperlink w:anchor="__RefHeading___Toc2068_1303385583">
+          <w:hyperlink w:anchor="__RefHeading___Toc2068_1689881506">
             <w:r>
               <w:rPr>
                 <w:webHidden/>
@@ -2214,7 +2214,7 @@
             </w:tabs>
             <w:rPr/>
           </w:pPr>
-          <w:hyperlink w:anchor="__RefHeading___Toc2070_1303385583">
+          <w:hyperlink w:anchor="__RefHeading___Toc2070_1689881506">
             <w:r>
               <w:rPr>
                 <w:webHidden/>
@@ -2235,7 +2235,7 @@
             </w:tabs>
             <w:rPr/>
           </w:pPr>
-          <w:hyperlink w:anchor="__RefHeading___Toc2072_1303385583">
+          <w:hyperlink w:anchor="__RefHeading___Toc2072_1689881506">
             <w:r>
               <w:rPr>
                 <w:webHidden/>
@@ -2256,7 +2256,7 @@
             </w:tabs>
             <w:rPr/>
           </w:pPr>
-          <w:hyperlink w:anchor="__RefHeading___Toc2074_1303385583">
+          <w:hyperlink w:anchor="__RefHeading___Toc2074_1689881506">
             <w:r>
               <w:rPr>
                 <w:webHidden/>
@@ -2277,7 +2277,7 @@
             </w:tabs>
             <w:rPr/>
           </w:pPr>
-          <w:hyperlink w:anchor="__RefHeading___Toc2076_1303385583">
+          <w:hyperlink w:anchor="__RefHeading___Toc2076_1689881506">
             <w:r>
               <w:rPr>
                 <w:webHidden/>
@@ -2298,7 +2298,7 @@
             </w:tabs>
             <w:rPr/>
           </w:pPr>
-          <w:hyperlink w:anchor="__RefHeading___Toc2078_1303385583">
+          <w:hyperlink w:anchor="__RefHeading___Toc2078_1689881506">
             <w:r>
               <w:rPr>
                 <w:webHidden/>
@@ -2319,7 +2319,7 @@
             </w:tabs>
             <w:rPr/>
           </w:pPr>
-          <w:hyperlink w:anchor="__RefHeading___Toc2080_1303385583">
+          <w:hyperlink w:anchor="__RefHeading___Toc2080_1689881506">
             <w:r>
               <w:rPr>
                 <w:webHidden/>
@@ -2340,7 +2340,7 @@
             </w:tabs>
             <w:rPr/>
           </w:pPr>
-          <w:hyperlink w:anchor="__RefHeading___Toc2082_1303385583">
+          <w:hyperlink w:anchor="__RefHeading___Toc2082_1689881506">
             <w:r>
               <w:rPr>
                 <w:webHidden/>
@@ -2361,7 +2361,7 @@
             </w:tabs>
             <w:rPr/>
           </w:pPr>
-          <w:hyperlink w:anchor="__RefHeading___Toc2084_1303385583">
+          <w:hyperlink w:anchor="__RefHeading___Toc2084_1689881506">
             <w:r>
               <w:rPr>
                 <w:webHidden/>
@@ -2382,7 +2382,7 @@
             </w:tabs>
             <w:rPr/>
           </w:pPr>
-          <w:hyperlink w:anchor="__RefHeading___Toc2086_1303385583">
+          <w:hyperlink w:anchor="__RefHeading___Toc2086_1689881506">
             <w:r>
               <w:rPr>
                 <w:webHidden/>
@@ -2403,7 +2403,7 @@
             </w:tabs>
             <w:rPr/>
           </w:pPr>
-          <w:hyperlink w:anchor="__RefHeading___Toc2088_1303385583">
+          <w:hyperlink w:anchor="__RefHeading___Toc2088_1689881506">
             <w:r>
               <w:rPr>
                 <w:webHidden/>
@@ -2424,7 +2424,7 @@
             </w:tabs>
             <w:rPr/>
           </w:pPr>
-          <w:hyperlink w:anchor="__RefHeading___Toc2090_1303385583">
+          <w:hyperlink w:anchor="__RefHeading___Toc2090_1689881506">
             <w:r>
               <w:rPr>
                 <w:webHidden/>
@@ -2445,7 +2445,7 @@
             </w:tabs>
             <w:rPr/>
           </w:pPr>
-          <w:hyperlink w:anchor="__RefHeading___Toc2092_1303385583">
+          <w:hyperlink w:anchor="__RefHeading___Toc2092_1689881506">
             <w:r>
               <w:rPr>
                 <w:webHidden/>
@@ -2466,7 +2466,7 @@
             </w:tabs>
             <w:rPr/>
           </w:pPr>
-          <w:hyperlink w:anchor="__RefHeading___Toc2094_1303385583">
+          <w:hyperlink w:anchor="__RefHeading___Toc2094_1689881506">
             <w:r>
               <w:rPr>
                 <w:webHidden/>
@@ -2487,7 +2487,7 @@
             </w:tabs>
             <w:rPr/>
           </w:pPr>
-          <w:hyperlink w:anchor="__RefHeading___Toc2096_1303385583">
+          <w:hyperlink w:anchor="__RefHeading___Toc2096_1689881506">
             <w:r>
               <w:rPr>
                 <w:webHidden/>
@@ -2508,7 +2508,7 @@
             </w:tabs>
             <w:rPr/>
           </w:pPr>
-          <w:hyperlink w:anchor="__RefHeading___Toc2098_1303385583">
+          <w:hyperlink w:anchor="__RefHeading___Toc2098_1689881506">
             <w:r>
               <w:rPr>
                 <w:webHidden/>
@@ -2529,7 +2529,7 @@
             </w:tabs>
             <w:rPr/>
           </w:pPr>
-          <w:hyperlink w:anchor="__RefHeading___Toc2100_1303385583">
+          <w:hyperlink w:anchor="__RefHeading___Toc2100_1689881506">
             <w:r>
               <w:rPr>
                 <w:webHidden/>
@@ -2550,7 +2550,7 @@
             </w:tabs>
             <w:rPr/>
           </w:pPr>
-          <w:hyperlink w:anchor="__RefHeading___Toc2102_1303385583">
+          <w:hyperlink w:anchor="__RefHeading___Toc2102_1689881506">
             <w:r>
               <w:rPr>
                 <w:webHidden/>
@@ -2571,7 +2571,7 @@
             </w:tabs>
             <w:rPr/>
           </w:pPr>
-          <w:hyperlink w:anchor="__RefHeading___Toc2104_1303385583">
+          <w:hyperlink w:anchor="__RefHeading___Toc2104_1689881506">
             <w:r>
               <w:rPr>
                 <w:webHidden/>
@@ -2592,7 +2592,7 @@
             </w:tabs>
             <w:rPr/>
           </w:pPr>
-          <w:hyperlink w:anchor="__RefHeading___Toc2106_1303385583">
+          <w:hyperlink w:anchor="__RefHeading___Toc2106_1689881506">
             <w:r>
               <w:rPr>
                 <w:webHidden/>
@@ -2613,7 +2613,7 @@
             </w:tabs>
             <w:rPr/>
           </w:pPr>
-          <w:hyperlink w:anchor="__RefHeading___Toc2108_1303385583">
+          <w:hyperlink w:anchor="__RefHeading___Toc2108_1689881506">
             <w:r>
               <w:rPr>
                 <w:webHidden/>
@@ -2634,7 +2634,7 @@
             </w:tabs>
             <w:rPr/>
           </w:pPr>
-          <w:hyperlink w:anchor="__RefHeading___Toc2110_1303385583">
+          <w:hyperlink w:anchor="__RefHeading___Toc2110_1689881506">
             <w:r>
               <w:rPr>
                 <w:webHidden/>
@@ -2655,7 +2655,7 @@
             </w:tabs>
             <w:rPr/>
           </w:pPr>
-          <w:hyperlink w:anchor="__RefHeading___Toc2112_1303385583">
+          <w:hyperlink w:anchor="__RefHeading___Toc2112_1689881506">
             <w:r>
               <w:rPr>
                 <w:webHidden/>
@@ -2676,7 +2676,7 @@
             </w:tabs>
             <w:rPr/>
           </w:pPr>
-          <w:hyperlink w:anchor="__RefHeading___Toc2114_1303385583">
+          <w:hyperlink w:anchor="__RefHeading___Toc2114_1689881506">
             <w:r>
               <w:rPr>
                 <w:webHidden/>
@@ -2697,7 +2697,7 @@
             </w:tabs>
             <w:rPr/>
           </w:pPr>
-          <w:hyperlink w:anchor="__RefHeading___Toc2116_1303385583">
+          <w:hyperlink w:anchor="__RefHeading___Toc2116_1689881506">
             <w:r>
               <w:rPr>
                 <w:webHidden/>
@@ -2718,7 +2718,7 @@
             </w:tabs>
             <w:rPr/>
           </w:pPr>
-          <w:hyperlink w:anchor="__RefHeading___Toc2118_1303385583">
+          <w:hyperlink w:anchor="__RefHeading___Toc2118_1689881506">
             <w:r>
               <w:rPr>
                 <w:webHidden/>
@@ -2739,7 +2739,7 @@
             </w:tabs>
             <w:rPr/>
           </w:pPr>
-          <w:hyperlink w:anchor="__RefHeading___Toc2120_1303385583">
+          <w:hyperlink w:anchor="__RefHeading___Toc2120_1689881506">
             <w:r>
               <w:rPr>
                 <w:webHidden/>
@@ -2760,7 +2760,7 @@
             </w:tabs>
             <w:rPr/>
           </w:pPr>
-          <w:hyperlink w:anchor="__RefHeading___Toc2122_1303385583">
+          <w:hyperlink w:anchor="__RefHeading___Toc2122_1689881506">
             <w:r>
               <w:rPr>
                 <w:webHidden/>
@@ -2781,7 +2781,7 @@
             </w:tabs>
             <w:rPr/>
           </w:pPr>
-          <w:hyperlink w:anchor="__RefHeading___Toc2124_1303385583">
+          <w:hyperlink w:anchor="__RefHeading___Toc2124_1689881506">
             <w:r>
               <w:rPr>
                 <w:webHidden/>
@@ -2802,7 +2802,7 @@
             </w:tabs>
             <w:rPr/>
           </w:pPr>
-          <w:hyperlink w:anchor="__RefHeading___Toc2126_1303385583">
+          <w:hyperlink w:anchor="__RefHeading___Toc2126_1689881506">
             <w:r>
               <w:rPr>
                 <w:webHidden/>
@@ -2823,7 +2823,7 @@
             </w:tabs>
             <w:rPr/>
           </w:pPr>
-          <w:hyperlink w:anchor="__RefHeading___Toc2128_1303385583">
+          <w:hyperlink w:anchor="__RefHeading___Toc2128_1689881506">
             <w:r>
               <w:rPr>
                 <w:webHidden/>
@@ -2844,7 +2844,7 @@
             </w:tabs>
             <w:rPr/>
           </w:pPr>
-          <w:hyperlink w:anchor="__RefHeading___Toc2130_1303385583">
+          <w:hyperlink w:anchor="__RefHeading___Toc2130_1689881506">
             <w:r>
               <w:rPr>
                 <w:webHidden/>
@@ -2865,7 +2865,7 @@
             </w:tabs>
             <w:rPr/>
           </w:pPr>
-          <w:hyperlink w:anchor="__RefHeading___Toc2132_1303385583">
+          <w:hyperlink w:anchor="__RefHeading___Toc2132_1689881506">
             <w:r>
               <w:rPr>
                 <w:webHidden/>
@@ -2886,7 +2886,7 @@
             </w:tabs>
             <w:rPr/>
           </w:pPr>
-          <w:hyperlink w:anchor="__RefHeading___Toc2134_1303385583">
+          <w:hyperlink w:anchor="__RefHeading___Toc2134_1689881506">
             <w:r>
               <w:rPr>
                 <w:webHidden/>
@@ -2907,7 +2907,7 @@
             </w:tabs>
             <w:rPr/>
           </w:pPr>
-          <w:hyperlink w:anchor="__RefHeading___Toc2136_1303385583">
+          <w:hyperlink w:anchor="__RefHeading___Toc2136_1689881506">
             <w:r>
               <w:rPr>
                 <w:webHidden/>
@@ -2928,7 +2928,7 @@
             </w:tabs>
             <w:rPr/>
           </w:pPr>
-          <w:hyperlink w:anchor="__RefHeading___Toc2138_1303385583">
+          <w:hyperlink w:anchor="__RefHeading___Toc2138_1689881506">
             <w:r>
               <w:rPr>
                 <w:webHidden/>
@@ -2949,7 +2949,7 @@
             </w:tabs>
             <w:rPr/>
           </w:pPr>
-          <w:hyperlink w:anchor="__RefHeading___Toc2140_1303385583">
+          <w:hyperlink w:anchor="__RefHeading___Toc2140_1689881506">
             <w:r>
               <w:rPr>
                 <w:webHidden/>
@@ -2970,7 +2970,7 @@
             </w:tabs>
             <w:rPr/>
           </w:pPr>
-          <w:hyperlink w:anchor="__RefHeading___Toc2142_1303385583">
+          <w:hyperlink w:anchor="__RefHeading___Toc2142_1689881506">
             <w:r>
               <w:rPr>
                 <w:webHidden/>
@@ -2991,7 +2991,7 @@
             </w:tabs>
             <w:rPr/>
           </w:pPr>
-          <w:hyperlink w:anchor="__RefHeading___Toc2144_1303385583">
+          <w:hyperlink w:anchor="__RefHeading___Toc2144_1689881506">
             <w:r>
               <w:rPr>
                 <w:webHidden/>
@@ -3012,7 +3012,7 @@
             </w:tabs>
             <w:rPr/>
           </w:pPr>
-          <w:hyperlink w:anchor="__RefHeading___Toc2146_1303385583">
+          <w:hyperlink w:anchor="__RefHeading___Toc2146_1689881506">
             <w:r>
               <w:rPr>
                 <w:webHidden/>
@@ -3033,7 +3033,7 @@
             </w:tabs>
             <w:rPr/>
           </w:pPr>
-          <w:hyperlink w:anchor="__RefHeading___Toc2148_1303385583">
+          <w:hyperlink w:anchor="__RefHeading___Toc2148_1689881506">
             <w:r>
               <w:rPr>
                 <w:webHidden/>
@@ -3054,7 +3054,7 @@
             </w:tabs>
             <w:rPr/>
           </w:pPr>
-          <w:hyperlink w:anchor="__RefHeading___Toc2150_1303385583">
+          <w:hyperlink w:anchor="__RefHeading___Toc2150_1689881506">
             <w:r>
               <w:rPr>
                 <w:webHidden/>
@@ -3075,7 +3075,7 @@
             </w:tabs>
             <w:rPr/>
           </w:pPr>
-          <w:hyperlink w:anchor="__RefHeading___Toc2152_1303385583">
+          <w:hyperlink w:anchor="__RefHeading___Toc2152_1689881506">
             <w:r>
               <w:rPr>
                 <w:webHidden/>
@@ -3096,7 +3096,7 @@
             </w:tabs>
             <w:rPr/>
           </w:pPr>
-          <w:hyperlink w:anchor="__RefHeading___Toc2154_1303385583">
+          <w:hyperlink w:anchor="__RefHeading___Toc2154_1689881506">
             <w:r>
               <w:rPr>
                 <w:webHidden/>
@@ -3117,7 +3117,7 @@
             </w:tabs>
             <w:rPr/>
           </w:pPr>
-          <w:hyperlink w:anchor="__RefHeading___Toc2156_1303385583">
+          <w:hyperlink w:anchor="__RefHeading___Toc2156_1689881506">
             <w:r>
               <w:rPr>
                 <w:webHidden/>
@@ -3138,7 +3138,7 @@
             </w:tabs>
             <w:rPr/>
           </w:pPr>
-          <w:hyperlink w:anchor="__RefHeading___Toc2158_1303385583">
+          <w:hyperlink w:anchor="__RefHeading___Toc2158_1689881506">
             <w:r>
               <w:rPr>
                 <w:webHidden/>
@@ -3159,7 +3159,7 @@
             </w:tabs>
             <w:rPr/>
           </w:pPr>
-          <w:hyperlink w:anchor="__RefHeading___Toc2160_1303385583">
+          <w:hyperlink w:anchor="__RefHeading___Toc2160_1689881506">
             <w:r>
               <w:rPr>
                 <w:webHidden/>
@@ -3180,7 +3180,7 @@
             </w:tabs>
             <w:rPr/>
           </w:pPr>
-          <w:hyperlink w:anchor="__RefHeading___Toc2162_1303385583">
+          <w:hyperlink w:anchor="__RefHeading___Toc2162_1689881506">
             <w:r>
               <w:rPr>
                 <w:webHidden/>
@@ -3201,7 +3201,7 @@
             </w:tabs>
             <w:rPr/>
           </w:pPr>
-          <w:hyperlink w:anchor="__RefHeading___Toc2164_1303385583">
+          <w:hyperlink w:anchor="__RefHeading___Toc2164_1689881506">
             <w:r>
               <w:rPr>
                 <w:webHidden/>
@@ -3222,7 +3222,7 @@
             </w:tabs>
             <w:rPr/>
           </w:pPr>
-          <w:hyperlink w:anchor="__RefHeading___Toc2166_1303385583">
+          <w:hyperlink w:anchor="__RefHeading___Toc2166_1689881506">
             <w:r>
               <w:rPr>
                 <w:webHidden/>
@@ -3243,7 +3243,7 @@
             </w:tabs>
             <w:rPr/>
           </w:pPr>
-          <w:hyperlink w:anchor="__RefHeading___Toc2168_1303385583">
+          <w:hyperlink w:anchor="__RefHeading___Toc2168_1689881506">
             <w:r>
               <w:rPr>
                 <w:webHidden/>
@@ -3264,7 +3264,7 @@
             </w:tabs>
             <w:rPr/>
           </w:pPr>
-          <w:hyperlink w:anchor="__RefHeading___Toc2170_1303385583">
+          <w:hyperlink w:anchor="__RefHeading___Toc2170_1689881506">
             <w:r>
               <w:rPr>
                 <w:webHidden/>
@@ -3285,7 +3285,7 @@
             </w:tabs>
             <w:rPr/>
           </w:pPr>
-          <w:hyperlink w:anchor="__RefHeading___Toc2172_1303385583">
+          <w:hyperlink w:anchor="__RefHeading___Toc2172_1689881506">
             <w:r>
               <w:rPr>
                 <w:webHidden/>
@@ -3306,7 +3306,7 @@
             </w:tabs>
             <w:rPr/>
           </w:pPr>
-          <w:hyperlink w:anchor="__RefHeading___Toc2174_1303385583">
+          <w:hyperlink w:anchor="__RefHeading___Toc2174_1689881506">
             <w:r>
               <w:rPr>
                 <w:webHidden/>
@@ -3327,7 +3327,7 @@
             </w:tabs>
             <w:rPr/>
           </w:pPr>
-          <w:hyperlink w:anchor="__RefHeading___Toc2176_1303385583">
+          <w:hyperlink w:anchor="__RefHeading___Toc2176_1689881506">
             <w:r>
               <w:rPr>
                 <w:webHidden/>
@@ -3348,7 +3348,7 @@
             </w:tabs>
             <w:rPr/>
           </w:pPr>
-          <w:hyperlink w:anchor="__RefHeading___Toc2178_1303385583">
+          <w:hyperlink w:anchor="__RefHeading___Toc2178_1689881506">
             <w:r>
               <w:rPr>
                 <w:webHidden/>
@@ -3369,7 +3369,7 @@
             </w:tabs>
             <w:rPr/>
           </w:pPr>
-          <w:hyperlink w:anchor="__RefHeading___Toc2180_1303385583">
+          <w:hyperlink w:anchor="__RefHeading___Toc2180_1689881506">
             <w:r>
               <w:rPr>
                 <w:webHidden/>
@@ -3390,7 +3390,7 @@
             </w:tabs>
             <w:rPr/>
           </w:pPr>
-          <w:hyperlink w:anchor="__RefHeading___Toc2182_1303385583">
+          <w:hyperlink w:anchor="__RefHeading___Toc2182_1689881506">
             <w:r>
               <w:rPr>
                 <w:webHidden/>
@@ -3411,7 +3411,7 @@
             </w:tabs>
             <w:rPr/>
           </w:pPr>
-          <w:hyperlink w:anchor="__RefHeading___Toc2184_1303385583">
+          <w:hyperlink w:anchor="__RefHeading___Toc2184_1689881506">
             <w:r>
               <w:rPr>
                 <w:webHidden/>
@@ -3432,7 +3432,7 @@
             </w:tabs>
             <w:rPr/>
           </w:pPr>
-          <w:hyperlink w:anchor="__RefHeading___Toc2186_1303385583">
+          <w:hyperlink w:anchor="__RefHeading___Toc2186_1689881506">
             <w:r>
               <w:rPr>
                 <w:webHidden/>
@@ -3453,7 +3453,7 @@
             </w:tabs>
             <w:rPr/>
           </w:pPr>
-          <w:hyperlink w:anchor="__RefHeading___Toc2188_1303385583">
+          <w:hyperlink w:anchor="__RefHeading___Toc2188_1689881506">
             <w:r>
               <w:rPr>
                 <w:webHidden/>
@@ -3474,7 +3474,7 @@
             </w:tabs>
             <w:rPr/>
           </w:pPr>
-          <w:hyperlink w:anchor="__RefHeading___Toc2190_1303385583">
+          <w:hyperlink w:anchor="__RefHeading___Toc2190_1689881506">
             <w:r>
               <w:rPr>
                 <w:webHidden/>
@@ -3495,7 +3495,7 @@
             </w:tabs>
             <w:rPr/>
           </w:pPr>
-          <w:hyperlink w:anchor="__RefHeading___Toc2192_1303385583">
+          <w:hyperlink w:anchor="__RefHeading___Toc2192_1689881506">
             <w:r>
               <w:rPr>
                 <w:webHidden/>
@@ -3516,7 +3516,7 @@
             </w:tabs>
             <w:rPr/>
           </w:pPr>
-          <w:hyperlink w:anchor="__RefHeading___Toc2194_1303385583">
+          <w:hyperlink w:anchor="__RefHeading___Toc2194_1689881506">
             <w:r>
               <w:rPr>
                 <w:webHidden/>
@@ -3537,7 +3537,7 @@
             </w:tabs>
             <w:rPr/>
           </w:pPr>
-          <w:hyperlink w:anchor="__RefHeading___Toc2196_1303385583">
+          <w:hyperlink w:anchor="__RefHeading___Toc2196_1689881506">
             <w:r>
               <w:rPr>
                 <w:webHidden/>
@@ -3558,7 +3558,7 @@
             </w:tabs>
             <w:rPr/>
           </w:pPr>
-          <w:hyperlink w:anchor="__RefHeading___Toc2198_1303385583">
+          <w:hyperlink w:anchor="__RefHeading___Toc2198_1689881506">
             <w:r>
               <w:rPr>
                 <w:webHidden/>
@@ -3579,7 +3579,7 @@
             </w:tabs>
             <w:rPr/>
           </w:pPr>
-          <w:hyperlink w:anchor="__RefHeading___Toc2200_1303385583">
+          <w:hyperlink w:anchor="__RefHeading___Toc2200_1689881506">
             <w:r>
               <w:rPr>
                 <w:webHidden/>
@@ -3600,7 +3600,7 @@
             </w:tabs>
             <w:rPr/>
           </w:pPr>
-          <w:hyperlink w:anchor="__RefHeading___Toc2202_1303385583">
+          <w:hyperlink w:anchor="__RefHeading___Toc2202_1689881506">
             <w:r>
               <w:rPr>
                 <w:webHidden/>
@@ -3621,7 +3621,7 @@
             </w:tabs>
             <w:rPr/>
           </w:pPr>
-          <w:hyperlink w:anchor="__RefHeading___Toc2204_1303385583">
+          <w:hyperlink w:anchor="__RefHeading___Toc2204_1689881506">
             <w:r>
               <w:rPr>
                 <w:webHidden/>
@@ -3642,7 +3642,7 @@
             </w:tabs>
             <w:rPr/>
           </w:pPr>
-          <w:hyperlink w:anchor="__RefHeading___Toc2206_1303385583">
+          <w:hyperlink w:anchor="__RefHeading___Toc2206_1689881506">
             <w:r>
               <w:rPr>
                 <w:webHidden/>
@@ -3663,7 +3663,7 @@
             </w:tabs>
             <w:rPr/>
           </w:pPr>
-          <w:hyperlink w:anchor="__RefHeading___Toc2208_1303385583">
+          <w:hyperlink w:anchor="__RefHeading___Toc2208_1689881506">
             <w:r>
               <w:rPr>
                 <w:webHidden/>
@@ -3684,7 +3684,7 @@
             </w:tabs>
             <w:rPr/>
           </w:pPr>
-          <w:hyperlink w:anchor="__RefHeading___Toc2210_1303385583">
+          <w:hyperlink w:anchor="__RefHeading___Toc2210_1689881506">
             <w:r>
               <w:rPr>
                 <w:webHidden/>
@@ -3705,7 +3705,7 @@
             </w:tabs>
             <w:rPr/>
           </w:pPr>
-          <w:hyperlink w:anchor="__RefHeading___Toc2212_1303385583">
+          <w:hyperlink w:anchor="__RefHeading___Toc2212_1689881506">
             <w:r>
               <w:rPr>
                 <w:webHidden/>
@@ -3726,7 +3726,7 @@
             </w:tabs>
             <w:rPr/>
           </w:pPr>
-          <w:hyperlink w:anchor="__RefHeading___Toc2214_1303385583">
+          <w:hyperlink w:anchor="__RefHeading___Toc2214_1689881506">
             <w:r>
               <w:rPr>
                 <w:webHidden/>
@@ -3747,7 +3747,7 @@
             </w:tabs>
             <w:rPr/>
           </w:pPr>
-          <w:hyperlink w:anchor="__RefHeading___Toc2216_1303385583">
+          <w:hyperlink w:anchor="__RefHeading___Toc2216_1689881506">
             <w:r>
               <w:rPr>
                 <w:webHidden/>
@@ -3768,7 +3768,7 @@
             </w:tabs>
             <w:rPr/>
           </w:pPr>
-          <w:hyperlink w:anchor="__RefHeading___Toc2218_1303385583">
+          <w:hyperlink w:anchor="__RefHeading___Toc2218_1689881506">
             <w:r>
               <w:rPr>
                 <w:webHidden/>
@@ -3789,7 +3789,7 @@
             </w:tabs>
             <w:rPr/>
           </w:pPr>
-          <w:hyperlink w:anchor="__RefHeading___Toc2220_1303385583">
+          <w:hyperlink w:anchor="__RefHeading___Toc2220_1689881506">
             <w:r>
               <w:rPr>
                 <w:webHidden/>
@@ -3810,7 +3810,7 @@
             </w:tabs>
             <w:rPr/>
           </w:pPr>
-          <w:hyperlink w:anchor="__RefHeading___Toc2222_1303385583">
+          <w:hyperlink w:anchor="__RefHeading___Toc2222_1689881506">
             <w:r>
               <w:rPr>
                 <w:webHidden/>
@@ -3831,7 +3831,7 @@
             </w:tabs>
             <w:rPr/>
           </w:pPr>
-          <w:hyperlink w:anchor="__RefHeading___Toc2224_1303385583">
+          <w:hyperlink w:anchor="__RefHeading___Toc2224_1689881506">
             <w:r>
               <w:rPr>
                 <w:webHidden/>
@@ -3852,7 +3852,7 @@
             </w:tabs>
             <w:rPr/>
           </w:pPr>
-          <w:hyperlink w:anchor="__RefHeading___Toc2226_1303385583">
+          <w:hyperlink w:anchor="__RefHeading___Toc2226_1689881506">
             <w:r>
               <w:rPr>
                 <w:webHidden/>
@@ -3873,7 +3873,7 @@
             </w:tabs>
             <w:rPr/>
           </w:pPr>
-          <w:hyperlink w:anchor="__RefHeading___Toc2228_1303385583">
+          <w:hyperlink w:anchor="__RefHeading___Toc2228_1689881506">
             <w:r>
               <w:rPr>
                 <w:webHidden/>
@@ -3894,7 +3894,7 @@
             </w:tabs>
             <w:rPr/>
           </w:pPr>
-          <w:hyperlink w:anchor="__RefHeading___Toc2230_1303385583">
+          <w:hyperlink w:anchor="__RefHeading___Toc2230_1689881506">
             <w:r>
               <w:rPr>
                 <w:webHidden/>
@@ -3915,7 +3915,7 @@
             </w:tabs>
             <w:rPr/>
           </w:pPr>
-          <w:hyperlink w:anchor="__RefHeading___Toc2232_1303385583">
+          <w:hyperlink w:anchor="__RefHeading___Toc2232_1689881506">
             <w:r>
               <w:rPr>
                 <w:webHidden/>
@@ -3936,7 +3936,7 @@
             </w:tabs>
             <w:rPr/>
           </w:pPr>
-          <w:hyperlink w:anchor="__RefHeading___Toc2234_1303385583">
+          <w:hyperlink w:anchor="__RefHeading___Toc2234_1689881506">
             <w:r>
               <w:rPr>
                 <w:webHidden/>
@@ -3957,7 +3957,7 @@
             </w:tabs>
             <w:rPr/>
           </w:pPr>
-          <w:hyperlink w:anchor="__RefHeading___Toc2236_1303385583">
+          <w:hyperlink w:anchor="__RefHeading___Toc2236_1689881506">
             <w:r>
               <w:rPr>
                 <w:webHidden/>
@@ -3978,7 +3978,7 @@
             </w:tabs>
             <w:rPr/>
           </w:pPr>
-          <w:hyperlink w:anchor="__RefHeading___Toc2238_1303385583">
+          <w:hyperlink w:anchor="__RefHeading___Toc2238_1689881506">
             <w:r>
               <w:rPr>
                 <w:webHidden/>
@@ -3999,7 +3999,7 @@
             </w:tabs>
             <w:rPr/>
           </w:pPr>
-          <w:hyperlink w:anchor="__RefHeading___Toc2240_1303385583">
+          <w:hyperlink w:anchor="__RefHeading___Toc2240_1689881506">
             <w:r>
               <w:rPr>
                 <w:webHidden/>
@@ -4020,7 +4020,7 @@
             </w:tabs>
             <w:rPr/>
           </w:pPr>
-          <w:hyperlink w:anchor="__RefHeading___Toc2242_1303385583">
+          <w:hyperlink w:anchor="__RefHeading___Toc2242_1689881506">
             <w:r>
               <w:rPr>
                 <w:webHidden/>
@@ -4041,7 +4041,7 @@
             </w:tabs>
             <w:rPr/>
           </w:pPr>
-          <w:hyperlink w:anchor="__RefHeading___Toc2244_1303385583">
+          <w:hyperlink w:anchor="__RefHeading___Toc2244_1689881506">
             <w:r>
               <w:rPr>
                 <w:webHidden/>
@@ -4062,7 +4062,7 @@
             </w:tabs>
             <w:rPr/>
           </w:pPr>
-          <w:hyperlink w:anchor="__RefHeading___Toc2246_1303385583">
+          <w:hyperlink w:anchor="__RefHeading___Toc2246_1689881506">
             <w:r>
               <w:rPr>
                 <w:webHidden/>
@@ -4083,7 +4083,7 @@
             </w:tabs>
             <w:rPr/>
           </w:pPr>
-          <w:hyperlink w:anchor="__RefHeading___Toc2248_1303385583">
+          <w:hyperlink w:anchor="__RefHeading___Toc2248_1689881506">
             <w:r>
               <w:rPr>
                 <w:webHidden/>
@@ -4104,7 +4104,7 @@
             </w:tabs>
             <w:rPr/>
           </w:pPr>
-          <w:hyperlink w:anchor="__RefHeading___Toc2250_1303385583">
+          <w:hyperlink w:anchor="__RefHeading___Toc2250_1689881506">
             <w:r>
               <w:rPr>
                 <w:webHidden/>
@@ -4156,7 +4156,7 @@
         <w:ind w:hanging="0"/>
         <w:rPr/>
       </w:pPr>
-      <w:bookmarkStart w:id="0" w:name="__RefHeading___Toc2004_1303385583"/>
+      <w:bookmarkStart w:id="0" w:name="__RefHeading___Toc2004_1689881506"/>
       <w:bookmarkEnd w:id="0"/>
       <w:r>
         <w:rPr/>
@@ -4237,7 +4237,7 @@
         <w:ind w:hanging="0"/>
         <w:rPr/>
       </w:pPr>
-      <w:bookmarkStart w:id="1" w:name="__RefHeading___Toc2006_1303385583"/>
+      <w:bookmarkStart w:id="1" w:name="__RefHeading___Toc2006_1689881506"/>
       <w:bookmarkEnd w:id="1"/>
       <w:r>
         <w:rPr/>
@@ -4290,7 +4290,7 @@
         <w:ind w:hanging="0"/>
         <w:rPr/>
       </w:pPr>
-      <w:bookmarkStart w:id="2" w:name="__RefHeading___Toc2008_1303385583"/>
+      <w:bookmarkStart w:id="2" w:name="__RefHeading___Toc2008_1689881506"/>
       <w:bookmarkEnd w:id="2"/>
       <w:r>
         <w:rPr/>
@@ -4443,7 +4443,7 @@
         <w:ind w:hanging="0"/>
         <w:rPr/>
       </w:pPr>
-      <w:bookmarkStart w:id="3" w:name="__RefHeading___Toc2010_1303385583"/>
+      <w:bookmarkStart w:id="3" w:name="__RefHeading___Toc2010_1689881506"/>
       <w:bookmarkEnd w:id="3"/>
       <w:r>
         <w:rPr/>
@@ -4500,7 +4500,7 @@
         <w:ind w:hanging="0"/>
         <w:rPr/>
       </w:pPr>
-      <w:bookmarkStart w:id="4" w:name="__RefHeading___Toc2012_1303385583"/>
+      <w:bookmarkStart w:id="4" w:name="__RefHeading___Toc2012_1689881506"/>
       <w:bookmarkEnd w:id="4"/>
       <w:r>
         <w:rPr/>
@@ -4691,7 +4691,7 @@
         <w:ind w:hanging="0"/>
         <w:rPr/>
       </w:pPr>
-      <w:bookmarkStart w:id="5" w:name="__RefHeading___Toc2014_1303385583"/>
+      <w:bookmarkStart w:id="5" w:name="__RefHeading___Toc2014_1689881506"/>
       <w:bookmarkEnd w:id="5"/>
       <w:r>
         <w:rPr/>
@@ -4748,7 +4748,7 @@
         <w:ind w:hanging="0"/>
         <w:rPr/>
       </w:pPr>
-      <w:bookmarkStart w:id="6" w:name="__RefHeading___Toc2016_1303385583"/>
+      <w:bookmarkStart w:id="6" w:name="__RefHeading___Toc2016_1689881506"/>
       <w:bookmarkEnd w:id="6"/>
       <w:r>
         <w:rPr/>
@@ -4818,7 +4818,7 @@
         <w:ind w:hanging="0"/>
         <w:rPr/>
       </w:pPr>
-      <w:bookmarkStart w:id="7" w:name="__RefHeading___Toc2018_1303385583"/>
+      <w:bookmarkStart w:id="7" w:name="__RefHeading___Toc2018_1689881506"/>
       <w:bookmarkEnd w:id="7"/>
       <w:r>
         <w:rPr/>
@@ -4833,7 +4833,7 @@
         <w:ind w:hanging="0"/>
         <w:rPr/>
       </w:pPr>
-      <w:bookmarkStart w:id="8" w:name="__RefHeading___Toc2020_1303385583"/>
+      <w:bookmarkStart w:id="8" w:name="__RefHeading___Toc2020_1689881506"/>
       <w:bookmarkEnd w:id="8"/>
       <w:r>
         <w:rPr/>
@@ -4932,7 +4932,7 @@
         <w:ind w:hanging="0"/>
         <w:rPr/>
       </w:pPr>
-      <w:bookmarkStart w:id="9" w:name="__RefHeading___Toc2022_1303385583"/>
+      <w:bookmarkStart w:id="9" w:name="__RefHeading___Toc2022_1689881506"/>
       <w:bookmarkEnd w:id="9"/>
       <w:r>
         <w:rPr/>
@@ -5003,7 +5003,7 @@
         <w:ind w:hanging="0"/>
         <w:rPr/>
       </w:pPr>
-      <w:bookmarkStart w:id="10" w:name="__RefHeading___Toc2024_1303385583"/>
+      <w:bookmarkStart w:id="10" w:name="__RefHeading___Toc2024_1689881506"/>
       <w:bookmarkEnd w:id="10"/>
       <w:r>
         <w:rPr/>
@@ -5074,7 +5074,7 @@
         <w:ind w:hanging="0"/>
         <w:rPr/>
       </w:pPr>
-      <w:bookmarkStart w:id="11" w:name="__RefHeading___Toc2026_1303385583"/>
+      <w:bookmarkStart w:id="11" w:name="__RefHeading___Toc2026_1689881506"/>
       <w:bookmarkEnd w:id="11"/>
       <w:r>
         <w:rPr/>
@@ -5159,7 +5159,7 @@
         <w:ind w:hanging="0"/>
         <w:rPr/>
       </w:pPr>
-      <w:bookmarkStart w:id="12" w:name="__RefHeading___Toc2028_1303385583"/>
+      <w:bookmarkStart w:id="12" w:name="__RefHeading___Toc2028_1689881506"/>
       <w:bookmarkEnd w:id="12"/>
       <w:r>
         <w:rPr/>
@@ -5244,7 +5244,7 @@
         <w:ind w:hanging="0"/>
         <w:rPr/>
       </w:pPr>
-      <w:bookmarkStart w:id="13" w:name="__RefHeading___Toc2030_1303385583"/>
+      <w:bookmarkStart w:id="13" w:name="__RefHeading___Toc2030_1689881506"/>
       <w:bookmarkEnd w:id="13"/>
       <w:r>
         <w:rPr/>
@@ -5329,7 +5329,7 @@
         <w:ind w:hanging="0"/>
         <w:rPr/>
       </w:pPr>
-      <w:bookmarkStart w:id="14" w:name="__RefHeading___Toc2032_1303385583"/>
+      <w:bookmarkStart w:id="14" w:name="__RefHeading___Toc2032_1689881506"/>
       <w:bookmarkEnd w:id="14"/>
       <w:r>
         <w:rPr/>
@@ -5400,7 +5400,7 @@
         <w:ind w:hanging="0"/>
         <w:rPr/>
       </w:pPr>
-      <w:bookmarkStart w:id="15" w:name="__RefHeading___Toc2034_1303385583"/>
+      <w:bookmarkStart w:id="15" w:name="__RefHeading___Toc2034_1689881506"/>
       <w:bookmarkEnd w:id="15"/>
       <w:r>
         <w:rPr/>
@@ -5457,7 +5457,7 @@
         <w:ind w:hanging="0"/>
         <w:rPr/>
       </w:pPr>
-      <w:bookmarkStart w:id="16" w:name="__RefHeading___Toc2036_1303385583"/>
+      <w:bookmarkStart w:id="16" w:name="__RefHeading___Toc2036_1689881506"/>
       <w:bookmarkEnd w:id="16"/>
       <w:r>
         <w:rPr/>
@@ -5528,7 +5528,7 @@
         <w:ind w:hanging="0"/>
         <w:rPr/>
       </w:pPr>
-      <w:bookmarkStart w:id="17" w:name="__RefHeading___Toc2038_1303385583"/>
+      <w:bookmarkStart w:id="17" w:name="__RefHeading___Toc2038_1689881506"/>
       <w:bookmarkEnd w:id="17"/>
       <w:r>
         <w:rPr/>
@@ -5599,7 +5599,7 @@
         <w:ind w:hanging="0"/>
         <w:rPr/>
       </w:pPr>
-      <w:bookmarkStart w:id="18" w:name="__RefHeading___Toc2040_1303385583"/>
+      <w:bookmarkStart w:id="18" w:name="__RefHeading___Toc2040_1689881506"/>
       <w:bookmarkEnd w:id="18"/>
       <w:r>
         <w:rPr/>
@@ -5670,7 +5670,7 @@
         <w:ind w:hanging="0"/>
         <w:rPr/>
       </w:pPr>
-      <w:bookmarkStart w:id="19" w:name="__RefHeading___Toc2042_1303385583"/>
+      <w:bookmarkStart w:id="19" w:name="__RefHeading___Toc2042_1689881506"/>
       <w:bookmarkEnd w:id="19"/>
       <w:r>
         <w:rPr/>
@@ -5741,7 +5741,7 @@
         <w:ind w:hanging="0"/>
         <w:rPr/>
       </w:pPr>
-      <w:bookmarkStart w:id="20" w:name="__RefHeading___Toc2044_1303385583"/>
+      <w:bookmarkStart w:id="20" w:name="__RefHeading___Toc2044_1689881506"/>
       <w:bookmarkEnd w:id="20"/>
       <w:r>
         <w:rPr/>
@@ -6450,7 +6450,7 @@
         <w:ind w:hanging="0"/>
         <w:rPr/>
       </w:pPr>
-      <w:bookmarkStart w:id="21" w:name="__RefHeading___Toc2046_1303385583"/>
+      <w:bookmarkStart w:id="21" w:name="__RefHeading___Toc2046_1689881506"/>
       <w:bookmarkEnd w:id="21"/>
       <w:r>
         <w:rPr/>
@@ -6520,7 +6520,7 @@
         <w:ind w:hanging="0"/>
         <w:rPr/>
       </w:pPr>
-      <w:bookmarkStart w:id="22" w:name="__RefHeading___Toc2048_1303385583"/>
+      <w:bookmarkStart w:id="22" w:name="__RefHeading___Toc2048_1689881506"/>
       <w:bookmarkEnd w:id="22"/>
       <w:r>
         <w:rPr/>
@@ -6535,7 +6535,7 @@
         <w:ind w:hanging="0"/>
         <w:rPr/>
       </w:pPr>
-      <w:bookmarkStart w:id="23" w:name="__RefHeading___Toc2050_1303385583"/>
+      <w:bookmarkStart w:id="23" w:name="__RefHeading___Toc2050_1689881506"/>
       <w:bookmarkEnd w:id="23"/>
       <w:r>
         <w:rPr/>
@@ -6592,7 +6592,7 @@
         <w:ind w:hanging="0"/>
         <w:rPr/>
       </w:pPr>
-      <w:bookmarkStart w:id="24" w:name="__RefHeading___Toc2052_1303385583"/>
+      <w:bookmarkStart w:id="24" w:name="__RefHeading___Toc2052_1689881506"/>
       <w:bookmarkEnd w:id="24"/>
       <w:r>
         <w:rPr/>
@@ -6705,7 +6705,7 @@
         <w:ind w:hanging="0"/>
         <w:rPr/>
       </w:pPr>
-      <w:bookmarkStart w:id="25" w:name="__RefHeading___Toc2054_1303385583"/>
+      <w:bookmarkStart w:id="25" w:name="__RefHeading___Toc2054_1689881506"/>
       <w:bookmarkEnd w:id="25"/>
       <w:r>
         <w:rPr/>
@@ -6788,7 +6788,7 @@
         <w:ind w:hanging="0"/>
         <w:rPr/>
       </w:pPr>
-      <w:bookmarkStart w:id="26" w:name="__RefHeading___Toc2056_1303385583"/>
+      <w:bookmarkStart w:id="26" w:name="__RefHeading___Toc2056_1689881506"/>
       <w:bookmarkEnd w:id="26"/>
       <w:r>
         <w:rPr/>
@@ -6859,7 +6859,7 @@
         <w:ind w:hanging="0"/>
         <w:rPr/>
       </w:pPr>
-      <w:bookmarkStart w:id="27" w:name="__RefHeading___Toc2058_1303385583"/>
+      <w:bookmarkStart w:id="27" w:name="__RefHeading___Toc2058_1689881506"/>
       <w:bookmarkEnd w:id="27"/>
       <w:r>
         <w:rPr/>
@@ -6916,7 +6916,7 @@
         <w:ind w:hanging="0"/>
         <w:rPr/>
       </w:pPr>
-      <w:bookmarkStart w:id="28" w:name="__RefHeading___Toc2060_1303385583"/>
+      <w:bookmarkStart w:id="28" w:name="__RefHeading___Toc2060_1689881506"/>
       <w:bookmarkEnd w:id="28"/>
       <w:r>
         <w:rPr/>
@@ -6973,7 +6973,7 @@
         <w:ind w:hanging="0"/>
         <w:rPr/>
       </w:pPr>
-      <w:bookmarkStart w:id="29" w:name="__RefHeading___Toc2062_1303385583"/>
+      <w:bookmarkStart w:id="29" w:name="__RefHeading___Toc2062_1689881506"/>
       <w:bookmarkEnd w:id="29"/>
       <w:r>
         <w:rPr/>
@@ -7044,7 +7044,7 @@
         <w:ind w:hanging="0"/>
         <w:rPr/>
       </w:pPr>
-      <w:bookmarkStart w:id="30" w:name="__RefHeading___Toc2064_1303385583"/>
+      <w:bookmarkStart w:id="30" w:name="__RefHeading___Toc2064_1689881506"/>
       <w:bookmarkEnd w:id="30"/>
       <w:r>
         <w:rPr/>
@@ -7115,7 +7115,7 @@
         <w:ind w:hanging="0"/>
         <w:rPr/>
       </w:pPr>
-      <w:bookmarkStart w:id="31" w:name="__RefHeading___Toc2066_1303385583"/>
+      <w:bookmarkStart w:id="31" w:name="__RefHeading___Toc2066_1689881506"/>
       <w:bookmarkEnd w:id="31"/>
       <w:r>
         <w:rPr/>
@@ -7186,7 +7186,7 @@
         <w:ind w:hanging="0"/>
         <w:rPr/>
       </w:pPr>
-      <w:bookmarkStart w:id="32" w:name="__RefHeading___Toc2068_1303385583"/>
+      <w:bookmarkStart w:id="32" w:name="__RefHeading___Toc2068_1689881506"/>
       <w:bookmarkEnd w:id="32"/>
       <w:r>
         <w:rPr/>
@@ -7257,7 +7257,7 @@
         <w:ind w:hanging="0"/>
         <w:rPr/>
       </w:pPr>
-      <w:bookmarkStart w:id="33" w:name="__RefHeading___Toc2070_1303385583"/>
+      <w:bookmarkStart w:id="33" w:name="__RefHeading___Toc2070_1689881506"/>
       <w:bookmarkEnd w:id="33"/>
       <w:r>
         <w:rPr/>
@@ -7314,7 +7314,7 @@
         <w:ind w:hanging="0"/>
         <w:rPr/>
       </w:pPr>
-      <w:bookmarkStart w:id="34" w:name="__RefHeading___Toc2072_1303385583"/>
+      <w:bookmarkStart w:id="34" w:name="__RefHeading___Toc2072_1689881506"/>
       <w:bookmarkEnd w:id="34"/>
       <w:r>
         <w:rPr/>
@@ -7514,7 +7514,7 @@
         <w:ind w:hanging="0"/>
         <w:rPr/>
       </w:pPr>
-      <w:bookmarkStart w:id="35" w:name="__RefHeading___Toc2074_1303385583"/>
+      <w:bookmarkStart w:id="35" w:name="__RefHeading___Toc2074_1689881506"/>
       <w:bookmarkEnd w:id="35"/>
       <w:r>
         <w:rPr/>
@@ -7529,7 +7529,7 @@
         <w:ind w:hanging="0"/>
         <w:rPr/>
       </w:pPr>
-      <w:bookmarkStart w:id="36" w:name="__RefHeading___Toc2076_1303385583"/>
+      <w:bookmarkStart w:id="36" w:name="__RefHeading___Toc2076_1689881506"/>
       <w:bookmarkEnd w:id="36"/>
       <w:r>
         <w:rPr/>
@@ -7672,7 +7672,7 @@
         <w:ind w:hanging="0"/>
         <w:rPr/>
       </w:pPr>
-      <w:bookmarkStart w:id="37" w:name="__RefHeading___Toc2078_1303385583"/>
+      <w:bookmarkStart w:id="37" w:name="__RefHeading___Toc2078_1689881506"/>
       <w:bookmarkEnd w:id="37"/>
       <w:r>
         <w:rPr/>
@@ -7825,7 +7825,7 @@
         <w:ind w:hanging="0"/>
         <w:rPr/>
       </w:pPr>
-      <w:bookmarkStart w:id="38" w:name="__RefHeading___Toc2080_1303385583"/>
+      <w:bookmarkStart w:id="38" w:name="__RefHeading___Toc2080_1689881506"/>
       <w:bookmarkEnd w:id="38"/>
       <w:r>
         <w:rPr/>
@@ -8679,7 +8679,7 @@
         <w:ind w:hanging="0"/>
         <w:rPr/>
       </w:pPr>
-      <w:bookmarkStart w:id="39" w:name="__RefHeading___Toc2082_1303385583"/>
+      <w:bookmarkStart w:id="39" w:name="__RefHeading___Toc2082_1689881506"/>
       <w:bookmarkEnd w:id="39"/>
       <w:r>
         <w:rPr/>
@@ -8864,7 +8864,7 @@
         <w:ind w:hanging="0"/>
         <w:rPr/>
       </w:pPr>
-      <w:bookmarkStart w:id="40" w:name="__RefHeading___Toc2084_1303385583"/>
+      <w:bookmarkStart w:id="40" w:name="__RefHeading___Toc2084_1689881506"/>
       <w:bookmarkEnd w:id="40"/>
       <w:r>
         <w:rPr/>
@@ -9017,7 +9017,7 @@
         <w:ind w:hanging="0"/>
         <w:rPr/>
       </w:pPr>
-      <w:bookmarkStart w:id="41" w:name="__RefHeading___Toc2086_1303385583"/>
+      <w:bookmarkStart w:id="41" w:name="__RefHeading___Toc2086_1689881506"/>
       <w:bookmarkEnd w:id="41"/>
       <w:r>
         <w:rPr/>
@@ -9146,7 +9146,7 @@
         <w:ind w:hanging="0"/>
         <w:rPr/>
       </w:pPr>
-      <w:bookmarkStart w:id="42" w:name="__RefHeading___Toc2088_1303385583"/>
+      <w:bookmarkStart w:id="42" w:name="__RefHeading___Toc2088_1689881506"/>
       <w:bookmarkEnd w:id="42"/>
       <w:r>
         <w:rPr/>
@@ -10146,7 +10146,7 @@
         <w:ind w:hanging="0"/>
         <w:rPr/>
       </w:pPr>
-      <w:bookmarkStart w:id="43" w:name="__RefHeading___Toc2090_1303385583"/>
+      <w:bookmarkStart w:id="43" w:name="__RefHeading___Toc2090_1689881506"/>
       <w:bookmarkEnd w:id="43"/>
       <w:r>
         <w:rPr/>
@@ -11045,7 +11045,7 @@
         <w:ind w:hanging="0"/>
         <w:rPr/>
       </w:pPr>
-      <w:bookmarkStart w:id="44" w:name="__RefHeading___Toc2092_1303385583"/>
+      <w:bookmarkStart w:id="44" w:name="__RefHeading___Toc2092_1689881506"/>
       <w:bookmarkEnd w:id="44"/>
       <w:r>
         <w:rPr/>
@@ -11186,7 +11186,7 @@
         <w:ind w:hanging="0"/>
         <w:rPr/>
       </w:pPr>
-      <w:bookmarkStart w:id="45" w:name="__RefHeading___Toc2094_1303385583"/>
+      <w:bookmarkStart w:id="45" w:name="__RefHeading___Toc2094_1689881506"/>
       <w:bookmarkEnd w:id="45"/>
       <w:r>
         <w:rPr/>
@@ -11257,7 +11257,7 @@
         <w:ind w:hanging="0"/>
         <w:rPr/>
       </w:pPr>
-      <w:bookmarkStart w:id="46" w:name="__RefHeading___Toc2096_1303385583"/>
+      <w:bookmarkStart w:id="46" w:name="__RefHeading___Toc2096_1689881506"/>
       <w:bookmarkEnd w:id="46"/>
       <w:r>
         <w:rPr/>
@@ -11398,7 +11398,7 @@
         <w:ind w:hanging="0"/>
         <w:rPr/>
       </w:pPr>
-      <w:bookmarkStart w:id="47" w:name="__RefHeading___Toc2098_1303385583"/>
+      <w:bookmarkStart w:id="47" w:name="__RefHeading___Toc2098_1689881506"/>
       <w:bookmarkEnd w:id="47"/>
       <w:r>
         <w:rPr/>
@@ -11559,7 +11559,7 @@
         <w:ind w:hanging="0"/>
         <w:rPr/>
       </w:pPr>
-      <w:bookmarkStart w:id="48" w:name="__RefHeading___Toc2100_1303385583"/>
+      <w:bookmarkStart w:id="48" w:name="__RefHeading___Toc2100_1689881506"/>
       <w:bookmarkEnd w:id="48"/>
       <w:r>
         <w:rPr/>
@@ -11588,7 +11588,7 @@
         <w:ind w:hanging="0"/>
         <w:rPr/>
       </w:pPr>
-      <w:bookmarkStart w:id="49" w:name="__RefHeading___Toc2102_1303385583"/>
+      <w:bookmarkStart w:id="49" w:name="__RefHeading___Toc2102_1689881506"/>
       <w:bookmarkEnd w:id="49"/>
       <w:r>
         <w:rPr/>
@@ -11617,7 +11617,7 @@
         <w:ind w:hanging="0"/>
         <w:rPr/>
       </w:pPr>
-      <w:bookmarkStart w:id="50" w:name="__RefHeading___Toc2104_1303385583"/>
+      <w:bookmarkStart w:id="50" w:name="__RefHeading___Toc2104_1689881506"/>
       <w:bookmarkEnd w:id="50"/>
       <w:r>
         <w:rPr/>
@@ -11646,7 +11646,7 @@
         <w:ind w:hanging="0"/>
         <w:rPr/>
       </w:pPr>
-      <w:bookmarkStart w:id="51" w:name="__RefHeading___Toc2106_1303385583"/>
+      <w:bookmarkStart w:id="51" w:name="__RefHeading___Toc2106_1689881506"/>
       <w:bookmarkEnd w:id="51"/>
       <w:r>
         <w:rPr/>
@@ -11675,7 +11675,7 @@
         <w:ind w:hanging="0"/>
         <w:rPr/>
       </w:pPr>
-      <w:bookmarkStart w:id="52" w:name="__RefHeading___Toc2108_1303385583"/>
+      <w:bookmarkStart w:id="52" w:name="__RefHeading___Toc2108_1689881506"/>
       <w:bookmarkEnd w:id="52"/>
       <w:r>
         <w:rPr/>
@@ -11704,7 +11704,7 @@
         <w:ind w:hanging="0"/>
         <w:rPr/>
       </w:pPr>
-      <w:bookmarkStart w:id="53" w:name="__RefHeading___Toc2110_1303385583"/>
+      <w:bookmarkStart w:id="53" w:name="__RefHeading___Toc2110_1689881506"/>
       <w:bookmarkEnd w:id="53"/>
       <w:r>
         <w:rPr/>
@@ -11733,7 +11733,7 @@
         <w:ind w:hanging="0"/>
         <w:rPr/>
       </w:pPr>
-      <w:bookmarkStart w:id="54" w:name="__RefHeading___Toc2112_1303385583"/>
+      <w:bookmarkStart w:id="54" w:name="__RefHeading___Toc2112_1689881506"/>
       <w:bookmarkEnd w:id="54"/>
       <w:r>
         <w:rPr/>
@@ -11790,7 +11790,7 @@
         <w:ind w:hanging="0"/>
         <w:rPr/>
       </w:pPr>
-      <w:bookmarkStart w:id="55" w:name="__RefHeading___Toc2114_1303385583"/>
+      <w:bookmarkStart w:id="55" w:name="__RefHeading___Toc2114_1689881506"/>
       <w:bookmarkEnd w:id="55"/>
       <w:r>
         <w:rPr/>
@@ -11903,7 +11903,7 @@
         <w:ind w:hanging="0"/>
         <w:rPr/>
       </w:pPr>
-      <w:bookmarkStart w:id="56" w:name="__RefHeading___Toc2116_1303385583"/>
+      <w:bookmarkStart w:id="56" w:name="__RefHeading___Toc2116_1689881506"/>
       <w:bookmarkEnd w:id="56"/>
       <w:r>
         <w:rPr/>
@@ -11959,7 +11959,7 @@
         <w:ind w:hanging="0"/>
         <w:rPr/>
       </w:pPr>
-      <w:bookmarkStart w:id="57" w:name="__RefHeading___Toc2118_1303385583"/>
+      <w:bookmarkStart w:id="57" w:name="__RefHeading___Toc2118_1689881506"/>
       <w:bookmarkEnd w:id="57"/>
       <w:r>
         <w:rPr/>
@@ -11974,7 +11974,7 @@
         <w:ind w:hanging="0"/>
         <w:rPr/>
       </w:pPr>
-      <w:bookmarkStart w:id="58" w:name="__RefHeading___Toc2120_1303385583"/>
+      <w:bookmarkStart w:id="58" w:name="__RefHeading___Toc2120_1689881506"/>
       <w:bookmarkEnd w:id="58"/>
       <w:r>
         <w:rPr/>
@@ -13447,7 +13447,7 @@
         <w:ind w:hanging="0"/>
         <w:rPr/>
       </w:pPr>
-      <w:bookmarkStart w:id="59" w:name="__RefHeading___Toc2122_1303385583"/>
+      <w:bookmarkStart w:id="59" w:name="__RefHeading___Toc2122_1689881506"/>
       <w:bookmarkEnd w:id="59"/>
       <w:r>
         <w:rPr/>
@@ -13476,7 +13476,7 @@
         <w:ind w:hanging="0"/>
         <w:rPr/>
       </w:pPr>
-      <w:bookmarkStart w:id="60" w:name="__RefHeading___Toc2124_1303385583"/>
+      <w:bookmarkStart w:id="60" w:name="__RefHeading___Toc2124_1689881506"/>
       <w:bookmarkEnd w:id="60"/>
       <w:r>
         <w:rPr/>
@@ -13533,7 +13533,7 @@
         <w:ind w:hanging="0"/>
         <w:rPr/>
       </w:pPr>
-      <w:bookmarkStart w:id="61" w:name="__RefHeading___Toc2126_1303385583"/>
+      <w:bookmarkStart w:id="61" w:name="__RefHeading___Toc2126_1689881506"/>
       <w:bookmarkEnd w:id="61"/>
       <w:r>
         <w:rPr/>
@@ -13590,7 +13590,7 @@
         <w:ind w:hanging="0"/>
         <w:rPr/>
       </w:pPr>
-      <w:bookmarkStart w:id="62" w:name="__RefHeading___Toc2128_1303385583"/>
+      <w:bookmarkStart w:id="62" w:name="__RefHeading___Toc2128_1689881506"/>
       <w:bookmarkEnd w:id="62"/>
       <w:r>
         <w:rPr/>
@@ -13633,7 +13633,7 @@
         <w:ind w:hanging="0"/>
         <w:rPr/>
       </w:pPr>
-      <w:bookmarkStart w:id="63" w:name="__RefHeading___Toc2130_1303385583"/>
+      <w:bookmarkStart w:id="63" w:name="__RefHeading___Toc2130_1689881506"/>
       <w:bookmarkEnd w:id="63"/>
       <w:r>
         <w:rPr/>
@@ -13676,7 +13676,7 @@
         <w:ind w:hanging="0"/>
         <w:rPr/>
       </w:pPr>
-      <w:bookmarkStart w:id="64" w:name="__RefHeading___Toc2132_1303385583"/>
+      <w:bookmarkStart w:id="64" w:name="__RefHeading___Toc2132_1689881506"/>
       <w:bookmarkEnd w:id="64"/>
       <w:r>
         <w:rPr/>
@@ -13719,7 +13719,7 @@
         <w:ind w:hanging="0"/>
         <w:rPr/>
       </w:pPr>
-      <w:bookmarkStart w:id="65" w:name="__RefHeading___Toc2134_1303385583"/>
+      <w:bookmarkStart w:id="65" w:name="__RefHeading___Toc2134_1689881506"/>
       <w:bookmarkEnd w:id="65"/>
       <w:r>
         <w:rPr/>
@@ -13748,7 +13748,7 @@
         <w:ind w:hanging="0"/>
         <w:rPr/>
       </w:pPr>
-      <w:bookmarkStart w:id="66" w:name="__RefHeading___Toc2136_1303385583"/>
+      <w:bookmarkStart w:id="66" w:name="__RefHeading___Toc2136_1689881506"/>
       <w:bookmarkEnd w:id="66"/>
       <w:r>
         <w:rPr/>
@@ -13791,7 +13791,7 @@
         <w:ind w:hanging="0"/>
         <w:rPr/>
       </w:pPr>
-      <w:bookmarkStart w:id="67" w:name="__RefHeading___Toc2138_1303385583"/>
+      <w:bookmarkStart w:id="67" w:name="__RefHeading___Toc2138_1689881506"/>
       <w:bookmarkEnd w:id="67"/>
       <w:r>
         <w:rPr/>
@@ -13848,7 +13848,7 @@
         <w:ind w:hanging="0"/>
         <w:rPr/>
       </w:pPr>
-      <w:bookmarkStart w:id="68" w:name="__RefHeading___Toc2140_1303385583"/>
+      <w:bookmarkStart w:id="68" w:name="__RefHeading___Toc2140_1689881506"/>
       <w:bookmarkEnd w:id="68"/>
       <w:r>
         <w:rPr/>
@@ -13891,7 +13891,7 @@
         <w:ind w:hanging="0"/>
         <w:rPr/>
       </w:pPr>
-      <w:bookmarkStart w:id="69" w:name="__RefHeading___Toc2142_1303385583"/>
+      <w:bookmarkStart w:id="69" w:name="__RefHeading___Toc2142_1689881506"/>
       <w:bookmarkEnd w:id="69"/>
       <w:r>
         <w:rPr/>
@@ -13948,7 +13948,7 @@
         <w:ind w:hanging="0"/>
         <w:rPr/>
       </w:pPr>
-      <w:bookmarkStart w:id="70" w:name="__RefHeading___Toc2144_1303385583"/>
+      <w:bookmarkStart w:id="70" w:name="__RefHeading___Toc2144_1689881506"/>
       <w:bookmarkEnd w:id="70"/>
       <w:r>
         <w:rPr/>
@@ -14063,7 +14063,7 @@
         <w:ind w:hanging="0"/>
         <w:rPr/>
       </w:pPr>
-      <w:bookmarkStart w:id="71" w:name="__RefHeading___Toc2146_1303385583"/>
+      <w:bookmarkStart w:id="71" w:name="__RefHeading___Toc2146_1689881506"/>
       <w:bookmarkEnd w:id="71"/>
       <w:r>
         <w:rPr/>
@@ -14092,7 +14092,7 @@
         <w:ind w:hanging="0"/>
         <w:rPr/>
       </w:pPr>
-      <w:bookmarkStart w:id="72" w:name="__RefHeading___Toc2148_1303385583"/>
+      <w:bookmarkStart w:id="72" w:name="__RefHeading___Toc2148_1689881506"/>
       <w:bookmarkEnd w:id="72"/>
       <w:r>
         <w:rPr/>
@@ -14135,7 +14135,7 @@
         <w:ind w:hanging="0"/>
         <w:rPr/>
       </w:pPr>
-      <w:bookmarkStart w:id="73" w:name="__RefHeading___Toc2150_1303385583"/>
+      <w:bookmarkStart w:id="73" w:name="__RefHeading___Toc2150_1689881506"/>
       <w:bookmarkEnd w:id="73"/>
       <w:r>
         <w:rPr/>
@@ -14178,7 +14178,7 @@
         <w:ind w:hanging="0"/>
         <w:rPr/>
       </w:pPr>
-      <w:bookmarkStart w:id="74" w:name="__RefHeading___Toc2152_1303385583"/>
+      <w:bookmarkStart w:id="74" w:name="__RefHeading___Toc2152_1689881506"/>
       <w:bookmarkEnd w:id="74"/>
       <w:r>
         <w:rPr/>
@@ -14221,7 +14221,7 @@
         <w:ind w:hanging="0"/>
         <w:rPr/>
       </w:pPr>
-      <w:bookmarkStart w:id="75" w:name="__RefHeading___Toc2154_1303385583"/>
+      <w:bookmarkStart w:id="75" w:name="__RefHeading___Toc2154_1689881506"/>
       <w:bookmarkEnd w:id="75"/>
       <w:r>
         <w:rPr/>
@@ -14264,7 +14264,7 @@
         <w:ind w:hanging="0"/>
         <w:rPr/>
       </w:pPr>
-      <w:bookmarkStart w:id="76" w:name="__RefHeading___Toc2156_1303385583"/>
+      <w:bookmarkStart w:id="76" w:name="__RefHeading___Toc2156_1689881506"/>
       <w:bookmarkEnd w:id="76"/>
       <w:r>
         <w:rPr/>
@@ -14391,7 +14391,7 @@
         <w:ind w:hanging="0"/>
         <w:rPr/>
       </w:pPr>
-      <w:bookmarkStart w:id="77" w:name="__RefHeading___Toc2158_1303385583"/>
+      <w:bookmarkStart w:id="77" w:name="__RefHeading___Toc2158_1689881506"/>
       <w:bookmarkEnd w:id="77"/>
       <w:r>
         <w:rPr/>
@@ -14420,7 +14420,7 @@
         <w:ind w:hanging="0"/>
         <w:rPr/>
       </w:pPr>
-      <w:bookmarkStart w:id="78" w:name="__RefHeading___Toc2160_1303385583"/>
+      <w:bookmarkStart w:id="78" w:name="__RefHeading___Toc2160_1689881506"/>
       <w:bookmarkEnd w:id="78"/>
       <w:r>
         <w:rPr/>
@@ -14477,7 +14477,7 @@
         <w:ind w:hanging="0"/>
         <w:rPr/>
       </w:pPr>
-      <w:bookmarkStart w:id="79" w:name="__RefHeading___Toc2162_1303385583"/>
+      <w:bookmarkStart w:id="79" w:name="__RefHeading___Toc2162_1689881506"/>
       <w:bookmarkEnd w:id="79"/>
       <w:r>
         <w:rPr/>
@@ -14534,7 +14534,7 @@
         <w:ind w:hanging="0"/>
         <w:rPr/>
       </w:pPr>
-      <w:bookmarkStart w:id="80" w:name="__RefHeading___Toc2164_1303385583"/>
+      <w:bookmarkStart w:id="80" w:name="__RefHeading___Toc2164_1689881506"/>
       <w:bookmarkEnd w:id="80"/>
       <w:r>
         <w:rPr/>
@@ -14591,7 +14591,7 @@
         <w:ind w:hanging="0"/>
         <w:rPr/>
       </w:pPr>
-      <w:bookmarkStart w:id="81" w:name="__RefHeading___Toc2166_1303385583"/>
+      <w:bookmarkStart w:id="81" w:name="__RefHeading___Toc2166_1689881506"/>
       <w:bookmarkEnd w:id="81"/>
       <w:r>
         <w:rPr/>
@@ -14634,7 +14634,7 @@
         <w:ind w:hanging="0"/>
         <w:rPr/>
       </w:pPr>
-      <w:bookmarkStart w:id="82" w:name="__RefHeading___Toc2168_1303385583"/>
+      <w:bookmarkStart w:id="82" w:name="__RefHeading___Toc2168_1689881506"/>
       <w:bookmarkEnd w:id="82"/>
       <w:r>
         <w:rPr/>
@@ -14677,7 +14677,7 @@
         <w:ind w:hanging="0"/>
         <w:rPr/>
       </w:pPr>
-      <w:bookmarkStart w:id="83" w:name="__RefHeading___Toc2170_1303385583"/>
+      <w:bookmarkStart w:id="83" w:name="__RefHeading___Toc2170_1689881506"/>
       <w:bookmarkEnd w:id="83"/>
       <w:r>
         <w:rPr/>
@@ -14706,7 +14706,7 @@
         <w:ind w:hanging="0"/>
         <w:rPr/>
       </w:pPr>
-      <w:bookmarkStart w:id="84" w:name="__RefHeading___Toc2172_1303385583"/>
+      <w:bookmarkStart w:id="84" w:name="__RefHeading___Toc2172_1689881506"/>
       <w:bookmarkEnd w:id="84"/>
       <w:r>
         <w:rPr/>
@@ -14749,7 +14749,7 @@
         <w:ind w:hanging="0"/>
         <w:rPr/>
       </w:pPr>
-      <w:bookmarkStart w:id="85" w:name="__RefHeading___Toc2174_1303385583"/>
+      <w:bookmarkStart w:id="85" w:name="__RefHeading___Toc2174_1689881506"/>
       <w:bookmarkEnd w:id="85"/>
       <w:r>
         <w:rPr/>
@@ -14806,7 +14806,7 @@
         <w:ind w:hanging="0"/>
         <w:rPr/>
       </w:pPr>
-      <w:bookmarkStart w:id="86" w:name="__RefHeading___Toc2176_1303385583"/>
+      <w:bookmarkStart w:id="86" w:name="__RefHeading___Toc2176_1689881506"/>
       <w:bookmarkEnd w:id="86"/>
       <w:r>
         <w:rPr/>
@@ -14849,7 +14849,7 @@
         <w:ind w:hanging="0"/>
         <w:rPr/>
       </w:pPr>
-      <w:bookmarkStart w:id="87" w:name="__RefHeading___Toc2178_1303385583"/>
+      <w:bookmarkStart w:id="87" w:name="__RefHeading___Toc2178_1689881506"/>
       <w:bookmarkEnd w:id="87"/>
       <w:r>
         <w:rPr/>
@@ -14892,7 +14892,7 @@
         <w:ind w:hanging="0"/>
         <w:rPr/>
       </w:pPr>
-      <w:bookmarkStart w:id="88" w:name="__RefHeading___Toc2180_1303385583"/>
+      <w:bookmarkStart w:id="88" w:name="__RefHeading___Toc2180_1689881506"/>
       <w:bookmarkEnd w:id="88"/>
       <w:r>
         <w:rPr/>
@@ -14935,7 +14935,7 @@
         <w:ind w:hanging="0"/>
         <w:rPr/>
       </w:pPr>
-      <w:bookmarkStart w:id="89" w:name="__RefHeading___Toc2182_1303385583"/>
+      <w:bookmarkStart w:id="89" w:name="__RefHeading___Toc2182_1689881506"/>
       <w:bookmarkEnd w:id="89"/>
       <w:r>
         <w:rPr/>
@@ -15677,7 +15677,7 @@
         <w:ind w:hanging="0"/>
         <w:rPr/>
       </w:pPr>
-      <w:bookmarkStart w:id="90" w:name="__RefHeading___Toc2184_1303385583"/>
+      <w:bookmarkStart w:id="90" w:name="__RefHeading___Toc2184_1689881506"/>
       <w:bookmarkEnd w:id="90"/>
       <w:r>
         <w:rPr/>
@@ -15692,7 +15692,7 @@
         <w:ind w:hanging="0"/>
         <w:rPr/>
       </w:pPr>
-      <w:bookmarkStart w:id="91" w:name="__RefHeading___Toc2186_1303385583"/>
+      <w:bookmarkStart w:id="91" w:name="__RefHeading___Toc2186_1689881506"/>
       <w:bookmarkEnd w:id="91"/>
       <w:r>
         <w:rPr/>
@@ -15721,7 +15721,7 @@
         <w:ind w:hanging="0"/>
         <w:rPr/>
       </w:pPr>
-      <w:bookmarkStart w:id="92" w:name="__RefHeading___Toc2188_1303385583"/>
+      <w:bookmarkStart w:id="92" w:name="__RefHeading___Toc2188_1689881506"/>
       <w:bookmarkEnd w:id="92"/>
       <w:r>
         <w:rPr/>
@@ -15750,7 +15750,7 @@
         <w:ind w:hanging="0"/>
         <w:rPr/>
       </w:pPr>
-      <w:bookmarkStart w:id="93" w:name="__RefHeading___Toc2190_1303385583"/>
+      <w:bookmarkStart w:id="93" w:name="__RefHeading___Toc2190_1689881506"/>
       <w:bookmarkEnd w:id="93"/>
       <w:r>
         <w:rPr/>
@@ -15779,7 +15779,7 @@
         <w:ind w:hanging="0"/>
         <w:rPr/>
       </w:pPr>
-      <w:bookmarkStart w:id="94" w:name="__RefHeading___Toc2192_1303385583"/>
+      <w:bookmarkStart w:id="94" w:name="__RefHeading___Toc2192_1689881506"/>
       <w:bookmarkEnd w:id="94"/>
       <w:r>
         <w:rPr/>
@@ -15808,7 +15808,7 @@
         <w:ind w:hanging="0"/>
         <w:rPr/>
       </w:pPr>
-      <w:bookmarkStart w:id="95" w:name="__RefHeading___Toc2194_1303385583"/>
+      <w:bookmarkStart w:id="95" w:name="__RefHeading___Toc2194_1689881506"/>
       <w:bookmarkEnd w:id="95"/>
       <w:r>
         <w:rPr/>
@@ -15837,7 +15837,7 @@
         <w:ind w:hanging="0"/>
         <w:rPr/>
       </w:pPr>
-      <w:bookmarkStart w:id="96" w:name="__RefHeading___Toc2196_1303385583"/>
+      <w:bookmarkStart w:id="96" w:name="__RefHeading___Toc2196_1689881506"/>
       <w:bookmarkEnd w:id="96"/>
       <w:r>
         <w:rPr/>
@@ -15866,7 +15866,7 @@
         <w:ind w:hanging="0"/>
         <w:rPr/>
       </w:pPr>
-      <w:bookmarkStart w:id="97" w:name="__RefHeading___Toc2198_1303385583"/>
+      <w:bookmarkStart w:id="97" w:name="__RefHeading___Toc2198_1689881506"/>
       <w:bookmarkEnd w:id="97"/>
       <w:r>
         <w:rPr/>
@@ -15922,7 +15922,7 @@
         <w:ind w:hanging="0"/>
         <w:rPr/>
       </w:pPr>
-      <w:bookmarkStart w:id="98" w:name="__RefHeading___Toc2200_1303385583"/>
+      <w:bookmarkStart w:id="98" w:name="__RefHeading___Toc2200_1689881506"/>
       <w:bookmarkEnd w:id="98"/>
       <w:r>
         <w:rPr/>
@@ -15937,7 +15937,7 @@
         <w:ind w:hanging="0"/>
         <w:rPr/>
       </w:pPr>
-      <w:bookmarkStart w:id="99" w:name="__RefHeading___Toc2202_1303385583"/>
+      <w:bookmarkStart w:id="99" w:name="__RefHeading___Toc2202_1689881506"/>
       <w:bookmarkEnd w:id="99"/>
       <w:r>
         <w:rPr/>
@@ -16050,7 +16050,7 @@
         <w:ind w:hanging="0"/>
         <w:rPr/>
       </w:pPr>
-      <w:bookmarkStart w:id="100" w:name="__RefHeading___Toc2204_1303385583"/>
+      <w:bookmarkStart w:id="100" w:name="__RefHeading___Toc2204_1689881506"/>
       <w:bookmarkEnd w:id="100"/>
       <w:r>
         <w:rPr/>
@@ -16145,7 +16145,7 @@
         <w:ind w:hanging="0"/>
         <w:rPr/>
       </w:pPr>
-      <w:bookmarkStart w:id="101" w:name="__RefHeading___Toc2206_1303385583"/>
+      <w:bookmarkStart w:id="101" w:name="__RefHeading___Toc2206_1689881506"/>
       <w:bookmarkEnd w:id="101"/>
       <w:r>
         <w:rPr/>
@@ -16216,7 +16216,7 @@
         <w:ind w:hanging="0"/>
         <w:rPr/>
       </w:pPr>
-      <w:bookmarkStart w:id="102" w:name="__RefHeading___Toc2208_1303385583"/>
+      <w:bookmarkStart w:id="102" w:name="__RefHeading___Toc2208_1689881506"/>
       <w:bookmarkEnd w:id="102"/>
       <w:r>
         <w:rPr/>
@@ -16311,7 +16311,7 @@
         <w:ind w:hanging="0"/>
         <w:rPr/>
       </w:pPr>
-      <w:bookmarkStart w:id="103" w:name="__RefHeading___Toc2210_1303385583"/>
+      <w:bookmarkStart w:id="103" w:name="__RefHeading___Toc2210_1689881506"/>
       <w:bookmarkEnd w:id="103"/>
       <w:r>
         <w:rPr/>
@@ -16396,7 +16396,7 @@
         <w:ind w:hanging="0"/>
         <w:rPr/>
       </w:pPr>
-      <w:bookmarkStart w:id="104" w:name="__RefHeading___Toc2212_1303385583"/>
+      <w:bookmarkStart w:id="104" w:name="__RefHeading___Toc2212_1689881506"/>
       <w:bookmarkEnd w:id="104"/>
       <w:r>
         <w:rPr/>
@@ -16467,7 +16467,7 @@
         <w:ind w:hanging="0"/>
         <w:rPr/>
       </w:pPr>
-      <w:bookmarkStart w:id="105" w:name="__RefHeading___Toc2214_1303385583"/>
+      <w:bookmarkStart w:id="105" w:name="__RefHeading___Toc2214_1689881506"/>
       <w:bookmarkEnd w:id="105"/>
       <w:r>
         <w:rPr/>
@@ -16538,7 +16538,7 @@
         <w:ind w:hanging="0"/>
         <w:rPr/>
       </w:pPr>
-      <w:bookmarkStart w:id="106" w:name="__RefHeading___Toc2216_1303385583"/>
+      <w:bookmarkStart w:id="106" w:name="__RefHeading___Toc2216_1689881506"/>
       <w:bookmarkEnd w:id="106"/>
       <w:r>
         <w:rPr/>
@@ -16623,7 +16623,7 @@
         <w:ind w:hanging="0"/>
         <w:rPr/>
       </w:pPr>
-      <w:bookmarkStart w:id="107" w:name="__RefHeading___Toc2218_1303385583"/>
+      <w:bookmarkStart w:id="107" w:name="__RefHeading___Toc2218_1689881506"/>
       <w:bookmarkEnd w:id="107"/>
       <w:r>
         <w:rPr/>
@@ -16694,7 +16694,7 @@
         <w:ind w:hanging="0"/>
         <w:rPr/>
       </w:pPr>
-      <w:bookmarkStart w:id="108" w:name="__RefHeading___Toc2220_1303385583"/>
+      <w:bookmarkStart w:id="108" w:name="__RefHeading___Toc2220_1689881506"/>
       <w:bookmarkEnd w:id="108"/>
       <w:r>
         <w:rPr/>
@@ -16709,7 +16709,7 @@
         <w:ind w:hanging="0"/>
         <w:rPr/>
       </w:pPr>
-      <w:bookmarkStart w:id="109" w:name="__RefHeading___Toc2222_1303385583"/>
+      <w:bookmarkStart w:id="109" w:name="__RefHeading___Toc2222_1689881506"/>
       <w:bookmarkEnd w:id="109"/>
       <w:r>
         <w:rPr/>
@@ -16738,7 +16738,7 @@
         <w:ind w:hanging="0"/>
         <w:rPr/>
       </w:pPr>
-      <w:bookmarkStart w:id="110" w:name="__RefHeading___Toc2224_1303385583"/>
+      <w:bookmarkStart w:id="110" w:name="__RefHeading___Toc2224_1689881506"/>
       <w:bookmarkEnd w:id="110"/>
       <w:r>
         <w:rPr/>
@@ -16767,7 +16767,7 @@
         <w:ind w:hanging="0"/>
         <w:rPr/>
       </w:pPr>
-      <w:bookmarkStart w:id="111" w:name="__RefHeading___Toc2226_1303385583"/>
+      <w:bookmarkStart w:id="111" w:name="__RefHeading___Toc2226_1689881506"/>
       <w:bookmarkEnd w:id="111"/>
       <w:r>
         <w:rPr/>
@@ -16796,7 +16796,7 @@
         <w:ind w:hanging="0"/>
         <w:rPr/>
       </w:pPr>
-      <w:bookmarkStart w:id="112" w:name="__RefHeading___Toc2228_1303385583"/>
+      <w:bookmarkStart w:id="112" w:name="__RefHeading___Toc2228_1689881506"/>
       <w:bookmarkEnd w:id="112"/>
       <w:r>
         <w:rPr/>
@@ -16825,7 +16825,7 @@
         <w:ind w:hanging="0"/>
         <w:rPr/>
       </w:pPr>
-      <w:bookmarkStart w:id="113" w:name="__RefHeading___Toc2230_1303385583"/>
+      <w:bookmarkStart w:id="113" w:name="__RefHeading___Toc2230_1689881506"/>
       <w:bookmarkEnd w:id="113"/>
       <w:r>
         <w:rPr/>
@@ -16854,7 +16854,7 @@
         <w:ind w:hanging="0"/>
         <w:rPr/>
       </w:pPr>
-      <w:bookmarkStart w:id="114" w:name="__RefHeading___Toc2232_1303385583"/>
+      <w:bookmarkStart w:id="114" w:name="__RefHeading___Toc2232_1689881506"/>
       <w:bookmarkEnd w:id="114"/>
       <w:r>
         <w:rPr/>
@@ -16883,7 +16883,7 @@
         <w:ind w:hanging="0"/>
         <w:rPr/>
       </w:pPr>
-      <w:bookmarkStart w:id="115" w:name="__RefHeading___Toc2234_1303385583"/>
+      <w:bookmarkStart w:id="115" w:name="__RefHeading___Toc2234_1689881506"/>
       <w:bookmarkEnd w:id="115"/>
       <w:r>
         <w:rPr/>
@@ -17024,7 +17024,7 @@
         <w:ind w:hanging="0"/>
         <w:rPr/>
       </w:pPr>
-      <w:bookmarkStart w:id="116" w:name="__RefHeading___Toc2236_1303385583"/>
+      <w:bookmarkStart w:id="116" w:name="__RefHeading___Toc2236_1689881506"/>
       <w:bookmarkEnd w:id="116"/>
       <w:r>
         <w:rPr/>
@@ -17095,7 +17095,7 @@
         <w:ind w:hanging="0"/>
         <w:rPr/>
       </w:pPr>
-      <w:bookmarkStart w:id="117" w:name="__RefHeading___Toc2238_1303385583"/>
+      <w:bookmarkStart w:id="117" w:name="__RefHeading___Toc2238_1689881506"/>
       <w:bookmarkEnd w:id="117"/>
       <w:r>
         <w:rPr/>
@@ -17180,7 +17180,7 @@
         <w:ind w:hanging="0"/>
         <w:rPr/>
       </w:pPr>
-      <w:bookmarkStart w:id="118" w:name="__RefHeading___Toc2240_1303385583"/>
+      <w:bookmarkStart w:id="118" w:name="__RefHeading___Toc2240_1689881506"/>
       <w:bookmarkEnd w:id="118"/>
       <w:r>
         <w:rPr/>
@@ -17236,7 +17236,7 @@
         <w:ind w:hanging="0"/>
         <w:rPr/>
       </w:pPr>
-      <w:bookmarkStart w:id="119" w:name="__RefHeading___Toc2242_1303385583"/>
+      <w:bookmarkStart w:id="119" w:name="__RefHeading___Toc2242_1689881506"/>
       <w:bookmarkEnd w:id="119"/>
       <w:r>
         <w:rPr/>
@@ -17518,7 +17518,7 @@
         <w:ind w:hanging="0"/>
         <w:rPr/>
       </w:pPr>
-      <w:bookmarkStart w:id="120" w:name="__RefHeading___Toc2244_1303385583"/>
+      <w:bookmarkStart w:id="120" w:name="__RefHeading___Toc2244_1689881506"/>
       <w:bookmarkEnd w:id="120"/>
       <w:r>
         <w:rPr/>
@@ -17533,7 +17533,7 @@
         <w:ind w:hanging="0"/>
         <w:rPr/>
       </w:pPr>
-      <w:bookmarkStart w:id="121" w:name="__RefHeading___Toc2246_1303385583"/>
+      <w:bookmarkStart w:id="121" w:name="__RefHeading___Toc2246_1689881506"/>
       <w:bookmarkEnd w:id="121"/>
       <w:r>
         <w:rPr/>
@@ -17905,7 +17905,7 @@
         <w:ind w:hanging="0"/>
         <w:rPr/>
       </w:pPr>
-      <w:bookmarkStart w:id="122" w:name="__RefHeading___Toc2248_1303385583"/>
+      <w:bookmarkStart w:id="122" w:name="__RefHeading___Toc2248_1689881506"/>
       <w:bookmarkEnd w:id="122"/>
       <w:r>
         <w:rPr/>
@@ -18088,7 +18088,7 @@
         <w:ind w:hanging="0"/>
         <w:rPr/>
       </w:pPr>
-      <w:bookmarkStart w:id="123" w:name="__RefHeading___Toc2250_1303385583"/>
+      <w:bookmarkStart w:id="123" w:name="__RefHeading___Toc2250_1689881506"/>
       <w:bookmarkEnd w:id="123"/>
       <w:r>
         <w:rPr/>

--- a/deliverables/final/01-send-to-reviewers/ESG-DP-2026-REVIEW.docx
+++ b/deliverables/final/01-send-to-reviewers/ESG-DP-2026-REVIEW.docx
@@ -1521,7 +1521,7 @@
             </w:rPr>
             <w:fldChar w:fldCharType="separate"/>
           </w:r>
-          <w:hyperlink w:anchor="__RefHeading___Toc2004_1689881506">
+          <w:hyperlink w:anchor="__RefHeading___Toc2004_3936893449">
             <w:r>
               <w:rPr>
                 <w:webHidden/>
@@ -1542,7 +1542,7 @@
             </w:tabs>
             <w:rPr/>
           </w:pPr>
-          <w:hyperlink w:anchor="__RefHeading___Toc2006_1689881506">
+          <w:hyperlink w:anchor="__RefHeading___Toc2006_3936893449">
             <w:r>
               <w:rPr>
                 <w:webHidden/>
@@ -1563,7 +1563,7 @@
             </w:tabs>
             <w:rPr/>
           </w:pPr>
-          <w:hyperlink w:anchor="__RefHeading___Toc2008_1689881506">
+          <w:hyperlink w:anchor="__RefHeading___Toc2008_3936893449">
             <w:r>
               <w:rPr>
                 <w:webHidden/>
@@ -1584,7 +1584,7 @@
             </w:tabs>
             <w:rPr/>
           </w:pPr>
-          <w:hyperlink w:anchor="__RefHeading___Toc2010_1689881506">
+          <w:hyperlink w:anchor="__RefHeading___Toc2010_3936893449">
             <w:r>
               <w:rPr>
                 <w:webHidden/>
@@ -1605,7 +1605,7 @@
             </w:tabs>
             <w:rPr/>
           </w:pPr>
-          <w:hyperlink w:anchor="__RefHeading___Toc2012_1689881506">
+          <w:hyperlink w:anchor="__RefHeading___Toc2012_3936893449">
             <w:r>
               <w:rPr>
                 <w:webHidden/>
@@ -1626,7 +1626,7 @@
             </w:tabs>
             <w:rPr/>
           </w:pPr>
-          <w:hyperlink w:anchor="__RefHeading___Toc2014_1689881506">
+          <w:hyperlink w:anchor="__RefHeading___Toc2014_3936893449">
             <w:r>
               <w:rPr>
                 <w:webHidden/>
@@ -1647,7 +1647,7 @@
             </w:tabs>
             <w:rPr/>
           </w:pPr>
-          <w:hyperlink w:anchor="__RefHeading___Toc2016_1689881506">
+          <w:hyperlink w:anchor="__RefHeading___Toc2016_3936893449">
             <w:r>
               <w:rPr>
                 <w:webHidden/>
@@ -1668,7 +1668,7 @@
             </w:tabs>
             <w:rPr/>
           </w:pPr>
-          <w:hyperlink w:anchor="__RefHeading___Toc2018_1689881506">
+          <w:hyperlink w:anchor="__RefHeading___Toc2018_3936893449">
             <w:r>
               <w:rPr>
                 <w:webHidden/>
@@ -1689,7 +1689,7 @@
             </w:tabs>
             <w:rPr/>
           </w:pPr>
-          <w:hyperlink w:anchor="__RefHeading___Toc2020_1689881506">
+          <w:hyperlink w:anchor="__RefHeading___Toc2020_3936893449">
             <w:r>
               <w:rPr>
                 <w:webHidden/>
@@ -1710,7 +1710,7 @@
             </w:tabs>
             <w:rPr/>
           </w:pPr>
-          <w:hyperlink w:anchor="__RefHeading___Toc2022_1689881506">
+          <w:hyperlink w:anchor="__RefHeading___Toc2022_3936893449">
             <w:r>
               <w:rPr>
                 <w:webHidden/>
@@ -1731,7 +1731,7 @@
             </w:tabs>
             <w:rPr/>
           </w:pPr>
-          <w:hyperlink w:anchor="__RefHeading___Toc2024_1689881506">
+          <w:hyperlink w:anchor="__RefHeading___Toc2024_3936893449">
             <w:r>
               <w:rPr>
                 <w:webHidden/>
@@ -1752,7 +1752,7 @@
             </w:tabs>
             <w:rPr/>
           </w:pPr>
-          <w:hyperlink w:anchor="__RefHeading___Toc2026_1689881506">
+          <w:hyperlink w:anchor="__RefHeading___Toc2026_3936893449">
             <w:r>
               <w:rPr>
                 <w:webHidden/>
@@ -1773,7 +1773,7 @@
             </w:tabs>
             <w:rPr/>
           </w:pPr>
-          <w:hyperlink w:anchor="__RefHeading___Toc2028_1689881506">
+          <w:hyperlink w:anchor="__RefHeading___Toc2028_3936893449">
             <w:r>
               <w:rPr>
                 <w:webHidden/>
@@ -1794,7 +1794,7 @@
             </w:tabs>
             <w:rPr/>
           </w:pPr>
-          <w:hyperlink w:anchor="__RefHeading___Toc2030_1689881506">
+          <w:hyperlink w:anchor="__RefHeading___Toc2030_3936893449">
             <w:r>
               <w:rPr>
                 <w:webHidden/>
@@ -1815,7 +1815,7 @@
             </w:tabs>
             <w:rPr/>
           </w:pPr>
-          <w:hyperlink w:anchor="__RefHeading___Toc2032_1689881506">
+          <w:hyperlink w:anchor="__RefHeading___Toc2032_3936893449">
             <w:r>
               <w:rPr>
                 <w:webHidden/>
@@ -1836,7 +1836,7 @@
             </w:tabs>
             <w:rPr/>
           </w:pPr>
-          <w:hyperlink w:anchor="__RefHeading___Toc2034_1689881506">
+          <w:hyperlink w:anchor="__RefHeading___Toc2034_3936893449">
             <w:r>
               <w:rPr>
                 <w:webHidden/>
@@ -1857,7 +1857,7 @@
             </w:tabs>
             <w:rPr/>
           </w:pPr>
-          <w:hyperlink w:anchor="__RefHeading___Toc2036_1689881506">
+          <w:hyperlink w:anchor="__RefHeading___Toc2036_3936893449">
             <w:r>
               <w:rPr>
                 <w:webHidden/>
@@ -1878,7 +1878,7 @@
             </w:tabs>
             <w:rPr/>
           </w:pPr>
-          <w:hyperlink w:anchor="__RefHeading___Toc2038_1689881506">
+          <w:hyperlink w:anchor="__RefHeading___Toc2038_3936893449">
             <w:r>
               <w:rPr>
                 <w:webHidden/>
@@ -1899,7 +1899,7 @@
             </w:tabs>
             <w:rPr/>
           </w:pPr>
-          <w:hyperlink w:anchor="__RefHeading___Toc2040_1689881506">
+          <w:hyperlink w:anchor="__RefHeading___Toc2040_3936893449">
             <w:r>
               <w:rPr>
                 <w:webHidden/>
@@ -1920,7 +1920,7 @@
             </w:tabs>
             <w:rPr/>
           </w:pPr>
-          <w:hyperlink w:anchor="__RefHeading___Toc2042_1689881506">
+          <w:hyperlink w:anchor="__RefHeading___Toc2042_3936893449">
             <w:r>
               <w:rPr>
                 <w:webHidden/>
@@ -1941,7 +1941,7 @@
             </w:tabs>
             <w:rPr/>
           </w:pPr>
-          <w:hyperlink w:anchor="__RefHeading___Toc2044_1689881506">
+          <w:hyperlink w:anchor="__RefHeading___Toc2044_3936893449">
             <w:r>
               <w:rPr>
                 <w:webHidden/>
@@ -1962,7 +1962,7 @@
             </w:tabs>
             <w:rPr/>
           </w:pPr>
-          <w:hyperlink w:anchor="__RefHeading___Toc2046_1689881506">
+          <w:hyperlink w:anchor="__RefHeading___Toc2046_3936893449">
             <w:r>
               <w:rPr>
                 <w:webHidden/>
@@ -1983,7 +1983,7 @@
             </w:tabs>
             <w:rPr/>
           </w:pPr>
-          <w:hyperlink w:anchor="__RefHeading___Toc2048_1689881506">
+          <w:hyperlink w:anchor="__RefHeading___Toc2048_3936893449">
             <w:r>
               <w:rPr>
                 <w:webHidden/>
@@ -2004,7 +2004,7 @@
             </w:tabs>
             <w:rPr/>
           </w:pPr>
-          <w:hyperlink w:anchor="__RefHeading___Toc2050_1689881506">
+          <w:hyperlink w:anchor="__RefHeading___Toc2050_3936893449">
             <w:r>
               <w:rPr>
                 <w:webHidden/>
@@ -2025,7 +2025,7 @@
             </w:tabs>
             <w:rPr/>
           </w:pPr>
-          <w:hyperlink w:anchor="__RefHeading___Toc2052_1689881506">
+          <w:hyperlink w:anchor="__RefHeading___Toc2052_3936893449">
             <w:r>
               <w:rPr>
                 <w:webHidden/>
@@ -2046,7 +2046,7 @@
             </w:tabs>
             <w:rPr/>
           </w:pPr>
-          <w:hyperlink w:anchor="__RefHeading___Toc2054_1689881506">
+          <w:hyperlink w:anchor="__RefHeading___Toc2054_3936893449">
             <w:r>
               <w:rPr>
                 <w:webHidden/>
@@ -2067,7 +2067,7 @@
             </w:tabs>
             <w:rPr/>
           </w:pPr>
-          <w:hyperlink w:anchor="__RefHeading___Toc2056_1689881506">
+          <w:hyperlink w:anchor="__RefHeading___Toc2056_3936893449">
             <w:r>
               <w:rPr>
                 <w:webHidden/>
@@ -2088,7 +2088,7 @@
             </w:tabs>
             <w:rPr/>
           </w:pPr>
-          <w:hyperlink w:anchor="__RefHeading___Toc2058_1689881506">
+          <w:hyperlink w:anchor="__RefHeading___Toc2058_3936893449">
             <w:r>
               <w:rPr>
                 <w:webHidden/>
@@ -2109,7 +2109,7 @@
             </w:tabs>
             <w:rPr/>
           </w:pPr>
-          <w:hyperlink w:anchor="__RefHeading___Toc2060_1689881506">
+          <w:hyperlink w:anchor="__RefHeading___Toc2060_3936893449">
             <w:r>
               <w:rPr>
                 <w:webHidden/>
@@ -2130,7 +2130,7 @@
             </w:tabs>
             <w:rPr/>
           </w:pPr>
-          <w:hyperlink w:anchor="__RefHeading___Toc2062_1689881506">
+          <w:hyperlink w:anchor="__RefHeading___Toc2062_3936893449">
             <w:r>
               <w:rPr>
                 <w:webHidden/>
@@ -2151,7 +2151,7 @@
             </w:tabs>
             <w:rPr/>
           </w:pPr>
-          <w:hyperlink w:anchor="__RefHeading___Toc2064_1689881506">
+          <w:hyperlink w:anchor="__RefHeading___Toc2064_3936893449">
             <w:r>
               <w:rPr>
                 <w:webHidden/>
@@ -2172,7 +2172,7 @@
             </w:tabs>
             <w:rPr/>
           </w:pPr>
-          <w:hyperlink w:anchor="__RefHeading___Toc2066_1689881506">
+          <w:hyperlink w:anchor="__RefHeading___Toc2066_3936893449">
             <w:r>
               <w:rPr>
                 <w:webHidden/>
@@ -2193,7 +2193,7 @@
             </w:tabs>
             <w:rPr/>
           </w:pPr>
-          <w:hyperlink w:anchor="__RefHeading___Toc2068_1689881506">
+          <w:hyperlink w:anchor="__RefHeading___Toc2068_3936893449">
             <w:r>
               <w:rPr>
                 <w:webHidden/>
@@ -2214,7 +2214,7 @@
             </w:tabs>
             <w:rPr/>
           </w:pPr>
-          <w:hyperlink w:anchor="__RefHeading___Toc2070_1689881506">
+          <w:hyperlink w:anchor="__RefHeading___Toc2070_3936893449">
             <w:r>
               <w:rPr>
                 <w:webHidden/>
@@ -2235,7 +2235,7 @@
             </w:tabs>
             <w:rPr/>
           </w:pPr>
-          <w:hyperlink w:anchor="__RefHeading___Toc2072_1689881506">
+          <w:hyperlink w:anchor="__RefHeading___Toc2072_3936893449">
             <w:r>
               <w:rPr>
                 <w:webHidden/>
@@ -2256,7 +2256,7 @@
             </w:tabs>
             <w:rPr/>
           </w:pPr>
-          <w:hyperlink w:anchor="__RefHeading___Toc2074_1689881506">
+          <w:hyperlink w:anchor="__RefHeading___Toc2074_3936893449">
             <w:r>
               <w:rPr>
                 <w:webHidden/>
@@ -2277,7 +2277,7 @@
             </w:tabs>
             <w:rPr/>
           </w:pPr>
-          <w:hyperlink w:anchor="__RefHeading___Toc2076_1689881506">
+          <w:hyperlink w:anchor="__RefHeading___Toc2076_3936893449">
             <w:r>
               <w:rPr>
                 <w:webHidden/>
@@ -2298,7 +2298,7 @@
             </w:tabs>
             <w:rPr/>
           </w:pPr>
-          <w:hyperlink w:anchor="__RefHeading___Toc2078_1689881506">
+          <w:hyperlink w:anchor="__RefHeading___Toc2078_3936893449">
             <w:r>
               <w:rPr>
                 <w:webHidden/>
@@ -2319,7 +2319,7 @@
             </w:tabs>
             <w:rPr/>
           </w:pPr>
-          <w:hyperlink w:anchor="__RefHeading___Toc2080_1689881506">
+          <w:hyperlink w:anchor="__RefHeading___Toc2080_3936893449">
             <w:r>
               <w:rPr>
                 <w:webHidden/>
@@ -2340,7 +2340,7 @@
             </w:tabs>
             <w:rPr/>
           </w:pPr>
-          <w:hyperlink w:anchor="__RefHeading___Toc2082_1689881506">
+          <w:hyperlink w:anchor="__RefHeading___Toc2082_3936893449">
             <w:r>
               <w:rPr>
                 <w:webHidden/>
@@ -2361,7 +2361,7 @@
             </w:tabs>
             <w:rPr/>
           </w:pPr>
-          <w:hyperlink w:anchor="__RefHeading___Toc2084_1689881506">
+          <w:hyperlink w:anchor="__RefHeading___Toc2084_3936893449">
             <w:r>
               <w:rPr>
                 <w:webHidden/>
@@ -2382,7 +2382,7 @@
             </w:tabs>
             <w:rPr/>
           </w:pPr>
-          <w:hyperlink w:anchor="__RefHeading___Toc2086_1689881506">
+          <w:hyperlink w:anchor="__RefHeading___Toc2086_3936893449">
             <w:r>
               <w:rPr>
                 <w:webHidden/>
@@ -2403,7 +2403,7 @@
             </w:tabs>
             <w:rPr/>
           </w:pPr>
-          <w:hyperlink w:anchor="__RefHeading___Toc2088_1689881506">
+          <w:hyperlink w:anchor="__RefHeading___Toc2088_3936893449">
             <w:r>
               <w:rPr>
                 <w:webHidden/>
@@ -2424,7 +2424,7 @@
             </w:tabs>
             <w:rPr/>
           </w:pPr>
-          <w:hyperlink w:anchor="__RefHeading___Toc2090_1689881506">
+          <w:hyperlink w:anchor="__RefHeading___Toc2090_3936893449">
             <w:r>
               <w:rPr>
                 <w:webHidden/>
@@ -2445,7 +2445,7 @@
             </w:tabs>
             <w:rPr/>
           </w:pPr>
-          <w:hyperlink w:anchor="__RefHeading___Toc2092_1689881506">
+          <w:hyperlink w:anchor="__RefHeading___Toc2092_3936893449">
             <w:r>
               <w:rPr>
                 <w:webHidden/>
@@ -2466,7 +2466,7 @@
             </w:tabs>
             <w:rPr/>
           </w:pPr>
-          <w:hyperlink w:anchor="__RefHeading___Toc2094_1689881506">
+          <w:hyperlink w:anchor="__RefHeading___Toc2094_3936893449">
             <w:r>
               <w:rPr>
                 <w:webHidden/>
@@ -2487,7 +2487,7 @@
             </w:tabs>
             <w:rPr/>
           </w:pPr>
-          <w:hyperlink w:anchor="__RefHeading___Toc2096_1689881506">
+          <w:hyperlink w:anchor="__RefHeading___Toc2096_3936893449">
             <w:r>
               <w:rPr>
                 <w:webHidden/>
@@ -2508,7 +2508,7 @@
             </w:tabs>
             <w:rPr/>
           </w:pPr>
-          <w:hyperlink w:anchor="__RefHeading___Toc2098_1689881506">
+          <w:hyperlink w:anchor="__RefHeading___Toc2098_3936893449">
             <w:r>
               <w:rPr>
                 <w:webHidden/>
@@ -2529,7 +2529,7 @@
             </w:tabs>
             <w:rPr/>
           </w:pPr>
-          <w:hyperlink w:anchor="__RefHeading___Toc2100_1689881506">
+          <w:hyperlink w:anchor="__RefHeading___Toc2100_3936893449">
             <w:r>
               <w:rPr>
                 <w:webHidden/>
@@ -2550,7 +2550,7 @@
             </w:tabs>
             <w:rPr/>
           </w:pPr>
-          <w:hyperlink w:anchor="__RefHeading___Toc2102_1689881506">
+          <w:hyperlink w:anchor="__RefHeading___Toc2102_3936893449">
             <w:r>
               <w:rPr>
                 <w:webHidden/>
@@ -2571,7 +2571,7 @@
             </w:tabs>
             <w:rPr/>
           </w:pPr>
-          <w:hyperlink w:anchor="__RefHeading___Toc2104_1689881506">
+          <w:hyperlink w:anchor="__RefHeading___Toc2104_3936893449">
             <w:r>
               <w:rPr>
                 <w:webHidden/>
@@ -2592,7 +2592,7 @@
             </w:tabs>
             <w:rPr/>
           </w:pPr>
-          <w:hyperlink w:anchor="__RefHeading___Toc2106_1689881506">
+          <w:hyperlink w:anchor="__RefHeading___Toc2106_3936893449">
             <w:r>
               <w:rPr>
                 <w:webHidden/>
@@ -2613,7 +2613,7 @@
             </w:tabs>
             <w:rPr/>
           </w:pPr>
-          <w:hyperlink w:anchor="__RefHeading___Toc2108_1689881506">
+          <w:hyperlink w:anchor="__RefHeading___Toc2108_3936893449">
             <w:r>
               <w:rPr>
                 <w:webHidden/>
@@ -2634,7 +2634,7 @@
             </w:tabs>
             <w:rPr/>
           </w:pPr>
-          <w:hyperlink w:anchor="__RefHeading___Toc2110_1689881506">
+          <w:hyperlink w:anchor="__RefHeading___Toc2110_3936893449">
             <w:r>
               <w:rPr>
                 <w:webHidden/>
@@ -2655,7 +2655,7 @@
             </w:tabs>
             <w:rPr/>
           </w:pPr>
-          <w:hyperlink w:anchor="__RefHeading___Toc2112_1689881506">
+          <w:hyperlink w:anchor="__RefHeading___Toc2112_3936893449">
             <w:r>
               <w:rPr>
                 <w:webHidden/>
@@ -2676,7 +2676,7 @@
             </w:tabs>
             <w:rPr/>
           </w:pPr>
-          <w:hyperlink w:anchor="__RefHeading___Toc2114_1689881506">
+          <w:hyperlink w:anchor="__RefHeading___Toc2114_3936893449">
             <w:r>
               <w:rPr>
                 <w:webHidden/>
@@ -2697,7 +2697,7 @@
             </w:tabs>
             <w:rPr/>
           </w:pPr>
-          <w:hyperlink w:anchor="__RefHeading___Toc2116_1689881506">
+          <w:hyperlink w:anchor="__RefHeading___Toc2116_3936893449">
             <w:r>
               <w:rPr>
                 <w:webHidden/>
@@ -2718,7 +2718,7 @@
             </w:tabs>
             <w:rPr/>
           </w:pPr>
-          <w:hyperlink w:anchor="__RefHeading___Toc2118_1689881506">
+          <w:hyperlink w:anchor="__RefHeading___Toc2118_3936893449">
             <w:r>
               <w:rPr>
                 <w:webHidden/>
@@ -2739,7 +2739,7 @@
             </w:tabs>
             <w:rPr/>
           </w:pPr>
-          <w:hyperlink w:anchor="__RefHeading___Toc2120_1689881506">
+          <w:hyperlink w:anchor="__RefHeading___Toc2120_3936893449">
             <w:r>
               <w:rPr>
                 <w:webHidden/>
@@ -2760,7 +2760,7 @@
             </w:tabs>
             <w:rPr/>
           </w:pPr>
-          <w:hyperlink w:anchor="__RefHeading___Toc2122_1689881506">
+          <w:hyperlink w:anchor="__RefHeading___Toc2122_3936893449">
             <w:r>
               <w:rPr>
                 <w:webHidden/>
@@ -2781,7 +2781,7 @@
             </w:tabs>
             <w:rPr/>
           </w:pPr>
-          <w:hyperlink w:anchor="__RefHeading___Toc2124_1689881506">
+          <w:hyperlink w:anchor="__RefHeading___Toc2124_3936893449">
             <w:r>
               <w:rPr>
                 <w:webHidden/>
@@ -2802,7 +2802,7 @@
             </w:tabs>
             <w:rPr/>
           </w:pPr>
-          <w:hyperlink w:anchor="__RefHeading___Toc2126_1689881506">
+          <w:hyperlink w:anchor="__RefHeading___Toc2126_3936893449">
             <w:r>
               <w:rPr>
                 <w:webHidden/>
@@ -2823,7 +2823,7 @@
             </w:tabs>
             <w:rPr/>
           </w:pPr>
-          <w:hyperlink w:anchor="__RefHeading___Toc2128_1689881506">
+          <w:hyperlink w:anchor="__RefHeading___Toc2128_3936893449">
             <w:r>
               <w:rPr>
                 <w:webHidden/>
@@ -2844,7 +2844,7 @@
             </w:tabs>
             <w:rPr/>
           </w:pPr>
-          <w:hyperlink w:anchor="__RefHeading___Toc2130_1689881506">
+          <w:hyperlink w:anchor="__RefHeading___Toc2130_3936893449">
             <w:r>
               <w:rPr>
                 <w:webHidden/>
@@ -2865,7 +2865,7 @@
             </w:tabs>
             <w:rPr/>
           </w:pPr>
-          <w:hyperlink w:anchor="__RefHeading___Toc2132_1689881506">
+          <w:hyperlink w:anchor="__RefHeading___Toc2132_3936893449">
             <w:r>
               <w:rPr>
                 <w:webHidden/>
@@ -2886,7 +2886,7 @@
             </w:tabs>
             <w:rPr/>
           </w:pPr>
-          <w:hyperlink w:anchor="__RefHeading___Toc2134_1689881506">
+          <w:hyperlink w:anchor="__RefHeading___Toc2134_3936893449">
             <w:r>
               <w:rPr>
                 <w:webHidden/>
@@ -2907,7 +2907,7 @@
             </w:tabs>
             <w:rPr/>
           </w:pPr>
-          <w:hyperlink w:anchor="__RefHeading___Toc2136_1689881506">
+          <w:hyperlink w:anchor="__RefHeading___Toc2136_3936893449">
             <w:r>
               <w:rPr>
                 <w:webHidden/>
@@ -2928,7 +2928,7 @@
             </w:tabs>
             <w:rPr/>
           </w:pPr>
-          <w:hyperlink w:anchor="__RefHeading___Toc2138_1689881506">
+          <w:hyperlink w:anchor="__RefHeading___Toc2138_3936893449">
             <w:r>
               <w:rPr>
                 <w:webHidden/>
@@ -2949,7 +2949,7 @@
             </w:tabs>
             <w:rPr/>
           </w:pPr>
-          <w:hyperlink w:anchor="__RefHeading___Toc2140_1689881506">
+          <w:hyperlink w:anchor="__RefHeading___Toc2140_3936893449">
             <w:r>
               <w:rPr>
                 <w:webHidden/>
@@ -2970,7 +2970,7 @@
             </w:tabs>
             <w:rPr/>
           </w:pPr>
-          <w:hyperlink w:anchor="__RefHeading___Toc2142_1689881506">
+          <w:hyperlink w:anchor="__RefHeading___Toc2142_3936893449">
             <w:r>
               <w:rPr>
                 <w:webHidden/>
@@ -2991,7 +2991,7 @@
             </w:tabs>
             <w:rPr/>
           </w:pPr>
-          <w:hyperlink w:anchor="__RefHeading___Toc2144_1689881506">
+          <w:hyperlink w:anchor="__RefHeading___Toc2144_3936893449">
             <w:r>
               <w:rPr>
                 <w:webHidden/>
@@ -3012,7 +3012,7 @@
             </w:tabs>
             <w:rPr/>
           </w:pPr>
-          <w:hyperlink w:anchor="__RefHeading___Toc2146_1689881506">
+          <w:hyperlink w:anchor="__RefHeading___Toc2146_3936893449">
             <w:r>
               <w:rPr>
                 <w:webHidden/>
@@ -3033,7 +3033,7 @@
             </w:tabs>
             <w:rPr/>
           </w:pPr>
-          <w:hyperlink w:anchor="__RefHeading___Toc2148_1689881506">
+          <w:hyperlink w:anchor="__RefHeading___Toc2148_3936893449">
             <w:r>
               <w:rPr>
                 <w:webHidden/>
@@ -3054,7 +3054,7 @@
             </w:tabs>
             <w:rPr/>
           </w:pPr>
-          <w:hyperlink w:anchor="__RefHeading___Toc2150_1689881506">
+          <w:hyperlink w:anchor="__RefHeading___Toc2150_3936893449">
             <w:r>
               <w:rPr>
                 <w:webHidden/>
@@ -3075,7 +3075,7 @@
             </w:tabs>
             <w:rPr/>
           </w:pPr>
-          <w:hyperlink w:anchor="__RefHeading___Toc2152_1689881506">
+          <w:hyperlink w:anchor="__RefHeading___Toc2152_3936893449">
             <w:r>
               <w:rPr>
                 <w:webHidden/>
@@ -3096,7 +3096,7 @@
             </w:tabs>
             <w:rPr/>
           </w:pPr>
-          <w:hyperlink w:anchor="__RefHeading___Toc2154_1689881506">
+          <w:hyperlink w:anchor="__RefHeading___Toc2154_3936893449">
             <w:r>
               <w:rPr>
                 <w:webHidden/>
@@ -3117,7 +3117,7 @@
             </w:tabs>
             <w:rPr/>
           </w:pPr>
-          <w:hyperlink w:anchor="__RefHeading___Toc2156_1689881506">
+          <w:hyperlink w:anchor="__RefHeading___Toc2156_3936893449">
             <w:r>
               <w:rPr>
                 <w:webHidden/>
@@ -3138,7 +3138,7 @@
             </w:tabs>
             <w:rPr/>
           </w:pPr>
-          <w:hyperlink w:anchor="__RefHeading___Toc2158_1689881506">
+          <w:hyperlink w:anchor="__RefHeading___Toc2158_3936893449">
             <w:r>
               <w:rPr>
                 <w:webHidden/>
@@ -3159,7 +3159,7 @@
             </w:tabs>
             <w:rPr/>
           </w:pPr>
-          <w:hyperlink w:anchor="__RefHeading___Toc2160_1689881506">
+          <w:hyperlink w:anchor="__RefHeading___Toc2160_3936893449">
             <w:r>
               <w:rPr>
                 <w:webHidden/>
@@ -3180,7 +3180,7 @@
             </w:tabs>
             <w:rPr/>
           </w:pPr>
-          <w:hyperlink w:anchor="__RefHeading___Toc2162_1689881506">
+          <w:hyperlink w:anchor="__RefHeading___Toc2162_3936893449">
             <w:r>
               <w:rPr>
                 <w:webHidden/>
@@ -3201,7 +3201,7 @@
             </w:tabs>
             <w:rPr/>
           </w:pPr>
-          <w:hyperlink w:anchor="__RefHeading___Toc2164_1689881506">
+          <w:hyperlink w:anchor="__RefHeading___Toc2164_3936893449">
             <w:r>
               <w:rPr>
                 <w:webHidden/>
@@ -3222,7 +3222,7 @@
             </w:tabs>
             <w:rPr/>
           </w:pPr>
-          <w:hyperlink w:anchor="__RefHeading___Toc2166_1689881506">
+          <w:hyperlink w:anchor="__RefHeading___Toc2166_3936893449">
             <w:r>
               <w:rPr>
                 <w:webHidden/>
@@ -3243,7 +3243,7 @@
             </w:tabs>
             <w:rPr/>
           </w:pPr>
-          <w:hyperlink w:anchor="__RefHeading___Toc2168_1689881506">
+          <w:hyperlink w:anchor="__RefHeading___Toc2168_3936893449">
             <w:r>
               <w:rPr>
                 <w:webHidden/>
@@ -3264,7 +3264,7 @@
             </w:tabs>
             <w:rPr/>
           </w:pPr>
-          <w:hyperlink w:anchor="__RefHeading___Toc2170_1689881506">
+          <w:hyperlink w:anchor="__RefHeading___Toc2170_3936893449">
             <w:r>
               <w:rPr>
                 <w:webHidden/>
@@ -3285,7 +3285,7 @@
             </w:tabs>
             <w:rPr/>
           </w:pPr>
-          <w:hyperlink w:anchor="__RefHeading___Toc2172_1689881506">
+          <w:hyperlink w:anchor="__RefHeading___Toc2172_3936893449">
             <w:r>
               <w:rPr>
                 <w:webHidden/>
@@ -3306,7 +3306,7 @@
             </w:tabs>
             <w:rPr/>
           </w:pPr>
-          <w:hyperlink w:anchor="__RefHeading___Toc2174_1689881506">
+          <w:hyperlink w:anchor="__RefHeading___Toc2174_3936893449">
             <w:r>
               <w:rPr>
                 <w:webHidden/>
@@ -3327,7 +3327,7 @@
             </w:tabs>
             <w:rPr/>
           </w:pPr>
-          <w:hyperlink w:anchor="__RefHeading___Toc2176_1689881506">
+          <w:hyperlink w:anchor="__RefHeading___Toc2176_3936893449">
             <w:r>
               <w:rPr>
                 <w:webHidden/>
@@ -3348,7 +3348,7 @@
             </w:tabs>
             <w:rPr/>
           </w:pPr>
-          <w:hyperlink w:anchor="__RefHeading___Toc2178_1689881506">
+          <w:hyperlink w:anchor="__RefHeading___Toc2178_3936893449">
             <w:r>
               <w:rPr>
                 <w:webHidden/>
@@ -3369,7 +3369,7 @@
             </w:tabs>
             <w:rPr/>
           </w:pPr>
-          <w:hyperlink w:anchor="__RefHeading___Toc2180_1689881506">
+          <w:hyperlink w:anchor="__RefHeading___Toc2180_3936893449">
             <w:r>
               <w:rPr>
                 <w:webHidden/>
@@ -3390,7 +3390,7 @@
             </w:tabs>
             <w:rPr/>
           </w:pPr>
-          <w:hyperlink w:anchor="__RefHeading___Toc2182_1689881506">
+          <w:hyperlink w:anchor="__RefHeading___Toc2182_3936893449">
             <w:r>
               <w:rPr>
                 <w:webHidden/>
@@ -3411,7 +3411,7 @@
             </w:tabs>
             <w:rPr/>
           </w:pPr>
-          <w:hyperlink w:anchor="__RefHeading___Toc2184_1689881506">
+          <w:hyperlink w:anchor="__RefHeading___Toc2184_3936893449">
             <w:r>
               <w:rPr>
                 <w:webHidden/>
@@ -3432,7 +3432,7 @@
             </w:tabs>
             <w:rPr/>
           </w:pPr>
-          <w:hyperlink w:anchor="__RefHeading___Toc2186_1689881506">
+          <w:hyperlink w:anchor="__RefHeading___Toc2186_3936893449">
             <w:r>
               <w:rPr>
                 <w:webHidden/>
@@ -3453,7 +3453,7 @@
             </w:tabs>
             <w:rPr/>
           </w:pPr>
-          <w:hyperlink w:anchor="__RefHeading___Toc2188_1689881506">
+          <w:hyperlink w:anchor="__RefHeading___Toc2188_3936893449">
             <w:r>
               <w:rPr>
                 <w:webHidden/>
@@ -3474,7 +3474,7 @@
             </w:tabs>
             <w:rPr/>
           </w:pPr>
-          <w:hyperlink w:anchor="__RefHeading___Toc2190_1689881506">
+          <w:hyperlink w:anchor="__RefHeading___Toc2190_3936893449">
             <w:r>
               <w:rPr>
                 <w:webHidden/>
@@ -3495,7 +3495,7 @@
             </w:tabs>
             <w:rPr/>
           </w:pPr>
-          <w:hyperlink w:anchor="__RefHeading___Toc2192_1689881506">
+          <w:hyperlink w:anchor="__RefHeading___Toc2192_3936893449">
             <w:r>
               <w:rPr>
                 <w:webHidden/>
@@ -3516,7 +3516,7 @@
             </w:tabs>
             <w:rPr/>
           </w:pPr>
-          <w:hyperlink w:anchor="__RefHeading___Toc2194_1689881506">
+          <w:hyperlink w:anchor="__RefHeading___Toc2194_3936893449">
             <w:r>
               <w:rPr>
                 <w:webHidden/>
@@ -3537,7 +3537,7 @@
             </w:tabs>
             <w:rPr/>
           </w:pPr>
-          <w:hyperlink w:anchor="__RefHeading___Toc2196_1689881506">
+          <w:hyperlink w:anchor="__RefHeading___Toc2196_3936893449">
             <w:r>
               <w:rPr>
                 <w:webHidden/>
@@ -3558,7 +3558,7 @@
             </w:tabs>
             <w:rPr/>
           </w:pPr>
-          <w:hyperlink w:anchor="__RefHeading___Toc2198_1689881506">
+          <w:hyperlink w:anchor="__RefHeading___Toc2198_3936893449">
             <w:r>
               <w:rPr>
                 <w:webHidden/>
@@ -3579,7 +3579,7 @@
             </w:tabs>
             <w:rPr/>
           </w:pPr>
-          <w:hyperlink w:anchor="__RefHeading___Toc2200_1689881506">
+          <w:hyperlink w:anchor="__RefHeading___Toc2200_3936893449">
             <w:r>
               <w:rPr>
                 <w:webHidden/>
@@ -3600,7 +3600,7 @@
             </w:tabs>
             <w:rPr/>
           </w:pPr>
-          <w:hyperlink w:anchor="__RefHeading___Toc2202_1689881506">
+          <w:hyperlink w:anchor="__RefHeading___Toc2202_3936893449">
             <w:r>
               <w:rPr>
                 <w:webHidden/>
@@ -3621,7 +3621,7 @@
             </w:tabs>
             <w:rPr/>
           </w:pPr>
-          <w:hyperlink w:anchor="__RefHeading___Toc2204_1689881506">
+          <w:hyperlink w:anchor="__RefHeading___Toc2204_3936893449">
             <w:r>
               <w:rPr>
                 <w:webHidden/>
@@ -3642,7 +3642,7 @@
             </w:tabs>
             <w:rPr/>
           </w:pPr>
-          <w:hyperlink w:anchor="__RefHeading___Toc2206_1689881506">
+          <w:hyperlink w:anchor="__RefHeading___Toc2206_3936893449">
             <w:r>
               <w:rPr>
                 <w:webHidden/>
@@ -3663,7 +3663,7 @@
             </w:tabs>
             <w:rPr/>
           </w:pPr>
-          <w:hyperlink w:anchor="__RefHeading___Toc2208_1689881506">
+          <w:hyperlink w:anchor="__RefHeading___Toc2208_3936893449">
             <w:r>
               <w:rPr>
                 <w:webHidden/>
@@ -3684,7 +3684,7 @@
             </w:tabs>
             <w:rPr/>
           </w:pPr>
-          <w:hyperlink w:anchor="__RefHeading___Toc2210_1689881506">
+          <w:hyperlink w:anchor="__RefHeading___Toc2210_3936893449">
             <w:r>
               <w:rPr>
                 <w:webHidden/>
@@ -3705,7 +3705,7 @@
             </w:tabs>
             <w:rPr/>
           </w:pPr>
-          <w:hyperlink w:anchor="__RefHeading___Toc2212_1689881506">
+          <w:hyperlink w:anchor="__RefHeading___Toc2212_3936893449">
             <w:r>
               <w:rPr>
                 <w:webHidden/>
@@ -3726,7 +3726,7 @@
             </w:tabs>
             <w:rPr/>
           </w:pPr>
-          <w:hyperlink w:anchor="__RefHeading___Toc2214_1689881506">
+          <w:hyperlink w:anchor="__RefHeading___Toc2214_3936893449">
             <w:r>
               <w:rPr>
                 <w:webHidden/>
@@ -3747,7 +3747,7 @@
             </w:tabs>
             <w:rPr/>
           </w:pPr>
-          <w:hyperlink w:anchor="__RefHeading___Toc2216_1689881506">
+          <w:hyperlink w:anchor="__RefHeading___Toc2216_3936893449">
             <w:r>
               <w:rPr>
                 <w:webHidden/>
@@ -3768,7 +3768,7 @@
             </w:tabs>
             <w:rPr/>
           </w:pPr>
-          <w:hyperlink w:anchor="__RefHeading___Toc2218_1689881506">
+          <w:hyperlink w:anchor="__RefHeading___Toc2218_3936893449">
             <w:r>
               <w:rPr>
                 <w:webHidden/>
@@ -3789,7 +3789,7 @@
             </w:tabs>
             <w:rPr/>
           </w:pPr>
-          <w:hyperlink w:anchor="__RefHeading___Toc2220_1689881506">
+          <w:hyperlink w:anchor="__RefHeading___Toc2220_3936893449">
             <w:r>
               <w:rPr>
                 <w:webHidden/>
@@ -3810,7 +3810,7 @@
             </w:tabs>
             <w:rPr/>
           </w:pPr>
-          <w:hyperlink w:anchor="__RefHeading___Toc2222_1689881506">
+          <w:hyperlink w:anchor="__RefHeading___Toc2222_3936893449">
             <w:r>
               <w:rPr>
                 <w:webHidden/>
@@ -3831,7 +3831,7 @@
             </w:tabs>
             <w:rPr/>
           </w:pPr>
-          <w:hyperlink w:anchor="__RefHeading___Toc2224_1689881506">
+          <w:hyperlink w:anchor="__RefHeading___Toc2224_3936893449">
             <w:r>
               <w:rPr>
                 <w:webHidden/>
@@ -3852,7 +3852,7 @@
             </w:tabs>
             <w:rPr/>
           </w:pPr>
-          <w:hyperlink w:anchor="__RefHeading___Toc2226_1689881506">
+          <w:hyperlink w:anchor="__RefHeading___Toc2226_3936893449">
             <w:r>
               <w:rPr>
                 <w:webHidden/>
@@ -3873,7 +3873,7 @@
             </w:tabs>
             <w:rPr/>
           </w:pPr>
-          <w:hyperlink w:anchor="__RefHeading___Toc2228_1689881506">
+          <w:hyperlink w:anchor="__RefHeading___Toc2228_3936893449">
             <w:r>
               <w:rPr>
                 <w:webHidden/>
@@ -3894,7 +3894,7 @@
             </w:tabs>
             <w:rPr/>
           </w:pPr>
-          <w:hyperlink w:anchor="__RefHeading___Toc2230_1689881506">
+          <w:hyperlink w:anchor="__RefHeading___Toc2230_3936893449">
             <w:r>
               <w:rPr>
                 <w:webHidden/>
@@ -3915,7 +3915,7 @@
             </w:tabs>
             <w:rPr/>
           </w:pPr>
-          <w:hyperlink w:anchor="__RefHeading___Toc2232_1689881506">
+          <w:hyperlink w:anchor="__RefHeading___Toc2232_3936893449">
             <w:r>
               <w:rPr>
                 <w:webHidden/>
@@ -3936,7 +3936,7 @@
             </w:tabs>
             <w:rPr/>
           </w:pPr>
-          <w:hyperlink w:anchor="__RefHeading___Toc2234_1689881506">
+          <w:hyperlink w:anchor="__RefHeading___Toc2234_3936893449">
             <w:r>
               <w:rPr>
                 <w:webHidden/>
@@ -3957,7 +3957,7 @@
             </w:tabs>
             <w:rPr/>
           </w:pPr>
-          <w:hyperlink w:anchor="__RefHeading___Toc2236_1689881506">
+          <w:hyperlink w:anchor="__RefHeading___Toc2236_3936893449">
             <w:r>
               <w:rPr>
                 <w:webHidden/>
@@ -3978,7 +3978,7 @@
             </w:tabs>
             <w:rPr/>
           </w:pPr>
-          <w:hyperlink w:anchor="__RefHeading___Toc2238_1689881506">
+          <w:hyperlink w:anchor="__RefHeading___Toc2238_3936893449">
             <w:r>
               <w:rPr>
                 <w:webHidden/>
@@ -3999,7 +3999,7 @@
             </w:tabs>
             <w:rPr/>
           </w:pPr>
-          <w:hyperlink w:anchor="__RefHeading___Toc2240_1689881506">
+          <w:hyperlink w:anchor="__RefHeading___Toc2240_3936893449">
             <w:r>
               <w:rPr>
                 <w:webHidden/>
@@ -4020,7 +4020,7 @@
             </w:tabs>
             <w:rPr/>
           </w:pPr>
-          <w:hyperlink w:anchor="__RefHeading___Toc2242_1689881506">
+          <w:hyperlink w:anchor="__RefHeading___Toc2242_3936893449">
             <w:r>
               <w:rPr>
                 <w:webHidden/>
@@ -4041,7 +4041,7 @@
             </w:tabs>
             <w:rPr/>
           </w:pPr>
-          <w:hyperlink w:anchor="__RefHeading___Toc2244_1689881506">
+          <w:hyperlink w:anchor="__RefHeading___Toc2244_3936893449">
             <w:r>
               <w:rPr>
                 <w:webHidden/>
@@ -4062,7 +4062,7 @@
             </w:tabs>
             <w:rPr/>
           </w:pPr>
-          <w:hyperlink w:anchor="__RefHeading___Toc2246_1689881506">
+          <w:hyperlink w:anchor="__RefHeading___Toc2246_3936893449">
             <w:r>
               <w:rPr>
                 <w:webHidden/>
@@ -4083,7 +4083,7 @@
             </w:tabs>
             <w:rPr/>
           </w:pPr>
-          <w:hyperlink w:anchor="__RefHeading___Toc2248_1689881506">
+          <w:hyperlink w:anchor="__RefHeading___Toc2248_3936893449">
             <w:r>
               <w:rPr>
                 <w:webHidden/>
@@ -4104,7 +4104,7 @@
             </w:tabs>
             <w:rPr/>
           </w:pPr>
-          <w:hyperlink w:anchor="__RefHeading___Toc2250_1689881506">
+          <w:hyperlink w:anchor="__RefHeading___Toc2250_3936893449">
             <w:r>
               <w:rPr>
                 <w:webHidden/>
@@ -4156,7 +4156,7 @@
         <w:ind w:hanging="0"/>
         <w:rPr/>
       </w:pPr>
-      <w:bookmarkStart w:id="0" w:name="__RefHeading___Toc2004_1689881506"/>
+      <w:bookmarkStart w:id="0" w:name="__RefHeading___Toc2004_3936893449"/>
       <w:bookmarkEnd w:id="0"/>
       <w:r>
         <w:rPr/>
@@ -4237,7 +4237,7 @@
         <w:ind w:hanging="0"/>
         <w:rPr/>
       </w:pPr>
-      <w:bookmarkStart w:id="1" w:name="__RefHeading___Toc2006_1689881506"/>
+      <w:bookmarkStart w:id="1" w:name="__RefHeading___Toc2006_3936893449"/>
       <w:bookmarkEnd w:id="1"/>
       <w:r>
         <w:rPr/>
@@ -4290,7 +4290,7 @@
         <w:ind w:hanging="0"/>
         <w:rPr/>
       </w:pPr>
-      <w:bookmarkStart w:id="2" w:name="__RefHeading___Toc2008_1689881506"/>
+      <w:bookmarkStart w:id="2" w:name="__RefHeading___Toc2008_3936893449"/>
       <w:bookmarkEnd w:id="2"/>
       <w:r>
         <w:rPr/>
@@ -4443,7 +4443,7 @@
         <w:ind w:hanging="0"/>
         <w:rPr/>
       </w:pPr>
-      <w:bookmarkStart w:id="3" w:name="__RefHeading___Toc2010_1689881506"/>
+      <w:bookmarkStart w:id="3" w:name="__RefHeading___Toc2010_3936893449"/>
       <w:bookmarkEnd w:id="3"/>
       <w:r>
         <w:rPr/>
@@ -4500,7 +4500,7 @@
         <w:ind w:hanging="0"/>
         <w:rPr/>
       </w:pPr>
-      <w:bookmarkStart w:id="4" w:name="__RefHeading___Toc2012_1689881506"/>
+      <w:bookmarkStart w:id="4" w:name="__RefHeading___Toc2012_3936893449"/>
       <w:bookmarkEnd w:id="4"/>
       <w:r>
         <w:rPr/>
@@ -4691,7 +4691,7 @@
         <w:ind w:hanging="0"/>
         <w:rPr/>
       </w:pPr>
-      <w:bookmarkStart w:id="5" w:name="__RefHeading___Toc2014_1689881506"/>
+      <w:bookmarkStart w:id="5" w:name="__RefHeading___Toc2014_3936893449"/>
       <w:bookmarkEnd w:id="5"/>
       <w:r>
         <w:rPr/>
@@ -4748,7 +4748,7 @@
         <w:ind w:hanging="0"/>
         <w:rPr/>
       </w:pPr>
-      <w:bookmarkStart w:id="6" w:name="__RefHeading___Toc2016_1689881506"/>
+      <w:bookmarkStart w:id="6" w:name="__RefHeading___Toc2016_3936893449"/>
       <w:bookmarkEnd w:id="6"/>
       <w:r>
         <w:rPr/>
@@ -4818,7 +4818,7 @@
         <w:ind w:hanging="0"/>
         <w:rPr/>
       </w:pPr>
-      <w:bookmarkStart w:id="7" w:name="__RefHeading___Toc2018_1689881506"/>
+      <w:bookmarkStart w:id="7" w:name="__RefHeading___Toc2018_3936893449"/>
       <w:bookmarkEnd w:id="7"/>
       <w:r>
         <w:rPr/>
@@ -4833,7 +4833,7 @@
         <w:ind w:hanging="0"/>
         <w:rPr/>
       </w:pPr>
-      <w:bookmarkStart w:id="8" w:name="__RefHeading___Toc2020_1689881506"/>
+      <w:bookmarkStart w:id="8" w:name="__RefHeading___Toc2020_3936893449"/>
       <w:bookmarkEnd w:id="8"/>
       <w:r>
         <w:rPr/>
@@ -4932,7 +4932,7 @@
         <w:ind w:hanging="0"/>
         <w:rPr/>
       </w:pPr>
-      <w:bookmarkStart w:id="9" w:name="__RefHeading___Toc2022_1689881506"/>
+      <w:bookmarkStart w:id="9" w:name="__RefHeading___Toc2022_3936893449"/>
       <w:bookmarkEnd w:id="9"/>
       <w:r>
         <w:rPr/>
@@ -5003,7 +5003,7 @@
         <w:ind w:hanging="0"/>
         <w:rPr/>
       </w:pPr>
-      <w:bookmarkStart w:id="10" w:name="__RefHeading___Toc2024_1689881506"/>
+      <w:bookmarkStart w:id="10" w:name="__RefHeading___Toc2024_3936893449"/>
       <w:bookmarkEnd w:id="10"/>
       <w:r>
         <w:rPr/>
@@ -5074,7 +5074,7 @@
         <w:ind w:hanging="0"/>
         <w:rPr/>
       </w:pPr>
-      <w:bookmarkStart w:id="11" w:name="__RefHeading___Toc2026_1689881506"/>
+      <w:bookmarkStart w:id="11" w:name="__RefHeading___Toc2026_3936893449"/>
       <w:bookmarkEnd w:id="11"/>
       <w:r>
         <w:rPr/>
@@ -5159,7 +5159,7 @@
         <w:ind w:hanging="0"/>
         <w:rPr/>
       </w:pPr>
-      <w:bookmarkStart w:id="12" w:name="__RefHeading___Toc2028_1689881506"/>
+      <w:bookmarkStart w:id="12" w:name="__RefHeading___Toc2028_3936893449"/>
       <w:bookmarkEnd w:id="12"/>
       <w:r>
         <w:rPr/>
@@ -5244,7 +5244,7 @@
         <w:ind w:hanging="0"/>
         <w:rPr/>
       </w:pPr>
-      <w:bookmarkStart w:id="13" w:name="__RefHeading___Toc2030_1689881506"/>
+      <w:bookmarkStart w:id="13" w:name="__RefHeading___Toc2030_3936893449"/>
       <w:bookmarkEnd w:id="13"/>
       <w:r>
         <w:rPr/>
@@ -5329,7 +5329,7 @@
         <w:ind w:hanging="0"/>
         <w:rPr/>
       </w:pPr>
-      <w:bookmarkStart w:id="14" w:name="__RefHeading___Toc2032_1689881506"/>
+      <w:bookmarkStart w:id="14" w:name="__RefHeading___Toc2032_3936893449"/>
       <w:bookmarkEnd w:id="14"/>
       <w:r>
         <w:rPr/>
@@ -5400,7 +5400,7 @@
         <w:ind w:hanging="0"/>
         <w:rPr/>
       </w:pPr>
-      <w:bookmarkStart w:id="15" w:name="__RefHeading___Toc2034_1689881506"/>
+      <w:bookmarkStart w:id="15" w:name="__RefHeading___Toc2034_3936893449"/>
       <w:bookmarkEnd w:id="15"/>
       <w:r>
         <w:rPr/>
@@ -5457,7 +5457,7 @@
         <w:ind w:hanging="0"/>
         <w:rPr/>
       </w:pPr>
-      <w:bookmarkStart w:id="16" w:name="__RefHeading___Toc2036_1689881506"/>
+      <w:bookmarkStart w:id="16" w:name="__RefHeading___Toc2036_3936893449"/>
       <w:bookmarkEnd w:id="16"/>
       <w:r>
         <w:rPr/>
@@ -5528,7 +5528,7 @@
         <w:ind w:hanging="0"/>
         <w:rPr/>
       </w:pPr>
-      <w:bookmarkStart w:id="17" w:name="__RefHeading___Toc2038_1689881506"/>
+      <w:bookmarkStart w:id="17" w:name="__RefHeading___Toc2038_3936893449"/>
       <w:bookmarkEnd w:id="17"/>
       <w:r>
         <w:rPr/>
@@ -5599,7 +5599,7 @@
         <w:ind w:hanging="0"/>
         <w:rPr/>
       </w:pPr>
-      <w:bookmarkStart w:id="18" w:name="__RefHeading___Toc2040_1689881506"/>
+      <w:bookmarkStart w:id="18" w:name="__RefHeading___Toc2040_3936893449"/>
       <w:bookmarkEnd w:id="18"/>
       <w:r>
         <w:rPr/>
@@ -5670,7 +5670,7 @@
         <w:ind w:hanging="0"/>
         <w:rPr/>
       </w:pPr>
-      <w:bookmarkStart w:id="19" w:name="__RefHeading___Toc2042_1689881506"/>
+      <w:bookmarkStart w:id="19" w:name="__RefHeading___Toc2042_3936893449"/>
       <w:bookmarkEnd w:id="19"/>
       <w:r>
         <w:rPr/>
@@ -5741,7 +5741,7 @@
         <w:ind w:hanging="0"/>
         <w:rPr/>
       </w:pPr>
-      <w:bookmarkStart w:id="20" w:name="__RefHeading___Toc2044_1689881506"/>
+      <w:bookmarkStart w:id="20" w:name="__RefHeading___Toc2044_3936893449"/>
       <w:bookmarkEnd w:id="20"/>
       <w:r>
         <w:rPr/>
@@ -6450,7 +6450,7 @@
         <w:ind w:hanging="0"/>
         <w:rPr/>
       </w:pPr>
-      <w:bookmarkStart w:id="21" w:name="__RefHeading___Toc2046_1689881506"/>
+      <w:bookmarkStart w:id="21" w:name="__RefHeading___Toc2046_3936893449"/>
       <w:bookmarkEnd w:id="21"/>
       <w:r>
         <w:rPr/>
@@ -6520,7 +6520,7 @@
         <w:ind w:hanging="0"/>
         <w:rPr/>
       </w:pPr>
-      <w:bookmarkStart w:id="22" w:name="__RefHeading___Toc2048_1689881506"/>
+      <w:bookmarkStart w:id="22" w:name="__RefHeading___Toc2048_3936893449"/>
       <w:bookmarkEnd w:id="22"/>
       <w:r>
         <w:rPr/>
@@ -6535,7 +6535,7 @@
         <w:ind w:hanging="0"/>
         <w:rPr/>
       </w:pPr>
-      <w:bookmarkStart w:id="23" w:name="__RefHeading___Toc2050_1689881506"/>
+      <w:bookmarkStart w:id="23" w:name="__RefHeading___Toc2050_3936893449"/>
       <w:bookmarkEnd w:id="23"/>
       <w:r>
         <w:rPr/>
@@ -6592,7 +6592,7 @@
         <w:ind w:hanging="0"/>
         <w:rPr/>
       </w:pPr>
-      <w:bookmarkStart w:id="24" w:name="__RefHeading___Toc2052_1689881506"/>
+      <w:bookmarkStart w:id="24" w:name="__RefHeading___Toc2052_3936893449"/>
       <w:bookmarkEnd w:id="24"/>
       <w:r>
         <w:rPr/>
@@ -6705,7 +6705,7 @@
         <w:ind w:hanging="0"/>
         <w:rPr/>
       </w:pPr>
-      <w:bookmarkStart w:id="25" w:name="__RefHeading___Toc2054_1689881506"/>
+      <w:bookmarkStart w:id="25" w:name="__RefHeading___Toc2054_3936893449"/>
       <w:bookmarkEnd w:id="25"/>
       <w:r>
         <w:rPr/>
@@ -6788,7 +6788,7 @@
         <w:ind w:hanging="0"/>
         <w:rPr/>
       </w:pPr>
-      <w:bookmarkStart w:id="26" w:name="__RefHeading___Toc2056_1689881506"/>
+      <w:bookmarkStart w:id="26" w:name="__RefHeading___Toc2056_3936893449"/>
       <w:bookmarkEnd w:id="26"/>
       <w:r>
         <w:rPr/>
@@ -6859,7 +6859,7 @@
         <w:ind w:hanging="0"/>
         <w:rPr/>
       </w:pPr>
-      <w:bookmarkStart w:id="27" w:name="__RefHeading___Toc2058_1689881506"/>
+      <w:bookmarkStart w:id="27" w:name="__RefHeading___Toc2058_3936893449"/>
       <w:bookmarkEnd w:id="27"/>
       <w:r>
         <w:rPr/>
@@ -6916,7 +6916,7 @@
         <w:ind w:hanging="0"/>
         <w:rPr/>
       </w:pPr>
-      <w:bookmarkStart w:id="28" w:name="__RefHeading___Toc2060_1689881506"/>
+      <w:bookmarkStart w:id="28" w:name="__RefHeading___Toc2060_3936893449"/>
       <w:bookmarkEnd w:id="28"/>
       <w:r>
         <w:rPr/>
@@ -6973,7 +6973,7 @@
         <w:ind w:hanging="0"/>
         <w:rPr/>
       </w:pPr>
-      <w:bookmarkStart w:id="29" w:name="__RefHeading___Toc2062_1689881506"/>
+      <w:bookmarkStart w:id="29" w:name="__RefHeading___Toc2062_3936893449"/>
       <w:bookmarkEnd w:id="29"/>
       <w:r>
         <w:rPr/>
@@ -7044,7 +7044,7 @@
         <w:ind w:hanging="0"/>
         <w:rPr/>
       </w:pPr>
-      <w:bookmarkStart w:id="30" w:name="__RefHeading___Toc2064_1689881506"/>
+      <w:bookmarkStart w:id="30" w:name="__RefHeading___Toc2064_3936893449"/>
       <w:bookmarkEnd w:id="30"/>
       <w:r>
         <w:rPr/>
@@ -7115,7 +7115,7 @@
         <w:ind w:hanging="0"/>
         <w:rPr/>
       </w:pPr>
-      <w:bookmarkStart w:id="31" w:name="__RefHeading___Toc2066_1689881506"/>
+      <w:bookmarkStart w:id="31" w:name="__RefHeading___Toc2066_3936893449"/>
       <w:bookmarkEnd w:id="31"/>
       <w:r>
         <w:rPr/>
@@ -7186,7 +7186,7 @@
         <w:ind w:hanging="0"/>
         <w:rPr/>
       </w:pPr>
-      <w:bookmarkStart w:id="32" w:name="__RefHeading___Toc2068_1689881506"/>
+      <w:bookmarkStart w:id="32" w:name="__RefHeading___Toc2068_3936893449"/>
       <w:bookmarkEnd w:id="32"/>
       <w:r>
         <w:rPr/>
@@ -7257,7 +7257,7 @@
         <w:ind w:hanging="0"/>
         <w:rPr/>
       </w:pPr>
-      <w:bookmarkStart w:id="33" w:name="__RefHeading___Toc2070_1689881506"/>
+      <w:bookmarkStart w:id="33" w:name="__RefHeading___Toc2070_3936893449"/>
       <w:bookmarkEnd w:id="33"/>
       <w:r>
         <w:rPr/>
@@ -7314,7 +7314,7 @@
         <w:ind w:hanging="0"/>
         <w:rPr/>
       </w:pPr>
-      <w:bookmarkStart w:id="34" w:name="__RefHeading___Toc2072_1689881506"/>
+      <w:bookmarkStart w:id="34" w:name="__RefHeading___Toc2072_3936893449"/>
       <w:bookmarkEnd w:id="34"/>
       <w:r>
         <w:rPr/>
@@ -7514,7 +7514,7 @@
         <w:ind w:hanging="0"/>
         <w:rPr/>
       </w:pPr>
-      <w:bookmarkStart w:id="35" w:name="__RefHeading___Toc2074_1689881506"/>
+      <w:bookmarkStart w:id="35" w:name="__RefHeading___Toc2074_3936893449"/>
       <w:bookmarkEnd w:id="35"/>
       <w:r>
         <w:rPr/>
@@ -7529,7 +7529,7 @@
         <w:ind w:hanging="0"/>
         <w:rPr/>
       </w:pPr>
-      <w:bookmarkStart w:id="36" w:name="__RefHeading___Toc2076_1689881506"/>
+      <w:bookmarkStart w:id="36" w:name="__RefHeading___Toc2076_3936893449"/>
       <w:bookmarkEnd w:id="36"/>
       <w:r>
         <w:rPr/>
@@ -7672,7 +7672,7 @@
         <w:ind w:hanging="0"/>
         <w:rPr/>
       </w:pPr>
-      <w:bookmarkStart w:id="37" w:name="__RefHeading___Toc2078_1689881506"/>
+      <w:bookmarkStart w:id="37" w:name="__RefHeading___Toc2078_3936893449"/>
       <w:bookmarkEnd w:id="37"/>
       <w:r>
         <w:rPr/>
@@ -7825,7 +7825,7 @@
         <w:ind w:hanging="0"/>
         <w:rPr/>
       </w:pPr>
-      <w:bookmarkStart w:id="38" w:name="__RefHeading___Toc2080_1689881506"/>
+      <w:bookmarkStart w:id="38" w:name="__RefHeading___Toc2080_3936893449"/>
       <w:bookmarkEnd w:id="38"/>
       <w:r>
         <w:rPr/>
@@ -8679,7 +8679,7 @@
         <w:ind w:hanging="0"/>
         <w:rPr/>
       </w:pPr>
-      <w:bookmarkStart w:id="39" w:name="__RefHeading___Toc2082_1689881506"/>
+      <w:bookmarkStart w:id="39" w:name="__RefHeading___Toc2082_3936893449"/>
       <w:bookmarkEnd w:id="39"/>
       <w:r>
         <w:rPr/>
@@ -8864,7 +8864,7 @@
         <w:ind w:hanging="0"/>
         <w:rPr/>
       </w:pPr>
-      <w:bookmarkStart w:id="40" w:name="__RefHeading___Toc2084_1689881506"/>
+      <w:bookmarkStart w:id="40" w:name="__RefHeading___Toc2084_3936893449"/>
       <w:bookmarkEnd w:id="40"/>
       <w:r>
         <w:rPr/>
@@ -9017,7 +9017,7 @@
         <w:ind w:hanging="0"/>
         <w:rPr/>
       </w:pPr>
-      <w:bookmarkStart w:id="41" w:name="__RefHeading___Toc2086_1689881506"/>
+      <w:bookmarkStart w:id="41" w:name="__RefHeading___Toc2086_3936893449"/>
       <w:bookmarkEnd w:id="41"/>
       <w:r>
         <w:rPr/>
@@ -9146,7 +9146,7 @@
         <w:ind w:hanging="0"/>
         <w:rPr/>
       </w:pPr>
-      <w:bookmarkStart w:id="42" w:name="__RefHeading___Toc2088_1689881506"/>
+      <w:bookmarkStart w:id="42" w:name="__RefHeading___Toc2088_3936893449"/>
       <w:bookmarkEnd w:id="42"/>
       <w:r>
         <w:rPr/>
@@ -10146,7 +10146,7 @@
         <w:ind w:hanging="0"/>
         <w:rPr/>
       </w:pPr>
-      <w:bookmarkStart w:id="43" w:name="__RefHeading___Toc2090_1689881506"/>
+      <w:bookmarkStart w:id="43" w:name="__RefHeading___Toc2090_3936893449"/>
       <w:bookmarkEnd w:id="43"/>
       <w:r>
         <w:rPr/>
@@ -11045,7 +11045,7 @@
         <w:ind w:hanging="0"/>
         <w:rPr/>
       </w:pPr>
-      <w:bookmarkStart w:id="44" w:name="__RefHeading___Toc2092_1689881506"/>
+      <w:bookmarkStart w:id="44" w:name="__RefHeading___Toc2092_3936893449"/>
       <w:bookmarkEnd w:id="44"/>
       <w:r>
         <w:rPr/>
@@ -11186,7 +11186,7 @@
         <w:ind w:hanging="0"/>
         <w:rPr/>
       </w:pPr>
-      <w:bookmarkStart w:id="45" w:name="__RefHeading___Toc2094_1689881506"/>
+      <w:bookmarkStart w:id="45" w:name="__RefHeading___Toc2094_3936893449"/>
       <w:bookmarkEnd w:id="45"/>
       <w:r>
         <w:rPr/>
@@ -11257,7 +11257,7 @@
         <w:ind w:hanging="0"/>
         <w:rPr/>
       </w:pPr>
-      <w:bookmarkStart w:id="46" w:name="__RefHeading___Toc2096_1689881506"/>
+      <w:bookmarkStart w:id="46" w:name="__RefHeading___Toc2096_3936893449"/>
       <w:bookmarkEnd w:id="46"/>
       <w:r>
         <w:rPr/>
@@ -11398,7 +11398,7 @@
         <w:ind w:hanging="0"/>
         <w:rPr/>
       </w:pPr>
-      <w:bookmarkStart w:id="47" w:name="__RefHeading___Toc2098_1689881506"/>
+      <w:bookmarkStart w:id="47" w:name="__RefHeading___Toc2098_3936893449"/>
       <w:bookmarkEnd w:id="47"/>
       <w:r>
         <w:rPr/>
@@ -11559,7 +11559,7 @@
         <w:ind w:hanging="0"/>
         <w:rPr/>
       </w:pPr>
-      <w:bookmarkStart w:id="48" w:name="__RefHeading___Toc2100_1689881506"/>
+      <w:bookmarkStart w:id="48" w:name="__RefHeading___Toc2100_3936893449"/>
       <w:bookmarkEnd w:id="48"/>
       <w:r>
         <w:rPr/>
@@ -11588,7 +11588,7 @@
         <w:ind w:hanging="0"/>
         <w:rPr/>
       </w:pPr>
-      <w:bookmarkStart w:id="49" w:name="__RefHeading___Toc2102_1689881506"/>
+      <w:bookmarkStart w:id="49" w:name="__RefHeading___Toc2102_3936893449"/>
       <w:bookmarkEnd w:id="49"/>
       <w:r>
         <w:rPr/>
@@ -11617,7 +11617,7 @@
         <w:ind w:hanging="0"/>
         <w:rPr/>
       </w:pPr>
-      <w:bookmarkStart w:id="50" w:name="__RefHeading___Toc2104_1689881506"/>
+      <w:bookmarkStart w:id="50" w:name="__RefHeading___Toc2104_3936893449"/>
       <w:bookmarkEnd w:id="50"/>
       <w:r>
         <w:rPr/>
@@ -11646,7 +11646,7 @@
         <w:ind w:hanging="0"/>
         <w:rPr/>
       </w:pPr>
-      <w:bookmarkStart w:id="51" w:name="__RefHeading___Toc2106_1689881506"/>
+      <w:bookmarkStart w:id="51" w:name="__RefHeading___Toc2106_3936893449"/>
       <w:bookmarkEnd w:id="51"/>
       <w:r>
         <w:rPr/>
@@ -11675,7 +11675,7 @@
         <w:ind w:hanging="0"/>
         <w:rPr/>
       </w:pPr>
-      <w:bookmarkStart w:id="52" w:name="__RefHeading___Toc2108_1689881506"/>
+      <w:bookmarkStart w:id="52" w:name="__RefHeading___Toc2108_3936893449"/>
       <w:bookmarkEnd w:id="52"/>
       <w:r>
         <w:rPr/>
@@ -11704,7 +11704,7 @@
         <w:ind w:hanging="0"/>
         <w:rPr/>
       </w:pPr>
-      <w:bookmarkStart w:id="53" w:name="__RefHeading___Toc2110_1689881506"/>
+      <w:bookmarkStart w:id="53" w:name="__RefHeading___Toc2110_3936893449"/>
       <w:bookmarkEnd w:id="53"/>
       <w:r>
         <w:rPr/>
@@ -11733,7 +11733,7 @@
         <w:ind w:hanging="0"/>
         <w:rPr/>
       </w:pPr>
-      <w:bookmarkStart w:id="54" w:name="__RefHeading___Toc2112_1689881506"/>
+      <w:bookmarkStart w:id="54" w:name="__RefHeading___Toc2112_3936893449"/>
       <w:bookmarkEnd w:id="54"/>
       <w:r>
         <w:rPr/>
@@ -11790,7 +11790,7 @@
         <w:ind w:hanging="0"/>
         <w:rPr/>
       </w:pPr>
-      <w:bookmarkStart w:id="55" w:name="__RefHeading___Toc2114_1689881506"/>
+      <w:bookmarkStart w:id="55" w:name="__RefHeading___Toc2114_3936893449"/>
       <w:bookmarkEnd w:id="55"/>
       <w:r>
         <w:rPr/>
@@ -11903,7 +11903,7 @@
         <w:ind w:hanging="0"/>
         <w:rPr/>
       </w:pPr>
-      <w:bookmarkStart w:id="56" w:name="__RefHeading___Toc2116_1689881506"/>
+      <w:bookmarkStart w:id="56" w:name="__RefHeading___Toc2116_3936893449"/>
       <w:bookmarkEnd w:id="56"/>
       <w:r>
         <w:rPr/>
@@ -11959,7 +11959,7 @@
         <w:ind w:hanging="0"/>
         <w:rPr/>
       </w:pPr>
-      <w:bookmarkStart w:id="57" w:name="__RefHeading___Toc2118_1689881506"/>
+      <w:bookmarkStart w:id="57" w:name="__RefHeading___Toc2118_3936893449"/>
       <w:bookmarkEnd w:id="57"/>
       <w:r>
         <w:rPr/>
@@ -11974,7 +11974,7 @@
         <w:ind w:hanging="0"/>
         <w:rPr/>
       </w:pPr>
-      <w:bookmarkStart w:id="58" w:name="__RefHeading___Toc2120_1689881506"/>
+      <w:bookmarkStart w:id="58" w:name="__RefHeading___Toc2120_3936893449"/>
       <w:bookmarkEnd w:id="58"/>
       <w:r>
         <w:rPr/>
@@ -13447,7 +13447,7 @@
         <w:ind w:hanging="0"/>
         <w:rPr/>
       </w:pPr>
-      <w:bookmarkStart w:id="59" w:name="__RefHeading___Toc2122_1689881506"/>
+      <w:bookmarkStart w:id="59" w:name="__RefHeading___Toc2122_3936893449"/>
       <w:bookmarkEnd w:id="59"/>
       <w:r>
         <w:rPr/>
@@ -13476,7 +13476,7 @@
         <w:ind w:hanging="0"/>
         <w:rPr/>
       </w:pPr>
-      <w:bookmarkStart w:id="60" w:name="__RefHeading___Toc2124_1689881506"/>
+      <w:bookmarkStart w:id="60" w:name="__RefHeading___Toc2124_3936893449"/>
       <w:bookmarkEnd w:id="60"/>
       <w:r>
         <w:rPr/>
@@ -13533,7 +13533,7 @@
         <w:ind w:hanging="0"/>
         <w:rPr/>
       </w:pPr>
-      <w:bookmarkStart w:id="61" w:name="__RefHeading___Toc2126_1689881506"/>
+      <w:bookmarkStart w:id="61" w:name="__RefHeading___Toc2126_3936893449"/>
       <w:bookmarkEnd w:id="61"/>
       <w:r>
         <w:rPr/>
@@ -13590,7 +13590,7 @@
         <w:ind w:hanging="0"/>
         <w:rPr/>
       </w:pPr>
-      <w:bookmarkStart w:id="62" w:name="__RefHeading___Toc2128_1689881506"/>
+      <w:bookmarkStart w:id="62" w:name="__RefHeading___Toc2128_3936893449"/>
       <w:bookmarkEnd w:id="62"/>
       <w:r>
         <w:rPr/>
@@ -13633,7 +13633,7 @@
         <w:ind w:hanging="0"/>
         <w:rPr/>
       </w:pPr>
-      <w:bookmarkStart w:id="63" w:name="__RefHeading___Toc2130_1689881506"/>
+      <w:bookmarkStart w:id="63" w:name="__RefHeading___Toc2130_3936893449"/>
       <w:bookmarkEnd w:id="63"/>
       <w:r>
         <w:rPr/>
@@ -13676,7 +13676,7 @@
         <w:ind w:hanging="0"/>
         <w:rPr/>
       </w:pPr>
-      <w:bookmarkStart w:id="64" w:name="__RefHeading___Toc2132_1689881506"/>
+      <w:bookmarkStart w:id="64" w:name="__RefHeading___Toc2132_3936893449"/>
       <w:bookmarkEnd w:id="64"/>
       <w:r>
         <w:rPr/>
@@ -13719,7 +13719,7 @@
         <w:ind w:hanging="0"/>
         <w:rPr/>
       </w:pPr>
-      <w:bookmarkStart w:id="65" w:name="__RefHeading___Toc2134_1689881506"/>
+      <w:bookmarkStart w:id="65" w:name="__RefHeading___Toc2134_3936893449"/>
       <w:bookmarkEnd w:id="65"/>
       <w:r>
         <w:rPr/>
@@ -13748,7 +13748,7 @@
         <w:ind w:hanging="0"/>
         <w:rPr/>
       </w:pPr>
-      <w:bookmarkStart w:id="66" w:name="__RefHeading___Toc2136_1689881506"/>
+      <w:bookmarkStart w:id="66" w:name="__RefHeading___Toc2136_3936893449"/>
       <w:bookmarkEnd w:id="66"/>
       <w:r>
         <w:rPr/>
@@ -13791,7 +13791,7 @@
         <w:ind w:hanging="0"/>
         <w:rPr/>
       </w:pPr>
-      <w:bookmarkStart w:id="67" w:name="__RefHeading___Toc2138_1689881506"/>
+      <w:bookmarkStart w:id="67" w:name="__RefHeading___Toc2138_3936893449"/>
       <w:bookmarkEnd w:id="67"/>
       <w:r>
         <w:rPr/>
@@ -13848,7 +13848,7 @@
         <w:ind w:hanging="0"/>
         <w:rPr/>
       </w:pPr>
-      <w:bookmarkStart w:id="68" w:name="__RefHeading___Toc2140_1689881506"/>
+      <w:bookmarkStart w:id="68" w:name="__RefHeading___Toc2140_3936893449"/>
       <w:bookmarkEnd w:id="68"/>
       <w:r>
         <w:rPr/>
@@ -13891,7 +13891,7 @@
         <w:ind w:hanging="0"/>
         <w:rPr/>
       </w:pPr>
-      <w:bookmarkStart w:id="69" w:name="__RefHeading___Toc2142_1689881506"/>
+      <w:bookmarkStart w:id="69" w:name="__RefHeading___Toc2142_3936893449"/>
       <w:bookmarkEnd w:id="69"/>
       <w:r>
         <w:rPr/>
@@ -13948,7 +13948,7 @@
         <w:ind w:hanging="0"/>
         <w:rPr/>
       </w:pPr>
-      <w:bookmarkStart w:id="70" w:name="__RefHeading___Toc2144_1689881506"/>
+      <w:bookmarkStart w:id="70" w:name="__RefHeading___Toc2144_3936893449"/>
       <w:bookmarkEnd w:id="70"/>
       <w:r>
         <w:rPr/>
@@ -14063,7 +14063,7 @@
         <w:ind w:hanging="0"/>
         <w:rPr/>
       </w:pPr>
-      <w:bookmarkStart w:id="71" w:name="__RefHeading___Toc2146_1689881506"/>
+      <w:bookmarkStart w:id="71" w:name="__RefHeading___Toc2146_3936893449"/>
       <w:bookmarkEnd w:id="71"/>
       <w:r>
         <w:rPr/>
@@ -14092,7 +14092,7 @@
         <w:ind w:hanging="0"/>
         <w:rPr/>
       </w:pPr>
-      <w:bookmarkStart w:id="72" w:name="__RefHeading___Toc2148_1689881506"/>
+      <w:bookmarkStart w:id="72" w:name="__RefHeading___Toc2148_3936893449"/>
       <w:bookmarkEnd w:id="72"/>
       <w:r>
         <w:rPr/>
@@ -14135,7 +14135,7 @@
         <w:ind w:hanging="0"/>
         <w:rPr/>
       </w:pPr>
-      <w:bookmarkStart w:id="73" w:name="__RefHeading___Toc2150_1689881506"/>
+      <w:bookmarkStart w:id="73" w:name="__RefHeading___Toc2150_3936893449"/>
       <w:bookmarkEnd w:id="73"/>
       <w:r>
         <w:rPr/>
@@ -14178,7 +14178,7 @@
         <w:ind w:hanging="0"/>
         <w:rPr/>
       </w:pPr>
-      <w:bookmarkStart w:id="74" w:name="__RefHeading___Toc2152_1689881506"/>
+      <w:bookmarkStart w:id="74" w:name="__RefHeading___Toc2152_3936893449"/>
       <w:bookmarkEnd w:id="74"/>
       <w:r>
         <w:rPr/>
@@ -14221,7 +14221,7 @@
         <w:ind w:hanging="0"/>
         <w:rPr/>
       </w:pPr>
-      <w:bookmarkStart w:id="75" w:name="__RefHeading___Toc2154_1689881506"/>
+      <w:bookmarkStart w:id="75" w:name="__RefHeading___Toc2154_3936893449"/>
       <w:bookmarkEnd w:id="75"/>
       <w:r>
         <w:rPr/>
@@ -14264,7 +14264,7 @@
         <w:ind w:hanging="0"/>
         <w:rPr/>
       </w:pPr>
-      <w:bookmarkStart w:id="76" w:name="__RefHeading___Toc2156_1689881506"/>
+      <w:bookmarkStart w:id="76" w:name="__RefHeading___Toc2156_3936893449"/>
       <w:bookmarkEnd w:id="76"/>
       <w:r>
         <w:rPr/>
@@ -14391,7 +14391,7 @@
         <w:ind w:hanging="0"/>
         <w:rPr/>
       </w:pPr>
-      <w:bookmarkStart w:id="77" w:name="__RefHeading___Toc2158_1689881506"/>
+      <w:bookmarkStart w:id="77" w:name="__RefHeading___Toc2158_3936893449"/>
       <w:bookmarkEnd w:id="77"/>
       <w:r>
         <w:rPr/>
@@ -14420,7 +14420,7 @@
         <w:ind w:hanging="0"/>
         <w:rPr/>
       </w:pPr>
-      <w:bookmarkStart w:id="78" w:name="__RefHeading___Toc2160_1689881506"/>
+      <w:bookmarkStart w:id="78" w:name="__RefHeading___Toc2160_3936893449"/>
       <w:bookmarkEnd w:id="78"/>
       <w:r>
         <w:rPr/>
@@ -14477,7 +14477,7 @@
         <w:ind w:hanging="0"/>
         <w:rPr/>
       </w:pPr>
-      <w:bookmarkStart w:id="79" w:name="__RefHeading___Toc2162_1689881506"/>
+      <w:bookmarkStart w:id="79" w:name="__RefHeading___Toc2162_3936893449"/>
       <w:bookmarkEnd w:id="79"/>
       <w:r>
         <w:rPr/>
@@ -14534,7 +14534,7 @@
         <w:ind w:hanging="0"/>
         <w:rPr/>
       </w:pPr>
-      <w:bookmarkStart w:id="80" w:name="__RefHeading___Toc2164_1689881506"/>
+      <w:bookmarkStart w:id="80" w:name="__RefHeading___Toc2164_3936893449"/>
       <w:bookmarkEnd w:id="80"/>
       <w:r>
         <w:rPr/>
@@ -14591,7 +14591,7 @@
         <w:ind w:hanging="0"/>
         <w:rPr/>
       </w:pPr>
-      <w:bookmarkStart w:id="81" w:name="__RefHeading___Toc2166_1689881506"/>
+      <w:bookmarkStart w:id="81" w:name="__RefHeading___Toc2166_3936893449"/>
       <w:bookmarkEnd w:id="81"/>
       <w:r>
         <w:rPr/>
@@ -14634,7 +14634,7 @@
         <w:ind w:hanging="0"/>
         <w:rPr/>
       </w:pPr>
-      <w:bookmarkStart w:id="82" w:name="__RefHeading___Toc2168_1689881506"/>
+      <w:bookmarkStart w:id="82" w:name="__RefHeading___Toc2168_3936893449"/>
       <w:bookmarkEnd w:id="82"/>
       <w:r>
         <w:rPr/>
@@ -14677,7 +14677,7 @@
         <w:ind w:hanging="0"/>
         <w:rPr/>
       </w:pPr>
-      <w:bookmarkStart w:id="83" w:name="__RefHeading___Toc2170_1689881506"/>
+      <w:bookmarkStart w:id="83" w:name="__RefHeading___Toc2170_3936893449"/>
       <w:bookmarkEnd w:id="83"/>
       <w:r>
         <w:rPr/>
@@ -14706,7 +14706,7 @@
         <w:ind w:hanging="0"/>
         <w:rPr/>
       </w:pPr>
-      <w:bookmarkStart w:id="84" w:name="__RefHeading___Toc2172_1689881506"/>
+      <w:bookmarkStart w:id="84" w:name="__RefHeading___Toc2172_3936893449"/>
       <w:bookmarkEnd w:id="84"/>
       <w:r>
         <w:rPr/>
@@ -14749,7 +14749,7 @@
         <w:ind w:hanging="0"/>
         <w:rPr/>
       </w:pPr>
-      <w:bookmarkStart w:id="85" w:name="__RefHeading___Toc2174_1689881506"/>
+      <w:bookmarkStart w:id="85" w:name="__RefHeading___Toc2174_3936893449"/>
       <w:bookmarkEnd w:id="85"/>
       <w:r>
         <w:rPr/>
@@ -14806,7 +14806,7 @@
         <w:ind w:hanging="0"/>
         <w:rPr/>
       </w:pPr>
-      <w:bookmarkStart w:id="86" w:name="__RefHeading___Toc2176_1689881506"/>
+      <w:bookmarkStart w:id="86" w:name="__RefHeading___Toc2176_3936893449"/>
       <w:bookmarkEnd w:id="86"/>
       <w:r>
         <w:rPr/>
@@ -14849,7 +14849,7 @@
         <w:ind w:hanging="0"/>
         <w:rPr/>
       </w:pPr>
-      <w:bookmarkStart w:id="87" w:name="__RefHeading___Toc2178_1689881506"/>
+      <w:bookmarkStart w:id="87" w:name="__RefHeading___Toc2178_3936893449"/>
       <w:bookmarkEnd w:id="87"/>
       <w:r>
         <w:rPr/>
@@ -14892,7 +14892,7 @@
         <w:ind w:hanging="0"/>
         <w:rPr/>
       </w:pPr>
-      <w:bookmarkStart w:id="88" w:name="__RefHeading___Toc2180_1689881506"/>
+      <w:bookmarkStart w:id="88" w:name="__RefHeading___Toc2180_3936893449"/>
       <w:bookmarkEnd w:id="88"/>
       <w:r>
         <w:rPr/>
@@ -14935,7 +14935,7 @@
         <w:ind w:hanging="0"/>
         <w:rPr/>
       </w:pPr>
-      <w:bookmarkStart w:id="89" w:name="__RefHeading___Toc2182_1689881506"/>
+      <w:bookmarkStart w:id="89" w:name="__RefHeading___Toc2182_3936893449"/>
       <w:bookmarkEnd w:id="89"/>
       <w:r>
         <w:rPr/>
@@ -15677,7 +15677,7 @@
         <w:ind w:hanging="0"/>
         <w:rPr/>
       </w:pPr>
-      <w:bookmarkStart w:id="90" w:name="__RefHeading___Toc2184_1689881506"/>
+      <w:bookmarkStart w:id="90" w:name="__RefHeading___Toc2184_3936893449"/>
       <w:bookmarkEnd w:id="90"/>
       <w:r>
         <w:rPr/>
@@ -15692,7 +15692,7 @@
         <w:ind w:hanging="0"/>
         <w:rPr/>
       </w:pPr>
-      <w:bookmarkStart w:id="91" w:name="__RefHeading___Toc2186_1689881506"/>
+      <w:bookmarkStart w:id="91" w:name="__RefHeading___Toc2186_3936893449"/>
       <w:bookmarkEnd w:id="91"/>
       <w:r>
         <w:rPr/>
@@ -15721,7 +15721,7 @@
         <w:ind w:hanging="0"/>
         <w:rPr/>
       </w:pPr>
-      <w:bookmarkStart w:id="92" w:name="__RefHeading___Toc2188_1689881506"/>
+      <w:bookmarkStart w:id="92" w:name="__RefHeading___Toc2188_3936893449"/>
       <w:bookmarkEnd w:id="92"/>
       <w:r>
         <w:rPr/>
@@ -15750,7 +15750,7 @@
         <w:ind w:hanging="0"/>
         <w:rPr/>
       </w:pPr>
-      <w:bookmarkStart w:id="93" w:name="__RefHeading___Toc2190_1689881506"/>
+      <w:bookmarkStart w:id="93" w:name="__RefHeading___Toc2190_3936893449"/>
       <w:bookmarkEnd w:id="93"/>
       <w:r>
         <w:rPr/>
@@ -15779,7 +15779,7 @@
         <w:ind w:hanging="0"/>
         <w:rPr/>
       </w:pPr>
-      <w:bookmarkStart w:id="94" w:name="__RefHeading___Toc2192_1689881506"/>
+      <w:bookmarkStart w:id="94" w:name="__RefHeading___Toc2192_3936893449"/>
       <w:bookmarkEnd w:id="94"/>
       <w:r>
         <w:rPr/>
@@ -15808,7 +15808,7 @@
         <w:ind w:hanging="0"/>
         <w:rPr/>
       </w:pPr>
-      <w:bookmarkStart w:id="95" w:name="__RefHeading___Toc2194_1689881506"/>
+      <w:bookmarkStart w:id="95" w:name="__RefHeading___Toc2194_3936893449"/>
       <w:bookmarkEnd w:id="95"/>
       <w:r>
         <w:rPr/>
@@ -15837,7 +15837,7 @@
         <w:ind w:hanging="0"/>
         <w:rPr/>
       </w:pPr>
-      <w:bookmarkStart w:id="96" w:name="__RefHeading___Toc2196_1689881506"/>
+      <w:bookmarkStart w:id="96" w:name="__RefHeading___Toc2196_3936893449"/>
       <w:bookmarkEnd w:id="96"/>
       <w:r>
         <w:rPr/>
@@ -15866,7 +15866,7 @@
         <w:ind w:hanging="0"/>
         <w:rPr/>
       </w:pPr>
-      <w:bookmarkStart w:id="97" w:name="__RefHeading___Toc2198_1689881506"/>
+      <w:bookmarkStart w:id="97" w:name="__RefHeading___Toc2198_3936893449"/>
       <w:bookmarkEnd w:id="97"/>
       <w:r>
         <w:rPr/>
@@ -15922,7 +15922,7 @@
         <w:ind w:hanging="0"/>
         <w:rPr/>
       </w:pPr>
-      <w:bookmarkStart w:id="98" w:name="__RefHeading___Toc2200_1689881506"/>
+      <w:bookmarkStart w:id="98" w:name="__RefHeading___Toc2200_3936893449"/>
       <w:bookmarkEnd w:id="98"/>
       <w:r>
         <w:rPr/>
@@ -15937,7 +15937,7 @@
         <w:ind w:hanging="0"/>
         <w:rPr/>
       </w:pPr>
-      <w:bookmarkStart w:id="99" w:name="__RefHeading___Toc2202_1689881506"/>
+      <w:bookmarkStart w:id="99" w:name="__RefHeading___Toc2202_3936893449"/>
       <w:bookmarkEnd w:id="99"/>
       <w:r>
         <w:rPr/>
@@ -16050,7 +16050,7 @@
         <w:ind w:hanging="0"/>
         <w:rPr/>
       </w:pPr>
-      <w:bookmarkStart w:id="100" w:name="__RefHeading___Toc2204_1689881506"/>
+      <w:bookmarkStart w:id="100" w:name="__RefHeading___Toc2204_3936893449"/>
       <w:bookmarkEnd w:id="100"/>
       <w:r>
         <w:rPr/>
@@ -16145,7 +16145,7 @@
         <w:ind w:hanging="0"/>
         <w:rPr/>
       </w:pPr>
-      <w:bookmarkStart w:id="101" w:name="__RefHeading___Toc2206_1689881506"/>
+      <w:bookmarkStart w:id="101" w:name="__RefHeading___Toc2206_3936893449"/>
       <w:bookmarkEnd w:id="101"/>
       <w:r>
         <w:rPr/>
@@ -16216,7 +16216,7 @@
         <w:ind w:hanging="0"/>
         <w:rPr/>
       </w:pPr>
-      <w:bookmarkStart w:id="102" w:name="__RefHeading___Toc2208_1689881506"/>
+      <w:bookmarkStart w:id="102" w:name="__RefHeading___Toc2208_3936893449"/>
       <w:bookmarkEnd w:id="102"/>
       <w:r>
         <w:rPr/>
@@ -16311,7 +16311,7 @@
         <w:ind w:hanging="0"/>
         <w:rPr/>
       </w:pPr>
-      <w:bookmarkStart w:id="103" w:name="__RefHeading___Toc2210_1689881506"/>
+      <w:bookmarkStart w:id="103" w:name="__RefHeading___Toc2210_3936893449"/>
       <w:bookmarkEnd w:id="103"/>
       <w:r>
         <w:rPr/>
@@ -16396,7 +16396,7 @@
         <w:ind w:hanging="0"/>
         <w:rPr/>
       </w:pPr>
-      <w:bookmarkStart w:id="104" w:name="__RefHeading___Toc2212_1689881506"/>
+      <w:bookmarkStart w:id="104" w:name="__RefHeading___Toc2212_3936893449"/>
       <w:bookmarkEnd w:id="104"/>
       <w:r>
         <w:rPr/>
@@ -16467,7 +16467,7 @@
         <w:ind w:hanging="0"/>
         <w:rPr/>
       </w:pPr>
-      <w:bookmarkStart w:id="105" w:name="__RefHeading___Toc2214_1689881506"/>
+      <w:bookmarkStart w:id="105" w:name="__RefHeading___Toc2214_3936893449"/>
       <w:bookmarkEnd w:id="105"/>
       <w:r>
         <w:rPr/>
@@ -16538,7 +16538,7 @@
         <w:ind w:hanging="0"/>
         <w:rPr/>
       </w:pPr>
-      <w:bookmarkStart w:id="106" w:name="__RefHeading___Toc2216_1689881506"/>
+      <w:bookmarkStart w:id="106" w:name="__RefHeading___Toc2216_3936893449"/>
       <w:bookmarkEnd w:id="106"/>
       <w:r>
         <w:rPr/>
@@ -16623,7 +16623,7 @@
         <w:ind w:hanging="0"/>
         <w:rPr/>
       </w:pPr>
-      <w:bookmarkStart w:id="107" w:name="__RefHeading___Toc2218_1689881506"/>
+      <w:bookmarkStart w:id="107" w:name="__RefHeading___Toc2218_3936893449"/>
       <w:bookmarkEnd w:id="107"/>
       <w:r>
         <w:rPr/>
@@ -16694,7 +16694,7 @@
         <w:ind w:hanging="0"/>
         <w:rPr/>
       </w:pPr>
-      <w:bookmarkStart w:id="108" w:name="__RefHeading___Toc2220_1689881506"/>
+      <w:bookmarkStart w:id="108" w:name="__RefHeading___Toc2220_3936893449"/>
       <w:bookmarkEnd w:id="108"/>
       <w:r>
         <w:rPr/>
@@ -16709,7 +16709,7 @@
         <w:ind w:hanging="0"/>
         <w:rPr/>
       </w:pPr>
-      <w:bookmarkStart w:id="109" w:name="__RefHeading___Toc2222_1689881506"/>
+      <w:bookmarkStart w:id="109" w:name="__RefHeading___Toc2222_3936893449"/>
       <w:bookmarkEnd w:id="109"/>
       <w:r>
         <w:rPr/>
@@ -16738,7 +16738,7 @@
         <w:ind w:hanging="0"/>
         <w:rPr/>
       </w:pPr>
-      <w:bookmarkStart w:id="110" w:name="__RefHeading___Toc2224_1689881506"/>
+      <w:bookmarkStart w:id="110" w:name="__RefHeading___Toc2224_3936893449"/>
       <w:bookmarkEnd w:id="110"/>
       <w:r>
         <w:rPr/>
@@ -16767,7 +16767,7 @@
         <w:ind w:hanging="0"/>
         <w:rPr/>
       </w:pPr>
-      <w:bookmarkStart w:id="111" w:name="__RefHeading___Toc2226_1689881506"/>
+      <w:bookmarkStart w:id="111" w:name="__RefHeading___Toc2226_3936893449"/>
       <w:bookmarkEnd w:id="111"/>
       <w:r>
         <w:rPr/>
@@ -16796,7 +16796,7 @@
         <w:ind w:hanging="0"/>
         <w:rPr/>
       </w:pPr>
-      <w:bookmarkStart w:id="112" w:name="__RefHeading___Toc2228_1689881506"/>
+      <w:bookmarkStart w:id="112" w:name="__RefHeading___Toc2228_3936893449"/>
       <w:bookmarkEnd w:id="112"/>
       <w:r>
         <w:rPr/>
@@ -16825,7 +16825,7 @@
         <w:ind w:hanging="0"/>
         <w:rPr/>
       </w:pPr>
-      <w:bookmarkStart w:id="113" w:name="__RefHeading___Toc2230_1689881506"/>
+      <w:bookmarkStart w:id="113" w:name="__RefHeading___Toc2230_3936893449"/>
       <w:bookmarkEnd w:id="113"/>
       <w:r>
         <w:rPr/>
@@ -16854,7 +16854,7 @@
         <w:ind w:hanging="0"/>
         <w:rPr/>
       </w:pPr>
-      <w:bookmarkStart w:id="114" w:name="__RefHeading___Toc2232_1689881506"/>
+      <w:bookmarkStart w:id="114" w:name="__RefHeading___Toc2232_3936893449"/>
       <w:bookmarkEnd w:id="114"/>
       <w:r>
         <w:rPr/>
@@ -16883,7 +16883,7 @@
         <w:ind w:hanging="0"/>
         <w:rPr/>
       </w:pPr>
-      <w:bookmarkStart w:id="115" w:name="__RefHeading___Toc2234_1689881506"/>
+      <w:bookmarkStart w:id="115" w:name="__RefHeading___Toc2234_3936893449"/>
       <w:bookmarkEnd w:id="115"/>
       <w:r>
         <w:rPr/>
@@ -17024,7 +17024,7 @@
         <w:ind w:hanging="0"/>
         <w:rPr/>
       </w:pPr>
-      <w:bookmarkStart w:id="116" w:name="__RefHeading___Toc2236_1689881506"/>
+      <w:bookmarkStart w:id="116" w:name="__RefHeading___Toc2236_3936893449"/>
       <w:bookmarkEnd w:id="116"/>
       <w:r>
         <w:rPr/>
@@ -17095,7 +17095,7 @@
         <w:ind w:hanging="0"/>
         <w:rPr/>
       </w:pPr>
-      <w:bookmarkStart w:id="117" w:name="__RefHeading___Toc2238_1689881506"/>
+      <w:bookmarkStart w:id="117" w:name="__RefHeading___Toc2238_3936893449"/>
       <w:bookmarkEnd w:id="117"/>
       <w:r>
         <w:rPr/>
@@ -17180,7 +17180,7 @@
         <w:ind w:hanging="0"/>
         <w:rPr/>
       </w:pPr>
-      <w:bookmarkStart w:id="118" w:name="__RefHeading___Toc2240_1689881506"/>
+      <w:bookmarkStart w:id="118" w:name="__RefHeading___Toc2240_3936893449"/>
       <w:bookmarkEnd w:id="118"/>
       <w:r>
         <w:rPr/>
@@ -17236,7 +17236,7 @@
         <w:ind w:hanging="0"/>
         <w:rPr/>
       </w:pPr>
-      <w:bookmarkStart w:id="119" w:name="__RefHeading___Toc2242_1689881506"/>
+      <w:bookmarkStart w:id="119" w:name="__RefHeading___Toc2242_3936893449"/>
       <w:bookmarkEnd w:id="119"/>
       <w:r>
         <w:rPr/>
@@ -17518,7 +17518,7 @@
         <w:ind w:hanging="0"/>
         <w:rPr/>
       </w:pPr>
-      <w:bookmarkStart w:id="120" w:name="__RefHeading___Toc2244_1689881506"/>
+      <w:bookmarkStart w:id="120" w:name="__RefHeading___Toc2244_3936893449"/>
       <w:bookmarkEnd w:id="120"/>
       <w:r>
         <w:rPr/>
@@ -17533,7 +17533,7 @@
         <w:ind w:hanging="0"/>
         <w:rPr/>
       </w:pPr>
-      <w:bookmarkStart w:id="121" w:name="__RefHeading___Toc2246_1689881506"/>
+      <w:bookmarkStart w:id="121" w:name="__RefHeading___Toc2246_3936893449"/>
       <w:bookmarkEnd w:id="121"/>
       <w:r>
         <w:rPr/>
@@ -17905,7 +17905,7 @@
         <w:ind w:hanging="0"/>
         <w:rPr/>
       </w:pPr>
-      <w:bookmarkStart w:id="122" w:name="__RefHeading___Toc2248_1689881506"/>
+      <w:bookmarkStart w:id="122" w:name="__RefHeading___Toc2248_3936893449"/>
       <w:bookmarkEnd w:id="122"/>
       <w:r>
         <w:rPr/>
@@ -18088,7 +18088,7 @@
         <w:ind w:hanging="0"/>
         <w:rPr/>
       </w:pPr>
-      <w:bookmarkStart w:id="123" w:name="__RefHeading___Toc2250_1689881506"/>
+      <w:bookmarkStart w:id="123" w:name="__RefHeading___Toc2250_3936893449"/>
       <w:bookmarkEnd w:id="123"/>
       <w:r>
         <w:rPr/>

--- a/deliverables/final/01-send-to-reviewers/ESG-DP-2026-REVIEW.docx
+++ b/deliverables/final/01-send-to-reviewers/ESG-DP-2026-REVIEW.docx
@@ -1521,7 +1521,7 @@
             </w:rPr>
             <w:fldChar w:fldCharType="separate"/>
           </w:r>
-          <w:hyperlink w:anchor="__RefHeading___Toc2004_3936893449">
+          <w:hyperlink w:anchor="__RefHeading___Toc2004_1158062437">
             <w:r>
               <w:rPr>
                 <w:webHidden/>
@@ -1542,7 +1542,7 @@
             </w:tabs>
             <w:rPr/>
           </w:pPr>
-          <w:hyperlink w:anchor="__RefHeading___Toc2006_3936893449">
+          <w:hyperlink w:anchor="__RefHeading___Toc2006_1158062437">
             <w:r>
               <w:rPr>
                 <w:webHidden/>
@@ -1563,7 +1563,7 @@
             </w:tabs>
             <w:rPr/>
           </w:pPr>
-          <w:hyperlink w:anchor="__RefHeading___Toc2008_3936893449">
+          <w:hyperlink w:anchor="__RefHeading___Toc2008_1158062437">
             <w:r>
               <w:rPr>
                 <w:webHidden/>
@@ -1584,7 +1584,7 @@
             </w:tabs>
             <w:rPr/>
           </w:pPr>
-          <w:hyperlink w:anchor="__RefHeading___Toc2010_3936893449">
+          <w:hyperlink w:anchor="__RefHeading___Toc2010_1158062437">
             <w:r>
               <w:rPr>
                 <w:webHidden/>
@@ -1605,7 +1605,7 @@
             </w:tabs>
             <w:rPr/>
           </w:pPr>
-          <w:hyperlink w:anchor="__RefHeading___Toc2012_3936893449">
+          <w:hyperlink w:anchor="__RefHeading___Toc2012_1158062437">
             <w:r>
               <w:rPr>
                 <w:webHidden/>
@@ -1626,7 +1626,7 @@
             </w:tabs>
             <w:rPr/>
           </w:pPr>
-          <w:hyperlink w:anchor="__RefHeading___Toc2014_3936893449">
+          <w:hyperlink w:anchor="__RefHeading___Toc2014_1158062437">
             <w:r>
               <w:rPr>
                 <w:webHidden/>
@@ -1647,7 +1647,7 @@
             </w:tabs>
             <w:rPr/>
           </w:pPr>
-          <w:hyperlink w:anchor="__RefHeading___Toc2016_3936893449">
+          <w:hyperlink w:anchor="__RefHeading___Toc2016_1158062437">
             <w:r>
               <w:rPr>
                 <w:webHidden/>
@@ -1668,7 +1668,7 @@
             </w:tabs>
             <w:rPr/>
           </w:pPr>
-          <w:hyperlink w:anchor="__RefHeading___Toc2018_3936893449">
+          <w:hyperlink w:anchor="__RefHeading___Toc2018_1158062437">
             <w:r>
               <w:rPr>
                 <w:webHidden/>
@@ -1689,7 +1689,7 @@
             </w:tabs>
             <w:rPr/>
           </w:pPr>
-          <w:hyperlink w:anchor="__RefHeading___Toc2020_3936893449">
+          <w:hyperlink w:anchor="__RefHeading___Toc2020_1158062437">
             <w:r>
               <w:rPr>
                 <w:webHidden/>
@@ -1710,7 +1710,7 @@
             </w:tabs>
             <w:rPr/>
           </w:pPr>
-          <w:hyperlink w:anchor="__RefHeading___Toc2022_3936893449">
+          <w:hyperlink w:anchor="__RefHeading___Toc2022_1158062437">
             <w:r>
               <w:rPr>
                 <w:webHidden/>
@@ -1731,7 +1731,7 @@
             </w:tabs>
             <w:rPr/>
           </w:pPr>
-          <w:hyperlink w:anchor="__RefHeading___Toc2024_3936893449">
+          <w:hyperlink w:anchor="__RefHeading___Toc2024_1158062437">
             <w:r>
               <w:rPr>
                 <w:webHidden/>
@@ -1752,7 +1752,7 @@
             </w:tabs>
             <w:rPr/>
           </w:pPr>
-          <w:hyperlink w:anchor="__RefHeading___Toc2026_3936893449">
+          <w:hyperlink w:anchor="__RefHeading___Toc2026_1158062437">
             <w:r>
               <w:rPr>
                 <w:webHidden/>
@@ -1773,7 +1773,7 @@
             </w:tabs>
             <w:rPr/>
           </w:pPr>
-          <w:hyperlink w:anchor="__RefHeading___Toc2028_3936893449">
+          <w:hyperlink w:anchor="__RefHeading___Toc2028_1158062437">
             <w:r>
               <w:rPr>
                 <w:webHidden/>
@@ -1794,7 +1794,7 @@
             </w:tabs>
             <w:rPr/>
           </w:pPr>
-          <w:hyperlink w:anchor="__RefHeading___Toc2030_3936893449">
+          <w:hyperlink w:anchor="__RefHeading___Toc2030_1158062437">
             <w:r>
               <w:rPr>
                 <w:webHidden/>
@@ -1815,7 +1815,7 @@
             </w:tabs>
             <w:rPr/>
           </w:pPr>
-          <w:hyperlink w:anchor="__RefHeading___Toc2032_3936893449">
+          <w:hyperlink w:anchor="__RefHeading___Toc2032_1158062437">
             <w:r>
               <w:rPr>
                 <w:webHidden/>
@@ -1836,7 +1836,7 @@
             </w:tabs>
             <w:rPr/>
           </w:pPr>
-          <w:hyperlink w:anchor="__RefHeading___Toc2034_3936893449">
+          <w:hyperlink w:anchor="__RefHeading___Toc2034_1158062437">
             <w:r>
               <w:rPr>
                 <w:webHidden/>
@@ -1857,7 +1857,7 @@
             </w:tabs>
             <w:rPr/>
           </w:pPr>
-          <w:hyperlink w:anchor="__RefHeading___Toc2036_3936893449">
+          <w:hyperlink w:anchor="__RefHeading___Toc2036_1158062437">
             <w:r>
               <w:rPr>
                 <w:webHidden/>
@@ -1878,7 +1878,7 @@
             </w:tabs>
             <w:rPr/>
           </w:pPr>
-          <w:hyperlink w:anchor="__RefHeading___Toc2038_3936893449">
+          <w:hyperlink w:anchor="__RefHeading___Toc2038_1158062437">
             <w:r>
               <w:rPr>
                 <w:webHidden/>
@@ -1899,7 +1899,7 @@
             </w:tabs>
             <w:rPr/>
           </w:pPr>
-          <w:hyperlink w:anchor="__RefHeading___Toc2040_3936893449">
+          <w:hyperlink w:anchor="__RefHeading___Toc2040_1158062437">
             <w:r>
               <w:rPr>
                 <w:webHidden/>
@@ -1920,7 +1920,7 @@
             </w:tabs>
             <w:rPr/>
           </w:pPr>
-          <w:hyperlink w:anchor="__RefHeading___Toc2042_3936893449">
+          <w:hyperlink w:anchor="__RefHeading___Toc2042_1158062437">
             <w:r>
               <w:rPr>
                 <w:webHidden/>
@@ -1941,7 +1941,7 @@
             </w:tabs>
             <w:rPr/>
           </w:pPr>
-          <w:hyperlink w:anchor="__RefHeading___Toc2044_3936893449">
+          <w:hyperlink w:anchor="__RefHeading___Toc2044_1158062437">
             <w:r>
               <w:rPr>
                 <w:webHidden/>
@@ -1962,7 +1962,7 @@
             </w:tabs>
             <w:rPr/>
           </w:pPr>
-          <w:hyperlink w:anchor="__RefHeading___Toc2046_3936893449">
+          <w:hyperlink w:anchor="__RefHeading___Toc2046_1158062437">
             <w:r>
               <w:rPr>
                 <w:webHidden/>
@@ -1983,7 +1983,7 @@
             </w:tabs>
             <w:rPr/>
           </w:pPr>
-          <w:hyperlink w:anchor="__RefHeading___Toc2048_3936893449">
+          <w:hyperlink w:anchor="__RefHeading___Toc2048_1158062437">
             <w:r>
               <w:rPr>
                 <w:webHidden/>
@@ -2004,7 +2004,7 @@
             </w:tabs>
             <w:rPr/>
           </w:pPr>
-          <w:hyperlink w:anchor="__RefHeading___Toc2050_3936893449">
+          <w:hyperlink w:anchor="__RefHeading___Toc2050_1158062437">
             <w:r>
               <w:rPr>
                 <w:webHidden/>
@@ -2025,7 +2025,7 @@
             </w:tabs>
             <w:rPr/>
           </w:pPr>
-          <w:hyperlink w:anchor="__RefHeading___Toc2052_3936893449">
+          <w:hyperlink w:anchor="__RefHeading___Toc2052_1158062437">
             <w:r>
               <w:rPr>
                 <w:webHidden/>
@@ -2046,7 +2046,7 @@
             </w:tabs>
             <w:rPr/>
           </w:pPr>
-          <w:hyperlink w:anchor="__RefHeading___Toc2054_3936893449">
+          <w:hyperlink w:anchor="__RefHeading___Toc2054_1158062437">
             <w:r>
               <w:rPr>
                 <w:webHidden/>
@@ -2067,7 +2067,7 @@
             </w:tabs>
             <w:rPr/>
           </w:pPr>
-          <w:hyperlink w:anchor="__RefHeading___Toc2056_3936893449">
+          <w:hyperlink w:anchor="__RefHeading___Toc2056_1158062437">
             <w:r>
               <w:rPr>
                 <w:webHidden/>
@@ -2088,7 +2088,7 @@
             </w:tabs>
             <w:rPr/>
           </w:pPr>
-          <w:hyperlink w:anchor="__RefHeading___Toc2058_3936893449">
+          <w:hyperlink w:anchor="__RefHeading___Toc2058_1158062437">
             <w:r>
               <w:rPr>
                 <w:webHidden/>
@@ -2109,7 +2109,7 @@
             </w:tabs>
             <w:rPr/>
           </w:pPr>
-          <w:hyperlink w:anchor="__RefHeading___Toc2060_3936893449">
+          <w:hyperlink w:anchor="__RefHeading___Toc2060_1158062437">
             <w:r>
               <w:rPr>
                 <w:webHidden/>
@@ -2130,7 +2130,7 @@
             </w:tabs>
             <w:rPr/>
           </w:pPr>
-          <w:hyperlink w:anchor="__RefHeading___Toc2062_3936893449">
+          <w:hyperlink w:anchor="__RefHeading___Toc2062_1158062437">
             <w:r>
               <w:rPr>
                 <w:webHidden/>
@@ -2151,7 +2151,7 @@
             </w:tabs>
             <w:rPr/>
           </w:pPr>
-          <w:hyperlink w:anchor="__RefHeading___Toc2064_3936893449">
+          <w:hyperlink w:anchor="__RefHeading___Toc2064_1158062437">
             <w:r>
               <w:rPr>
                 <w:webHidden/>
@@ -2172,7 +2172,7 @@
             </w:tabs>
             <w:rPr/>
           </w:pPr>
-          <w:hyperlink w:anchor="__RefHeading___Toc2066_3936893449">
+          <w:hyperlink w:anchor="__RefHeading___Toc2066_1158062437">
             <w:r>
               <w:rPr>
                 <w:webHidden/>
@@ -2193,7 +2193,7 @@
             </w:tabs>
             <w:rPr/>
           </w:pPr>
-          <w:hyperlink w:anchor="__RefHeading___Toc2068_3936893449">
+          <w:hyperlink w:anchor="__RefHeading___Toc2068_1158062437">
             <w:r>
               <w:rPr>
                 <w:webHidden/>
@@ -2214,7 +2214,7 @@
             </w:tabs>
             <w:rPr/>
           </w:pPr>
-          <w:hyperlink w:anchor="__RefHeading___Toc2070_3936893449">
+          <w:hyperlink w:anchor="__RefHeading___Toc2070_1158062437">
             <w:r>
               <w:rPr>
                 <w:webHidden/>
@@ -2235,7 +2235,7 @@
             </w:tabs>
             <w:rPr/>
           </w:pPr>
-          <w:hyperlink w:anchor="__RefHeading___Toc2072_3936893449">
+          <w:hyperlink w:anchor="__RefHeading___Toc2072_1158062437">
             <w:r>
               <w:rPr>
                 <w:webHidden/>
@@ -2256,7 +2256,7 @@
             </w:tabs>
             <w:rPr/>
           </w:pPr>
-          <w:hyperlink w:anchor="__RefHeading___Toc2074_3936893449">
+          <w:hyperlink w:anchor="__RefHeading___Toc2074_1158062437">
             <w:r>
               <w:rPr>
                 <w:webHidden/>
@@ -2277,7 +2277,7 @@
             </w:tabs>
             <w:rPr/>
           </w:pPr>
-          <w:hyperlink w:anchor="__RefHeading___Toc2076_3936893449">
+          <w:hyperlink w:anchor="__RefHeading___Toc2076_1158062437">
             <w:r>
               <w:rPr>
                 <w:webHidden/>
@@ -2298,7 +2298,7 @@
             </w:tabs>
             <w:rPr/>
           </w:pPr>
-          <w:hyperlink w:anchor="__RefHeading___Toc2078_3936893449">
+          <w:hyperlink w:anchor="__RefHeading___Toc2078_1158062437">
             <w:r>
               <w:rPr>
                 <w:webHidden/>
@@ -2319,7 +2319,7 @@
             </w:tabs>
             <w:rPr/>
           </w:pPr>
-          <w:hyperlink w:anchor="__RefHeading___Toc2080_3936893449">
+          <w:hyperlink w:anchor="__RefHeading___Toc2080_1158062437">
             <w:r>
               <w:rPr>
                 <w:webHidden/>
@@ -2340,7 +2340,7 @@
             </w:tabs>
             <w:rPr/>
           </w:pPr>
-          <w:hyperlink w:anchor="__RefHeading___Toc2082_3936893449">
+          <w:hyperlink w:anchor="__RefHeading___Toc2082_1158062437">
             <w:r>
               <w:rPr>
                 <w:webHidden/>
@@ -2361,7 +2361,7 @@
             </w:tabs>
             <w:rPr/>
           </w:pPr>
-          <w:hyperlink w:anchor="__RefHeading___Toc2084_3936893449">
+          <w:hyperlink w:anchor="__RefHeading___Toc2084_1158062437">
             <w:r>
               <w:rPr>
                 <w:webHidden/>
@@ -2382,7 +2382,7 @@
             </w:tabs>
             <w:rPr/>
           </w:pPr>
-          <w:hyperlink w:anchor="__RefHeading___Toc2086_3936893449">
+          <w:hyperlink w:anchor="__RefHeading___Toc2086_1158062437">
             <w:r>
               <w:rPr>
                 <w:webHidden/>
@@ -2403,7 +2403,7 @@
             </w:tabs>
             <w:rPr/>
           </w:pPr>
-          <w:hyperlink w:anchor="__RefHeading___Toc2088_3936893449">
+          <w:hyperlink w:anchor="__RefHeading___Toc2088_1158062437">
             <w:r>
               <w:rPr>
                 <w:webHidden/>
@@ -2424,7 +2424,7 @@
             </w:tabs>
             <w:rPr/>
           </w:pPr>
-          <w:hyperlink w:anchor="__RefHeading___Toc2090_3936893449">
+          <w:hyperlink w:anchor="__RefHeading___Toc2090_1158062437">
             <w:r>
               <w:rPr>
                 <w:webHidden/>
@@ -2445,7 +2445,7 @@
             </w:tabs>
             <w:rPr/>
           </w:pPr>
-          <w:hyperlink w:anchor="__RefHeading___Toc2092_3936893449">
+          <w:hyperlink w:anchor="__RefHeading___Toc2092_1158062437">
             <w:r>
               <w:rPr>
                 <w:webHidden/>
@@ -2466,7 +2466,7 @@
             </w:tabs>
             <w:rPr/>
           </w:pPr>
-          <w:hyperlink w:anchor="__RefHeading___Toc2094_3936893449">
+          <w:hyperlink w:anchor="__RefHeading___Toc2094_1158062437">
             <w:r>
               <w:rPr>
                 <w:webHidden/>
@@ -2487,7 +2487,7 @@
             </w:tabs>
             <w:rPr/>
           </w:pPr>
-          <w:hyperlink w:anchor="__RefHeading___Toc2096_3936893449">
+          <w:hyperlink w:anchor="__RefHeading___Toc2096_1158062437">
             <w:r>
               <w:rPr>
                 <w:webHidden/>
@@ -2508,7 +2508,7 @@
             </w:tabs>
             <w:rPr/>
           </w:pPr>
-          <w:hyperlink w:anchor="__RefHeading___Toc2098_3936893449">
+          <w:hyperlink w:anchor="__RefHeading___Toc2098_1158062437">
             <w:r>
               <w:rPr>
                 <w:webHidden/>
@@ -2529,7 +2529,7 @@
             </w:tabs>
             <w:rPr/>
           </w:pPr>
-          <w:hyperlink w:anchor="__RefHeading___Toc2100_3936893449">
+          <w:hyperlink w:anchor="__RefHeading___Toc2100_1158062437">
             <w:r>
               <w:rPr>
                 <w:webHidden/>
@@ -2550,7 +2550,7 @@
             </w:tabs>
             <w:rPr/>
           </w:pPr>
-          <w:hyperlink w:anchor="__RefHeading___Toc2102_3936893449">
+          <w:hyperlink w:anchor="__RefHeading___Toc2102_1158062437">
             <w:r>
               <w:rPr>
                 <w:webHidden/>
@@ -2571,7 +2571,7 @@
             </w:tabs>
             <w:rPr/>
           </w:pPr>
-          <w:hyperlink w:anchor="__RefHeading___Toc2104_3936893449">
+          <w:hyperlink w:anchor="__RefHeading___Toc2104_1158062437">
             <w:r>
               <w:rPr>
                 <w:webHidden/>
@@ -2592,7 +2592,7 @@
             </w:tabs>
             <w:rPr/>
           </w:pPr>
-          <w:hyperlink w:anchor="__RefHeading___Toc2106_3936893449">
+          <w:hyperlink w:anchor="__RefHeading___Toc2106_1158062437">
             <w:r>
               <w:rPr>
                 <w:webHidden/>
@@ -2613,7 +2613,7 @@
             </w:tabs>
             <w:rPr/>
           </w:pPr>
-          <w:hyperlink w:anchor="__RefHeading___Toc2108_3936893449">
+          <w:hyperlink w:anchor="__RefHeading___Toc2108_1158062437">
             <w:r>
               <w:rPr>
                 <w:webHidden/>
@@ -2634,7 +2634,7 @@
             </w:tabs>
             <w:rPr/>
           </w:pPr>
-          <w:hyperlink w:anchor="__RefHeading___Toc2110_3936893449">
+          <w:hyperlink w:anchor="__RefHeading___Toc2110_1158062437">
             <w:r>
               <w:rPr>
                 <w:webHidden/>
@@ -2655,7 +2655,7 @@
             </w:tabs>
             <w:rPr/>
           </w:pPr>
-          <w:hyperlink w:anchor="__RefHeading___Toc2112_3936893449">
+          <w:hyperlink w:anchor="__RefHeading___Toc2112_1158062437">
             <w:r>
               <w:rPr>
                 <w:webHidden/>
@@ -2676,7 +2676,7 @@
             </w:tabs>
             <w:rPr/>
           </w:pPr>
-          <w:hyperlink w:anchor="__RefHeading___Toc2114_3936893449">
+          <w:hyperlink w:anchor="__RefHeading___Toc2114_1158062437">
             <w:r>
               <w:rPr>
                 <w:webHidden/>
@@ -2697,7 +2697,7 @@
             </w:tabs>
             <w:rPr/>
           </w:pPr>
-          <w:hyperlink w:anchor="__RefHeading___Toc2116_3936893449">
+          <w:hyperlink w:anchor="__RefHeading___Toc2116_1158062437">
             <w:r>
               <w:rPr>
                 <w:webHidden/>
@@ -2718,7 +2718,7 @@
             </w:tabs>
             <w:rPr/>
           </w:pPr>
-          <w:hyperlink w:anchor="__RefHeading___Toc2118_3936893449">
+          <w:hyperlink w:anchor="__RefHeading___Toc2118_1158062437">
             <w:r>
               <w:rPr>
                 <w:webHidden/>
@@ -2739,7 +2739,7 @@
             </w:tabs>
             <w:rPr/>
           </w:pPr>
-          <w:hyperlink w:anchor="__RefHeading___Toc2120_3936893449">
+          <w:hyperlink w:anchor="__RefHeading___Toc2120_1158062437">
             <w:r>
               <w:rPr>
                 <w:webHidden/>
@@ -2760,7 +2760,7 @@
             </w:tabs>
             <w:rPr/>
           </w:pPr>
-          <w:hyperlink w:anchor="__RefHeading___Toc2122_3936893449">
+          <w:hyperlink w:anchor="__RefHeading___Toc2122_1158062437">
             <w:r>
               <w:rPr>
                 <w:webHidden/>
@@ -2781,7 +2781,7 @@
             </w:tabs>
             <w:rPr/>
           </w:pPr>
-          <w:hyperlink w:anchor="__RefHeading___Toc2124_3936893449">
+          <w:hyperlink w:anchor="__RefHeading___Toc2124_1158062437">
             <w:r>
               <w:rPr>
                 <w:webHidden/>
@@ -2802,7 +2802,7 @@
             </w:tabs>
             <w:rPr/>
           </w:pPr>
-          <w:hyperlink w:anchor="__RefHeading___Toc2126_3936893449">
+          <w:hyperlink w:anchor="__RefHeading___Toc2126_1158062437">
             <w:r>
               <w:rPr>
                 <w:webHidden/>
@@ -2823,7 +2823,7 @@
             </w:tabs>
             <w:rPr/>
           </w:pPr>
-          <w:hyperlink w:anchor="__RefHeading___Toc2128_3936893449">
+          <w:hyperlink w:anchor="__RefHeading___Toc2128_1158062437">
             <w:r>
               <w:rPr>
                 <w:webHidden/>
@@ -2844,7 +2844,7 @@
             </w:tabs>
             <w:rPr/>
           </w:pPr>
-          <w:hyperlink w:anchor="__RefHeading___Toc2130_3936893449">
+          <w:hyperlink w:anchor="__RefHeading___Toc2130_1158062437">
             <w:r>
               <w:rPr>
                 <w:webHidden/>
@@ -2865,7 +2865,7 @@
             </w:tabs>
             <w:rPr/>
           </w:pPr>
-          <w:hyperlink w:anchor="__RefHeading___Toc2132_3936893449">
+          <w:hyperlink w:anchor="__RefHeading___Toc2132_1158062437">
             <w:r>
               <w:rPr>
                 <w:webHidden/>
@@ -2886,7 +2886,7 @@
             </w:tabs>
             <w:rPr/>
           </w:pPr>
-          <w:hyperlink w:anchor="__RefHeading___Toc2134_3936893449">
+          <w:hyperlink w:anchor="__RefHeading___Toc2134_1158062437">
             <w:r>
               <w:rPr>
                 <w:webHidden/>
@@ -2907,7 +2907,7 @@
             </w:tabs>
             <w:rPr/>
           </w:pPr>
-          <w:hyperlink w:anchor="__RefHeading___Toc2136_3936893449">
+          <w:hyperlink w:anchor="__RefHeading___Toc2136_1158062437">
             <w:r>
               <w:rPr>
                 <w:webHidden/>
@@ -2928,7 +2928,7 @@
             </w:tabs>
             <w:rPr/>
           </w:pPr>
-          <w:hyperlink w:anchor="__RefHeading___Toc2138_3936893449">
+          <w:hyperlink w:anchor="__RefHeading___Toc2138_1158062437">
             <w:r>
               <w:rPr>
                 <w:webHidden/>
@@ -2949,7 +2949,7 @@
             </w:tabs>
             <w:rPr/>
           </w:pPr>
-          <w:hyperlink w:anchor="__RefHeading___Toc2140_3936893449">
+          <w:hyperlink w:anchor="__RefHeading___Toc2140_1158062437">
             <w:r>
               <w:rPr>
                 <w:webHidden/>
@@ -2970,7 +2970,7 @@
             </w:tabs>
             <w:rPr/>
           </w:pPr>
-          <w:hyperlink w:anchor="__RefHeading___Toc2142_3936893449">
+          <w:hyperlink w:anchor="__RefHeading___Toc2142_1158062437">
             <w:r>
               <w:rPr>
                 <w:webHidden/>
@@ -2991,7 +2991,7 @@
             </w:tabs>
             <w:rPr/>
           </w:pPr>
-          <w:hyperlink w:anchor="__RefHeading___Toc2144_3936893449">
+          <w:hyperlink w:anchor="__RefHeading___Toc2144_1158062437">
             <w:r>
               <w:rPr>
                 <w:webHidden/>
@@ -3012,7 +3012,7 @@
             </w:tabs>
             <w:rPr/>
           </w:pPr>
-          <w:hyperlink w:anchor="__RefHeading___Toc2146_3936893449">
+          <w:hyperlink w:anchor="__RefHeading___Toc2146_1158062437">
             <w:r>
               <w:rPr>
                 <w:webHidden/>
@@ -3033,7 +3033,7 @@
             </w:tabs>
             <w:rPr/>
           </w:pPr>
-          <w:hyperlink w:anchor="__RefHeading___Toc2148_3936893449">
+          <w:hyperlink w:anchor="__RefHeading___Toc2148_1158062437">
             <w:r>
               <w:rPr>
                 <w:webHidden/>
@@ -3054,7 +3054,7 @@
             </w:tabs>
             <w:rPr/>
           </w:pPr>
-          <w:hyperlink w:anchor="__RefHeading___Toc2150_3936893449">
+          <w:hyperlink w:anchor="__RefHeading___Toc2150_1158062437">
             <w:r>
               <w:rPr>
                 <w:webHidden/>
@@ -3075,7 +3075,7 @@
             </w:tabs>
             <w:rPr/>
           </w:pPr>
-          <w:hyperlink w:anchor="__RefHeading___Toc2152_3936893449">
+          <w:hyperlink w:anchor="__RefHeading___Toc2152_1158062437">
             <w:r>
               <w:rPr>
                 <w:webHidden/>
@@ -3096,7 +3096,7 @@
             </w:tabs>
             <w:rPr/>
           </w:pPr>
-          <w:hyperlink w:anchor="__RefHeading___Toc2154_3936893449">
+          <w:hyperlink w:anchor="__RefHeading___Toc2154_1158062437">
             <w:r>
               <w:rPr>
                 <w:webHidden/>
@@ -3117,7 +3117,7 @@
             </w:tabs>
             <w:rPr/>
           </w:pPr>
-          <w:hyperlink w:anchor="__RefHeading___Toc2156_3936893449">
+          <w:hyperlink w:anchor="__RefHeading___Toc2156_1158062437">
             <w:r>
               <w:rPr>
                 <w:webHidden/>
@@ -3138,7 +3138,7 @@
             </w:tabs>
             <w:rPr/>
           </w:pPr>
-          <w:hyperlink w:anchor="__RefHeading___Toc2158_3936893449">
+          <w:hyperlink w:anchor="__RefHeading___Toc2158_1158062437">
             <w:r>
               <w:rPr>
                 <w:webHidden/>
@@ -3159,7 +3159,7 @@
             </w:tabs>
             <w:rPr/>
           </w:pPr>
-          <w:hyperlink w:anchor="__RefHeading___Toc2160_3936893449">
+          <w:hyperlink w:anchor="__RefHeading___Toc2160_1158062437">
             <w:r>
               <w:rPr>
                 <w:webHidden/>
@@ -3180,7 +3180,7 @@
             </w:tabs>
             <w:rPr/>
           </w:pPr>
-          <w:hyperlink w:anchor="__RefHeading___Toc2162_3936893449">
+          <w:hyperlink w:anchor="__RefHeading___Toc2162_1158062437">
             <w:r>
               <w:rPr>
                 <w:webHidden/>
@@ -3201,7 +3201,7 @@
             </w:tabs>
             <w:rPr/>
           </w:pPr>
-          <w:hyperlink w:anchor="__RefHeading___Toc2164_3936893449">
+          <w:hyperlink w:anchor="__RefHeading___Toc2164_1158062437">
             <w:r>
               <w:rPr>
                 <w:webHidden/>
@@ -3222,7 +3222,7 @@
             </w:tabs>
             <w:rPr/>
           </w:pPr>
-          <w:hyperlink w:anchor="__RefHeading___Toc2166_3936893449">
+          <w:hyperlink w:anchor="__RefHeading___Toc2166_1158062437">
             <w:r>
               <w:rPr>
                 <w:webHidden/>
@@ -3243,7 +3243,7 @@
             </w:tabs>
             <w:rPr/>
           </w:pPr>
-          <w:hyperlink w:anchor="__RefHeading___Toc2168_3936893449">
+          <w:hyperlink w:anchor="__RefHeading___Toc2168_1158062437">
             <w:r>
               <w:rPr>
                 <w:webHidden/>
@@ -3264,7 +3264,7 @@
             </w:tabs>
             <w:rPr/>
           </w:pPr>
-          <w:hyperlink w:anchor="__RefHeading___Toc2170_3936893449">
+          <w:hyperlink w:anchor="__RefHeading___Toc2170_1158062437">
             <w:r>
               <w:rPr>
                 <w:webHidden/>
@@ -3285,7 +3285,7 @@
             </w:tabs>
             <w:rPr/>
           </w:pPr>
-          <w:hyperlink w:anchor="__RefHeading___Toc2172_3936893449">
+          <w:hyperlink w:anchor="__RefHeading___Toc2172_1158062437">
             <w:r>
               <w:rPr>
                 <w:webHidden/>
@@ -3306,7 +3306,7 @@
             </w:tabs>
             <w:rPr/>
           </w:pPr>
-          <w:hyperlink w:anchor="__RefHeading___Toc2174_3936893449">
+          <w:hyperlink w:anchor="__RefHeading___Toc2174_1158062437">
             <w:r>
               <w:rPr>
                 <w:webHidden/>
@@ -3327,7 +3327,7 @@
             </w:tabs>
             <w:rPr/>
           </w:pPr>
-          <w:hyperlink w:anchor="__RefHeading___Toc2176_3936893449">
+          <w:hyperlink w:anchor="__RefHeading___Toc2176_1158062437">
             <w:r>
               <w:rPr>
                 <w:webHidden/>
@@ -3348,7 +3348,7 @@
             </w:tabs>
             <w:rPr/>
           </w:pPr>
-          <w:hyperlink w:anchor="__RefHeading___Toc2178_3936893449">
+          <w:hyperlink w:anchor="__RefHeading___Toc2178_1158062437">
             <w:r>
               <w:rPr>
                 <w:webHidden/>
@@ -3369,7 +3369,7 @@
             </w:tabs>
             <w:rPr/>
           </w:pPr>
-          <w:hyperlink w:anchor="__RefHeading___Toc2180_3936893449">
+          <w:hyperlink w:anchor="__RefHeading___Toc2180_1158062437">
             <w:r>
               <w:rPr>
                 <w:webHidden/>
@@ -3390,7 +3390,7 @@
             </w:tabs>
             <w:rPr/>
           </w:pPr>
-          <w:hyperlink w:anchor="__RefHeading___Toc2182_3936893449">
+          <w:hyperlink w:anchor="__RefHeading___Toc2182_1158062437">
             <w:r>
               <w:rPr>
                 <w:webHidden/>
@@ -3411,7 +3411,7 @@
             </w:tabs>
             <w:rPr/>
           </w:pPr>
-          <w:hyperlink w:anchor="__RefHeading___Toc2184_3936893449">
+          <w:hyperlink w:anchor="__RefHeading___Toc2184_1158062437">
             <w:r>
               <w:rPr>
                 <w:webHidden/>
@@ -3432,7 +3432,7 @@
             </w:tabs>
             <w:rPr/>
           </w:pPr>
-          <w:hyperlink w:anchor="__RefHeading___Toc2186_3936893449">
+          <w:hyperlink w:anchor="__RefHeading___Toc2186_1158062437">
             <w:r>
               <w:rPr>
                 <w:webHidden/>
@@ -3453,7 +3453,7 @@
             </w:tabs>
             <w:rPr/>
           </w:pPr>
-          <w:hyperlink w:anchor="__RefHeading___Toc2188_3936893449">
+          <w:hyperlink w:anchor="__RefHeading___Toc2188_1158062437">
             <w:r>
               <w:rPr>
                 <w:webHidden/>
@@ -3474,7 +3474,7 @@
             </w:tabs>
             <w:rPr/>
           </w:pPr>
-          <w:hyperlink w:anchor="__RefHeading___Toc2190_3936893449">
+          <w:hyperlink w:anchor="__RefHeading___Toc2190_1158062437">
             <w:r>
               <w:rPr>
                 <w:webHidden/>
@@ -3495,7 +3495,7 @@
             </w:tabs>
             <w:rPr/>
           </w:pPr>
-          <w:hyperlink w:anchor="__RefHeading___Toc2192_3936893449">
+          <w:hyperlink w:anchor="__RefHeading___Toc2192_1158062437">
             <w:r>
               <w:rPr>
                 <w:webHidden/>
@@ -3516,7 +3516,7 @@
             </w:tabs>
             <w:rPr/>
           </w:pPr>
-          <w:hyperlink w:anchor="__RefHeading___Toc2194_3936893449">
+          <w:hyperlink w:anchor="__RefHeading___Toc2194_1158062437">
             <w:r>
               <w:rPr>
                 <w:webHidden/>
@@ -3537,7 +3537,7 @@
             </w:tabs>
             <w:rPr/>
           </w:pPr>
-          <w:hyperlink w:anchor="__RefHeading___Toc2196_3936893449">
+          <w:hyperlink w:anchor="__RefHeading___Toc2196_1158062437">
             <w:r>
               <w:rPr>
                 <w:webHidden/>
@@ -3558,7 +3558,7 @@
             </w:tabs>
             <w:rPr/>
           </w:pPr>
-          <w:hyperlink w:anchor="__RefHeading___Toc2198_3936893449">
+          <w:hyperlink w:anchor="__RefHeading___Toc2198_1158062437">
             <w:r>
               <w:rPr>
                 <w:webHidden/>
@@ -3579,7 +3579,7 @@
             </w:tabs>
             <w:rPr/>
           </w:pPr>
-          <w:hyperlink w:anchor="__RefHeading___Toc2200_3936893449">
+          <w:hyperlink w:anchor="__RefHeading___Toc2200_1158062437">
             <w:r>
               <w:rPr>
                 <w:webHidden/>
@@ -3600,7 +3600,7 @@
             </w:tabs>
             <w:rPr/>
           </w:pPr>
-          <w:hyperlink w:anchor="__RefHeading___Toc2202_3936893449">
+          <w:hyperlink w:anchor="__RefHeading___Toc2202_1158062437">
             <w:r>
               <w:rPr>
                 <w:webHidden/>
@@ -3621,7 +3621,7 @@
             </w:tabs>
             <w:rPr/>
           </w:pPr>
-          <w:hyperlink w:anchor="__RefHeading___Toc2204_3936893449">
+          <w:hyperlink w:anchor="__RefHeading___Toc2204_1158062437">
             <w:r>
               <w:rPr>
                 <w:webHidden/>
@@ -3642,7 +3642,7 @@
             </w:tabs>
             <w:rPr/>
           </w:pPr>
-          <w:hyperlink w:anchor="__RefHeading___Toc2206_3936893449">
+          <w:hyperlink w:anchor="__RefHeading___Toc2206_1158062437">
             <w:r>
               <w:rPr>
                 <w:webHidden/>
@@ -3663,7 +3663,7 @@
             </w:tabs>
             <w:rPr/>
           </w:pPr>
-          <w:hyperlink w:anchor="__RefHeading___Toc2208_3936893449">
+          <w:hyperlink w:anchor="__RefHeading___Toc2208_1158062437">
             <w:r>
               <w:rPr>
                 <w:webHidden/>
@@ -3684,7 +3684,7 @@
             </w:tabs>
             <w:rPr/>
           </w:pPr>
-          <w:hyperlink w:anchor="__RefHeading___Toc2210_3936893449">
+          <w:hyperlink w:anchor="__RefHeading___Toc2210_1158062437">
             <w:r>
               <w:rPr>
                 <w:webHidden/>
@@ -3705,7 +3705,7 @@
             </w:tabs>
             <w:rPr/>
           </w:pPr>
-          <w:hyperlink w:anchor="__RefHeading___Toc2212_3936893449">
+          <w:hyperlink w:anchor="__RefHeading___Toc2212_1158062437">
             <w:r>
               <w:rPr>
                 <w:webHidden/>
@@ -3726,7 +3726,7 @@
             </w:tabs>
             <w:rPr/>
           </w:pPr>
-          <w:hyperlink w:anchor="__RefHeading___Toc2214_3936893449">
+          <w:hyperlink w:anchor="__RefHeading___Toc2214_1158062437">
             <w:r>
               <w:rPr>
                 <w:webHidden/>
@@ -3747,7 +3747,7 @@
             </w:tabs>
             <w:rPr/>
           </w:pPr>
-          <w:hyperlink w:anchor="__RefHeading___Toc2216_3936893449">
+          <w:hyperlink w:anchor="__RefHeading___Toc2216_1158062437">
             <w:r>
               <w:rPr>
                 <w:webHidden/>
@@ -3768,7 +3768,7 @@
             </w:tabs>
             <w:rPr/>
           </w:pPr>
-          <w:hyperlink w:anchor="__RefHeading___Toc2218_3936893449">
+          <w:hyperlink w:anchor="__RefHeading___Toc2218_1158062437">
             <w:r>
               <w:rPr>
                 <w:webHidden/>
@@ -3789,7 +3789,7 @@
             </w:tabs>
             <w:rPr/>
           </w:pPr>
-          <w:hyperlink w:anchor="__RefHeading___Toc2220_3936893449">
+          <w:hyperlink w:anchor="__RefHeading___Toc2220_1158062437">
             <w:r>
               <w:rPr>
                 <w:webHidden/>
@@ -3810,7 +3810,7 @@
             </w:tabs>
             <w:rPr/>
           </w:pPr>
-          <w:hyperlink w:anchor="__RefHeading___Toc2222_3936893449">
+          <w:hyperlink w:anchor="__RefHeading___Toc2222_1158062437">
             <w:r>
               <w:rPr>
                 <w:webHidden/>
@@ -3831,7 +3831,7 @@
             </w:tabs>
             <w:rPr/>
           </w:pPr>
-          <w:hyperlink w:anchor="__RefHeading___Toc2224_3936893449">
+          <w:hyperlink w:anchor="__RefHeading___Toc2224_1158062437">
             <w:r>
               <w:rPr>
                 <w:webHidden/>
@@ -3852,7 +3852,7 @@
             </w:tabs>
             <w:rPr/>
           </w:pPr>
-          <w:hyperlink w:anchor="__RefHeading___Toc2226_3936893449">
+          <w:hyperlink w:anchor="__RefHeading___Toc2226_1158062437">
             <w:r>
               <w:rPr>
                 <w:webHidden/>
@@ -3873,7 +3873,7 @@
             </w:tabs>
             <w:rPr/>
           </w:pPr>
-          <w:hyperlink w:anchor="__RefHeading___Toc2228_3936893449">
+          <w:hyperlink w:anchor="__RefHeading___Toc2228_1158062437">
             <w:r>
               <w:rPr>
                 <w:webHidden/>
@@ -3894,7 +3894,7 @@
             </w:tabs>
             <w:rPr/>
           </w:pPr>
-          <w:hyperlink w:anchor="__RefHeading___Toc2230_3936893449">
+          <w:hyperlink w:anchor="__RefHeading___Toc2230_1158062437">
             <w:r>
               <w:rPr>
                 <w:webHidden/>
@@ -3915,7 +3915,7 @@
             </w:tabs>
             <w:rPr/>
           </w:pPr>
-          <w:hyperlink w:anchor="__RefHeading___Toc2232_3936893449">
+          <w:hyperlink w:anchor="__RefHeading___Toc2232_1158062437">
             <w:r>
               <w:rPr>
                 <w:webHidden/>
@@ -3936,7 +3936,7 @@
             </w:tabs>
             <w:rPr/>
           </w:pPr>
-          <w:hyperlink w:anchor="__RefHeading___Toc2234_3936893449">
+          <w:hyperlink w:anchor="__RefHeading___Toc2234_1158062437">
             <w:r>
               <w:rPr>
                 <w:webHidden/>
@@ -3957,7 +3957,7 @@
             </w:tabs>
             <w:rPr/>
           </w:pPr>
-          <w:hyperlink w:anchor="__RefHeading___Toc2236_3936893449">
+          <w:hyperlink w:anchor="__RefHeading___Toc2236_1158062437">
             <w:r>
               <w:rPr>
                 <w:webHidden/>
@@ -3978,7 +3978,7 @@
             </w:tabs>
             <w:rPr/>
           </w:pPr>
-          <w:hyperlink w:anchor="__RefHeading___Toc2238_3936893449">
+          <w:hyperlink w:anchor="__RefHeading___Toc2238_1158062437">
             <w:r>
               <w:rPr>
                 <w:webHidden/>
@@ -3999,7 +3999,7 @@
             </w:tabs>
             <w:rPr/>
           </w:pPr>
-          <w:hyperlink w:anchor="__RefHeading___Toc2240_3936893449">
+          <w:hyperlink w:anchor="__RefHeading___Toc2240_1158062437">
             <w:r>
               <w:rPr>
                 <w:webHidden/>
@@ -4020,7 +4020,7 @@
             </w:tabs>
             <w:rPr/>
           </w:pPr>
-          <w:hyperlink w:anchor="__RefHeading___Toc2242_3936893449">
+          <w:hyperlink w:anchor="__RefHeading___Toc2242_1158062437">
             <w:r>
               <w:rPr>
                 <w:webHidden/>
@@ -4041,7 +4041,7 @@
             </w:tabs>
             <w:rPr/>
           </w:pPr>
-          <w:hyperlink w:anchor="__RefHeading___Toc2244_3936893449">
+          <w:hyperlink w:anchor="__RefHeading___Toc2244_1158062437">
             <w:r>
               <w:rPr>
                 <w:webHidden/>
@@ -4062,7 +4062,7 @@
             </w:tabs>
             <w:rPr/>
           </w:pPr>
-          <w:hyperlink w:anchor="__RefHeading___Toc2246_3936893449">
+          <w:hyperlink w:anchor="__RefHeading___Toc2246_1158062437">
             <w:r>
               <w:rPr>
                 <w:webHidden/>
@@ -4083,7 +4083,7 @@
             </w:tabs>
             <w:rPr/>
           </w:pPr>
-          <w:hyperlink w:anchor="__RefHeading___Toc2248_3936893449">
+          <w:hyperlink w:anchor="__RefHeading___Toc2248_1158062437">
             <w:r>
               <w:rPr>
                 <w:webHidden/>
@@ -4104,7 +4104,7 @@
             </w:tabs>
             <w:rPr/>
           </w:pPr>
-          <w:hyperlink w:anchor="__RefHeading___Toc2250_3936893449">
+          <w:hyperlink w:anchor="__RefHeading___Toc2250_1158062437">
             <w:r>
               <w:rPr>
                 <w:webHidden/>
@@ -4156,7 +4156,7 @@
         <w:ind w:hanging="0"/>
         <w:rPr/>
       </w:pPr>
-      <w:bookmarkStart w:id="0" w:name="__RefHeading___Toc2004_3936893449"/>
+      <w:bookmarkStart w:id="0" w:name="__RefHeading___Toc2004_1158062437"/>
       <w:bookmarkEnd w:id="0"/>
       <w:r>
         <w:rPr/>
@@ -4237,7 +4237,7 @@
         <w:ind w:hanging="0"/>
         <w:rPr/>
       </w:pPr>
-      <w:bookmarkStart w:id="1" w:name="__RefHeading___Toc2006_3936893449"/>
+      <w:bookmarkStart w:id="1" w:name="__RefHeading___Toc2006_1158062437"/>
       <w:bookmarkEnd w:id="1"/>
       <w:r>
         <w:rPr/>
@@ -4290,7 +4290,7 @@
         <w:ind w:hanging="0"/>
         <w:rPr/>
       </w:pPr>
-      <w:bookmarkStart w:id="2" w:name="__RefHeading___Toc2008_3936893449"/>
+      <w:bookmarkStart w:id="2" w:name="__RefHeading___Toc2008_1158062437"/>
       <w:bookmarkEnd w:id="2"/>
       <w:r>
         <w:rPr/>
@@ -4443,7 +4443,7 @@
         <w:ind w:hanging="0"/>
         <w:rPr/>
       </w:pPr>
-      <w:bookmarkStart w:id="3" w:name="__RefHeading___Toc2010_3936893449"/>
+      <w:bookmarkStart w:id="3" w:name="__RefHeading___Toc2010_1158062437"/>
       <w:bookmarkEnd w:id="3"/>
       <w:r>
         <w:rPr/>
@@ -4500,7 +4500,7 @@
         <w:ind w:hanging="0"/>
         <w:rPr/>
       </w:pPr>
-      <w:bookmarkStart w:id="4" w:name="__RefHeading___Toc2012_3936893449"/>
+      <w:bookmarkStart w:id="4" w:name="__RefHeading___Toc2012_1158062437"/>
       <w:bookmarkEnd w:id="4"/>
       <w:r>
         <w:rPr/>
@@ -4691,7 +4691,7 @@
         <w:ind w:hanging="0"/>
         <w:rPr/>
       </w:pPr>
-      <w:bookmarkStart w:id="5" w:name="__RefHeading___Toc2014_3936893449"/>
+      <w:bookmarkStart w:id="5" w:name="__RefHeading___Toc2014_1158062437"/>
       <w:bookmarkEnd w:id="5"/>
       <w:r>
         <w:rPr/>
@@ -4748,7 +4748,7 @@
         <w:ind w:hanging="0"/>
         <w:rPr/>
       </w:pPr>
-      <w:bookmarkStart w:id="6" w:name="__RefHeading___Toc2016_3936893449"/>
+      <w:bookmarkStart w:id="6" w:name="__RefHeading___Toc2016_1158062437"/>
       <w:bookmarkEnd w:id="6"/>
       <w:r>
         <w:rPr/>
@@ -4818,7 +4818,7 @@
         <w:ind w:hanging="0"/>
         <w:rPr/>
       </w:pPr>
-      <w:bookmarkStart w:id="7" w:name="__RefHeading___Toc2018_3936893449"/>
+      <w:bookmarkStart w:id="7" w:name="__RefHeading___Toc2018_1158062437"/>
       <w:bookmarkEnd w:id="7"/>
       <w:r>
         <w:rPr/>
@@ -4833,7 +4833,7 @@
         <w:ind w:hanging="0"/>
         <w:rPr/>
       </w:pPr>
-      <w:bookmarkStart w:id="8" w:name="__RefHeading___Toc2020_3936893449"/>
+      <w:bookmarkStart w:id="8" w:name="__RefHeading___Toc2020_1158062437"/>
       <w:bookmarkEnd w:id="8"/>
       <w:r>
         <w:rPr/>
@@ -4932,7 +4932,7 @@
         <w:ind w:hanging="0"/>
         <w:rPr/>
       </w:pPr>
-      <w:bookmarkStart w:id="9" w:name="__RefHeading___Toc2022_3936893449"/>
+      <w:bookmarkStart w:id="9" w:name="__RefHeading___Toc2022_1158062437"/>
       <w:bookmarkEnd w:id="9"/>
       <w:r>
         <w:rPr/>
@@ -5003,7 +5003,7 @@
         <w:ind w:hanging="0"/>
         <w:rPr/>
       </w:pPr>
-      <w:bookmarkStart w:id="10" w:name="__RefHeading___Toc2024_3936893449"/>
+      <w:bookmarkStart w:id="10" w:name="__RefHeading___Toc2024_1158062437"/>
       <w:bookmarkEnd w:id="10"/>
       <w:r>
         <w:rPr/>
@@ -5074,7 +5074,7 @@
         <w:ind w:hanging="0"/>
         <w:rPr/>
       </w:pPr>
-      <w:bookmarkStart w:id="11" w:name="__RefHeading___Toc2026_3936893449"/>
+      <w:bookmarkStart w:id="11" w:name="__RefHeading___Toc2026_1158062437"/>
       <w:bookmarkEnd w:id="11"/>
       <w:r>
         <w:rPr/>
@@ -5159,7 +5159,7 @@
         <w:ind w:hanging="0"/>
         <w:rPr/>
       </w:pPr>
-      <w:bookmarkStart w:id="12" w:name="__RefHeading___Toc2028_3936893449"/>
+      <w:bookmarkStart w:id="12" w:name="__RefHeading___Toc2028_1158062437"/>
       <w:bookmarkEnd w:id="12"/>
       <w:r>
         <w:rPr/>
@@ -5244,7 +5244,7 @@
         <w:ind w:hanging="0"/>
         <w:rPr/>
       </w:pPr>
-      <w:bookmarkStart w:id="13" w:name="__RefHeading___Toc2030_3936893449"/>
+      <w:bookmarkStart w:id="13" w:name="__RefHeading___Toc2030_1158062437"/>
       <w:bookmarkEnd w:id="13"/>
       <w:r>
         <w:rPr/>
@@ -5329,7 +5329,7 @@
         <w:ind w:hanging="0"/>
         <w:rPr/>
       </w:pPr>
-      <w:bookmarkStart w:id="14" w:name="__RefHeading___Toc2032_3936893449"/>
+      <w:bookmarkStart w:id="14" w:name="__RefHeading___Toc2032_1158062437"/>
       <w:bookmarkEnd w:id="14"/>
       <w:r>
         <w:rPr/>
@@ -5400,7 +5400,7 @@
         <w:ind w:hanging="0"/>
         <w:rPr/>
       </w:pPr>
-      <w:bookmarkStart w:id="15" w:name="__RefHeading___Toc2034_3936893449"/>
+      <w:bookmarkStart w:id="15" w:name="__RefHeading___Toc2034_1158062437"/>
       <w:bookmarkEnd w:id="15"/>
       <w:r>
         <w:rPr/>
@@ -5457,7 +5457,7 @@
         <w:ind w:hanging="0"/>
         <w:rPr/>
       </w:pPr>
-      <w:bookmarkStart w:id="16" w:name="__RefHeading___Toc2036_3936893449"/>
+      <w:bookmarkStart w:id="16" w:name="__RefHeading___Toc2036_1158062437"/>
       <w:bookmarkEnd w:id="16"/>
       <w:r>
         <w:rPr/>
@@ -5528,7 +5528,7 @@
         <w:ind w:hanging="0"/>
         <w:rPr/>
       </w:pPr>
-      <w:bookmarkStart w:id="17" w:name="__RefHeading___Toc2038_3936893449"/>
+      <w:bookmarkStart w:id="17" w:name="__RefHeading___Toc2038_1158062437"/>
       <w:bookmarkEnd w:id="17"/>
       <w:r>
         <w:rPr/>
@@ -5599,7 +5599,7 @@
         <w:ind w:hanging="0"/>
         <w:rPr/>
       </w:pPr>
-      <w:bookmarkStart w:id="18" w:name="__RefHeading___Toc2040_3936893449"/>
+      <w:bookmarkStart w:id="18" w:name="__RefHeading___Toc2040_1158062437"/>
       <w:bookmarkEnd w:id="18"/>
       <w:r>
         <w:rPr/>
@@ -5670,7 +5670,7 @@
         <w:ind w:hanging="0"/>
         <w:rPr/>
       </w:pPr>
-      <w:bookmarkStart w:id="19" w:name="__RefHeading___Toc2042_3936893449"/>
+      <w:bookmarkStart w:id="19" w:name="__RefHeading___Toc2042_1158062437"/>
       <w:bookmarkEnd w:id="19"/>
       <w:r>
         <w:rPr/>
@@ -5741,7 +5741,7 @@
         <w:ind w:hanging="0"/>
         <w:rPr/>
       </w:pPr>
-      <w:bookmarkStart w:id="20" w:name="__RefHeading___Toc2044_3936893449"/>
+      <w:bookmarkStart w:id="20" w:name="__RefHeading___Toc2044_1158062437"/>
       <w:bookmarkEnd w:id="20"/>
       <w:r>
         <w:rPr/>
@@ -6450,7 +6450,7 @@
         <w:ind w:hanging="0"/>
         <w:rPr/>
       </w:pPr>
-      <w:bookmarkStart w:id="21" w:name="__RefHeading___Toc2046_3936893449"/>
+      <w:bookmarkStart w:id="21" w:name="__RefHeading___Toc2046_1158062437"/>
       <w:bookmarkEnd w:id="21"/>
       <w:r>
         <w:rPr/>
@@ -6520,7 +6520,7 @@
         <w:ind w:hanging="0"/>
         <w:rPr/>
       </w:pPr>
-      <w:bookmarkStart w:id="22" w:name="__RefHeading___Toc2048_3936893449"/>
+      <w:bookmarkStart w:id="22" w:name="__RefHeading___Toc2048_1158062437"/>
       <w:bookmarkEnd w:id="22"/>
       <w:r>
         <w:rPr/>
@@ -6535,7 +6535,7 @@
         <w:ind w:hanging="0"/>
         <w:rPr/>
       </w:pPr>
-      <w:bookmarkStart w:id="23" w:name="__RefHeading___Toc2050_3936893449"/>
+      <w:bookmarkStart w:id="23" w:name="__RefHeading___Toc2050_1158062437"/>
       <w:bookmarkEnd w:id="23"/>
       <w:r>
         <w:rPr/>
@@ -6592,7 +6592,7 @@
         <w:ind w:hanging="0"/>
         <w:rPr/>
       </w:pPr>
-      <w:bookmarkStart w:id="24" w:name="__RefHeading___Toc2052_3936893449"/>
+      <w:bookmarkStart w:id="24" w:name="__RefHeading___Toc2052_1158062437"/>
       <w:bookmarkEnd w:id="24"/>
       <w:r>
         <w:rPr/>
@@ -6705,7 +6705,7 @@
         <w:ind w:hanging="0"/>
         <w:rPr/>
       </w:pPr>
-      <w:bookmarkStart w:id="25" w:name="__RefHeading___Toc2054_3936893449"/>
+      <w:bookmarkStart w:id="25" w:name="__RefHeading___Toc2054_1158062437"/>
       <w:bookmarkEnd w:id="25"/>
       <w:r>
         <w:rPr/>
@@ -6788,7 +6788,7 @@
         <w:ind w:hanging="0"/>
         <w:rPr/>
       </w:pPr>
-      <w:bookmarkStart w:id="26" w:name="__RefHeading___Toc2056_3936893449"/>
+      <w:bookmarkStart w:id="26" w:name="__RefHeading___Toc2056_1158062437"/>
       <w:bookmarkEnd w:id="26"/>
       <w:r>
         <w:rPr/>
@@ -6859,7 +6859,7 @@
         <w:ind w:hanging="0"/>
         <w:rPr/>
       </w:pPr>
-      <w:bookmarkStart w:id="27" w:name="__RefHeading___Toc2058_3936893449"/>
+      <w:bookmarkStart w:id="27" w:name="__RefHeading___Toc2058_1158062437"/>
       <w:bookmarkEnd w:id="27"/>
       <w:r>
         <w:rPr/>
@@ -6916,7 +6916,7 @@
         <w:ind w:hanging="0"/>
         <w:rPr/>
       </w:pPr>
-      <w:bookmarkStart w:id="28" w:name="__RefHeading___Toc2060_3936893449"/>
+      <w:bookmarkStart w:id="28" w:name="__RefHeading___Toc2060_1158062437"/>
       <w:bookmarkEnd w:id="28"/>
       <w:r>
         <w:rPr/>
@@ -6973,7 +6973,7 @@
         <w:ind w:hanging="0"/>
         <w:rPr/>
       </w:pPr>
-      <w:bookmarkStart w:id="29" w:name="__RefHeading___Toc2062_3936893449"/>
+      <w:bookmarkStart w:id="29" w:name="__RefHeading___Toc2062_1158062437"/>
       <w:bookmarkEnd w:id="29"/>
       <w:r>
         <w:rPr/>
@@ -7044,7 +7044,7 @@
         <w:ind w:hanging="0"/>
         <w:rPr/>
       </w:pPr>
-      <w:bookmarkStart w:id="30" w:name="__RefHeading___Toc2064_3936893449"/>
+      <w:bookmarkStart w:id="30" w:name="__RefHeading___Toc2064_1158062437"/>
       <w:bookmarkEnd w:id="30"/>
       <w:r>
         <w:rPr/>
@@ -7115,7 +7115,7 @@
         <w:ind w:hanging="0"/>
         <w:rPr/>
       </w:pPr>
-      <w:bookmarkStart w:id="31" w:name="__RefHeading___Toc2066_3936893449"/>
+      <w:bookmarkStart w:id="31" w:name="__RefHeading___Toc2066_1158062437"/>
       <w:bookmarkEnd w:id="31"/>
       <w:r>
         <w:rPr/>
@@ -7186,7 +7186,7 @@
         <w:ind w:hanging="0"/>
         <w:rPr/>
       </w:pPr>
-      <w:bookmarkStart w:id="32" w:name="__RefHeading___Toc2068_3936893449"/>
+      <w:bookmarkStart w:id="32" w:name="__RefHeading___Toc2068_1158062437"/>
       <w:bookmarkEnd w:id="32"/>
       <w:r>
         <w:rPr/>
@@ -7257,7 +7257,7 @@
         <w:ind w:hanging="0"/>
         <w:rPr/>
       </w:pPr>
-      <w:bookmarkStart w:id="33" w:name="__RefHeading___Toc2070_3936893449"/>
+      <w:bookmarkStart w:id="33" w:name="__RefHeading___Toc2070_1158062437"/>
       <w:bookmarkEnd w:id="33"/>
       <w:r>
         <w:rPr/>
@@ -7314,7 +7314,7 @@
         <w:ind w:hanging="0"/>
         <w:rPr/>
       </w:pPr>
-      <w:bookmarkStart w:id="34" w:name="__RefHeading___Toc2072_3936893449"/>
+      <w:bookmarkStart w:id="34" w:name="__RefHeading___Toc2072_1158062437"/>
       <w:bookmarkEnd w:id="34"/>
       <w:r>
         <w:rPr/>
@@ -7514,7 +7514,7 @@
         <w:ind w:hanging="0"/>
         <w:rPr/>
       </w:pPr>
-      <w:bookmarkStart w:id="35" w:name="__RefHeading___Toc2074_3936893449"/>
+      <w:bookmarkStart w:id="35" w:name="__RefHeading___Toc2074_1158062437"/>
       <w:bookmarkEnd w:id="35"/>
       <w:r>
         <w:rPr/>
@@ -7529,7 +7529,7 @@
         <w:ind w:hanging="0"/>
         <w:rPr/>
       </w:pPr>
-      <w:bookmarkStart w:id="36" w:name="__RefHeading___Toc2076_3936893449"/>
+      <w:bookmarkStart w:id="36" w:name="__RefHeading___Toc2076_1158062437"/>
       <w:bookmarkEnd w:id="36"/>
       <w:r>
         <w:rPr/>
@@ -7672,7 +7672,7 @@
         <w:ind w:hanging="0"/>
         <w:rPr/>
       </w:pPr>
-      <w:bookmarkStart w:id="37" w:name="__RefHeading___Toc2078_3936893449"/>
+      <w:bookmarkStart w:id="37" w:name="__RefHeading___Toc2078_1158062437"/>
       <w:bookmarkEnd w:id="37"/>
       <w:r>
         <w:rPr/>
@@ -7825,7 +7825,7 @@
         <w:ind w:hanging="0"/>
         <w:rPr/>
       </w:pPr>
-      <w:bookmarkStart w:id="38" w:name="__RefHeading___Toc2080_3936893449"/>
+      <w:bookmarkStart w:id="38" w:name="__RefHeading___Toc2080_1158062437"/>
       <w:bookmarkEnd w:id="38"/>
       <w:r>
         <w:rPr/>
@@ -8679,7 +8679,7 @@
         <w:ind w:hanging="0"/>
         <w:rPr/>
       </w:pPr>
-      <w:bookmarkStart w:id="39" w:name="__RefHeading___Toc2082_3936893449"/>
+      <w:bookmarkStart w:id="39" w:name="__RefHeading___Toc2082_1158062437"/>
       <w:bookmarkEnd w:id="39"/>
       <w:r>
         <w:rPr/>
@@ -8864,7 +8864,7 @@
         <w:ind w:hanging="0"/>
         <w:rPr/>
       </w:pPr>
-      <w:bookmarkStart w:id="40" w:name="__RefHeading___Toc2084_3936893449"/>
+      <w:bookmarkStart w:id="40" w:name="__RefHeading___Toc2084_1158062437"/>
       <w:bookmarkEnd w:id="40"/>
       <w:r>
         <w:rPr/>
@@ -9017,7 +9017,7 @@
         <w:ind w:hanging="0"/>
         <w:rPr/>
       </w:pPr>
-      <w:bookmarkStart w:id="41" w:name="__RefHeading___Toc2086_3936893449"/>
+      <w:bookmarkStart w:id="41" w:name="__RefHeading___Toc2086_1158062437"/>
       <w:bookmarkEnd w:id="41"/>
       <w:r>
         <w:rPr/>
@@ -9146,7 +9146,7 @@
         <w:ind w:hanging="0"/>
         <w:rPr/>
       </w:pPr>
-      <w:bookmarkStart w:id="42" w:name="__RefHeading___Toc2088_3936893449"/>
+      <w:bookmarkStart w:id="42" w:name="__RefHeading___Toc2088_1158062437"/>
       <w:bookmarkEnd w:id="42"/>
       <w:r>
         <w:rPr/>
@@ -10146,7 +10146,7 @@
         <w:ind w:hanging="0"/>
         <w:rPr/>
       </w:pPr>
-      <w:bookmarkStart w:id="43" w:name="__RefHeading___Toc2090_3936893449"/>
+      <w:bookmarkStart w:id="43" w:name="__RefHeading___Toc2090_1158062437"/>
       <w:bookmarkEnd w:id="43"/>
       <w:r>
         <w:rPr/>
@@ -11045,7 +11045,7 @@
         <w:ind w:hanging="0"/>
         <w:rPr/>
       </w:pPr>
-      <w:bookmarkStart w:id="44" w:name="__RefHeading___Toc2092_3936893449"/>
+      <w:bookmarkStart w:id="44" w:name="__RefHeading___Toc2092_1158062437"/>
       <w:bookmarkEnd w:id="44"/>
       <w:r>
         <w:rPr/>
@@ -11186,7 +11186,7 @@
         <w:ind w:hanging="0"/>
         <w:rPr/>
       </w:pPr>
-      <w:bookmarkStart w:id="45" w:name="__RefHeading___Toc2094_3936893449"/>
+      <w:bookmarkStart w:id="45" w:name="__RefHeading___Toc2094_1158062437"/>
       <w:bookmarkEnd w:id="45"/>
       <w:r>
         <w:rPr/>
@@ -11257,7 +11257,7 @@
         <w:ind w:hanging="0"/>
         <w:rPr/>
       </w:pPr>
-      <w:bookmarkStart w:id="46" w:name="__RefHeading___Toc2096_3936893449"/>
+      <w:bookmarkStart w:id="46" w:name="__RefHeading___Toc2096_1158062437"/>
       <w:bookmarkEnd w:id="46"/>
       <w:r>
         <w:rPr/>
@@ -11398,7 +11398,7 @@
         <w:ind w:hanging="0"/>
         <w:rPr/>
       </w:pPr>
-      <w:bookmarkStart w:id="47" w:name="__RefHeading___Toc2098_3936893449"/>
+      <w:bookmarkStart w:id="47" w:name="__RefHeading___Toc2098_1158062437"/>
       <w:bookmarkEnd w:id="47"/>
       <w:r>
         <w:rPr/>
@@ -11559,7 +11559,7 @@
         <w:ind w:hanging="0"/>
         <w:rPr/>
       </w:pPr>
-      <w:bookmarkStart w:id="48" w:name="__RefHeading___Toc2100_3936893449"/>
+      <w:bookmarkStart w:id="48" w:name="__RefHeading___Toc2100_1158062437"/>
       <w:bookmarkEnd w:id="48"/>
       <w:r>
         <w:rPr/>
@@ -11588,7 +11588,7 @@
         <w:ind w:hanging="0"/>
         <w:rPr/>
       </w:pPr>
-      <w:bookmarkStart w:id="49" w:name="__RefHeading___Toc2102_3936893449"/>
+      <w:bookmarkStart w:id="49" w:name="__RefHeading___Toc2102_1158062437"/>
       <w:bookmarkEnd w:id="49"/>
       <w:r>
         <w:rPr/>
@@ -11617,7 +11617,7 @@
         <w:ind w:hanging="0"/>
         <w:rPr/>
       </w:pPr>
-      <w:bookmarkStart w:id="50" w:name="__RefHeading___Toc2104_3936893449"/>
+      <w:bookmarkStart w:id="50" w:name="__RefHeading___Toc2104_1158062437"/>
       <w:bookmarkEnd w:id="50"/>
       <w:r>
         <w:rPr/>
@@ -11646,7 +11646,7 @@
         <w:ind w:hanging="0"/>
         <w:rPr/>
       </w:pPr>
-      <w:bookmarkStart w:id="51" w:name="__RefHeading___Toc2106_3936893449"/>
+      <w:bookmarkStart w:id="51" w:name="__RefHeading___Toc2106_1158062437"/>
       <w:bookmarkEnd w:id="51"/>
       <w:r>
         <w:rPr/>
@@ -11675,7 +11675,7 @@
         <w:ind w:hanging="0"/>
         <w:rPr/>
       </w:pPr>
-      <w:bookmarkStart w:id="52" w:name="__RefHeading___Toc2108_3936893449"/>
+      <w:bookmarkStart w:id="52" w:name="__RefHeading___Toc2108_1158062437"/>
       <w:bookmarkEnd w:id="52"/>
       <w:r>
         <w:rPr/>
@@ -11704,7 +11704,7 @@
         <w:ind w:hanging="0"/>
         <w:rPr/>
       </w:pPr>
-      <w:bookmarkStart w:id="53" w:name="__RefHeading___Toc2110_3936893449"/>
+      <w:bookmarkStart w:id="53" w:name="__RefHeading___Toc2110_1158062437"/>
       <w:bookmarkEnd w:id="53"/>
       <w:r>
         <w:rPr/>
@@ -11733,7 +11733,7 @@
         <w:ind w:hanging="0"/>
         <w:rPr/>
       </w:pPr>
-      <w:bookmarkStart w:id="54" w:name="__RefHeading___Toc2112_3936893449"/>
+      <w:bookmarkStart w:id="54" w:name="__RefHeading___Toc2112_1158062437"/>
       <w:bookmarkEnd w:id="54"/>
       <w:r>
         <w:rPr/>
@@ -11790,7 +11790,7 @@
         <w:ind w:hanging="0"/>
         <w:rPr/>
       </w:pPr>
-      <w:bookmarkStart w:id="55" w:name="__RefHeading___Toc2114_3936893449"/>
+      <w:bookmarkStart w:id="55" w:name="__RefHeading___Toc2114_1158062437"/>
       <w:bookmarkEnd w:id="55"/>
       <w:r>
         <w:rPr/>
@@ -11903,7 +11903,7 @@
         <w:ind w:hanging="0"/>
         <w:rPr/>
       </w:pPr>
-      <w:bookmarkStart w:id="56" w:name="__RefHeading___Toc2116_3936893449"/>
+      <w:bookmarkStart w:id="56" w:name="__RefHeading___Toc2116_1158062437"/>
       <w:bookmarkEnd w:id="56"/>
       <w:r>
         <w:rPr/>
@@ -11959,7 +11959,7 @@
         <w:ind w:hanging="0"/>
         <w:rPr/>
       </w:pPr>
-      <w:bookmarkStart w:id="57" w:name="__RefHeading___Toc2118_3936893449"/>
+      <w:bookmarkStart w:id="57" w:name="__RefHeading___Toc2118_1158062437"/>
       <w:bookmarkEnd w:id="57"/>
       <w:r>
         <w:rPr/>
@@ -11974,7 +11974,7 @@
         <w:ind w:hanging="0"/>
         <w:rPr/>
       </w:pPr>
-      <w:bookmarkStart w:id="58" w:name="__RefHeading___Toc2120_3936893449"/>
+      <w:bookmarkStart w:id="58" w:name="__RefHeading___Toc2120_1158062437"/>
       <w:bookmarkEnd w:id="58"/>
       <w:r>
         <w:rPr/>
@@ -13447,7 +13447,7 @@
         <w:ind w:hanging="0"/>
         <w:rPr/>
       </w:pPr>
-      <w:bookmarkStart w:id="59" w:name="__RefHeading___Toc2122_3936893449"/>
+      <w:bookmarkStart w:id="59" w:name="__RefHeading___Toc2122_1158062437"/>
       <w:bookmarkEnd w:id="59"/>
       <w:r>
         <w:rPr/>
@@ -13476,7 +13476,7 @@
         <w:ind w:hanging="0"/>
         <w:rPr/>
       </w:pPr>
-      <w:bookmarkStart w:id="60" w:name="__RefHeading___Toc2124_3936893449"/>
+      <w:bookmarkStart w:id="60" w:name="__RefHeading___Toc2124_1158062437"/>
       <w:bookmarkEnd w:id="60"/>
       <w:r>
         <w:rPr/>
@@ -13533,7 +13533,7 @@
         <w:ind w:hanging="0"/>
         <w:rPr/>
       </w:pPr>
-      <w:bookmarkStart w:id="61" w:name="__RefHeading___Toc2126_3936893449"/>
+      <w:bookmarkStart w:id="61" w:name="__RefHeading___Toc2126_1158062437"/>
       <w:bookmarkEnd w:id="61"/>
       <w:r>
         <w:rPr/>
@@ -13590,7 +13590,7 @@
         <w:ind w:hanging="0"/>
         <w:rPr/>
       </w:pPr>
-      <w:bookmarkStart w:id="62" w:name="__RefHeading___Toc2128_3936893449"/>
+      <w:bookmarkStart w:id="62" w:name="__RefHeading___Toc2128_1158062437"/>
       <w:bookmarkEnd w:id="62"/>
       <w:r>
         <w:rPr/>
@@ -13633,7 +13633,7 @@
         <w:ind w:hanging="0"/>
         <w:rPr/>
       </w:pPr>
-      <w:bookmarkStart w:id="63" w:name="__RefHeading___Toc2130_3936893449"/>
+      <w:bookmarkStart w:id="63" w:name="__RefHeading___Toc2130_1158062437"/>
       <w:bookmarkEnd w:id="63"/>
       <w:r>
         <w:rPr/>
@@ -13676,7 +13676,7 @@
         <w:ind w:hanging="0"/>
         <w:rPr/>
       </w:pPr>
-      <w:bookmarkStart w:id="64" w:name="__RefHeading___Toc2132_3936893449"/>
+      <w:bookmarkStart w:id="64" w:name="__RefHeading___Toc2132_1158062437"/>
       <w:bookmarkEnd w:id="64"/>
       <w:r>
         <w:rPr/>
@@ -13719,7 +13719,7 @@
         <w:ind w:hanging="0"/>
         <w:rPr/>
       </w:pPr>
-      <w:bookmarkStart w:id="65" w:name="__RefHeading___Toc2134_3936893449"/>
+      <w:bookmarkStart w:id="65" w:name="__RefHeading___Toc2134_1158062437"/>
       <w:bookmarkEnd w:id="65"/>
       <w:r>
         <w:rPr/>
@@ -13748,7 +13748,7 @@
         <w:ind w:hanging="0"/>
         <w:rPr/>
       </w:pPr>
-      <w:bookmarkStart w:id="66" w:name="__RefHeading___Toc2136_3936893449"/>
+      <w:bookmarkStart w:id="66" w:name="__RefHeading___Toc2136_1158062437"/>
       <w:bookmarkEnd w:id="66"/>
       <w:r>
         <w:rPr/>
@@ -13791,7 +13791,7 @@
         <w:ind w:hanging="0"/>
         <w:rPr/>
       </w:pPr>
-      <w:bookmarkStart w:id="67" w:name="__RefHeading___Toc2138_3936893449"/>
+      <w:bookmarkStart w:id="67" w:name="__RefHeading___Toc2138_1158062437"/>
       <w:bookmarkEnd w:id="67"/>
       <w:r>
         <w:rPr/>
@@ -13848,7 +13848,7 @@
         <w:ind w:hanging="0"/>
         <w:rPr/>
       </w:pPr>
-      <w:bookmarkStart w:id="68" w:name="__RefHeading___Toc2140_3936893449"/>
+      <w:bookmarkStart w:id="68" w:name="__RefHeading___Toc2140_1158062437"/>
       <w:bookmarkEnd w:id="68"/>
       <w:r>
         <w:rPr/>
@@ -13891,7 +13891,7 @@
         <w:ind w:hanging="0"/>
         <w:rPr/>
       </w:pPr>
-      <w:bookmarkStart w:id="69" w:name="__RefHeading___Toc2142_3936893449"/>
+      <w:bookmarkStart w:id="69" w:name="__RefHeading___Toc2142_1158062437"/>
       <w:bookmarkEnd w:id="69"/>
       <w:r>
         <w:rPr/>
@@ -13948,7 +13948,7 @@
         <w:ind w:hanging="0"/>
         <w:rPr/>
       </w:pPr>
-      <w:bookmarkStart w:id="70" w:name="__RefHeading___Toc2144_3936893449"/>
+      <w:bookmarkStart w:id="70" w:name="__RefHeading___Toc2144_1158062437"/>
       <w:bookmarkEnd w:id="70"/>
       <w:r>
         <w:rPr/>
@@ -14063,7 +14063,7 @@
         <w:ind w:hanging="0"/>
         <w:rPr/>
       </w:pPr>
-      <w:bookmarkStart w:id="71" w:name="__RefHeading___Toc2146_3936893449"/>
+      <w:bookmarkStart w:id="71" w:name="__RefHeading___Toc2146_1158062437"/>
       <w:bookmarkEnd w:id="71"/>
       <w:r>
         <w:rPr/>
@@ -14092,7 +14092,7 @@
         <w:ind w:hanging="0"/>
         <w:rPr/>
       </w:pPr>
-      <w:bookmarkStart w:id="72" w:name="__RefHeading___Toc2148_3936893449"/>
+      <w:bookmarkStart w:id="72" w:name="__RefHeading___Toc2148_1158062437"/>
       <w:bookmarkEnd w:id="72"/>
       <w:r>
         <w:rPr/>
@@ -14135,7 +14135,7 @@
         <w:ind w:hanging="0"/>
         <w:rPr/>
       </w:pPr>
-      <w:bookmarkStart w:id="73" w:name="__RefHeading___Toc2150_3936893449"/>
+      <w:bookmarkStart w:id="73" w:name="__RefHeading___Toc2150_1158062437"/>
       <w:bookmarkEnd w:id="73"/>
       <w:r>
         <w:rPr/>
@@ -14178,7 +14178,7 @@
         <w:ind w:hanging="0"/>
         <w:rPr/>
       </w:pPr>
-      <w:bookmarkStart w:id="74" w:name="__RefHeading___Toc2152_3936893449"/>
+      <w:bookmarkStart w:id="74" w:name="__RefHeading___Toc2152_1158062437"/>
       <w:bookmarkEnd w:id="74"/>
       <w:r>
         <w:rPr/>
@@ -14221,7 +14221,7 @@
         <w:ind w:hanging="0"/>
         <w:rPr/>
       </w:pPr>
-      <w:bookmarkStart w:id="75" w:name="__RefHeading___Toc2154_3936893449"/>
+      <w:bookmarkStart w:id="75" w:name="__RefHeading___Toc2154_1158062437"/>
       <w:bookmarkEnd w:id="75"/>
       <w:r>
         <w:rPr/>
@@ -14264,7 +14264,7 @@
         <w:ind w:hanging="0"/>
         <w:rPr/>
       </w:pPr>
-      <w:bookmarkStart w:id="76" w:name="__RefHeading___Toc2156_3936893449"/>
+      <w:bookmarkStart w:id="76" w:name="__RefHeading___Toc2156_1158062437"/>
       <w:bookmarkEnd w:id="76"/>
       <w:r>
         <w:rPr/>
@@ -14391,7 +14391,7 @@
         <w:ind w:hanging="0"/>
         <w:rPr/>
       </w:pPr>
-      <w:bookmarkStart w:id="77" w:name="__RefHeading___Toc2158_3936893449"/>
+      <w:bookmarkStart w:id="77" w:name="__RefHeading___Toc2158_1158062437"/>
       <w:bookmarkEnd w:id="77"/>
       <w:r>
         <w:rPr/>
@@ -14420,7 +14420,7 @@
         <w:ind w:hanging="0"/>
         <w:rPr/>
       </w:pPr>
-      <w:bookmarkStart w:id="78" w:name="__RefHeading___Toc2160_3936893449"/>
+      <w:bookmarkStart w:id="78" w:name="__RefHeading___Toc2160_1158062437"/>
       <w:bookmarkEnd w:id="78"/>
       <w:r>
         <w:rPr/>
@@ -14477,7 +14477,7 @@
         <w:ind w:hanging="0"/>
         <w:rPr/>
       </w:pPr>
-      <w:bookmarkStart w:id="79" w:name="__RefHeading___Toc2162_3936893449"/>
+      <w:bookmarkStart w:id="79" w:name="__RefHeading___Toc2162_1158062437"/>
       <w:bookmarkEnd w:id="79"/>
       <w:r>
         <w:rPr/>
@@ -14534,7 +14534,7 @@
         <w:ind w:hanging="0"/>
         <w:rPr/>
       </w:pPr>
-      <w:bookmarkStart w:id="80" w:name="__RefHeading___Toc2164_3936893449"/>
+      <w:bookmarkStart w:id="80" w:name="__RefHeading___Toc2164_1158062437"/>
       <w:bookmarkEnd w:id="80"/>
       <w:r>
         <w:rPr/>
@@ -14591,7 +14591,7 @@
         <w:ind w:hanging="0"/>
         <w:rPr/>
       </w:pPr>
-      <w:bookmarkStart w:id="81" w:name="__RefHeading___Toc2166_3936893449"/>
+      <w:bookmarkStart w:id="81" w:name="__RefHeading___Toc2166_1158062437"/>
       <w:bookmarkEnd w:id="81"/>
       <w:r>
         <w:rPr/>
@@ -14634,7 +14634,7 @@
         <w:ind w:hanging="0"/>
         <w:rPr/>
       </w:pPr>
-      <w:bookmarkStart w:id="82" w:name="__RefHeading___Toc2168_3936893449"/>
+      <w:bookmarkStart w:id="82" w:name="__RefHeading___Toc2168_1158062437"/>
       <w:bookmarkEnd w:id="82"/>
       <w:r>
         <w:rPr/>
@@ -14677,7 +14677,7 @@
         <w:ind w:hanging="0"/>
         <w:rPr/>
       </w:pPr>
-      <w:bookmarkStart w:id="83" w:name="__RefHeading___Toc2170_3936893449"/>
+      <w:bookmarkStart w:id="83" w:name="__RefHeading___Toc2170_1158062437"/>
       <w:bookmarkEnd w:id="83"/>
       <w:r>
         <w:rPr/>
@@ -14706,7 +14706,7 @@
         <w:ind w:hanging="0"/>
         <w:rPr/>
       </w:pPr>
-      <w:bookmarkStart w:id="84" w:name="__RefHeading___Toc2172_3936893449"/>
+      <w:bookmarkStart w:id="84" w:name="__RefHeading___Toc2172_1158062437"/>
       <w:bookmarkEnd w:id="84"/>
       <w:r>
         <w:rPr/>
@@ -14749,7 +14749,7 @@
         <w:ind w:hanging="0"/>
         <w:rPr/>
       </w:pPr>
-      <w:bookmarkStart w:id="85" w:name="__RefHeading___Toc2174_3936893449"/>
+      <w:bookmarkStart w:id="85" w:name="__RefHeading___Toc2174_1158062437"/>
       <w:bookmarkEnd w:id="85"/>
       <w:r>
         <w:rPr/>
@@ -14806,7 +14806,7 @@
         <w:ind w:hanging="0"/>
         <w:rPr/>
       </w:pPr>
-      <w:bookmarkStart w:id="86" w:name="__RefHeading___Toc2176_3936893449"/>
+      <w:bookmarkStart w:id="86" w:name="__RefHeading___Toc2176_1158062437"/>
       <w:bookmarkEnd w:id="86"/>
       <w:r>
         <w:rPr/>
@@ -14849,7 +14849,7 @@
         <w:ind w:hanging="0"/>
         <w:rPr/>
       </w:pPr>
-      <w:bookmarkStart w:id="87" w:name="__RefHeading___Toc2178_3936893449"/>
+      <w:bookmarkStart w:id="87" w:name="__RefHeading___Toc2178_1158062437"/>
       <w:bookmarkEnd w:id="87"/>
       <w:r>
         <w:rPr/>
@@ -14892,7 +14892,7 @@
         <w:ind w:hanging="0"/>
         <w:rPr/>
       </w:pPr>
-      <w:bookmarkStart w:id="88" w:name="__RefHeading___Toc2180_3936893449"/>
+      <w:bookmarkStart w:id="88" w:name="__RefHeading___Toc2180_1158062437"/>
       <w:bookmarkEnd w:id="88"/>
       <w:r>
         <w:rPr/>
@@ -14935,7 +14935,7 @@
         <w:ind w:hanging="0"/>
         <w:rPr/>
       </w:pPr>
-      <w:bookmarkStart w:id="89" w:name="__RefHeading___Toc2182_3936893449"/>
+      <w:bookmarkStart w:id="89" w:name="__RefHeading___Toc2182_1158062437"/>
       <w:bookmarkEnd w:id="89"/>
       <w:r>
         <w:rPr/>
@@ -15677,7 +15677,7 @@
         <w:ind w:hanging="0"/>
         <w:rPr/>
       </w:pPr>
-      <w:bookmarkStart w:id="90" w:name="__RefHeading___Toc2184_3936893449"/>
+      <w:bookmarkStart w:id="90" w:name="__RefHeading___Toc2184_1158062437"/>
       <w:bookmarkEnd w:id="90"/>
       <w:r>
         <w:rPr/>
@@ -15692,7 +15692,7 @@
         <w:ind w:hanging="0"/>
         <w:rPr/>
       </w:pPr>
-      <w:bookmarkStart w:id="91" w:name="__RefHeading___Toc2186_3936893449"/>
+      <w:bookmarkStart w:id="91" w:name="__RefHeading___Toc2186_1158062437"/>
       <w:bookmarkEnd w:id="91"/>
       <w:r>
         <w:rPr/>
@@ -15721,7 +15721,7 @@
         <w:ind w:hanging="0"/>
         <w:rPr/>
       </w:pPr>
-      <w:bookmarkStart w:id="92" w:name="__RefHeading___Toc2188_3936893449"/>
+      <w:bookmarkStart w:id="92" w:name="__RefHeading___Toc2188_1158062437"/>
       <w:bookmarkEnd w:id="92"/>
       <w:r>
         <w:rPr/>
@@ -15750,7 +15750,7 @@
         <w:ind w:hanging="0"/>
         <w:rPr/>
       </w:pPr>
-      <w:bookmarkStart w:id="93" w:name="__RefHeading___Toc2190_3936893449"/>
+      <w:bookmarkStart w:id="93" w:name="__RefHeading___Toc2190_1158062437"/>
       <w:bookmarkEnd w:id="93"/>
       <w:r>
         <w:rPr/>
@@ -15779,7 +15779,7 @@
         <w:ind w:hanging="0"/>
         <w:rPr/>
       </w:pPr>
-      <w:bookmarkStart w:id="94" w:name="__RefHeading___Toc2192_3936893449"/>
+      <w:bookmarkStart w:id="94" w:name="__RefHeading___Toc2192_1158062437"/>
       <w:bookmarkEnd w:id="94"/>
       <w:r>
         <w:rPr/>
@@ -15808,7 +15808,7 @@
         <w:ind w:hanging="0"/>
         <w:rPr/>
       </w:pPr>
-      <w:bookmarkStart w:id="95" w:name="__RefHeading___Toc2194_3936893449"/>
+      <w:bookmarkStart w:id="95" w:name="__RefHeading___Toc2194_1158062437"/>
       <w:bookmarkEnd w:id="95"/>
       <w:r>
         <w:rPr/>
@@ -15837,7 +15837,7 @@
         <w:ind w:hanging="0"/>
         <w:rPr/>
       </w:pPr>
-      <w:bookmarkStart w:id="96" w:name="__RefHeading___Toc2196_3936893449"/>
+      <w:bookmarkStart w:id="96" w:name="__RefHeading___Toc2196_1158062437"/>
       <w:bookmarkEnd w:id="96"/>
       <w:r>
         <w:rPr/>
@@ -15866,7 +15866,7 @@
         <w:ind w:hanging="0"/>
         <w:rPr/>
       </w:pPr>
-      <w:bookmarkStart w:id="97" w:name="__RefHeading___Toc2198_3936893449"/>
+      <w:bookmarkStart w:id="97" w:name="__RefHeading___Toc2198_1158062437"/>
       <w:bookmarkEnd w:id="97"/>
       <w:r>
         <w:rPr/>
@@ -15922,7 +15922,7 @@
         <w:ind w:hanging="0"/>
         <w:rPr/>
       </w:pPr>
-      <w:bookmarkStart w:id="98" w:name="__RefHeading___Toc2200_3936893449"/>
+      <w:bookmarkStart w:id="98" w:name="__RefHeading___Toc2200_1158062437"/>
       <w:bookmarkEnd w:id="98"/>
       <w:r>
         <w:rPr/>
@@ -15937,7 +15937,7 @@
         <w:ind w:hanging="0"/>
         <w:rPr/>
       </w:pPr>
-      <w:bookmarkStart w:id="99" w:name="__RefHeading___Toc2202_3936893449"/>
+      <w:bookmarkStart w:id="99" w:name="__RefHeading___Toc2202_1158062437"/>
       <w:bookmarkEnd w:id="99"/>
       <w:r>
         <w:rPr/>
@@ -16050,7 +16050,7 @@
         <w:ind w:hanging="0"/>
         <w:rPr/>
       </w:pPr>
-      <w:bookmarkStart w:id="100" w:name="__RefHeading___Toc2204_3936893449"/>
+      <w:bookmarkStart w:id="100" w:name="__RefHeading___Toc2204_1158062437"/>
       <w:bookmarkEnd w:id="100"/>
       <w:r>
         <w:rPr/>
@@ -16145,7 +16145,7 @@
         <w:ind w:hanging="0"/>
         <w:rPr/>
       </w:pPr>
-      <w:bookmarkStart w:id="101" w:name="__RefHeading___Toc2206_3936893449"/>
+      <w:bookmarkStart w:id="101" w:name="__RefHeading___Toc2206_1158062437"/>
       <w:bookmarkEnd w:id="101"/>
       <w:r>
         <w:rPr/>
@@ -16216,7 +16216,7 @@
         <w:ind w:hanging="0"/>
         <w:rPr/>
       </w:pPr>
-      <w:bookmarkStart w:id="102" w:name="__RefHeading___Toc2208_3936893449"/>
+      <w:bookmarkStart w:id="102" w:name="__RefHeading___Toc2208_1158062437"/>
       <w:bookmarkEnd w:id="102"/>
       <w:r>
         <w:rPr/>
@@ -16311,7 +16311,7 @@
         <w:ind w:hanging="0"/>
         <w:rPr/>
       </w:pPr>
-      <w:bookmarkStart w:id="103" w:name="__RefHeading___Toc2210_3936893449"/>
+      <w:bookmarkStart w:id="103" w:name="__RefHeading___Toc2210_1158062437"/>
       <w:bookmarkEnd w:id="103"/>
       <w:r>
         <w:rPr/>
@@ -16396,7 +16396,7 @@
         <w:ind w:hanging="0"/>
         <w:rPr/>
       </w:pPr>
-      <w:bookmarkStart w:id="104" w:name="__RefHeading___Toc2212_3936893449"/>
+      <w:bookmarkStart w:id="104" w:name="__RefHeading___Toc2212_1158062437"/>
       <w:bookmarkEnd w:id="104"/>
       <w:r>
         <w:rPr/>
@@ -16467,7 +16467,7 @@
         <w:ind w:hanging="0"/>
         <w:rPr/>
       </w:pPr>
-      <w:bookmarkStart w:id="105" w:name="__RefHeading___Toc2214_3936893449"/>
+      <w:bookmarkStart w:id="105" w:name="__RefHeading___Toc2214_1158062437"/>
       <w:bookmarkEnd w:id="105"/>
       <w:r>
         <w:rPr/>
@@ -16538,7 +16538,7 @@
         <w:ind w:hanging="0"/>
         <w:rPr/>
       </w:pPr>
-      <w:bookmarkStart w:id="106" w:name="__RefHeading___Toc2216_3936893449"/>
+      <w:bookmarkStart w:id="106" w:name="__RefHeading___Toc2216_1158062437"/>
       <w:bookmarkEnd w:id="106"/>
       <w:r>
         <w:rPr/>
@@ -16623,7 +16623,7 @@
         <w:ind w:hanging="0"/>
         <w:rPr/>
       </w:pPr>
-      <w:bookmarkStart w:id="107" w:name="__RefHeading___Toc2218_3936893449"/>
+      <w:bookmarkStart w:id="107" w:name="__RefHeading___Toc2218_1158062437"/>
       <w:bookmarkEnd w:id="107"/>
       <w:r>
         <w:rPr/>
@@ -16694,7 +16694,7 @@
         <w:ind w:hanging="0"/>
         <w:rPr/>
       </w:pPr>
-      <w:bookmarkStart w:id="108" w:name="__RefHeading___Toc2220_3936893449"/>
+      <w:bookmarkStart w:id="108" w:name="__RefHeading___Toc2220_1158062437"/>
       <w:bookmarkEnd w:id="108"/>
       <w:r>
         <w:rPr/>
@@ -16709,7 +16709,7 @@
         <w:ind w:hanging="0"/>
         <w:rPr/>
       </w:pPr>
-      <w:bookmarkStart w:id="109" w:name="__RefHeading___Toc2222_3936893449"/>
+      <w:bookmarkStart w:id="109" w:name="__RefHeading___Toc2222_1158062437"/>
       <w:bookmarkEnd w:id="109"/>
       <w:r>
         <w:rPr/>
@@ -16738,7 +16738,7 @@
         <w:ind w:hanging="0"/>
         <w:rPr/>
       </w:pPr>
-      <w:bookmarkStart w:id="110" w:name="__RefHeading___Toc2224_3936893449"/>
+      <w:bookmarkStart w:id="110" w:name="__RefHeading___Toc2224_1158062437"/>
       <w:bookmarkEnd w:id="110"/>
       <w:r>
         <w:rPr/>
@@ -16767,7 +16767,7 @@
         <w:ind w:hanging="0"/>
         <w:rPr/>
       </w:pPr>
-      <w:bookmarkStart w:id="111" w:name="__RefHeading___Toc2226_3936893449"/>
+      <w:bookmarkStart w:id="111" w:name="__RefHeading___Toc2226_1158062437"/>
       <w:bookmarkEnd w:id="111"/>
       <w:r>
         <w:rPr/>
@@ -16796,7 +16796,7 @@
         <w:ind w:hanging="0"/>
         <w:rPr/>
       </w:pPr>
-      <w:bookmarkStart w:id="112" w:name="__RefHeading___Toc2228_3936893449"/>
+      <w:bookmarkStart w:id="112" w:name="__RefHeading___Toc2228_1158062437"/>
       <w:bookmarkEnd w:id="112"/>
       <w:r>
         <w:rPr/>
@@ -16825,7 +16825,7 @@
         <w:ind w:hanging="0"/>
         <w:rPr/>
       </w:pPr>
-      <w:bookmarkStart w:id="113" w:name="__RefHeading___Toc2230_3936893449"/>
+      <w:bookmarkStart w:id="113" w:name="__RefHeading___Toc2230_1158062437"/>
       <w:bookmarkEnd w:id="113"/>
       <w:r>
         <w:rPr/>
@@ -16854,7 +16854,7 @@
         <w:ind w:hanging="0"/>
         <w:rPr/>
       </w:pPr>
-      <w:bookmarkStart w:id="114" w:name="__RefHeading___Toc2232_3936893449"/>
+      <w:bookmarkStart w:id="114" w:name="__RefHeading___Toc2232_1158062437"/>
       <w:bookmarkEnd w:id="114"/>
       <w:r>
         <w:rPr/>
@@ -16883,7 +16883,7 @@
         <w:ind w:hanging="0"/>
         <w:rPr/>
       </w:pPr>
-      <w:bookmarkStart w:id="115" w:name="__RefHeading___Toc2234_3936893449"/>
+      <w:bookmarkStart w:id="115" w:name="__RefHeading___Toc2234_1158062437"/>
       <w:bookmarkEnd w:id="115"/>
       <w:r>
         <w:rPr/>
@@ -17024,7 +17024,7 @@
         <w:ind w:hanging="0"/>
         <w:rPr/>
       </w:pPr>
-      <w:bookmarkStart w:id="116" w:name="__RefHeading___Toc2236_3936893449"/>
+      <w:bookmarkStart w:id="116" w:name="__RefHeading___Toc2236_1158062437"/>
       <w:bookmarkEnd w:id="116"/>
       <w:r>
         <w:rPr/>
@@ -17095,7 +17095,7 @@
         <w:ind w:hanging="0"/>
         <w:rPr/>
       </w:pPr>
-      <w:bookmarkStart w:id="117" w:name="__RefHeading___Toc2238_3936893449"/>
+      <w:bookmarkStart w:id="117" w:name="__RefHeading___Toc2238_1158062437"/>
       <w:bookmarkEnd w:id="117"/>
       <w:r>
         <w:rPr/>
@@ -17180,7 +17180,7 @@
         <w:ind w:hanging="0"/>
         <w:rPr/>
       </w:pPr>
-      <w:bookmarkStart w:id="118" w:name="__RefHeading___Toc2240_3936893449"/>
+      <w:bookmarkStart w:id="118" w:name="__RefHeading___Toc2240_1158062437"/>
       <w:bookmarkEnd w:id="118"/>
       <w:r>
         <w:rPr/>
@@ -17236,7 +17236,7 @@
         <w:ind w:hanging="0"/>
         <w:rPr/>
       </w:pPr>
-      <w:bookmarkStart w:id="119" w:name="__RefHeading___Toc2242_3936893449"/>
+      <w:bookmarkStart w:id="119" w:name="__RefHeading___Toc2242_1158062437"/>
       <w:bookmarkEnd w:id="119"/>
       <w:r>
         <w:rPr/>
@@ -17518,7 +17518,7 @@
         <w:ind w:hanging="0"/>
         <w:rPr/>
       </w:pPr>
-      <w:bookmarkStart w:id="120" w:name="__RefHeading___Toc2244_3936893449"/>
+      <w:bookmarkStart w:id="120" w:name="__RefHeading___Toc2244_1158062437"/>
       <w:bookmarkEnd w:id="120"/>
       <w:r>
         <w:rPr/>
@@ -17533,7 +17533,7 @@
         <w:ind w:hanging="0"/>
         <w:rPr/>
       </w:pPr>
-      <w:bookmarkStart w:id="121" w:name="__RefHeading___Toc2246_3936893449"/>
+      <w:bookmarkStart w:id="121" w:name="__RefHeading___Toc2246_1158062437"/>
       <w:bookmarkEnd w:id="121"/>
       <w:r>
         <w:rPr/>
@@ -17905,7 +17905,7 @@
         <w:ind w:hanging="0"/>
         <w:rPr/>
       </w:pPr>
-      <w:bookmarkStart w:id="122" w:name="__RefHeading___Toc2248_3936893449"/>
+      <w:bookmarkStart w:id="122" w:name="__RefHeading___Toc2248_1158062437"/>
       <w:bookmarkEnd w:id="122"/>
       <w:r>
         <w:rPr/>
@@ -18088,7 +18088,7 @@
         <w:ind w:hanging="0"/>
         <w:rPr/>
       </w:pPr>
-      <w:bookmarkStart w:id="123" w:name="__RefHeading___Toc2250_3936893449"/>
+      <w:bookmarkStart w:id="123" w:name="__RefHeading___Toc2250_1158062437"/>
       <w:bookmarkEnd w:id="123"/>
       <w:r>
         <w:rPr/>

--- a/deliverables/final/01-send-to-reviewers/ESG-DP-2026-REVIEW.docx
+++ b/deliverables/final/01-send-to-reviewers/ESG-DP-2026-REVIEW.docx
@@ -1521,7 +1521,7 @@
             </w:rPr>
             <w:fldChar w:fldCharType="separate"/>
           </w:r>
-          <w:hyperlink w:anchor="__RefHeading___Toc2004_1158062437">
+          <w:hyperlink w:anchor="__RefHeading___Toc2004_2468698496">
             <w:r>
               <w:rPr>
                 <w:webHidden/>
@@ -1542,7 +1542,7 @@
             </w:tabs>
             <w:rPr/>
           </w:pPr>
-          <w:hyperlink w:anchor="__RefHeading___Toc2006_1158062437">
+          <w:hyperlink w:anchor="__RefHeading___Toc2006_2468698496">
             <w:r>
               <w:rPr>
                 <w:webHidden/>
@@ -1563,7 +1563,7 @@
             </w:tabs>
             <w:rPr/>
           </w:pPr>
-          <w:hyperlink w:anchor="__RefHeading___Toc2008_1158062437">
+          <w:hyperlink w:anchor="__RefHeading___Toc2008_2468698496">
             <w:r>
               <w:rPr>
                 <w:webHidden/>
@@ -1584,7 +1584,7 @@
             </w:tabs>
             <w:rPr/>
           </w:pPr>
-          <w:hyperlink w:anchor="__RefHeading___Toc2010_1158062437">
+          <w:hyperlink w:anchor="__RefHeading___Toc2010_2468698496">
             <w:r>
               <w:rPr>
                 <w:webHidden/>
@@ -1605,7 +1605,7 @@
             </w:tabs>
             <w:rPr/>
           </w:pPr>
-          <w:hyperlink w:anchor="__RefHeading___Toc2012_1158062437">
+          <w:hyperlink w:anchor="__RefHeading___Toc2012_2468698496">
             <w:r>
               <w:rPr>
                 <w:webHidden/>
@@ -1626,7 +1626,7 @@
             </w:tabs>
             <w:rPr/>
           </w:pPr>
-          <w:hyperlink w:anchor="__RefHeading___Toc2014_1158062437">
+          <w:hyperlink w:anchor="__RefHeading___Toc2014_2468698496">
             <w:r>
               <w:rPr>
                 <w:webHidden/>
@@ -1647,7 +1647,7 @@
             </w:tabs>
             <w:rPr/>
           </w:pPr>
-          <w:hyperlink w:anchor="__RefHeading___Toc2016_1158062437">
+          <w:hyperlink w:anchor="__RefHeading___Toc2016_2468698496">
             <w:r>
               <w:rPr>
                 <w:webHidden/>
@@ -1668,7 +1668,7 @@
             </w:tabs>
             <w:rPr/>
           </w:pPr>
-          <w:hyperlink w:anchor="__RefHeading___Toc2018_1158062437">
+          <w:hyperlink w:anchor="__RefHeading___Toc2018_2468698496">
             <w:r>
               <w:rPr>
                 <w:webHidden/>
@@ -1689,7 +1689,7 @@
             </w:tabs>
             <w:rPr/>
           </w:pPr>
-          <w:hyperlink w:anchor="__RefHeading___Toc2020_1158062437">
+          <w:hyperlink w:anchor="__RefHeading___Toc2020_2468698496">
             <w:r>
               <w:rPr>
                 <w:webHidden/>
@@ -1710,7 +1710,7 @@
             </w:tabs>
             <w:rPr/>
           </w:pPr>
-          <w:hyperlink w:anchor="__RefHeading___Toc2022_1158062437">
+          <w:hyperlink w:anchor="__RefHeading___Toc2022_2468698496">
             <w:r>
               <w:rPr>
                 <w:webHidden/>
@@ -1731,7 +1731,7 @@
             </w:tabs>
             <w:rPr/>
           </w:pPr>
-          <w:hyperlink w:anchor="__RefHeading___Toc2024_1158062437">
+          <w:hyperlink w:anchor="__RefHeading___Toc2024_2468698496">
             <w:r>
               <w:rPr>
                 <w:webHidden/>
@@ -1752,7 +1752,7 @@
             </w:tabs>
             <w:rPr/>
           </w:pPr>
-          <w:hyperlink w:anchor="__RefHeading___Toc2026_1158062437">
+          <w:hyperlink w:anchor="__RefHeading___Toc2026_2468698496">
             <w:r>
               <w:rPr>
                 <w:webHidden/>
@@ -1773,7 +1773,7 @@
             </w:tabs>
             <w:rPr/>
           </w:pPr>
-          <w:hyperlink w:anchor="__RefHeading___Toc2028_1158062437">
+          <w:hyperlink w:anchor="__RefHeading___Toc2028_2468698496">
             <w:r>
               <w:rPr>
                 <w:webHidden/>
@@ -1794,7 +1794,7 @@
             </w:tabs>
             <w:rPr/>
           </w:pPr>
-          <w:hyperlink w:anchor="__RefHeading___Toc2030_1158062437">
+          <w:hyperlink w:anchor="__RefHeading___Toc2030_2468698496">
             <w:r>
               <w:rPr>
                 <w:webHidden/>
@@ -1815,7 +1815,7 @@
             </w:tabs>
             <w:rPr/>
           </w:pPr>
-          <w:hyperlink w:anchor="__RefHeading___Toc2032_1158062437">
+          <w:hyperlink w:anchor="__RefHeading___Toc2032_2468698496">
             <w:r>
               <w:rPr>
                 <w:webHidden/>
@@ -1836,7 +1836,7 @@
             </w:tabs>
             <w:rPr/>
           </w:pPr>
-          <w:hyperlink w:anchor="__RefHeading___Toc2034_1158062437">
+          <w:hyperlink w:anchor="__RefHeading___Toc2034_2468698496">
             <w:r>
               <w:rPr>
                 <w:webHidden/>
@@ -1857,7 +1857,7 @@
             </w:tabs>
             <w:rPr/>
           </w:pPr>
-          <w:hyperlink w:anchor="__RefHeading___Toc2036_1158062437">
+          <w:hyperlink w:anchor="__RefHeading___Toc2036_2468698496">
             <w:r>
               <w:rPr>
                 <w:webHidden/>
@@ -1878,7 +1878,7 @@
             </w:tabs>
             <w:rPr/>
           </w:pPr>
-          <w:hyperlink w:anchor="__RefHeading___Toc2038_1158062437">
+          <w:hyperlink w:anchor="__RefHeading___Toc2038_2468698496">
             <w:r>
               <w:rPr>
                 <w:webHidden/>
@@ -1899,7 +1899,7 @@
             </w:tabs>
             <w:rPr/>
           </w:pPr>
-          <w:hyperlink w:anchor="__RefHeading___Toc2040_1158062437">
+          <w:hyperlink w:anchor="__RefHeading___Toc2040_2468698496">
             <w:r>
               <w:rPr>
                 <w:webHidden/>
@@ -1920,7 +1920,7 @@
             </w:tabs>
             <w:rPr/>
           </w:pPr>
-          <w:hyperlink w:anchor="__RefHeading___Toc2042_1158062437">
+          <w:hyperlink w:anchor="__RefHeading___Toc2042_2468698496">
             <w:r>
               <w:rPr>
                 <w:webHidden/>
@@ -1941,7 +1941,7 @@
             </w:tabs>
             <w:rPr/>
           </w:pPr>
-          <w:hyperlink w:anchor="__RefHeading___Toc2044_1158062437">
+          <w:hyperlink w:anchor="__RefHeading___Toc2044_2468698496">
             <w:r>
               <w:rPr>
                 <w:webHidden/>
@@ -1962,7 +1962,7 @@
             </w:tabs>
             <w:rPr/>
           </w:pPr>
-          <w:hyperlink w:anchor="__RefHeading___Toc2046_1158062437">
+          <w:hyperlink w:anchor="__RefHeading___Toc2046_2468698496">
             <w:r>
               <w:rPr>
                 <w:webHidden/>
@@ -1983,7 +1983,7 @@
             </w:tabs>
             <w:rPr/>
           </w:pPr>
-          <w:hyperlink w:anchor="__RefHeading___Toc2048_1158062437">
+          <w:hyperlink w:anchor="__RefHeading___Toc2048_2468698496">
             <w:r>
               <w:rPr>
                 <w:webHidden/>
@@ -2004,7 +2004,7 @@
             </w:tabs>
             <w:rPr/>
           </w:pPr>
-          <w:hyperlink w:anchor="__RefHeading___Toc2050_1158062437">
+          <w:hyperlink w:anchor="__RefHeading___Toc2050_2468698496">
             <w:r>
               <w:rPr>
                 <w:webHidden/>
@@ -2025,7 +2025,7 @@
             </w:tabs>
             <w:rPr/>
           </w:pPr>
-          <w:hyperlink w:anchor="__RefHeading___Toc2052_1158062437">
+          <w:hyperlink w:anchor="__RefHeading___Toc2052_2468698496">
             <w:r>
               <w:rPr>
                 <w:webHidden/>
@@ -2046,7 +2046,7 @@
             </w:tabs>
             <w:rPr/>
           </w:pPr>
-          <w:hyperlink w:anchor="__RefHeading___Toc2054_1158062437">
+          <w:hyperlink w:anchor="__RefHeading___Toc2054_2468698496">
             <w:r>
               <w:rPr>
                 <w:webHidden/>
@@ -2067,7 +2067,7 @@
             </w:tabs>
             <w:rPr/>
           </w:pPr>
-          <w:hyperlink w:anchor="__RefHeading___Toc2056_1158062437">
+          <w:hyperlink w:anchor="__RefHeading___Toc2056_2468698496">
             <w:r>
               <w:rPr>
                 <w:webHidden/>
@@ -2088,7 +2088,7 @@
             </w:tabs>
             <w:rPr/>
           </w:pPr>
-          <w:hyperlink w:anchor="__RefHeading___Toc2058_1158062437">
+          <w:hyperlink w:anchor="__RefHeading___Toc2058_2468698496">
             <w:r>
               <w:rPr>
                 <w:webHidden/>
@@ -2109,7 +2109,7 @@
             </w:tabs>
             <w:rPr/>
           </w:pPr>
-          <w:hyperlink w:anchor="__RefHeading___Toc2060_1158062437">
+          <w:hyperlink w:anchor="__RefHeading___Toc2060_2468698496">
             <w:r>
               <w:rPr>
                 <w:webHidden/>
@@ -2130,7 +2130,7 @@
             </w:tabs>
             <w:rPr/>
           </w:pPr>
-          <w:hyperlink w:anchor="__RefHeading___Toc2062_1158062437">
+          <w:hyperlink w:anchor="__RefHeading___Toc2062_2468698496">
             <w:r>
               <w:rPr>
                 <w:webHidden/>
@@ -2151,7 +2151,7 @@
             </w:tabs>
             <w:rPr/>
           </w:pPr>
-          <w:hyperlink w:anchor="__RefHeading___Toc2064_1158062437">
+          <w:hyperlink w:anchor="__RefHeading___Toc2064_2468698496">
             <w:r>
               <w:rPr>
                 <w:webHidden/>
@@ -2172,7 +2172,7 @@
             </w:tabs>
             <w:rPr/>
           </w:pPr>
-          <w:hyperlink w:anchor="__RefHeading___Toc2066_1158062437">
+          <w:hyperlink w:anchor="__RefHeading___Toc2066_2468698496">
             <w:r>
               <w:rPr>
                 <w:webHidden/>
@@ -2193,7 +2193,7 @@
             </w:tabs>
             <w:rPr/>
           </w:pPr>
-          <w:hyperlink w:anchor="__RefHeading___Toc2068_1158062437">
+          <w:hyperlink w:anchor="__RefHeading___Toc2068_2468698496">
             <w:r>
               <w:rPr>
                 <w:webHidden/>
@@ -2214,7 +2214,7 @@
             </w:tabs>
             <w:rPr/>
           </w:pPr>
-          <w:hyperlink w:anchor="__RefHeading___Toc2070_1158062437">
+          <w:hyperlink w:anchor="__RefHeading___Toc2070_2468698496">
             <w:r>
               <w:rPr>
                 <w:webHidden/>
@@ -2235,7 +2235,7 @@
             </w:tabs>
             <w:rPr/>
           </w:pPr>
-          <w:hyperlink w:anchor="__RefHeading___Toc2072_1158062437">
+          <w:hyperlink w:anchor="__RefHeading___Toc2072_2468698496">
             <w:r>
               <w:rPr>
                 <w:webHidden/>
@@ -2256,7 +2256,7 @@
             </w:tabs>
             <w:rPr/>
           </w:pPr>
-          <w:hyperlink w:anchor="__RefHeading___Toc2074_1158062437">
+          <w:hyperlink w:anchor="__RefHeading___Toc2074_2468698496">
             <w:r>
               <w:rPr>
                 <w:webHidden/>
@@ -2277,7 +2277,7 @@
             </w:tabs>
             <w:rPr/>
           </w:pPr>
-          <w:hyperlink w:anchor="__RefHeading___Toc2076_1158062437">
+          <w:hyperlink w:anchor="__RefHeading___Toc2076_2468698496">
             <w:r>
               <w:rPr>
                 <w:webHidden/>
@@ -2298,7 +2298,7 @@
             </w:tabs>
             <w:rPr/>
           </w:pPr>
-          <w:hyperlink w:anchor="__RefHeading___Toc2078_1158062437">
+          <w:hyperlink w:anchor="__RefHeading___Toc2078_2468698496">
             <w:r>
               <w:rPr>
                 <w:webHidden/>
@@ -2319,7 +2319,7 @@
             </w:tabs>
             <w:rPr/>
           </w:pPr>
-          <w:hyperlink w:anchor="__RefHeading___Toc2080_1158062437">
+          <w:hyperlink w:anchor="__RefHeading___Toc2080_2468698496">
             <w:r>
               <w:rPr>
                 <w:webHidden/>
@@ -2340,7 +2340,7 @@
             </w:tabs>
             <w:rPr/>
           </w:pPr>
-          <w:hyperlink w:anchor="__RefHeading___Toc2082_1158062437">
+          <w:hyperlink w:anchor="__RefHeading___Toc2082_2468698496">
             <w:r>
               <w:rPr>
                 <w:webHidden/>
@@ -2361,7 +2361,7 @@
             </w:tabs>
             <w:rPr/>
           </w:pPr>
-          <w:hyperlink w:anchor="__RefHeading___Toc2084_1158062437">
+          <w:hyperlink w:anchor="__RefHeading___Toc2084_2468698496">
             <w:r>
               <w:rPr>
                 <w:webHidden/>
@@ -2382,7 +2382,7 @@
             </w:tabs>
             <w:rPr/>
           </w:pPr>
-          <w:hyperlink w:anchor="__RefHeading___Toc2086_1158062437">
+          <w:hyperlink w:anchor="__RefHeading___Toc2086_2468698496">
             <w:r>
               <w:rPr>
                 <w:webHidden/>
@@ -2403,7 +2403,7 @@
             </w:tabs>
             <w:rPr/>
           </w:pPr>
-          <w:hyperlink w:anchor="__RefHeading___Toc2088_1158062437">
+          <w:hyperlink w:anchor="__RefHeading___Toc2088_2468698496">
             <w:r>
               <w:rPr>
                 <w:webHidden/>
@@ -2424,7 +2424,7 @@
             </w:tabs>
             <w:rPr/>
           </w:pPr>
-          <w:hyperlink w:anchor="__RefHeading___Toc2090_1158062437">
+          <w:hyperlink w:anchor="__RefHeading___Toc2090_2468698496">
             <w:r>
               <w:rPr>
                 <w:webHidden/>
@@ -2445,7 +2445,7 @@
             </w:tabs>
             <w:rPr/>
           </w:pPr>
-          <w:hyperlink w:anchor="__RefHeading___Toc2092_1158062437">
+          <w:hyperlink w:anchor="__RefHeading___Toc2092_2468698496">
             <w:r>
               <w:rPr>
                 <w:webHidden/>
@@ -2466,7 +2466,7 @@
             </w:tabs>
             <w:rPr/>
           </w:pPr>
-          <w:hyperlink w:anchor="__RefHeading___Toc2094_1158062437">
+          <w:hyperlink w:anchor="__RefHeading___Toc2094_2468698496">
             <w:r>
               <w:rPr>
                 <w:webHidden/>
@@ -2487,7 +2487,7 @@
             </w:tabs>
             <w:rPr/>
           </w:pPr>
-          <w:hyperlink w:anchor="__RefHeading___Toc2096_1158062437">
+          <w:hyperlink w:anchor="__RefHeading___Toc2096_2468698496">
             <w:r>
               <w:rPr>
                 <w:webHidden/>
@@ -2508,7 +2508,7 @@
             </w:tabs>
             <w:rPr/>
           </w:pPr>
-          <w:hyperlink w:anchor="__RefHeading___Toc2098_1158062437">
+          <w:hyperlink w:anchor="__RefHeading___Toc2098_2468698496">
             <w:r>
               <w:rPr>
                 <w:webHidden/>
@@ -2529,7 +2529,7 @@
             </w:tabs>
             <w:rPr/>
           </w:pPr>
-          <w:hyperlink w:anchor="__RefHeading___Toc2100_1158062437">
+          <w:hyperlink w:anchor="__RefHeading___Toc2100_2468698496">
             <w:r>
               <w:rPr>
                 <w:webHidden/>
@@ -2550,7 +2550,7 @@
             </w:tabs>
             <w:rPr/>
           </w:pPr>
-          <w:hyperlink w:anchor="__RefHeading___Toc2102_1158062437">
+          <w:hyperlink w:anchor="__RefHeading___Toc2102_2468698496">
             <w:r>
               <w:rPr>
                 <w:webHidden/>
@@ -2571,7 +2571,7 @@
             </w:tabs>
             <w:rPr/>
           </w:pPr>
-          <w:hyperlink w:anchor="__RefHeading___Toc2104_1158062437">
+          <w:hyperlink w:anchor="__RefHeading___Toc2104_2468698496">
             <w:r>
               <w:rPr>
                 <w:webHidden/>
@@ -2592,7 +2592,7 @@
             </w:tabs>
             <w:rPr/>
           </w:pPr>
-          <w:hyperlink w:anchor="__RefHeading___Toc2106_1158062437">
+          <w:hyperlink w:anchor="__RefHeading___Toc2106_2468698496">
             <w:r>
               <w:rPr>
                 <w:webHidden/>
@@ -2613,7 +2613,7 @@
             </w:tabs>
             <w:rPr/>
           </w:pPr>
-          <w:hyperlink w:anchor="__RefHeading___Toc2108_1158062437">
+          <w:hyperlink w:anchor="__RefHeading___Toc2108_2468698496">
             <w:r>
               <w:rPr>
                 <w:webHidden/>
@@ -2634,7 +2634,7 @@
             </w:tabs>
             <w:rPr/>
           </w:pPr>
-          <w:hyperlink w:anchor="__RefHeading___Toc2110_1158062437">
+          <w:hyperlink w:anchor="__RefHeading___Toc2110_2468698496">
             <w:r>
               <w:rPr>
                 <w:webHidden/>
@@ -2655,7 +2655,7 @@
             </w:tabs>
             <w:rPr/>
           </w:pPr>
-          <w:hyperlink w:anchor="__RefHeading___Toc2112_1158062437">
+          <w:hyperlink w:anchor="__RefHeading___Toc2112_2468698496">
             <w:r>
               <w:rPr>
                 <w:webHidden/>
@@ -2676,7 +2676,7 @@
             </w:tabs>
             <w:rPr/>
           </w:pPr>
-          <w:hyperlink w:anchor="__RefHeading___Toc2114_1158062437">
+          <w:hyperlink w:anchor="__RefHeading___Toc2114_2468698496">
             <w:r>
               <w:rPr>
                 <w:webHidden/>
@@ -2697,7 +2697,7 @@
             </w:tabs>
             <w:rPr/>
           </w:pPr>
-          <w:hyperlink w:anchor="__RefHeading___Toc2116_1158062437">
+          <w:hyperlink w:anchor="__RefHeading___Toc2116_2468698496">
             <w:r>
               <w:rPr>
                 <w:webHidden/>
@@ -2718,7 +2718,7 @@
             </w:tabs>
             <w:rPr/>
           </w:pPr>
-          <w:hyperlink w:anchor="__RefHeading___Toc2118_1158062437">
+          <w:hyperlink w:anchor="__RefHeading___Toc2118_2468698496">
             <w:r>
               <w:rPr>
                 <w:webHidden/>
@@ -2739,7 +2739,7 @@
             </w:tabs>
             <w:rPr/>
           </w:pPr>
-          <w:hyperlink w:anchor="__RefHeading___Toc2120_1158062437">
+          <w:hyperlink w:anchor="__RefHeading___Toc2120_2468698496">
             <w:r>
               <w:rPr>
                 <w:webHidden/>
@@ -2760,7 +2760,7 @@
             </w:tabs>
             <w:rPr/>
           </w:pPr>
-          <w:hyperlink w:anchor="__RefHeading___Toc2122_1158062437">
+          <w:hyperlink w:anchor="__RefHeading___Toc2122_2468698496">
             <w:r>
               <w:rPr>
                 <w:webHidden/>
@@ -2781,7 +2781,7 @@
             </w:tabs>
             <w:rPr/>
           </w:pPr>
-          <w:hyperlink w:anchor="__RefHeading___Toc2124_1158062437">
+          <w:hyperlink w:anchor="__RefHeading___Toc2124_2468698496">
             <w:r>
               <w:rPr>
                 <w:webHidden/>
@@ -2802,7 +2802,7 @@
             </w:tabs>
             <w:rPr/>
           </w:pPr>
-          <w:hyperlink w:anchor="__RefHeading___Toc2126_1158062437">
+          <w:hyperlink w:anchor="__RefHeading___Toc2126_2468698496">
             <w:r>
               <w:rPr>
                 <w:webHidden/>
@@ -2823,7 +2823,7 @@
             </w:tabs>
             <w:rPr/>
           </w:pPr>
-          <w:hyperlink w:anchor="__RefHeading___Toc2128_1158062437">
+          <w:hyperlink w:anchor="__RefHeading___Toc2128_2468698496">
             <w:r>
               <w:rPr>
                 <w:webHidden/>
@@ -2844,7 +2844,7 @@
             </w:tabs>
             <w:rPr/>
           </w:pPr>
-          <w:hyperlink w:anchor="__RefHeading___Toc2130_1158062437">
+          <w:hyperlink w:anchor="__RefHeading___Toc2130_2468698496">
             <w:r>
               <w:rPr>
                 <w:webHidden/>
@@ -2865,7 +2865,7 @@
             </w:tabs>
             <w:rPr/>
           </w:pPr>
-          <w:hyperlink w:anchor="__RefHeading___Toc2132_1158062437">
+          <w:hyperlink w:anchor="__RefHeading___Toc2132_2468698496">
             <w:r>
               <w:rPr>
                 <w:webHidden/>
@@ -2886,7 +2886,7 @@
             </w:tabs>
             <w:rPr/>
           </w:pPr>
-          <w:hyperlink w:anchor="__RefHeading___Toc2134_1158062437">
+          <w:hyperlink w:anchor="__RefHeading___Toc2134_2468698496">
             <w:r>
               <w:rPr>
                 <w:webHidden/>
@@ -2907,7 +2907,7 @@
             </w:tabs>
             <w:rPr/>
           </w:pPr>
-          <w:hyperlink w:anchor="__RefHeading___Toc2136_1158062437">
+          <w:hyperlink w:anchor="__RefHeading___Toc2136_2468698496">
             <w:r>
               <w:rPr>
                 <w:webHidden/>
@@ -2928,7 +2928,7 @@
             </w:tabs>
             <w:rPr/>
           </w:pPr>
-          <w:hyperlink w:anchor="__RefHeading___Toc2138_1158062437">
+          <w:hyperlink w:anchor="__RefHeading___Toc2138_2468698496">
             <w:r>
               <w:rPr>
                 <w:webHidden/>
@@ -2949,7 +2949,7 @@
             </w:tabs>
             <w:rPr/>
           </w:pPr>
-          <w:hyperlink w:anchor="__RefHeading___Toc2140_1158062437">
+          <w:hyperlink w:anchor="__RefHeading___Toc2140_2468698496">
             <w:r>
               <w:rPr>
                 <w:webHidden/>
@@ -2970,7 +2970,7 @@
             </w:tabs>
             <w:rPr/>
           </w:pPr>
-          <w:hyperlink w:anchor="__RefHeading___Toc2142_1158062437">
+          <w:hyperlink w:anchor="__RefHeading___Toc2142_2468698496">
             <w:r>
               <w:rPr>
                 <w:webHidden/>
@@ -2991,7 +2991,7 @@
             </w:tabs>
             <w:rPr/>
           </w:pPr>
-          <w:hyperlink w:anchor="__RefHeading___Toc2144_1158062437">
+          <w:hyperlink w:anchor="__RefHeading___Toc2144_2468698496">
             <w:r>
               <w:rPr>
                 <w:webHidden/>
@@ -3012,7 +3012,7 @@
             </w:tabs>
             <w:rPr/>
           </w:pPr>
-          <w:hyperlink w:anchor="__RefHeading___Toc2146_1158062437">
+          <w:hyperlink w:anchor="__RefHeading___Toc2146_2468698496">
             <w:r>
               <w:rPr>
                 <w:webHidden/>
@@ -3033,7 +3033,7 @@
             </w:tabs>
             <w:rPr/>
           </w:pPr>
-          <w:hyperlink w:anchor="__RefHeading___Toc2148_1158062437">
+          <w:hyperlink w:anchor="__RefHeading___Toc2148_2468698496">
             <w:r>
               <w:rPr>
                 <w:webHidden/>
@@ -3054,7 +3054,7 @@
             </w:tabs>
             <w:rPr/>
           </w:pPr>
-          <w:hyperlink w:anchor="__RefHeading___Toc2150_1158062437">
+          <w:hyperlink w:anchor="__RefHeading___Toc2150_2468698496">
             <w:r>
               <w:rPr>
                 <w:webHidden/>
@@ -3075,7 +3075,7 @@
             </w:tabs>
             <w:rPr/>
           </w:pPr>
-          <w:hyperlink w:anchor="__RefHeading___Toc2152_1158062437">
+          <w:hyperlink w:anchor="__RefHeading___Toc2152_2468698496">
             <w:r>
               <w:rPr>
                 <w:webHidden/>
@@ -3096,7 +3096,7 @@
             </w:tabs>
             <w:rPr/>
           </w:pPr>
-          <w:hyperlink w:anchor="__RefHeading___Toc2154_1158062437">
+          <w:hyperlink w:anchor="__RefHeading___Toc2154_2468698496">
             <w:r>
               <w:rPr>
                 <w:webHidden/>
@@ -3117,7 +3117,7 @@
             </w:tabs>
             <w:rPr/>
           </w:pPr>
-          <w:hyperlink w:anchor="__RefHeading___Toc2156_1158062437">
+          <w:hyperlink w:anchor="__RefHeading___Toc2156_2468698496">
             <w:r>
               <w:rPr>
                 <w:webHidden/>
@@ -3138,7 +3138,7 @@
             </w:tabs>
             <w:rPr/>
           </w:pPr>
-          <w:hyperlink w:anchor="__RefHeading___Toc2158_1158062437">
+          <w:hyperlink w:anchor="__RefHeading___Toc2158_2468698496">
             <w:r>
               <w:rPr>
                 <w:webHidden/>
@@ -3159,7 +3159,7 @@
             </w:tabs>
             <w:rPr/>
           </w:pPr>
-          <w:hyperlink w:anchor="__RefHeading___Toc2160_1158062437">
+          <w:hyperlink w:anchor="__RefHeading___Toc2160_2468698496">
             <w:r>
               <w:rPr>
                 <w:webHidden/>
@@ -3180,7 +3180,7 @@
             </w:tabs>
             <w:rPr/>
           </w:pPr>
-          <w:hyperlink w:anchor="__RefHeading___Toc2162_1158062437">
+          <w:hyperlink w:anchor="__RefHeading___Toc2162_2468698496">
             <w:r>
               <w:rPr>
                 <w:webHidden/>
@@ -3201,7 +3201,7 @@
             </w:tabs>
             <w:rPr/>
           </w:pPr>
-          <w:hyperlink w:anchor="__RefHeading___Toc2164_1158062437">
+          <w:hyperlink w:anchor="__RefHeading___Toc2164_2468698496">
             <w:r>
               <w:rPr>
                 <w:webHidden/>
@@ -3222,7 +3222,7 @@
             </w:tabs>
             <w:rPr/>
           </w:pPr>
-          <w:hyperlink w:anchor="__RefHeading___Toc2166_1158062437">
+          <w:hyperlink w:anchor="__RefHeading___Toc2166_2468698496">
             <w:r>
               <w:rPr>
                 <w:webHidden/>
@@ -3243,7 +3243,7 @@
             </w:tabs>
             <w:rPr/>
           </w:pPr>
-          <w:hyperlink w:anchor="__RefHeading___Toc2168_1158062437">
+          <w:hyperlink w:anchor="__RefHeading___Toc2168_2468698496">
             <w:r>
               <w:rPr>
                 <w:webHidden/>
@@ -3264,7 +3264,7 @@
             </w:tabs>
             <w:rPr/>
           </w:pPr>
-          <w:hyperlink w:anchor="__RefHeading___Toc2170_1158062437">
+          <w:hyperlink w:anchor="__RefHeading___Toc2170_2468698496">
             <w:r>
               <w:rPr>
                 <w:webHidden/>
@@ -3285,7 +3285,7 @@
             </w:tabs>
             <w:rPr/>
           </w:pPr>
-          <w:hyperlink w:anchor="__RefHeading___Toc2172_1158062437">
+          <w:hyperlink w:anchor="__RefHeading___Toc2172_2468698496">
             <w:r>
               <w:rPr>
                 <w:webHidden/>
@@ -3306,7 +3306,7 @@
             </w:tabs>
             <w:rPr/>
           </w:pPr>
-          <w:hyperlink w:anchor="__RefHeading___Toc2174_1158062437">
+          <w:hyperlink w:anchor="__RefHeading___Toc2174_2468698496">
             <w:r>
               <w:rPr>
                 <w:webHidden/>
@@ -3327,7 +3327,7 @@
             </w:tabs>
             <w:rPr/>
           </w:pPr>
-          <w:hyperlink w:anchor="__RefHeading___Toc2176_1158062437">
+          <w:hyperlink w:anchor="__RefHeading___Toc2176_2468698496">
             <w:r>
               <w:rPr>
                 <w:webHidden/>
@@ -3348,7 +3348,7 @@
             </w:tabs>
             <w:rPr/>
           </w:pPr>
-          <w:hyperlink w:anchor="__RefHeading___Toc2178_1158062437">
+          <w:hyperlink w:anchor="__RefHeading___Toc2178_2468698496">
             <w:r>
               <w:rPr>
                 <w:webHidden/>
@@ -3369,7 +3369,7 @@
             </w:tabs>
             <w:rPr/>
           </w:pPr>
-          <w:hyperlink w:anchor="__RefHeading___Toc2180_1158062437">
+          <w:hyperlink w:anchor="__RefHeading___Toc2180_2468698496">
             <w:r>
               <w:rPr>
                 <w:webHidden/>
@@ -3390,7 +3390,7 @@
             </w:tabs>
             <w:rPr/>
           </w:pPr>
-          <w:hyperlink w:anchor="__RefHeading___Toc2182_1158062437">
+          <w:hyperlink w:anchor="__RefHeading___Toc2182_2468698496">
             <w:r>
               <w:rPr>
                 <w:webHidden/>
@@ -3411,7 +3411,7 @@
             </w:tabs>
             <w:rPr/>
           </w:pPr>
-          <w:hyperlink w:anchor="__RefHeading___Toc2184_1158062437">
+          <w:hyperlink w:anchor="__RefHeading___Toc2184_2468698496">
             <w:r>
               <w:rPr>
                 <w:webHidden/>
@@ -3432,7 +3432,7 @@
             </w:tabs>
             <w:rPr/>
           </w:pPr>
-          <w:hyperlink w:anchor="__RefHeading___Toc2186_1158062437">
+          <w:hyperlink w:anchor="__RefHeading___Toc2186_2468698496">
             <w:r>
               <w:rPr>
                 <w:webHidden/>
@@ -3453,7 +3453,7 @@
             </w:tabs>
             <w:rPr/>
           </w:pPr>
-          <w:hyperlink w:anchor="__RefHeading___Toc2188_1158062437">
+          <w:hyperlink w:anchor="__RefHeading___Toc2188_2468698496">
             <w:r>
               <w:rPr>
                 <w:webHidden/>
@@ -3474,7 +3474,7 @@
             </w:tabs>
             <w:rPr/>
           </w:pPr>
-          <w:hyperlink w:anchor="__RefHeading___Toc2190_1158062437">
+          <w:hyperlink w:anchor="__RefHeading___Toc2190_2468698496">
             <w:r>
               <w:rPr>
                 <w:webHidden/>
@@ -3495,7 +3495,7 @@
             </w:tabs>
             <w:rPr/>
           </w:pPr>
-          <w:hyperlink w:anchor="__RefHeading___Toc2192_1158062437">
+          <w:hyperlink w:anchor="__RefHeading___Toc2192_2468698496">
             <w:r>
               <w:rPr>
                 <w:webHidden/>
@@ -3516,7 +3516,7 @@
             </w:tabs>
             <w:rPr/>
           </w:pPr>
-          <w:hyperlink w:anchor="__RefHeading___Toc2194_1158062437">
+          <w:hyperlink w:anchor="__RefHeading___Toc2194_2468698496">
             <w:r>
               <w:rPr>
                 <w:webHidden/>
@@ -3537,7 +3537,7 @@
             </w:tabs>
             <w:rPr/>
           </w:pPr>
-          <w:hyperlink w:anchor="__RefHeading___Toc2196_1158062437">
+          <w:hyperlink w:anchor="__RefHeading___Toc2196_2468698496">
             <w:r>
               <w:rPr>
                 <w:webHidden/>
@@ -3558,7 +3558,7 @@
             </w:tabs>
             <w:rPr/>
           </w:pPr>
-          <w:hyperlink w:anchor="__RefHeading___Toc2198_1158062437">
+          <w:hyperlink w:anchor="__RefHeading___Toc2198_2468698496">
             <w:r>
               <w:rPr>
                 <w:webHidden/>
@@ -3579,7 +3579,7 @@
             </w:tabs>
             <w:rPr/>
           </w:pPr>
-          <w:hyperlink w:anchor="__RefHeading___Toc2200_1158062437">
+          <w:hyperlink w:anchor="__RefHeading___Toc2200_2468698496">
             <w:r>
               <w:rPr>
                 <w:webHidden/>
@@ -3600,7 +3600,7 @@
             </w:tabs>
             <w:rPr/>
           </w:pPr>
-          <w:hyperlink w:anchor="__RefHeading___Toc2202_1158062437">
+          <w:hyperlink w:anchor="__RefHeading___Toc2202_2468698496">
             <w:r>
               <w:rPr>
                 <w:webHidden/>
@@ -3621,7 +3621,7 @@
             </w:tabs>
             <w:rPr/>
           </w:pPr>
-          <w:hyperlink w:anchor="__RefHeading___Toc2204_1158062437">
+          <w:hyperlink w:anchor="__RefHeading___Toc2204_2468698496">
             <w:r>
               <w:rPr>
                 <w:webHidden/>
@@ -3642,7 +3642,7 @@
             </w:tabs>
             <w:rPr/>
           </w:pPr>
-          <w:hyperlink w:anchor="__RefHeading___Toc2206_1158062437">
+          <w:hyperlink w:anchor="__RefHeading___Toc2206_2468698496">
             <w:r>
               <w:rPr>
                 <w:webHidden/>
@@ -3663,7 +3663,7 @@
             </w:tabs>
             <w:rPr/>
           </w:pPr>
-          <w:hyperlink w:anchor="__RefHeading___Toc2208_1158062437">
+          <w:hyperlink w:anchor="__RefHeading___Toc2208_2468698496">
             <w:r>
               <w:rPr>
                 <w:webHidden/>
@@ -3684,7 +3684,7 @@
             </w:tabs>
             <w:rPr/>
           </w:pPr>
-          <w:hyperlink w:anchor="__RefHeading___Toc2210_1158062437">
+          <w:hyperlink w:anchor="__RefHeading___Toc2210_2468698496">
             <w:r>
               <w:rPr>
                 <w:webHidden/>
@@ -3705,7 +3705,7 @@
             </w:tabs>
             <w:rPr/>
           </w:pPr>
-          <w:hyperlink w:anchor="__RefHeading___Toc2212_1158062437">
+          <w:hyperlink w:anchor="__RefHeading___Toc2212_2468698496">
             <w:r>
               <w:rPr>
                 <w:webHidden/>
@@ -3726,7 +3726,7 @@
             </w:tabs>
             <w:rPr/>
           </w:pPr>
-          <w:hyperlink w:anchor="__RefHeading___Toc2214_1158062437">
+          <w:hyperlink w:anchor="__RefHeading___Toc2214_2468698496">
             <w:r>
               <w:rPr>
                 <w:webHidden/>
@@ -3747,7 +3747,7 @@
             </w:tabs>
             <w:rPr/>
           </w:pPr>
-          <w:hyperlink w:anchor="__RefHeading___Toc2216_1158062437">
+          <w:hyperlink w:anchor="__RefHeading___Toc2216_2468698496">
             <w:r>
               <w:rPr>
                 <w:webHidden/>
@@ -3768,7 +3768,7 @@
             </w:tabs>
             <w:rPr/>
           </w:pPr>
-          <w:hyperlink w:anchor="__RefHeading___Toc2218_1158062437">
+          <w:hyperlink w:anchor="__RefHeading___Toc2218_2468698496">
             <w:r>
               <w:rPr>
                 <w:webHidden/>
@@ -3789,7 +3789,7 @@
             </w:tabs>
             <w:rPr/>
           </w:pPr>
-          <w:hyperlink w:anchor="__RefHeading___Toc2220_1158062437">
+          <w:hyperlink w:anchor="__RefHeading___Toc2220_2468698496">
             <w:r>
               <w:rPr>
                 <w:webHidden/>
@@ -3810,7 +3810,7 @@
             </w:tabs>
             <w:rPr/>
           </w:pPr>
-          <w:hyperlink w:anchor="__RefHeading___Toc2222_1158062437">
+          <w:hyperlink w:anchor="__RefHeading___Toc2222_2468698496">
             <w:r>
               <w:rPr>
                 <w:webHidden/>
@@ -3831,7 +3831,7 @@
             </w:tabs>
             <w:rPr/>
           </w:pPr>
-          <w:hyperlink w:anchor="__RefHeading___Toc2224_1158062437">
+          <w:hyperlink w:anchor="__RefHeading___Toc2224_2468698496">
             <w:r>
               <w:rPr>
                 <w:webHidden/>
@@ -3852,7 +3852,7 @@
             </w:tabs>
             <w:rPr/>
           </w:pPr>
-          <w:hyperlink w:anchor="__RefHeading___Toc2226_1158062437">
+          <w:hyperlink w:anchor="__RefHeading___Toc2226_2468698496">
             <w:r>
               <w:rPr>
                 <w:webHidden/>
@@ -3873,7 +3873,7 @@
             </w:tabs>
             <w:rPr/>
           </w:pPr>
-          <w:hyperlink w:anchor="__RefHeading___Toc2228_1158062437">
+          <w:hyperlink w:anchor="__RefHeading___Toc2228_2468698496">
             <w:r>
               <w:rPr>
                 <w:webHidden/>
@@ -3894,7 +3894,7 @@
             </w:tabs>
             <w:rPr/>
           </w:pPr>
-          <w:hyperlink w:anchor="__RefHeading___Toc2230_1158062437">
+          <w:hyperlink w:anchor="__RefHeading___Toc2230_2468698496">
             <w:r>
               <w:rPr>
                 <w:webHidden/>
@@ -3915,7 +3915,7 @@
             </w:tabs>
             <w:rPr/>
           </w:pPr>
-          <w:hyperlink w:anchor="__RefHeading___Toc2232_1158062437">
+          <w:hyperlink w:anchor="__RefHeading___Toc2232_2468698496">
             <w:r>
               <w:rPr>
                 <w:webHidden/>
@@ -3936,7 +3936,7 @@
             </w:tabs>
             <w:rPr/>
           </w:pPr>
-          <w:hyperlink w:anchor="__RefHeading___Toc2234_1158062437">
+          <w:hyperlink w:anchor="__RefHeading___Toc2234_2468698496">
             <w:r>
               <w:rPr>
                 <w:webHidden/>
@@ -3957,7 +3957,7 @@
             </w:tabs>
             <w:rPr/>
           </w:pPr>
-          <w:hyperlink w:anchor="__RefHeading___Toc2236_1158062437">
+          <w:hyperlink w:anchor="__RefHeading___Toc2236_2468698496">
             <w:r>
               <w:rPr>
                 <w:webHidden/>
@@ -3978,7 +3978,7 @@
             </w:tabs>
             <w:rPr/>
           </w:pPr>
-          <w:hyperlink w:anchor="__RefHeading___Toc2238_1158062437">
+          <w:hyperlink w:anchor="__RefHeading___Toc2238_2468698496">
             <w:r>
               <w:rPr>
                 <w:webHidden/>
@@ -3999,7 +3999,7 @@
             </w:tabs>
             <w:rPr/>
           </w:pPr>
-          <w:hyperlink w:anchor="__RefHeading___Toc2240_1158062437">
+          <w:hyperlink w:anchor="__RefHeading___Toc2240_2468698496">
             <w:r>
               <w:rPr>
                 <w:webHidden/>
@@ -4020,7 +4020,7 @@
             </w:tabs>
             <w:rPr/>
           </w:pPr>
-          <w:hyperlink w:anchor="__RefHeading___Toc2242_1158062437">
+          <w:hyperlink w:anchor="__RefHeading___Toc2242_2468698496">
             <w:r>
               <w:rPr>
                 <w:webHidden/>
@@ -4041,7 +4041,7 @@
             </w:tabs>
             <w:rPr/>
           </w:pPr>
-          <w:hyperlink w:anchor="__RefHeading___Toc2244_1158062437">
+          <w:hyperlink w:anchor="__RefHeading___Toc2244_2468698496">
             <w:r>
               <w:rPr>
                 <w:webHidden/>
@@ -4062,7 +4062,7 @@
             </w:tabs>
             <w:rPr/>
           </w:pPr>
-          <w:hyperlink w:anchor="__RefHeading___Toc2246_1158062437">
+          <w:hyperlink w:anchor="__RefHeading___Toc2246_2468698496">
             <w:r>
               <w:rPr>
                 <w:webHidden/>
@@ -4083,7 +4083,7 @@
             </w:tabs>
             <w:rPr/>
           </w:pPr>
-          <w:hyperlink w:anchor="__RefHeading___Toc2248_1158062437">
+          <w:hyperlink w:anchor="__RefHeading___Toc2248_2468698496">
             <w:r>
               <w:rPr>
                 <w:webHidden/>
@@ -4104,7 +4104,7 @@
             </w:tabs>
             <w:rPr/>
           </w:pPr>
-          <w:hyperlink w:anchor="__RefHeading___Toc2250_1158062437">
+          <w:hyperlink w:anchor="__RefHeading___Toc2250_2468698496">
             <w:r>
               <w:rPr>
                 <w:webHidden/>
@@ -4156,7 +4156,7 @@
         <w:ind w:hanging="0"/>
         <w:rPr/>
       </w:pPr>
-      <w:bookmarkStart w:id="0" w:name="__RefHeading___Toc2004_1158062437"/>
+      <w:bookmarkStart w:id="0" w:name="__RefHeading___Toc2004_2468698496"/>
       <w:bookmarkEnd w:id="0"/>
       <w:r>
         <w:rPr/>
@@ -4237,7 +4237,7 @@
         <w:ind w:hanging="0"/>
         <w:rPr/>
       </w:pPr>
-      <w:bookmarkStart w:id="1" w:name="__RefHeading___Toc2006_1158062437"/>
+      <w:bookmarkStart w:id="1" w:name="__RefHeading___Toc2006_2468698496"/>
       <w:bookmarkEnd w:id="1"/>
       <w:r>
         <w:rPr/>
@@ -4290,7 +4290,7 @@
         <w:ind w:hanging="0"/>
         <w:rPr/>
       </w:pPr>
-      <w:bookmarkStart w:id="2" w:name="__RefHeading___Toc2008_1158062437"/>
+      <w:bookmarkStart w:id="2" w:name="__RefHeading___Toc2008_2468698496"/>
       <w:bookmarkEnd w:id="2"/>
       <w:r>
         <w:rPr/>
@@ -4443,7 +4443,7 @@
         <w:ind w:hanging="0"/>
         <w:rPr/>
       </w:pPr>
-      <w:bookmarkStart w:id="3" w:name="__RefHeading___Toc2010_1158062437"/>
+      <w:bookmarkStart w:id="3" w:name="__RefHeading___Toc2010_2468698496"/>
       <w:bookmarkEnd w:id="3"/>
       <w:r>
         <w:rPr/>
@@ -4500,7 +4500,7 @@
         <w:ind w:hanging="0"/>
         <w:rPr/>
       </w:pPr>
-      <w:bookmarkStart w:id="4" w:name="__RefHeading___Toc2012_1158062437"/>
+      <w:bookmarkStart w:id="4" w:name="__RefHeading___Toc2012_2468698496"/>
       <w:bookmarkEnd w:id="4"/>
       <w:r>
         <w:rPr/>
@@ -4691,7 +4691,7 @@
         <w:ind w:hanging="0"/>
         <w:rPr/>
       </w:pPr>
-      <w:bookmarkStart w:id="5" w:name="__RefHeading___Toc2014_1158062437"/>
+      <w:bookmarkStart w:id="5" w:name="__RefHeading___Toc2014_2468698496"/>
       <w:bookmarkEnd w:id="5"/>
       <w:r>
         <w:rPr/>
@@ -4748,7 +4748,7 @@
         <w:ind w:hanging="0"/>
         <w:rPr/>
       </w:pPr>
-      <w:bookmarkStart w:id="6" w:name="__RefHeading___Toc2016_1158062437"/>
+      <w:bookmarkStart w:id="6" w:name="__RefHeading___Toc2016_2468698496"/>
       <w:bookmarkEnd w:id="6"/>
       <w:r>
         <w:rPr/>
@@ -4818,7 +4818,7 @@
         <w:ind w:hanging="0"/>
         <w:rPr/>
       </w:pPr>
-      <w:bookmarkStart w:id="7" w:name="__RefHeading___Toc2018_1158062437"/>
+      <w:bookmarkStart w:id="7" w:name="__RefHeading___Toc2018_2468698496"/>
       <w:bookmarkEnd w:id="7"/>
       <w:r>
         <w:rPr/>
@@ -4833,7 +4833,7 @@
         <w:ind w:hanging="0"/>
         <w:rPr/>
       </w:pPr>
-      <w:bookmarkStart w:id="8" w:name="__RefHeading___Toc2020_1158062437"/>
+      <w:bookmarkStart w:id="8" w:name="__RefHeading___Toc2020_2468698496"/>
       <w:bookmarkEnd w:id="8"/>
       <w:r>
         <w:rPr/>
@@ -4932,7 +4932,7 @@
         <w:ind w:hanging="0"/>
         <w:rPr/>
       </w:pPr>
-      <w:bookmarkStart w:id="9" w:name="__RefHeading___Toc2022_1158062437"/>
+      <w:bookmarkStart w:id="9" w:name="__RefHeading___Toc2022_2468698496"/>
       <w:bookmarkEnd w:id="9"/>
       <w:r>
         <w:rPr/>
@@ -5003,7 +5003,7 @@
         <w:ind w:hanging="0"/>
         <w:rPr/>
       </w:pPr>
-      <w:bookmarkStart w:id="10" w:name="__RefHeading___Toc2024_1158062437"/>
+      <w:bookmarkStart w:id="10" w:name="__RefHeading___Toc2024_2468698496"/>
       <w:bookmarkEnd w:id="10"/>
       <w:r>
         <w:rPr/>
@@ -5074,7 +5074,7 @@
         <w:ind w:hanging="0"/>
         <w:rPr/>
       </w:pPr>
-      <w:bookmarkStart w:id="11" w:name="__RefHeading___Toc2026_1158062437"/>
+      <w:bookmarkStart w:id="11" w:name="__RefHeading___Toc2026_2468698496"/>
       <w:bookmarkEnd w:id="11"/>
       <w:r>
         <w:rPr/>
@@ -5159,7 +5159,7 @@
         <w:ind w:hanging="0"/>
         <w:rPr/>
       </w:pPr>
-      <w:bookmarkStart w:id="12" w:name="__RefHeading___Toc2028_1158062437"/>
+      <w:bookmarkStart w:id="12" w:name="__RefHeading___Toc2028_2468698496"/>
       <w:bookmarkEnd w:id="12"/>
       <w:r>
         <w:rPr/>
@@ -5244,7 +5244,7 @@
         <w:ind w:hanging="0"/>
         <w:rPr/>
       </w:pPr>
-      <w:bookmarkStart w:id="13" w:name="__RefHeading___Toc2030_1158062437"/>
+      <w:bookmarkStart w:id="13" w:name="__RefHeading___Toc2030_2468698496"/>
       <w:bookmarkEnd w:id="13"/>
       <w:r>
         <w:rPr/>
@@ -5329,7 +5329,7 @@
         <w:ind w:hanging="0"/>
         <w:rPr/>
       </w:pPr>
-      <w:bookmarkStart w:id="14" w:name="__RefHeading___Toc2032_1158062437"/>
+      <w:bookmarkStart w:id="14" w:name="__RefHeading___Toc2032_2468698496"/>
       <w:bookmarkEnd w:id="14"/>
       <w:r>
         <w:rPr/>
@@ -5400,7 +5400,7 @@
         <w:ind w:hanging="0"/>
         <w:rPr/>
       </w:pPr>
-      <w:bookmarkStart w:id="15" w:name="__RefHeading___Toc2034_1158062437"/>
+      <w:bookmarkStart w:id="15" w:name="__RefHeading___Toc2034_2468698496"/>
       <w:bookmarkEnd w:id="15"/>
       <w:r>
         <w:rPr/>
@@ -5457,7 +5457,7 @@
         <w:ind w:hanging="0"/>
         <w:rPr/>
       </w:pPr>
-      <w:bookmarkStart w:id="16" w:name="__RefHeading___Toc2036_1158062437"/>
+      <w:bookmarkStart w:id="16" w:name="__RefHeading___Toc2036_2468698496"/>
       <w:bookmarkEnd w:id="16"/>
       <w:r>
         <w:rPr/>
@@ -5528,7 +5528,7 @@
         <w:ind w:hanging="0"/>
         <w:rPr/>
       </w:pPr>
-      <w:bookmarkStart w:id="17" w:name="__RefHeading___Toc2038_1158062437"/>
+      <w:bookmarkStart w:id="17" w:name="__RefHeading___Toc2038_2468698496"/>
       <w:bookmarkEnd w:id="17"/>
       <w:r>
         <w:rPr/>
@@ -5599,7 +5599,7 @@
         <w:ind w:hanging="0"/>
         <w:rPr/>
       </w:pPr>
-      <w:bookmarkStart w:id="18" w:name="__RefHeading___Toc2040_1158062437"/>
+      <w:bookmarkStart w:id="18" w:name="__RefHeading___Toc2040_2468698496"/>
       <w:bookmarkEnd w:id="18"/>
       <w:r>
         <w:rPr/>
@@ -5670,7 +5670,7 @@
         <w:ind w:hanging="0"/>
         <w:rPr/>
       </w:pPr>
-      <w:bookmarkStart w:id="19" w:name="__RefHeading___Toc2042_1158062437"/>
+      <w:bookmarkStart w:id="19" w:name="__RefHeading___Toc2042_2468698496"/>
       <w:bookmarkEnd w:id="19"/>
       <w:r>
         <w:rPr/>
@@ -5741,7 +5741,7 @@
         <w:ind w:hanging="0"/>
         <w:rPr/>
       </w:pPr>
-      <w:bookmarkStart w:id="20" w:name="__RefHeading___Toc2044_1158062437"/>
+      <w:bookmarkStart w:id="20" w:name="__RefHeading___Toc2044_2468698496"/>
       <w:bookmarkEnd w:id="20"/>
       <w:r>
         <w:rPr/>
@@ -6450,7 +6450,7 @@
         <w:ind w:hanging="0"/>
         <w:rPr/>
       </w:pPr>
-      <w:bookmarkStart w:id="21" w:name="__RefHeading___Toc2046_1158062437"/>
+      <w:bookmarkStart w:id="21" w:name="__RefHeading___Toc2046_2468698496"/>
       <w:bookmarkEnd w:id="21"/>
       <w:r>
         <w:rPr/>
@@ -6520,7 +6520,7 @@
         <w:ind w:hanging="0"/>
         <w:rPr/>
       </w:pPr>
-      <w:bookmarkStart w:id="22" w:name="__RefHeading___Toc2048_1158062437"/>
+      <w:bookmarkStart w:id="22" w:name="__RefHeading___Toc2048_2468698496"/>
       <w:bookmarkEnd w:id="22"/>
       <w:r>
         <w:rPr/>
@@ -6535,7 +6535,7 @@
         <w:ind w:hanging="0"/>
         <w:rPr/>
       </w:pPr>
-      <w:bookmarkStart w:id="23" w:name="__RefHeading___Toc2050_1158062437"/>
+      <w:bookmarkStart w:id="23" w:name="__RefHeading___Toc2050_2468698496"/>
       <w:bookmarkEnd w:id="23"/>
       <w:r>
         <w:rPr/>
@@ -6592,7 +6592,7 @@
         <w:ind w:hanging="0"/>
         <w:rPr/>
       </w:pPr>
-      <w:bookmarkStart w:id="24" w:name="__RefHeading___Toc2052_1158062437"/>
+      <w:bookmarkStart w:id="24" w:name="__RefHeading___Toc2052_2468698496"/>
       <w:bookmarkEnd w:id="24"/>
       <w:r>
         <w:rPr/>
@@ -6705,7 +6705,7 @@
         <w:ind w:hanging="0"/>
         <w:rPr/>
       </w:pPr>
-      <w:bookmarkStart w:id="25" w:name="__RefHeading___Toc2054_1158062437"/>
+      <w:bookmarkStart w:id="25" w:name="__RefHeading___Toc2054_2468698496"/>
       <w:bookmarkEnd w:id="25"/>
       <w:r>
         <w:rPr/>
@@ -6788,7 +6788,7 @@
         <w:ind w:hanging="0"/>
         <w:rPr/>
       </w:pPr>
-      <w:bookmarkStart w:id="26" w:name="__RefHeading___Toc2056_1158062437"/>
+      <w:bookmarkStart w:id="26" w:name="__RefHeading___Toc2056_2468698496"/>
       <w:bookmarkEnd w:id="26"/>
       <w:r>
         <w:rPr/>
@@ -6859,7 +6859,7 @@
         <w:ind w:hanging="0"/>
         <w:rPr/>
       </w:pPr>
-      <w:bookmarkStart w:id="27" w:name="__RefHeading___Toc2058_1158062437"/>
+      <w:bookmarkStart w:id="27" w:name="__RefHeading___Toc2058_2468698496"/>
       <w:bookmarkEnd w:id="27"/>
       <w:r>
         <w:rPr/>
@@ -6916,7 +6916,7 @@
         <w:ind w:hanging="0"/>
         <w:rPr/>
       </w:pPr>
-      <w:bookmarkStart w:id="28" w:name="__RefHeading___Toc2060_1158062437"/>
+      <w:bookmarkStart w:id="28" w:name="__RefHeading___Toc2060_2468698496"/>
       <w:bookmarkEnd w:id="28"/>
       <w:r>
         <w:rPr/>
@@ -6973,7 +6973,7 @@
         <w:ind w:hanging="0"/>
         <w:rPr/>
       </w:pPr>
-      <w:bookmarkStart w:id="29" w:name="__RefHeading___Toc2062_1158062437"/>
+      <w:bookmarkStart w:id="29" w:name="__RefHeading___Toc2062_2468698496"/>
       <w:bookmarkEnd w:id="29"/>
       <w:r>
         <w:rPr/>
@@ -7044,7 +7044,7 @@
         <w:ind w:hanging="0"/>
         <w:rPr/>
       </w:pPr>
-      <w:bookmarkStart w:id="30" w:name="__RefHeading___Toc2064_1158062437"/>
+      <w:bookmarkStart w:id="30" w:name="__RefHeading___Toc2064_2468698496"/>
       <w:bookmarkEnd w:id="30"/>
       <w:r>
         <w:rPr/>
@@ -7115,7 +7115,7 @@
         <w:ind w:hanging="0"/>
         <w:rPr/>
       </w:pPr>
-      <w:bookmarkStart w:id="31" w:name="__RefHeading___Toc2066_1158062437"/>
+      <w:bookmarkStart w:id="31" w:name="__RefHeading___Toc2066_2468698496"/>
       <w:bookmarkEnd w:id="31"/>
       <w:r>
         <w:rPr/>
@@ -7186,7 +7186,7 @@
         <w:ind w:hanging="0"/>
         <w:rPr/>
       </w:pPr>
-      <w:bookmarkStart w:id="32" w:name="__RefHeading___Toc2068_1158062437"/>
+      <w:bookmarkStart w:id="32" w:name="__RefHeading___Toc2068_2468698496"/>
       <w:bookmarkEnd w:id="32"/>
       <w:r>
         <w:rPr/>
@@ -7257,7 +7257,7 @@
         <w:ind w:hanging="0"/>
         <w:rPr/>
       </w:pPr>
-      <w:bookmarkStart w:id="33" w:name="__RefHeading___Toc2070_1158062437"/>
+      <w:bookmarkStart w:id="33" w:name="__RefHeading___Toc2070_2468698496"/>
       <w:bookmarkEnd w:id="33"/>
       <w:r>
         <w:rPr/>
@@ -7314,7 +7314,7 @@
         <w:ind w:hanging="0"/>
         <w:rPr/>
       </w:pPr>
-      <w:bookmarkStart w:id="34" w:name="__RefHeading___Toc2072_1158062437"/>
+      <w:bookmarkStart w:id="34" w:name="__RefHeading___Toc2072_2468698496"/>
       <w:bookmarkEnd w:id="34"/>
       <w:r>
         <w:rPr/>
@@ -7514,7 +7514,7 @@
         <w:ind w:hanging="0"/>
         <w:rPr/>
       </w:pPr>
-      <w:bookmarkStart w:id="35" w:name="__RefHeading___Toc2074_1158062437"/>
+      <w:bookmarkStart w:id="35" w:name="__RefHeading___Toc2074_2468698496"/>
       <w:bookmarkEnd w:id="35"/>
       <w:r>
         <w:rPr/>
@@ -7529,7 +7529,7 @@
         <w:ind w:hanging="0"/>
         <w:rPr/>
       </w:pPr>
-      <w:bookmarkStart w:id="36" w:name="__RefHeading___Toc2076_1158062437"/>
+      <w:bookmarkStart w:id="36" w:name="__RefHeading___Toc2076_2468698496"/>
       <w:bookmarkEnd w:id="36"/>
       <w:r>
         <w:rPr/>
@@ -7672,7 +7672,7 @@
         <w:ind w:hanging="0"/>
         <w:rPr/>
       </w:pPr>
-      <w:bookmarkStart w:id="37" w:name="__RefHeading___Toc2078_1158062437"/>
+      <w:bookmarkStart w:id="37" w:name="__RefHeading___Toc2078_2468698496"/>
       <w:bookmarkEnd w:id="37"/>
       <w:r>
         <w:rPr/>
@@ -7825,7 +7825,7 @@
         <w:ind w:hanging="0"/>
         <w:rPr/>
       </w:pPr>
-      <w:bookmarkStart w:id="38" w:name="__RefHeading___Toc2080_1158062437"/>
+      <w:bookmarkStart w:id="38" w:name="__RefHeading___Toc2080_2468698496"/>
       <w:bookmarkEnd w:id="38"/>
       <w:r>
         <w:rPr/>
@@ -8679,7 +8679,7 @@
         <w:ind w:hanging="0"/>
         <w:rPr/>
       </w:pPr>
-      <w:bookmarkStart w:id="39" w:name="__RefHeading___Toc2082_1158062437"/>
+      <w:bookmarkStart w:id="39" w:name="__RefHeading___Toc2082_2468698496"/>
       <w:bookmarkEnd w:id="39"/>
       <w:r>
         <w:rPr/>
@@ -8864,7 +8864,7 @@
         <w:ind w:hanging="0"/>
         <w:rPr/>
       </w:pPr>
-      <w:bookmarkStart w:id="40" w:name="__RefHeading___Toc2084_1158062437"/>
+      <w:bookmarkStart w:id="40" w:name="__RefHeading___Toc2084_2468698496"/>
       <w:bookmarkEnd w:id="40"/>
       <w:r>
         <w:rPr/>
@@ -9017,7 +9017,7 @@
         <w:ind w:hanging="0"/>
         <w:rPr/>
       </w:pPr>
-      <w:bookmarkStart w:id="41" w:name="__RefHeading___Toc2086_1158062437"/>
+      <w:bookmarkStart w:id="41" w:name="__RefHeading___Toc2086_2468698496"/>
       <w:bookmarkEnd w:id="41"/>
       <w:r>
         <w:rPr/>
@@ -9146,7 +9146,7 @@
         <w:ind w:hanging="0"/>
         <w:rPr/>
       </w:pPr>
-      <w:bookmarkStart w:id="42" w:name="__RefHeading___Toc2088_1158062437"/>
+      <w:bookmarkStart w:id="42" w:name="__RefHeading___Toc2088_2468698496"/>
       <w:bookmarkEnd w:id="42"/>
       <w:r>
         <w:rPr/>
@@ -10146,7 +10146,7 @@
         <w:ind w:hanging="0"/>
         <w:rPr/>
       </w:pPr>
-      <w:bookmarkStart w:id="43" w:name="__RefHeading___Toc2090_1158062437"/>
+      <w:bookmarkStart w:id="43" w:name="__RefHeading___Toc2090_2468698496"/>
       <w:bookmarkEnd w:id="43"/>
       <w:r>
         <w:rPr/>
@@ -11045,7 +11045,7 @@
         <w:ind w:hanging="0"/>
         <w:rPr/>
       </w:pPr>
-      <w:bookmarkStart w:id="44" w:name="__RefHeading___Toc2092_1158062437"/>
+      <w:bookmarkStart w:id="44" w:name="__RefHeading___Toc2092_2468698496"/>
       <w:bookmarkEnd w:id="44"/>
       <w:r>
         <w:rPr/>
@@ -11186,7 +11186,7 @@
         <w:ind w:hanging="0"/>
         <w:rPr/>
       </w:pPr>
-      <w:bookmarkStart w:id="45" w:name="__RefHeading___Toc2094_1158062437"/>
+      <w:bookmarkStart w:id="45" w:name="__RefHeading___Toc2094_2468698496"/>
       <w:bookmarkEnd w:id="45"/>
       <w:r>
         <w:rPr/>
@@ -11257,7 +11257,7 @@
         <w:ind w:hanging="0"/>
         <w:rPr/>
       </w:pPr>
-      <w:bookmarkStart w:id="46" w:name="__RefHeading___Toc2096_1158062437"/>
+      <w:bookmarkStart w:id="46" w:name="__RefHeading___Toc2096_2468698496"/>
       <w:bookmarkEnd w:id="46"/>
       <w:r>
         <w:rPr/>
@@ -11398,7 +11398,7 @@
         <w:ind w:hanging="0"/>
         <w:rPr/>
       </w:pPr>
-      <w:bookmarkStart w:id="47" w:name="__RefHeading___Toc2098_1158062437"/>
+      <w:bookmarkStart w:id="47" w:name="__RefHeading___Toc2098_2468698496"/>
       <w:bookmarkEnd w:id="47"/>
       <w:r>
         <w:rPr/>
@@ -11559,7 +11559,7 @@
         <w:ind w:hanging="0"/>
         <w:rPr/>
       </w:pPr>
-      <w:bookmarkStart w:id="48" w:name="__RefHeading___Toc2100_1158062437"/>
+      <w:bookmarkStart w:id="48" w:name="__RefHeading___Toc2100_2468698496"/>
       <w:bookmarkEnd w:id="48"/>
       <w:r>
         <w:rPr/>
@@ -11588,7 +11588,7 @@
         <w:ind w:hanging="0"/>
         <w:rPr/>
       </w:pPr>
-      <w:bookmarkStart w:id="49" w:name="__RefHeading___Toc2102_1158062437"/>
+      <w:bookmarkStart w:id="49" w:name="__RefHeading___Toc2102_2468698496"/>
       <w:bookmarkEnd w:id="49"/>
       <w:r>
         <w:rPr/>
@@ -11617,7 +11617,7 @@
         <w:ind w:hanging="0"/>
         <w:rPr/>
       </w:pPr>
-      <w:bookmarkStart w:id="50" w:name="__RefHeading___Toc2104_1158062437"/>
+      <w:bookmarkStart w:id="50" w:name="__RefHeading___Toc2104_2468698496"/>
       <w:bookmarkEnd w:id="50"/>
       <w:r>
         <w:rPr/>
@@ -11646,7 +11646,7 @@
         <w:ind w:hanging="0"/>
         <w:rPr/>
       </w:pPr>
-      <w:bookmarkStart w:id="51" w:name="__RefHeading___Toc2106_1158062437"/>
+      <w:bookmarkStart w:id="51" w:name="__RefHeading___Toc2106_2468698496"/>
       <w:bookmarkEnd w:id="51"/>
       <w:r>
         <w:rPr/>
@@ -11675,7 +11675,7 @@
         <w:ind w:hanging="0"/>
         <w:rPr/>
       </w:pPr>
-      <w:bookmarkStart w:id="52" w:name="__RefHeading___Toc2108_1158062437"/>
+      <w:bookmarkStart w:id="52" w:name="__RefHeading___Toc2108_2468698496"/>
       <w:bookmarkEnd w:id="52"/>
       <w:r>
         <w:rPr/>
@@ -11704,7 +11704,7 @@
         <w:ind w:hanging="0"/>
         <w:rPr/>
       </w:pPr>
-      <w:bookmarkStart w:id="53" w:name="__RefHeading___Toc2110_1158062437"/>
+      <w:bookmarkStart w:id="53" w:name="__RefHeading___Toc2110_2468698496"/>
       <w:bookmarkEnd w:id="53"/>
       <w:r>
         <w:rPr/>
@@ -11733,7 +11733,7 @@
         <w:ind w:hanging="0"/>
         <w:rPr/>
       </w:pPr>
-      <w:bookmarkStart w:id="54" w:name="__RefHeading___Toc2112_1158062437"/>
+      <w:bookmarkStart w:id="54" w:name="__RefHeading___Toc2112_2468698496"/>
       <w:bookmarkEnd w:id="54"/>
       <w:r>
         <w:rPr/>
@@ -11790,7 +11790,7 @@
         <w:ind w:hanging="0"/>
         <w:rPr/>
       </w:pPr>
-      <w:bookmarkStart w:id="55" w:name="__RefHeading___Toc2114_1158062437"/>
+      <w:bookmarkStart w:id="55" w:name="__RefHeading___Toc2114_2468698496"/>
       <w:bookmarkEnd w:id="55"/>
       <w:r>
         <w:rPr/>
@@ -11903,7 +11903,7 @@
         <w:ind w:hanging="0"/>
         <w:rPr/>
       </w:pPr>
-      <w:bookmarkStart w:id="56" w:name="__RefHeading___Toc2116_1158062437"/>
+      <w:bookmarkStart w:id="56" w:name="__RefHeading___Toc2116_2468698496"/>
       <w:bookmarkEnd w:id="56"/>
       <w:r>
         <w:rPr/>
@@ -11959,7 +11959,7 @@
         <w:ind w:hanging="0"/>
         <w:rPr/>
       </w:pPr>
-      <w:bookmarkStart w:id="57" w:name="__RefHeading___Toc2118_1158062437"/>
+      <w:bookmarkStart w:id="57" w:name="__RefHeading___Toc2118_2468698496"/>
       <w:bookmarkEnd w:id="57"/>
       <w:r>
         <w:rPr/>
@@ -11974,7 +11974,7 @@
         <w:ind w:hanging="0"/>
         <w:rPr/>
       </w:pPr>
-      <w:bookmarkStart w:id="58" w:name="__RefHeading___Toc2120_1158062437"/>
+      <w:bookmarkStart w:id="58" w:name="__RefHeading___Toc2120_2468698496"/>
       <w:bookmarkEnd w:id="58"/>
       <w:r>
         <w:rPr/>
@@ -13447,7 +13447,7 @@
         <w:ind w:hanging="0"/>
         <w:rPr/>
       </w:pPr>
-      <w:bookmarkStart w:id="59" w:name="__RefHeading___Toc2122_1158062437"/>
+      <w:bookmarkStart w:id="59" w:name="__RefHeading___Toc2122_2468698496"/>
       <w:bookmarkEnd w:id="59"/>
       <w:r>
         <w:rPr/>
@@ -13476,7 +13476,7 @@
         <w:ind w:hanging="0"/>
         <w:rPr/>
       </w:pPr>
-      <w:bookmarkStart w:id="60" w:name="__RefHeading___Toc2124_1158062437"/>
+      <w:bookmarkStart w:id="60" w:name="__RefHeading___Toc2124_2468698496"/>
       <w:bookmarkEnd w:id="60"/>
       <w:r>
         <w:rPr/>
@@ -13533,7 +13533,7 @@
         <w:ind w:hanging="0"/>
         <w:rPr/>
       </w:pPr>
-      <w:bookmarkStart w:id="61" w:name="__RefHeading___Toc2126_1158062437"/>
+      <w:bookmarkStart w:id="61" w:name="__RefHeading___Toc2126_2468698496"/>
       <w:bookmarkEnd w:id="61"/>
       <w:r>
         <w:rPr/>
@@ -13590,7 +13590,7 @@
         <w:ind w:hanging="0"/>
         <w:rPr/>
       </w:pPr>
-      <w:bookmarkStart w:id="62" w:name="__RefHeading___Toc2128_1158062437"/>
+      <w:bookmarkStart w:id="62" w:name="__RefHeading___Toc2128_2468698496"/>
       <w:bookmarkEnd w:id="62"/>
       <w:r>
         <w:rPr/>
@@ -13633,7 +13633,7 @@
         <w:ind w:hanging="0"/>
         <w:rPr/>
       </w:pPr>
-      <w:bookmarkStart w:id="63" w:name="__RefHeading___Toc2130_1158062437"/>
+      <w:bookmarkStart w:id="63" w:name="__RefHeading___Toc2130_2468698496"/>
       <w:bookmarkEnd w:id="63"/>
       <w:r>
         <w:rPr/>
@@ -13676,7 +13676,7 @@
         <w:ind w:hanging="0"/>
         <w:rPr/>
       </w:pPr>
-      <w:bookmarkStart w:id="64" w:name="__RefHeading___Toc2132_1158062437"/>
+      <w:bookmarkStart w:id="64" w:name="__RefHeading___Toc2132_2468698496"/>
       <w:bookmarkEnd w:id="64"/>
       <w:r>
         <w:rPr/>
@@ -13719,7 +13719,7 @@
         <w:ind w:hanging="0"/>
         <w:rPr/>
       </w:pPr>
-      <w:bookmarkStart w:id="65" w:name="__RefHeading___Toc2134_1158062437"/>
+      <w:bookmarkStart w:id="65" w:name="__RefHeading___Toc2134_2468698496"/>
       <w:bookmarkEnd w:id="65"/>
       <w:r>
         <w:rPr/>
@@ -13748,7 +13748,7 @@
         <w:ind w:hanging="0"/>
         <w:rPr/>
       </w:pPr>
-      <w:bookmarkStart w:id="66" w:name="__RefHeading___Toc2136_1158062437"/>
+      <w:bookmarkStart w:id="66" w:name="__RefHeading___Toc2136_2468698496"/>
       <w:bookmarkEnd w:id="66"/>
       <w:r>
         <w:rPr/>
@@ -13791,7 +13791,7 @@
         <w:ind w:hanging="0"/>
         <w:rPr/>
       </w:pPr>
-      <w:bookmarkStart w:id="67" w:name="__RefHeading___Toc2138_1158062437"/>
+      <w:bookmarkStart w:id="67" w:name="__RefHeading___Toc2138_2468698496"/>
       <w:bookmarkEnd w:id="67"/>
       <w:r>
         <w:rPr/>
@@ -13848,7 +13848,7 @@
         <w:ind w:hanging="0"/>
         <w:rPr/>
       </w:pPr>
-      <w:bookmarkStart w:id="68" w:name="__RefHeading___Toc2140_1158062437"/>
+      <w:bookmarkStart w:id="68" w:name="__RefHeading___Toc2140_2468698496"/>
       <w:bookmarkEnd w:id="68"/>
       <w:r>
         <w:rPr/>
@@ -13891,7 +13891,7 @@
         <w:ind w:hanging="0"/>
         <w:rPr/>
       </w:pPr>
-      <w:bookmarkStart w:id="69" w:name="__RefHeading___Toc2142_1158062437"/>
+      <w:bookmarkStart w:id="69" w:name="__RefHeading___Toc2142_2468698496"/>
       <w:bookmarkEnd w:id="69"/>
       <w:r>
         <w:rPr/>
@@ -13948,7 +13948,7 @@
         <w:ind w:hanging="0"/>
         <w:rPr/>
       </w:pPr>
-      <w:bookmarkStart w:id="70" w:name="__RefHeading___Toc2144_1158062437"/>
+      <w:bookmarkStart w:id="70" w:name="__RefHeading___Toc2144_2468698496"/>
       <w:bookmarkEnd w:id="70"/>
       <w:r>
         <w:rPr/>
@@ -14063,7 +14063,7 @@
         <w:ind w:hanging="0"/>
         <w:rPr/>
       </w:pPr>
-      <w:bookmarkStart w:id="71" w:name="__RefHeading___Toc2146_1158062437"/>
+      <w:bookmarkStart w:id="71" w:name="__RefHeading___Toc2146_2468698496"/>
       <w:bookmarkEnd w:id="71"/>
       <w:r>
         <w:rPr/>
@@ -14092,7 +14092,7 @@
         <w:ind w:hanging="0"/>
         <w:rPr/>
       </w:pPr>
-      <w:bookmarkStart w:id="72" w:name="__RefHeading___Toc2148_1158062437"/>
+      <w:bookmarkStart w:id="72" w:name="__RefHeading___Toc2148_2468698496"/>
       <w:bookmarkEnd w:id="72"/>
       <w:r>
         <w:rPr/>
@@ -14135,7 +14135,7 @@
         <w:ind w:hanging="0"/>
         <w:rPr/>
       </w:pPr>
-      <w:bookmarkStart w:id="73" w:name="__RefHeading___Toc2150_1158062437"/>
+      <w:bookmarkStart w:id="73" w:name="__RefHeading___Toc2150_2468698496"/>
       <w:bookmarkEnd w:id="73"/>
       <w:r>
         <w:rPr/>
@@ -14178,7 +14178,7 @@
         <w:ind w:hanging="0"/>
         <w:rPr/>
       </w:pPr>
-      <w:bookmarkStart w:id="74" w:name="__RefHeading___Toc2152_1158062437"/>
+      <w:bookmarkStart w:id="74" w:name="__RefHeading___Toc2152_2468698496"/>
       <w:bookmarkEnd w:id="74"/>
       <w:r>
         <w:rPr/>
@@ -14221,7 +14221,7 @@
         <w:ind w:hanging="0"/>
         <w:rPr/>
       </w:pPr>
-      <w:bookmarkStart w:id="75" w:name="__RefHeading___Toc2154_1158062437"/>
+      <w:bookmarkStart w:id="75" w:name="__RefHeading___Toc2154_2468698496"/>
       <w:bookmarkEnd w:id="75"/>
       <w:r>
         <w:rPr/>
@@ -14264,7 +14264,7 @@
         <w:ind w:hanging="0"/>
         <w:rPr/>
       </w:pPr>
-      <w:bookmarkStart w:id="76" w:name="__RefHeading___Toc2156_1158062437"/>
+      <w:bookmarkStart w:id="76" w:name="__RefHeading___Toc2156_2468698496"/>
       <w:bookmarkEnd w:id="76"/>
       <w:r>
         <w:rPr/>
@@ -14391,7 +14391,7 @@
         <w:ind w:hanging="0"/>
         <w:rPr/>
       </w:pPr>
-      <w:bookmarkStart w:id="77" w:name="__RefHeading___Toc2158_1158062437"/>
+      <w:bookmarkStart w:id="77" w:name="__RefHeading___Toc2158_2468698496"/>
       <w:bookmarkEnd w:id="77"/>
       <w:r>
         <w:rPr/>
@@ -14420,7 +14420,7 @@
         <w:ind w:hanging="0"/>
         <w:rPr/>
       </w:pPr>
-      <w:bookmarkStart w:id="78" w:name="__RefHeading___Toc2160_1158062437"/>
+      <w:bookmarkStart w:id="78" w:name="__RefHeading___Toc2160_2468698496"/>
       <w:bookmarkEnd w:id="78"/>
       <w:r>
         <w:rPr/>
@@ -14477,7 +14477,7 @@
         <w:ind w:hanging="0"/>
         <w:rPr/>
       </w:pPr>
-      <w:bookmarkStart w:id="79" w:name="__RefHeading___Toc2162_1158062437"/>
+      <w:bookmarkStart w:id="79" w:name="__RefHeading___Toc2162_2468698496"/>
       <w:bookmarkEnd w:id="79"/>
       <w:r>
         <w:rPr/>
@@ -14534,7 +14534,7 @@
         <w:ind w:hanging="0"/>
         <w:rPr/>
       </w:pPr>
-      <w:bookmarkStart w:id="80" w:name="__RefHeading___Toc2164_1158062437"/>
+      <w:bookmarkStart w:id="80" w:name="__RefHeading___Toc2164_2468698496"/>
       <w:bookmarkEnd w:id="80"/>
       <w:r>
         <w:rPr/>
@@ -14591,7 +14591,7 @@
         <w:ind w:hanging="0"/>
         <w:rPr/>
       </w:pPr>
-      <w:bookmarkStart w:id="81" w:name="__RefHeading___Toc2166_1158062437"/>
+      <w:bookmarkStart w:id="81" w:name="__RefHeading___Toc2166_2468698496"/>
       <w:bookmarkEnd w:id="81"/>
       <w:r>
         <w:rPr/>
@@ -14634,7 +14634,7 @@
         <w:ind w:hanging="0"/>
         <w:rPr/>
       </w:pPr>
-      <w:bookmarkStart w:id="82" w:name="__RefHeading___Toc2168_1158062437"/>
+      <w:bookmarkStart w:id="82" w:name="__RefHeading___Toc2168_2468698496"/>
       <w:bookmarkEnd w:id="82"/>
       <w:r>
         <w:rPr/>
@@ -14677,7 +14677,7 @@
         <w:ind w:hanging="0"/>
         <w:rPr/>
       </w:pPr>
-      <w:bookmarkStart w:id="83" w:name="__RefHeading___Toc2170_1158062437"/>
+      <w:bookmarkStart w:id="83" w:name="__RefHeading___Toc2170_2468698496"/>
       <w:bookmarkEnd w:id="83"/>
       <w:r>
         <w:rPr/>
@@ -14706,7 +14706,7 @@
         <w:ind w:hanging="0"/>
         <w:rPr/>
       </w:pPr>
-      <w:bookmarkStart w:id="84" w:name="__RefHeading___Toc2172_1158062437"/>
+      <w:bookmarkStart w:id="84" w:name="__RefHeading___Toc2172_2468698496"/>
       <w:bookmarkEnd w:id="84"/>
       <w:r>
         <w:rPr/>
@@ -14749,7 +14749,7 @@
         <w:ind w:hanging="0"/>
         <w:rPr/>
       </w:pPr>
-      <w:bookmarkStart w:id="85" w:name="__RefHeading___Toc2174_1158062437"/>
+      <w:bookmarkStart w:id="85" w:name="__RefHeading___Toc2174_2468698496"/>
       <w:bookmarkEnd w:id="85"/>
       <w:r>
         <w:rPr/>
@@ -14806,7 +14806,7 @@
         <w:ind w:hanging="0"/>
         <w:rPr/>
       </w:pPr>
-      <w:bookmarkStart w:id="86" w:name="__RefHeading___Toc2176_1158062437"/>
+      <w:bookmarkStart w:id="86" w:name="__RefHeading___Toc2176_2468698496"/>
       <w:bookmarkEnd w:id="86"/>
       <w:r>
         <w:rPr/>
@@ -14849,7 +14849,7 @@
         <w:ind w:hanging="0"/>
         <w:rPr/>
       </w:pPr>
-      <w:bookmarkStart w:id="87" w:name="__RefHeading___Toc2178_1158062437"/>
+      <w:bookmarkStart w:id="87" w:name="__RefHeading___Toc2178_2468698496"/>
       <w:bookmarkEnd w:id="87"/>
       <w:r>
         <w:rPr/>
@@ -14892,7 +14892,7 @@
         <w:ind w:hanging="0"/>
         <w:rPr/>
       </w:pPr>
-      <w:bookmarkStart w:id="88" w:name="__RefHeading___Toc2180_1158062437"/>
+      <w:bookmarkStart w:id="88" w:name="__RefHeading___Toc2180_2468698496"/>
       <w:bookmarkEnd w:id="88"/>
       <w:r>
         <w:rPr/>
@@ -14935,7 +14935,7 @@
         <w:ind w:hanging="0"/>
         <w:rPr/>
       </w:pPr>
-      <w:bookmarkStart w:id="89" w:name="__RefHeading___Toc2182_1158062437"/>
+      <w:bookmarkStart w:id="89" w:name="__RefHeading___Toc2182_2468698496"/>
       <w:bookmarkEnd w:id="89"/>
       <w:r>
         <w:rPr/>
@@ -15677,7 +15677,7 @@
         <w:ind w:hanging="0"/>
         <w:rPr/>
       </w:pPr>
-      <w:bookmarkStart w:id="90" w:name="__RefHeading___Toc2184_1158062437"/>
+      <w:bookmarkStart w:id="90" w:name="__RefHeading___Toc2184_2468698496"/>
       <w:bookmarkEnd w:id="90"/>
       <w:r>
         <w:rPr/>
@@ -15692,7 +15692,7 @@
         <w:ind w:hanging="0"/>
         <w:rPr/>
       </w:pPr>
-      <w:bookmarkStart w:id="91" w:name="__RefHeading___Toc2186_1158062437"/>
+      <w:bookmarkStart w:id="91" w:name="__RefHeading___Toc2186_2468698496"/>
       <w:bookmarkEnd w:id="91"/>
       <w:r>
         <w:rPr/>
@@ -15721,7 +15721,7 @@
         <w:ind w:hanging="0"/>
         <w:rPr/>
       </w:pPr>
-      <w:bookmarkStart w:id="92" w:name="__RefHeading___Toc2188_1158062437"/>
+      <w:bookmarkStart w:id="92" w:name="__RefHeading___Toc2188_2468698496"/>
       <w:bookmarkEnd w:id="92"/>
       <w:r>
         <w:rPr/>
@@ -15750,7 +15750,7 @@
         <w:ind w:hanging="0"/>
         <w:rPr/>
       </w:pPr>
-      <w:bookmarkStart w:id="93" w:name="__RefHeading___Toc2190_1158062437"/>
+      <w:bookmarkStart w:id="93" w:name="__RefHeading___Toc2190_2468698496"/>
       <w:bookmarkEnd w:id="93"/>
       <w:r>
         <w:rPr/>
@@ -15779,7 +15779,7 @@
         <w:ind w:hanging="0"/>
         <w:rPr/>
       </w:pPr>
-      <w:bookmarkStart w:id="94" w:name="__RefHeading___Toc2192_1158062437"/>
+      <w:bookmarkStart w:id="94" w:name="__RefHeading___Toc2192_2468698496"/>
       <w:bookmarkEnd w:id="94"/>
       <w:r>
         <w:rPr/>
@@ -15808,7 +15808,7 @@
         <w:ind w:hanging="0"/>
         <w:rPr/>
       </w:pPr>
-      <w:bookmarkStart w:id="95" w:name="__RefHeading___Toc2194_1158062437"/>
+      <w:bookmarkStart w:id="95" w:name="__RefHeading___Toc2194_2468698496"/>
       <w:bookmarkEnd w:id="95"/>
       <w:r>
         <w:rPr/>
@@ -15837,7 +15837,7 @@
         <w:ind w:hanging="0"/>
         <w:rPr/>
       </w:pPr>
-      <w:bookmarkStart w:id="96" w:name="__RefHeading___Toc2196_1158062437"/>
+      <w:bookmarkStart w:id="96" w:name="__RefHeading___Toc2196_2468698496"/>
       <w:bookmarkEnd w:id="96"/>
       <w:r>
         <w:rPr/>
@@ -15866,7 +15866,7 @@
         <w:ind w:hanging="0"/>
         <w:rPr/>
       </w:pPr>
-      <w:bookmarkStart w:id="97" w:name="__RefHeading___Toc2198_1158062437"/>
+      <w:bookmarkStart w:id="97" w:name="__RefHeading___Toc2198_2468698496"/>
       <w:bookmarkEnd w:id="97"/>
       <w:r>
         <w:rPr/>
@@ -15922,7 +15922,7 @@
         <w:ind w:hanging="0"/>
         <w:rPr/>
       </w:pPr>
-      <w:bookmarkStart w:id="98" w:name="__RefHeading___Toc2200_1158062437"/>
+      <w:bookmarkStart w:id="98" w:name="__RefHeading___Toc2200_2468698496"/>
       <w:bookmarkEnd w:id="98"/>
       <w:r>
         <w:rPr/>
@@ -15937,7 +15937,7 @@
         <w:ind w:hanging="0"/>
         <w:rPr/>
       </w:pPr>
-      <w:bookmarkStart w:id="99" w:name="__RefHeading___Toc2202_1158062437"/>
+      <w:bookmarkStart w:id="99" w:name="__RefHeading___Toc2202_2468698496"/>
       <w:bookmarkEnd w:id="99"/>
       <w:r>
         <w:rPr/>
@@ -16050,7 +16050,7 @@
         <w:ind w:hanging="0"/>
         <w:rPr/>
       </w:pPr>
-      <w:bookmarkStart w:id="100" w:name="__RefHeading___Toc2204_1158062437"/>
+      <w:bookmarkStart w:id="100" w:name="__RefHeading___Toc2204_2468698496"/>
       <w:bookmarkEnd w:id="100"/>
       <w:r>
         <w:rPr/>
@@ -16145,7 +16145,7 @@
         <w:ind w:hanging="0"/>
         <w:rPr/>
       </w:pPr>
-      <w:bookmarkStart w:id="101" w:name="__RefHeading___Toc2206_1158062437"/>
+      <w:bookmarkStart w:id="101" w:name="__RefHeading___Toc2206_2468698496"/>
       <w:bookmarkEnd w:id="101"/>
       <w:r>
         <w:rPr/>
@@ -16216,7 +16216,7 @@
         <w:ind w:hanging="0"/>
         <w:rPr/>
       </w:pPr>
-      <w:bookmarkStart w:id="102" w:name="__RefHeading___Toc2208_1158062437"/>
+      <w:bookmarkStart w:id="102" w:name="__RefHeading___Toc2208_2468698496"/>
       <w:bookmarkEnd w:id="102"/>
       <w:r>
         <w:rPr/>
@@ -16311,7 +16311,7 @@
         <w:ind w:hanging="0"/>
         <w:rPr/>
       </w:pPr>
-      <w:bookmarkStart w:id="103" w:name="__RefHeading___Toc2210_1158062437"/>
+      <w:bookmarkStart w:id="103" w:name="__RefHeading___Toc2210_2468698496"/>
       <w:bookmarkEnd w:id="103"/>
       <w:r>
         <w:rPr/>
@@ -16396,7 +16396,7 @@
         <w:ind w:hanging="0"/>
         <w:rPr/>
       </w:pPr>
-      <w:bookmarkStart w:id="104" w:name="__RefHeading___Toc2212_1158062437"/>
+      <w:bookmarkStart w:id="104" w:name="__RefHeading___Toc2212_2468698496"/>
       <w:bookmarkEnd w:id="104"/>
       <w:r>
         <w:rPr/>
@@ -16467,7 +16467,7 @@
         <w:ind w:hanging="0"/>
         <w:rPr/>
       </w:pPr>
-      <w:bookmarkStart w:id="105" w:name="__RefHeading___Toc2214_1158062437"/>
+      <w:bookmarkStart w:id="105" w:name="__RefHeading___Toc2214_2468698496"/>
       <w:bookmarkEnd w:id="105"/>
       <w:r>
         <w:rPr/>
@@ -16538,7 +16538,7 @@
         <w:ind w:hanging="0"/>
         <w:rPr/>
       </w:pPr>
-      <w:bookmarkStart w:id="106" w:name="__RefHeading___Toc2216_1158062437"/>
+      <w:bookmarkStart w:id="106" w:name="__RefHeading___Toc2216_2468698496"/>
       <w:bookmarkEnd w:id="106"/>
       <w:r>
         <w:rPr/>
@@ -16623,7 +16623,7 @@
         <w:ind w:hanging="0"/>
         <w:rPr/>
       </w:pPr>
-      <w:bookmarkStart w:id="107" w:name="__RefHeading___Toc2218_1158062437"/>
+      <w:bookmarkStart w:id="107" w:name="__RefHeading___Toc2218_2468698496"/>
       <w:bookmarkEnd w:id="107"/>
       <w:r>
         <w:rPr/>
@@ -16694,7 +16694,7 @@
         <w:ind w:hanging="0"/>
         <w:rPr/>
       </w:pPr>
-      <w:bookmarkStart w:id="108" w:name="__RefHeading___Toc2220_1158062437"/>
+      <w:bookmarkStart w:id="108" w:name="__RefHeading___Toc2220_2468698496"/>
       <w:bookmarkEnd w:id="108"/>
       <w:r>
         <w:rPr/>
@@ -16709,7 +16709,7 @@
         <w:ind w:hanging="0"/>
         <w:rPr/>
       </w:pPr>
-      <w:bookmarkStart w:id="109" w:name="__RefHeading___Toc2222_1158062437"/>
+      <w:bookmarkStart w:id="109" w:name="__RefHeading___Toc2222_2468698496"/>
       <w:bookmarkEnd w:id="109"/>
       <w:r>
         <w:rPr/>
@@ -16738,7 +16738,7 @@
         <w:ind w:hanging="0"/>
         <w:rPr/>
       </w:pPr>
-      <w:bookmarkStart w:id="110" w:name="__RefHeading___Toc2224_1158062437"/>
+      <w:bookmarkStart w:id="110" w:name="__RefHeading___Toc2224_2468698496"/>
       <w:bookmarkEnd w:id="110"/>
       <w:r>
         <w:rPr/>
@@ -16767,7 +16767,7 @@
         <w:ind w:hanging="0"/>
         <w:rPr/>
       </w:pPr>
-      <w:bookmarkStart w:id="111" w:name="__RefHeading___Toc2226_1158062437"/>
+      <w:bookmarkStart w:id="111" w:name="__RefHeading___Toc2226_2468698496"/>
       <w:bookmarkEnd w:id="111"/>
       <w:r>
         <w:rPr/>
@@ -16796,7 +16796,7 @@
         <w:ind w:hanging="0"/>
         <w:rPr/>
       </w:pPr>
-      <w:bookmarkStart w:id="112" w:name="__RefHeading___Toc2228_1158062437"/>
+      <w:bookmarkStart w:id="112" w:name="__RefHeading___Toc2228_2468698496"/>
       <w:bookmarkEnd w:id="112"/>
       <w:r>
         <w:rPr/>
@@ -16825,7 +16825,7 @@
         <w:ind w:hanging="0"/>
         <w:rPr/>
       </w:pPr>
-      <w:bookmarkStart w:id="113" w:name="__RefHeading___Toc2230_1158062437"/>
+      <w:bookmarkStart w:id="113" w:name="__RefHeading___Toc2230_2468698496"/>
       <w:bookmarkEnd w:id="113"/>
       <w:r>
         <w:rPr/>
@@ -16854,7 +16854,7 @@
         <w:ind w:hanging="0"/>
         <w:rPr/>
       </w:pPr>
-      <w:bookmarkStart w:id="114" w:name="__RefHeading___Toc2232_1158062437"/>
+      <w:bookmarkStart w:id="114" w:name="__RefHeading___Toc2232_2468698496"/>
       <w:bookmarkEnd w:id="114"/>
       <w:r>
         <w:rPr/>
@@ -16883,7 +16883,7 @@
         <w:ind w:hanging="0"/>
         <w:rPr/>
       </w:pPr>
-      <w:bookmarkStart w:id="115" w:name="__RefHeading___Toc2234_1158062437"/>
+      <w:bookmarkStart w:id="115" w:name="__RefHeading___Toc2234_2468698496"/>
       <w:bookmarkEnd w:id="115"/>
       <w:r>
         <w:rPr/>
@@ -17024,7 +17024,7 @@
         <w:ind w:hanging="0"/>
         <w:rPr/>
       </w:pPr>
-      <w:bookmarkStart w:id="116" w:name="__RefHeading___Toc2236_1158062437"/>
+      <w:bookmarkStart w:id="116" w:name="__RefHeading___Toc2236_2468698496"/>
       <w:bookmarkEnd w:id="116"/>
       <w:r>
         <w:rPr/>
@@ -17095,7 +17095,7 @@
         <w:ind w:hanging="0"/>
         <w:rPr/>
       </w:pPr>
-      <w:bookmarkStart w:id="117" w:name="__RefHeading___Toc2238_1158062437"/>
+      <w:bookmarkStart w:id="117" w:name="__RefHeading___Toc2238_2468698496"/>
       <w:bookmarkEnd w:id="117"/>
       <w:r>
         <w:rPr/>
@@ -17180,7 +17180,7 @@
         <w:ind w:hanging="0"/>
         <w:rPr/>
       </w:pPr>
-      <w:bookmarkStart w:id="118" w:name="__RefHeading___Toc2240_1158062437"/>
+      <w:bookmarkStart w:id="118" w:name="__RefHeading___Toc2240_2468698496"/>
       <w:bookmarkEnd w:id="118"/>
       <w:r>
         <w:rPr/>
@@ -17236,7 +17236,7 @@
         <w:ind w:hanging="0"/>
         <w:rPr/>
       </w:pPr>
-      <w:bookmarkStart w:id="119" w:name="__RefHeading___Toc2242_1158062437"/>
+      <w:bookmarkStart w:id="119" w:name="__RefHeading___Toc2242_2468698496"/>
       <w:bookmarkEnd w:id="119"/>
       <w:r>
         <w:rPr/>
@@ -17518,7 +17518,7 @@
         <w:ind w:hanging="0"/>
         <w:rPr/>
       </w:pPr>
-      <w:bookmarkStart w:id="120" w:name="__RefHeading___Toc2244_1158062437"/>
+      <w:bookmarkStart w:id="120" w:name="__RefHeading___Toc2244_2468698496"/>
       <w:bookmarkEnd w:id="120"/>
       <w:r>
         <w:rPr/>
@@ -17533,7 +17533,7 @@
         <w:ind w:hanging="0"/>
         <w:rPr/>
       </w:pPr>
-      <w:bookmarkStart w:id="121" w:name="__RefHeading___Toc2246_1158062437"/>
+      <w:bookmarkStart w:id="121" w:name="__RefHeading___Toc2246_2468698496"/>
       <w:bookmarkEnd w:id="121"/>
       <w:r>
         <w:rPr/>
@@ -17905,7 +17905,7 @@
         <w:ind w:hanging="0"/>
         <w:rPr/>
       </w:pPr>
-      <w:bookmarkStart w:id="122" w:name="__RefHeading___Toc2248_1158062437"/>
+      <w:bookmarkStart w:id="122" w:name="__RefHeading___Toc2248_2468698496"/>
       <w:bookmarkEnd w:id="122"/>
       <w:r>
         <w:rPr/>
@@ -18088,7 +18088,7 @@
         <w:ind w:hanging="0"/>
         <w:rPr/>
       </w:pPr>
-      <w:bookmarkStart w:id="123" w:name="__RefHeading___Toc2250_1158062437"/>
+      <w:bookmarkStart w:id="123" w:name="__RefHeading___Toc2250_2468698496"/>
       <w:bookmarkEnd w:id="123"/>
       <w:r>
         <w:rPr/>

--- a/deliverables/final/01-send-to-reviewers/ESG-DP-2026-REVIEW.docx
+++ b/deliverables/final/01-send-to-reviewers/ESG-DP-2026-REVIEW.docx
@@ -1521,7 +1521,7 @@
             </w:rPr>
             <w:fldChar w:fldCharType="separate"/>
           </w:r>
-          <w:hyperlink w:anchor="__RefHeading___Toc2004_2468698496">
+          <w:hyperlink w:anchor="__RefHeading___Toc2004_516823210">
             <w:r>
               <w:rPr>
                 <w:webHidden/>
@@ -1542,7 +1542,7 @@
             </w:tabs>
             <w:rPr/>
           </w:pPr>
-          <w:hyperlink w:anchor="__RefHeading___Toc2006_2468698496">
+          <w:hyperlink w:anchor="__RefHeading___Toc2006_516823210">
             <w:r>
               <w:rPr>
                 <w:webHidden/>
@@ -1563,7 +1563,7 @@
             </w:tabs>
             <w:rPr/>
           </w:pPr>
-          <w:hyperlink w:anchor="__RefHeading___Toc2008_2468698496">
+          <w:hyperlink w:anchor="__RefHeading___Toc2008_516823210">
             <w:r>
               <w:rPr>
                 <w:webHidden/>
@@ -1584,7 +1584,7 @@
             </w:tabs>
             <w:rPr/>
           </w:pPr>
-          <w:hyperlink w:anchor="__RefHeading___Toc2010_2468698496">
+          <w:hyperlink w:anchor="__RefHeading___Toc2010_516823210">
             <w:r>
               <w:rPr>
                 <w:webHidden/>
@@ -1605,7 +1605,7 @@
             </w:tabs>
             <w:rPr/>
           </w:pPr>
-          <w:hyperlink w:anchor="__RefHeading___Toc2012_2468698496">
+          <w:hyperlink w:anchor="__RefHeading___Toc2012_516823210">
             <w:r>
               <w:rPr>
                 <w:webHidden/>
@@ -1626,7 +1626,7 @@
             </w:tabs>
             <w:rPr/>
           </w:pPr>
-          <w:hyperlink w:anchor="__RefHeading___Toc2014_2468698496">
+          <w:hyperlink w:anchor="__RefHeading___Toc2014_516823210">
             <w:r>
               <w:rPr>
                 <w:webHidden/>
@@ -1647,7 +1647,7 @@
             </w:tabs>
             <w:rPr/>
           </w:pPr>
-          <w:hyperlink w:anchor="__RefHeading___Toc2016_2468698496">
+          <w:hyperlink w:anchor="__RefHeading___Toc2016_516823210">
             <w:r>
               <w:rPr>
                 <w:webHidden/>
@@ -1668,7 +1668,7 @@
             </w:tabs>
             <w:rPr/>
           </w:pPr>
-          <w:hyperlink w:anchor="__RefHeading___Toc2018_2468698496">
+          <w:hyperlink w:anchor="__RefHeading___Toc2018_516823210">
             <w:r>
               <w:rPr>
                 <w:webHidden/>
@@ -1689,7 +1689,7 @@
             </w:tabs>
             <w:rPr/>
           </w:pPr>
-          <w:hyperlink w:anchor="__RefHeading___Toc2020_2468698496">
+          <w:hyperlink w:anchor="__RefHeading___Toc2020_516823210">
             <w:r>
               <w:rPr>
                 <w:webHidden/>
@@ -1710,7 +1710,7 @@
             </w:tabs>
             <w:rPr/>
           </w:pPr>
-          <w:hyperlink w:anchor="__RefHeading___Toc2022_2468698496">
+          <w:hyperlink w:anchor="__RefHeading___Toc2022_516823210">
             <w:r>
               <w:rPr>
                 <w:webHidden/>
@@ -1731,7 +1731,7 @@
             </w:tabs>
             <w:rPr/>
           </w:pPr>
-          <w:hyperlink w:anchor="__RefHeading___Toc2024_2468698496">
+          <w:hyperlink w:anchor="__RefHeading___Toc2024_516823210">
             <w:r>
               <w:rPr>
                 <w:webHidden/>
@@ -1752,7 +1752,7 @@
             </w:tabs>
             <w:rPr/>
           </w:pPr>
-          <w:hyperlink w:anchor="__RefHeading___Toc2026_2468698496">
+          <w:hyperlink w:anchor="__RefHeading___Toc2026_516823210">
             <w:r>
               <w:rPr>
                 <w:webHidden/>
@@ -1773,7 +1773,7 @@
             </w:tabs>
             <w:rPr/>
           </w:pPr>
-          <w:hyperlink w:anchor="__RefHeading___Toc2028_2468698496">
+          <w:hyperlink w:anchor="__RefHeading___Toc2028_516823210">
             <w:r>
               <w:rPr>
                 <w:webHidden/>
@@ -1794,7 +1794,7 @@
             </w:tabs>
             <w:rPr/>
           </w:pPr>
-          <w:hyperlink w:anchor="__RefHeading___Toc2030_2468698496">
+          <w:hyperlink w:anchor="__RefHeading___Toc2030_516823210">
             <w:r>
               <w:rPr>
                 <w:webHidden/>
@@ -1815,7 +1815,7 @@
             </w:tabs>
             <w:rPr/>
           </w:pPr>
-          <w:hyperlink w:anchor="__RefHeading___Toc2032_2468698496">
+          <w:hyperlink w:anchor="__RefHeading___Toc2032_516823210">
             <w:r>
               <w:rPr>
                 <w:webHidden/>
@@ -1836,7 +1836,7 @@
             </w:tabs>
             <w:rPr/>
           </w:pPr>
-          <w:hyperlink w:anchor="__RefHeading___Toc2034_2468698496">
+          <w:hyperlink w:anchor="__RefHeading___Toc2034_516823210">
             <w:r>
               <w:rPr>
                 <w:webHidden/>
@@ -1857,7 +1857,7 @@
             </w:tabs>
             <w:rPr/>
           </w:pPr>
-          <w:hyperlink w:anchor="__RefHeading___Toc2036_2468698496">
+          <w:hyperlink w:anchor="__RefHeading___Toc2036_516823210">
             <w:r>
               <w:rPr>
                 <w:webHidden/>
@@ -1878,7 +1878,7 @@
             </w:tabs>
             <w:rPr/>
           </w:pPr>
-          <w:hyperlink w:anchor="__RefHeading___Toc2038_2468698496">
+          <w:hyperlink w:anchor="__RefHeading___Toc2038_516823210">
             <w:r>
               <w:rPr>
                 <w:webHidden/>
@@ -1899,7 +1899,7 @@
             </w:tabs>
             <w:rPr/>
           </w:pPr>
-          <w:hyperlink w:anchor="__RefHeading___Toc2040_2468698496">
+          <w:hyperlink w:anchor="__RefHeading___Toc2040_516823210">
             <w:r>
               <w:rPr>
                 <w:webHidden/>
@@ -1920,7 +1920,7 @@
             </w:tabs>
             <w:rPr/>
           </w:pPr>
-          <w:hyperlink w:anchor="__RefHeading___Toc2042_2468698496">
+          <w:hyperlink w:anchor="__RefHeading___Toc2042_516823210">
             <w:r>
               <w:rPr>
                 <w:webHidden/>
@@ -1941,7 +1941,7 @@
             </w:tabs>
             <w:rPr/>
           </w:pPr>
-          <w:hyperlink w:anchor="__RefHeading___Toc2044_2468698496">
+          <w:hyperlink w:anchor="__RefHeading___Toc2044_516823210">
             <w:r>
               <w:rPr>
                 <w:webHidden/>
@@ -1962,7 +1962,7 @@
             </w:tabs>
             <w:rPr/>
           </w:pPr>
-          <w:hyperlink w:anchor="__RefHeading___Toc2046_2468698496">
+          <w:hyperlink w:anchor="__RefHeading___Toc2046_516823210">
             <w:r>
               <w:rPr>
                 <w:webHidden/>
@@ -1983,7 +1983,7 @@
             </w:tabs>
             <w:rPr/>
           </w:pPr>
-          <w:hyperlink w:anchor="__RefHeading___Toc2048_2468698496">
+          <w:hyperlink w:anchor="__RefHeading___Toc2048_516823210">
             <w:r>
               <w:rPr>
                 <w:webHidden/>
@@ -2004,7 +2004,7 @@
             </w:tabs>
             <w:rPr/>
           </w:pPr>
-          <w:hyperlink w:anchor="__RefHeading___Toc2050_2468698496">
+          <w:hyperlink w:anchor="__RefHeading___Toc2050_516823210">
             <w:r>
               <w:rPr>
                 <w:webHidden/>
@@ -2025,7 +2025,7 @@
             </w:tabs>
             <w:rPr/>
           </w:pPr>
-          <w:hyperlink w:anchor="__RefHeading___Toc2052_2468698496">
+          <w:hyperlink w:anchor="__RefHeading___Toc2052_516823210">
             <w:r>
               <w:rPr>
                 <w:webHidden/>
@@ -2046,7 +2046,7 @@
             </w:tabs>
             <w:rPr/>
           </w:pPr>
-          <w:hyperlink w:anchor="__RefHeading___Toc2054_2468698496">
+          <w:hyperlink w:anchor="__RefHeading___Toc2054_516823210">
             <w:r>
               <w:rPr>
                 <w:webHidden/>
@@ -2067,7 +2067,7 @@
             </w:tabs>
             <w:rPr/>
           </w:pPr>
-          <w:hyperlink w:anchor="__RefHeading___Toc2056_2468698496">
+          <w:hyperlink w:anchor="__RefHeading___Toc2056_516823210">
             <w:r>
               <w:rPr>
                 <w:webHidden/>
@@ -2088,7 +2088,7 @@
             </w:tabs>
             <w:rPr/>
           </w:pPr>
-          <w:hyperlink w:anchor="__RefHeading___Toc2058_2468698496">
+          <w:hyperlink w:anchor="__RefHeading___Toc2058_516823210">
             <w:r>
               <w:rPr>
                 <w:webHidden/>
@@ -2109,7 +2109,7 @@
             </w:tabs>
             <w:rPr/>
           </w:pPr>
-          <w:hyperlink w:anchor="__RefHeading___Toc2060_2468698496">
+          <w:hyperlink w:anchor="__RefHeading___Toc2060_516823210">
             <w:r>
               <w:rPr>
                 <w:webHidden/>
@@ -2130,7 +2130,7 @@
             </w:tabs>
             <w:rPr/>
           </w:pPr>
-          <w:hyperlink w:anchor="__RefHeading___Toc2062_2468698496">
+          <w:hyperlink w:anchor="__RefHeading___Toc2062_516823210">
             <w:r>
               <w:rPr>
                 <w:webHidden/>
@@ -2151,7 +2151,7 @@
             </w:tabs>
             <w:rPr/>
           </w:pPr>
-          <w:hyperlink w:anchor="__RefHeading___Toc2064_2468698496">
+          <w:hyperlink w:anchor="__RefHeading___Toc2064_516823210">
             <w:r>
               <w:rPr>
                 <w:webHidden/>
@@ -2172,7 +2172,7 @@
             </w:tabs>
             <w:rPr/>
           </w:pPr>
-          <w:hyperlink w:anchor="__RefHeading___Toc2066_2468698496">
+          <w:hyperlink w:anchor="__RefHeading___Toc2066_516823210">
             <w:r>
               <w:rPr>
                 <w:webHidden/>
@@ -2193,7 +2193,7 @@
             </w:tabs>
             <w:rPr/>
           </w:pPr>
-          <w:hyperlink w:anchor="__RefHeading___Toc2068_2468698496">
+          <w:hyperlink w:anchor="__RefHeading___Toc2068_516823210">
             <w:r>
               <w:rPr>
                 <w:webHidden/>
@@ -2214,7 +2214,7 @@
             </w:tabs>
             <w:rPr/>
           </w:pPr>
-          <w:hyperlink w:anchor="__RefHeading___Toc2070_2468698496">
+          <w:hyperlink w:anchor="__RefHeading___Toc2070_516823210">
             <w:r>
               <w:rPr>
                 <w:webHidden/>
@@ -2235,7 +2235,7 @@
             </w:tabs>
             <w:rPr/>
           </w:pPr>
-          <w:hyperlink w:anchor="__RefHeading___Toc2072_2468698496">
+          <w:hyperlink w:anchor="__RefHeading___Toc2072_516823210">
             <w:r>
               <w:rPr>
                 <w:webHidden/>
@@ -2256,7 +2256,7 @@
             </w:tabs>
             <w:rPr/>
           </w:pPr>
-          <w:hyperlink w:anchor="__RefHeading___Toc2074_2468698496">
+          <w:hyperlink w:anchor="__RefHeading___Toc2074_516823210">
             <w:r>
               <w:rPr>
                 <w:webHidden/>
@@ -2277,7 +2277,7 @@
             </w:tabs>
             <w:rPr/>
           </w:pPr>
-          <w:hyperlink w:anchor="__RefHeading___Toc2076_2468698496">
+          <w:hyperlink w:anchor="__RefHeading___Toc2076_516823210">
             <w:r>
               <w:rPr>
                 <w:webHidden/>
@@ -2298,7 +2298,7 @@
             </w:tabs>
             <w:rPr/>
           </w:pPr>
-          <w:hyperlink w:anchor="__RefHeading___Toc2078_2468698496">
+          <w:hyperlink w:anchor="__RefHeading___Toc2078_516823210">
             <w:r>
               <w:rPr>
                 <w:webHidden/>
@@ -2319,7 +2319,7 @@
             </w:tabs>
             <w:rPr/>
           </w:pPr>
-          <w:hyperlink w:anchor="__RefHeading___Toc2080_2468698496">
+          <w:hyperlink w:anchor="__RefHeading___Toc2080_516823210">
             <w:r>
               <w:rPr>
                 <w:webHidden/>
@@ -2340,7 +2340,7 @@
             </w:tabs>
             <w:rPr/>
           </w:pPr>
-          <w:hyperlink w:anchor="__RefHeading___Toc2082_2468698496">
+          <w:hyperlink w:anchor="__RefHeading___Toc2082_516823210">
             <w:r>
               <w:rPr>
                 <w:webHidden/>
@@ -2361,7 +2361,7 @@
             </w:tabs>
             <w:rPr/>
           </w:pPr>
-          <w:hyperlink w:anchor="__RefHeading___Toc2084_2468698496">
+          <w:hyperlink w:anchor="__RefHeading___Toc2084_516823210">
             <w:r>
               <w:rPr>
                 <w:webHidden/>
@@ -2382,7 +2382,7 @@
             </w:tabs>
             <w:rPr/>
           </w:pPr>
-          <w:hyperlink w:anchor="__RefHeading___Toc2086_2468698496">
+          <w:hyperlink w:anchor="__RefHeading___Toc2086_516823210">
             <w:r>
               <w:rPr>
                 <w:webHidden/>
@@ -2403,7 +2403,7 @@
             </w:tabs>
             <w:rPr/>
           </w:pPr>
-          <w:hyperlink w:anchor="__RefHeading___Toc2088_2468698496">
+          <w:hyperlink w:anchor="__RefHeading___Toc2088_516823210">
             <w:r>
               <w:rPr>
                 <w:webHidden/>
@@ -2424,7 +2424,7 @@
             </w:tabs>
             <w:rPr/>
           </w:pPr>
-          <w:hyperlink w:anchor="__RefHeading___Toc2090_2468698496">
+          <w:hyperlink w:anchor="__RefHeading___Toc2090_516823210">
             <w:r>
               <w:rPr>
                 <w:webHidden/>
@@ -2445,7 +2445,7 @@
             </w:tabs>
             <w:rPr/>
           </w:pPr>
-          <w:hyperlink w:anchor="__RefHeading___Toc2092_2468698496">
+          <w:hyperlink w:anchor="__RefHeading___Toc2092_516823210">
             <w:r>
               <w:rPr>
                 <w:webHidden/>
@@ -2466,7 +2466,7 @@
             </w:tabs>
             <w:rPr/>
           </w:pPr>
-          <w:hyperlink w:anchor="__RefHeading___Toc2094_2468698496">
+          <w:hyperlink w:anchor="__RefHeading___Toc2094_516823210">
             <w:r>
               <w:rPr>
                 <w:webHidden/>
@@ -2487,7 +2487,7 @@
             </w:tabs>
             <w:rPr/>
           </w:pPr>
-          <w:hyperlink w:anchor="__RefHeading___Toc2096_2468698496">
+          <w:hyperlink w:anchor="__RefHeading___Toc2096_516823210">
             <w:r>
               <w:rPr>
                 <w:webHidden/>
@@ -2508,7 +2508,7 @@
             </w:tabs>
             <w:rPr/>
           </w:pPr>
-          <w:hyperlink w:anchor="__RefHeading___Toc2098_2468698496">
+          <w:hyperlink w:anchor="__RefHeading___Toc2098_516823210">
             <w:r>
               <w:rPr>
                 <w:webHidden/>
@@ -2529,7 +2529,7 @@
             </w:tabs>
             <w:rPr/>
           </w:pPr>
-          <w:hyperlink w:anchor="__RefHeading___Toc2100_2468698496">
+          <w:hyperlink w:anchor="__RefHeading___Toc2100_516823210">
             <w:r>
               <w:rPr>
                 <w:webHidden/>
@@ -2550,7 +2550,7 @@
             </w:tabs>
             <w:rPr/>
           </w:pPr>
-          <w:hyperlink w:anchor="__RefHeading___Toc2102_2468698496">
+          <w:hyperlink w:anchor="__RefHeading___Toc2102_516823210">
             <w:r>
               <w:rPr>
                 <w:webHidden/>
@@ -2571,7 +2571,7 @@
             </w:tabs>
             <w:rPr/>
           </w:pPr>
-          <w:hyperlink w:anchor="__RefHeading___Toc2104_2468698496">
+          <w:hyperlink w:anchor="__RefHeading___Toc2104_516823210">
             <w:r>
               <w:rPr>
                 <w:webHidden/>
@@ -2592,7 +2592,7 @@
             </w:tabs>
             <w:rPr/>
           </w:pPr>
-          <w:hyperlink w:anchor="__RefHeading___Toc2106_2468698496">
+          <w:hyperlink w:anchor="__RefHeading___Toc2106_516823210">
             <w:r>
               <w:rPr>
                 <w:webHidden/>
@@ -2613,7 +2613,7 @@
             </w:tabs>
             <w:rPr/>
           </w:pPr>
-          <w:hyperlink w:anchor="__RefHeading___Toc2108_2468698496">
+          <w:hyperlink w:anchor="__RefHeading___Toc2108_516823210">
             <w:r>
               <w:rPr>
                 <w:webHidden/>
@@ -2634,7 +2634,7 @@
             </w:tabs>
             <w:rPr/>
           </w:pPr>
-          <w:hyperlink w:anchor="__RefHeading___Toc2110_2468698496">
+          <w:hyperlink w:anchor="__RefHeading___Toc2110_516823210">
             <w:r>
               <w:rPr>
                 <w:webHidden/>
@@ -2655,7 +2655,7 @@
             </w:tabs>
             <w:rPr/>
           </w:pPr>
-          <w:hyperlink w:anchor="__RefHeading___Toc2112_2468698496">
+          <w:hyperlink w:anchor="__RefHeading___Toc2112_516823210">
             <w:r>
               <w:rPr>
                 <w:webHidden/>
@@ -2676,7 +2676,7 @@
             </w:tabs>
             <w:rPr/>
           </w:pPr>
-          <w:hyperlink w:anchor="__RefHeading___Toc2114_2468698496">
+          <w:hyperlink w:anchor="__RefHeading___Toc2114_516823210">
             <w:r>
               <w:rPr>
                 <w:webHidden/>
@@ -2697,7 +2697,7 @@
             </w:tabs>
             <w:rPr/>
           </w:pPr>
-          <w:hyperlink w:anchor="__RefHeading___Toc2116_2468698496">
+          <w:hyperlink w:anchor="__RefHeading___Toc2116_516823210">
             <w:r>
               <w:rPr>
                 <w:webHidden/>
@@ -2718,7 +2718,7 @@
             </w:tabs>
             <w:rPr/>
           </w:pPr>
-          <w:hyperlink w:anchor="__RefHeading___Toc2118_2468698496">
+          <w:hyperlink w:anchor="__RefHeading___Toc2118_516823210">
             <w:r>
               <w:rPr>
                 <w:webHidden/>
@@ -2739,7 +2739,7 @@
             </w:tabs>
             <w:rPr/>
           </w:pPr>
-          <w:hyperlink w:anchor="__RefHeading___Toc2120_2468698496">
+          <w:hyperlink w:anchor="__RefHeading___Toc2120_516823210">
             <w:r>
               <w:rPr>
                 <w:webHidden/>
@@ -2760,7 +2760,7 @@
             </w:tabs>
             <w:rPr/>
           </w:pPr>
-          <w:hyperlink w:anchor="__RefHeading___Toc2122_2468698496">
+          <w:hyperlink w:anchor="__RefHeading___Toc2122_516823210">
             <w:r>
               <w:rPr>
                 <w:webHidden/>
@@ -2781,7 +2781,7 @@
             </w:tabs>
             <w:rPr/>
           </w:pPr>
-          <w:hyperlink w:anchor="__RefHeading___Toc2124_2468698496">
+          <w:hyperlink w:anchor="__RefHeading___Toc2124_516823210">
             <w:r>
               <w:rPr>
                 <w:webHidden/>
@@ -2802,7 +2802,7 @@
             </w:tabs>
             <w:rPr/>
           </w:pPr>
-          <w:hyperlink w:anchor="__RefHeading___Toc2126_2468698496">
+          <w:hyperlink w:anchor="__RefHeading___Toc2126_516823210">
             <w:r>
               <w:rPr>
                 <w:webHidden/>
@@ -2823,7 +2823,7 @@
             </w:tabs>
             <w:rPr/>
           </w:pPr>
-          <w:hyperlink w:anchor="__RefHeading___Toc2128_2468698496">
+          <w:hyperlink w:anchor="__RefHeading___Toc2128_516823210">
             <w:r>
               <w:rPr>
                 <w:webHidden/>
@@ -2844,7 +2844,7 @@
             </w:tabs>
             <w:rPr/>
           </w:pPr>
-          <w:hyperlink w:anchor="__RefHeading___Toc2130_2468698496">
+          <w:hyperlink w:anchor="__RefHeading___Toc2130_516823210">
             <w:r>
               <w:rPr>
                 <w:webHidden/>
@@ -2865,7 +2865,7 @@
             </w:tabs>
             <w:rPr/>
           </w:pPr>
-          <w:hyperlink w:anchor="__RefHeading___Toc2132_2468698496">
+          <w:hyperlink w:anchor="__RefHeading___Toc2132_516823210">
             <w:r>
               <w:rPr>
                 <w:webHidden/>
@@ -2886,7 +2886,7 @@
             </w:tabs>
             <w:rPr/>
           </w:pPr>
-          <w:hyperlink w:anchor="__RefHeading___Toc2134_2468698496">
+          <w:hyperlink w:anchor="__RefHeading___Toc2134_516823210">
             <w:r>
               <w:rPr>
                 <w:webHidden/>
@@ -2907,7 +2907,7 @@
             </w:tabs>
             <w:rPr/>
           </w:pPr>
-          <w:hyperlink w:anchor="__RefHeading___Toc2136_2468698496">
+          <w:hyperlink w:anchor="__RefHeading___Toc2136_516823210">
             <w:r>
               <w:rPr>
                 <w:webHidden/>
@@ -2928,7 +2928,7 @@
             </w:tabs>
             <w:rPr/>
           </w:pPr>
-          <w:hyperlink w:anchor="__RefHeading___Toc2138_2468698496">
+          <w:hyperlink w:anchor="__RefHeading___Toc2138_516823210">
             <w:r>
               <w:rPr>
                 <w:webHidden/>
@@ -2949,7 +2949,7 @@
             </w:tabs>
             <w:rPr/>
           </w:pPr>
-          <w:hyperlink w:anchor="__RefHeading___Toc2140_2468698496">
+          <w:hyperlink w:anchor="__RefHeading___Toc2140_516823210">
             <w:r>
               <w:rPr>
                 <w:webHidden/>
@@ -2970,7 +2970,7 @@
             </w:tabs>
             <w:rPr/>
           </w:pPr>
-          <w:hyperlink w:anchor="__RefHeading___Toc2142_2468698496">
+          <w:hyperlink w:anchor="__RefHeading___Toc2142_516823210">
             <w:r>
               <w:rPr>
                 <w:webHidden/>
@@ -2991,7 +2991,7 @@
             </w:tabs>
             <w:rPr/>
           </w:pPr>
-          <w:hyperlink w:anchor="__RefHeading___Toc2144_2468698496">
+          <w:hyperlink w:anchor="__RefHeading___Toc2144_516823210">
             <w:r>
               <w:rPr>
                 <w:webHidden/>
@@ -3012,7 +3012,7 @@
             </w:tabs>
             <w:rPr/>
           </w:pPr>
-          <w:hyperlink w:anchor="__RefHeading___Toc2146_2468698496">
+          <w:hyperlink w:anchor="__RefHeading___Toc2146_516823210">
             <w:r>
               <w:rPr>
                 <w:webHidden/>
@@ -3033,7 +3033,7 @@
             </w:tabs>
             <w:rPr/>
           </w:pPr>
-          <w:hyperlink w:anchor="__RefHeading___Toc2148_2468698496">
+          <w:hyperlink w:anchor="__RefHeading___Toc2148_516823210">
             <w:r>
               <w:rPr>
                 <w:webHidden/>
@@ -3054,7 +3054,7 @@
             </w:tabs>
             <w:rPr/>
           </w:pPr>
-          <w:hyperlink w:anchor="__RefHeading___Toc2150_2468698496">
+          <w:hyperlink w:anchor="__RefHeading___Toc2150_516823210">
             <w:r>
               <w:rPr>
                 <w:webHidden/>
@@ -3075,7 +3075,7 @@
             </w:tabs>
             <w:rPr/>
           </w:pPr>
-          <w:hyperlink w:anchor="__RefHeading___Toc2152_2468698496">
+          <w:hyperlink w:anchor="__RefHeading___Toc2152_516823210">
             <w:r>
               <w:rPr>
                 <w:webHidden/>
@@ -3096,7 +3096,7 @@
             </w:tabs>
             <w:rPr/>
           </w:pPr>
-          <w:hyperlink w:anchor="__RefHeading___Toc2154_2468698496">
+          <w:hyperlink w:anchor="__RefHeading___Toc2154_516823210">
             <w:r>
               <w:rPr>
                 <w:webHidden/>
@@ -3117,7 +3117,7 @@
             </w:tabs>
             <w:rPr/>
           </w:pPr>
-          <w:hyperlink w:anchor="__RefHeading___Toc2156_2468698496">
+          <w:hyperlink w:anchor="__RefHeading___Toc2156_516823210">
             <w:r>
               <w:rPr>
                 <w:webHidden/>
@@ -3138,7 +3138,7 @@
             </w:tabs>
             <w:rPr/>
           </w:pPr>
-          <w:hyperlink w:anchor="__RefHeading___Toc2158_2468698496">
+          <w:hyperlink w:anchor="__RefHeading___Toc2158_516823210">
             <w:r>
               <w:rPr>
                 <w:webHidden/>
@@ -3159,7 +3159,7 @@
             </w:tabs>
             <w:rPr/>
           </w:pPr>
-          <w:hyperlink w:anchor="__RefHeading___Toc2160_2468698496">
+          <w:hyperlink w:anchor="__RefHeading___Toc2160_516823210">
             <w:r>
               <w:rPr>
                 <w:webHidden/>
@@ -3180,7 +3180,7 @@
             </w:tabs>
             <w:rPr/>
           </w:pPr>
-          <w:hyperlink w:anchor="__RefHeading___Toc2162_2468698496">
+          <w:hyperlink w:anchor="__RefHeading___Toc2162_516823210">
             <w:r>
               <w:rPr>
                 <w:webHidden/>
@@ -3201,7 +3201,7 @@
             </w:tabs>
             <w:rPr/>
           </w:pPr>
-          <w:hyperlink w:anchor="__RefHeading___Toc2164_2468698496">
+          <w:hyperlink w:anchor="__RefHeading___Toc2164_516823210">
             <w:r>
               <w:rPr>
                 <w:webHidden/>
@@ -3222,7 +3222,7 @@
             </w:tabs>
             <w:rPr/>
           </w:pPr>
-          <w:hyperlink w:anchor="__RefHeading___Toc2166_2468698496">
+          <w:hyperlink w:anchor="__RefHeading___Toc2166_516823210">
             <w:r>
               <w:rPr>
                 <w:webHidden/>
@@ -3243,7 +3243,7 @@
             </w:tabs>
             <w:rPr/>
           </w:pPr>
-          <w:hyperlink w:anchor="__RefHeading___Toc2168_2468698496">
+          <w:hyperlink w:anchor="__RefHeading___Toc2168_516823210">
             <w:r>
               <w:rPr>
                 <w:webHidden/>
@@ -3264,7 +3264,7 @@
             </w:tabs>
             <w:rPr/>
           </w:pPr>
-          <w:hyperlink w:anchor="__RefHeading___Toc2170_2468698496">
+          <w:hyperlink w:anchor="__RefHeading___Toc2170_516823210">
             <w:r>
               <w:rPr>
                 <w:webHidden/>
@@ -3285,7 +3285,7 @@
             </w:tabs>
             <w:rPr/>
           </w:pPr>
-          <w:hyperlink w:anchor="__RefHeading___Toc2172_2468698496">
+          <w:hyperlink w:anchor="__RefHeading___Toc2172_516823210">
             <w:r>
               <w:rPr>
                 <w:webHidden/>
@@ -3306,7 +3306,7 @@
             </w:tabs>
             <w:rPr/>
           </w:pPr>
-          <w:hyperlink w:anchor="__RefHeading___Toc2174_2468698496">
+          <w:hyperlink w:anchor="__RefHeading___Toc2174_516823210">
             <w:r>
               <w:rPr>
                 <w:webHidden/>
@@ -3327,7 +3327,7 @@
             </w:tabs>
             <w:rPr/>
           </w:pPr>
-          <w:hyperlink w:anchor="__RefHeading___Toc2176_2468698496">
+          <w:hyperlink w:anchor="__RefHeading___Toc2176_516823210">
             <w:r>
               <w:rPr>
                 <w:webHidden/>
@@ -3348,7 +3348,7 @@
             </w:tabs>
             <w:rPr/>
           </w:pPr>
-          <w:hyperlink w:anchor="__RefHeading___Toc2178_2468698496">
+          <w:hyperlink w:anchor="__RefHeading___Toc2178_516823210">
             <w:r>
               <w:rPr>
                 <w:webHidden/>
@@ -3369,7 +3369,7 @@
             </w:tabs>
             <w:rPr/>
           </w:pPr>
-          <w:hyperlink w:anchor="__RefHeading___Toc2180_2468698496">
+          <w:hyperlink w:anchor="__RefHeading___Toc2180_516823210">
             <w:r>
               <w:rPr>
                 <w:webHidden/>
@@ -3390,7 +3390,7 @@
             </w:tabs>
             <w:rPr/>
           </w:pPr>
-          <w:hyperlink w:anchor="__RefHeading___Toc2182_2468698496">
+          <w:hyperlink w:anchor="__RefHeading___Toc2182_516823210">
             <w:r>
               <w:rPr>
                 <w:webHidden/>
@@ -3411,7 +3411,7 @@
             </w:tabs>
             <w:rPr/>
           </w:pPr>
-          <w:hyperlink w:anchor="__RefHeading___Toc2184_2468698496">
+          <w:hyperlink w:anchor="__RefHeading___Toc2184_516823210">
             <w:r>
               <w:rPr>
                 <w:webHidden/>
@@ -3432,7 +3432,7 @@
             </w:tabs>
             <w:rPr/>
           </w:pPr>
-          <w:hyperlink w:anchor="__RefHeading___Toc2186_2468698496">
+          <w:hyperlink w:anchor="__RefHeading___Toc2186_516823210">
             <w:r>
               <w:rPr>
                 <w:webHidden/>
@@ -3453,7 +3453,7 @@
             </w:tabs>
             <w:rPr/>
           </w:pPr>
-          <w:hyperlink w:anchor="__RefHeading___Toc2188_2468698496">
+          <w:hyperlink w:anchor="__RefHeading___Toc2188_516823210">
             <w:r>
               <w:rPr>
                 <w:webHidden/>
@@ -3474,7 +3474,7 @@
             </w:tabs>
             <w:rPr/>
           </w:pPr>
-          <w:hyperlink w:anchor="__RefHeading___Toc2190_2468698496">
+          <w:hyperlink w:anchor="__RefHeading___Toc2190_516823210">
             <w:r>
               <w:rPr>
                 <w:webHidden/>
@@ -3495,7 +3495,7 @@
             </w:tabs>
             <w:rPr/>
           </w:pPr>
-          <w:hyperlink w:anchor="__RefHeading___Toc2192_2468698496">
+          <w:hyperlink w:anchor="__RefHeading___Toc2192_516823210">
             <w:r>
               <w:rPr>
                 <w:webHidden/>
@@ -3516,7 +3516,7 @@
             </w:tabs>
             <w:rPr/>
           </w:pPr>
-          <w:hyperlink w:anchor="__RefHeading___Toc2194_2468698496">
+          <w:hyperlink w:anchor="__RefHeading___Toc2194_516823210">
             <w:r>
               <w:rPr>
                 <w:webHidden/>
@@ -3537,7 +3537,7 @@
             </w:tabs>
             <w:rPr/>
           </w:pPr>
-          <w:hyperlink w:anchor="__RefHeading___Toc2196_2468698496">
+          <w:hyperlink w:anchor="__RefHeading___Toc2196_516823210">
             <w:r>
               <w:rPr>
                 <w:webHidden/>
@@ -3558,7 +3558,7 @@
             </w:tabs>
             <w:rPr/>
           </w:pPr>
-          <w:hyperlink w:anchor="__RefHeading___Toc2198_2468698496">
+          <w:hyperlink w:anchor="__RefHeading___Toc2198_516823210">
             <w:r>
               <w:rPr>
                 <w:webHidden/>
@@ -3579,7 +3579,7 @@
             </w:tabs>
             <w:rPr/>
           </w:pPr>
-          <w:hyperlink w:anchor="__RefHeading___Toc2200_2468698496">
+          <w:hyperlink w:anchor="__RefHeading___Toc2200_516823210">
             <w:r>
               <w:rPr>
                 <w:webHidden/>
@@ -3600,7 +3600,7 @@
             </w:tabs>
             <w:rPr/>
           </w:pPr>
-          <w:hyperlink w:anchor="__RefHeading___Toc2202_2468698496">
+          <w:hyperlink w:anchor="__RefHeading___Toc2202_516823210">
             <w:r>
               <w:rPr>
                 <w:webHidden/>
@@ -3621,7 +3621,7 @@
             </w:tabs>
             <w:rPr/>
           </w:pPr>
-          <w:hyperlink w:anchor="__RefHeading___Toc2204_2468698496">
+          <w:hyperlink w:anchor="__RefHeading___Toc2204_516823210">
             <w:r>
               <w:rPr>
                 <w:webHidden/>
@@ -3642,7 +3642,7 @@
             </w:tabs>
             <w:rPr/>
           </w:pPr>
-          <w:hyperlink w:anchor="__RefHeading___Toc2206_2468698496">
+          <w:hyperlink w:anchor="__RefHeading___Toc2206_516823210">
             <w:r>
               <w:rPr>
                 <w:webHidden/>
@@ -3663,7 +3663,7 @@
             </w:tabs>
             <w:rPr/>
           </w:pPr>
-          <w:hyperlink w:anchor="__RefHeading___Toc2208_2468698496">
+          <w:hyperlink w:anchor="__RefHeading___Toc2208_516823210">
             <w:r>
               <w:rPr>
                 <w:webHidden/>
@@ -3684,7 +3684,7 @@
             </w:tabs>
             <w:rPr/>
           </w:pPr>
-          <w:hyperlink w:anchor="__RefHeading___Toc2210_2468698496">
+          <w:hyperlink w:anchor="__RefHeading___Toc2210_516823210">
             <w:r>
               <w:rPr>
                 <w:webHidden/>
@@ -3705,7 +3705,7 @@
             </w:tabs>
             <w:rPr/>
           </w:pPr>
-          <w:hyperlink w:anchor="__RefHeading___Toc2212_2468698496">
+          <w:hyperlink w:anchor="__RefHeading___Toc2212_516823210">
             <w:r>
               <w:rPr>
                 <w:webHidden/>
@@ -3726,7 +3726,7 @@
             </w:tabs>
             <w:rPr/>
           </w:pPr>
-          <w:hyperlink w:anchor="__RefHeading___Toc2214_2468698496">
+          <w:hyperlink w:anchor="__RefHeading___Toc2214_516823210">
             <w:r>
               <w:rPr>
                 <w:webHidden/>
@@ -3747,7 +3747,7 @@
             </w:tabs>
             <w:rPr/>
           </w:pPr>
-          <w:hyperlink w:anchor="__RefHeading___Toc2216_2468698496">
+          <w:hyperlink w:anchor="__RefHeading___Toc2216_516823210">
             <w:r>
               <w:rPr>
                 <w:webHidden/>
@@ -3768,7 +3768,7 @@
             </w:tabs>
             <w:rPr/>
           </w:pPr>
-          <w:hyperlink w:anchor="__RefHeading___Toc2218_2468698496">
+          <w:hyperlink w:anchor="__RefHeading___Toc2218_516823210">
             <w:r>
               <w:rPr>
                 <w:webHidden/>
@@ -3789,7 +3789,7 @@
             </w:tabs>
             <w:rPr/>
           </w:pPr>
-          <w:hyperlink w:anchor="__RefHeading___Toc2220_2468698496">
+          <w:hyperlink w:anchor="__RefHeading___Toc2220_516823210">
             <w:r>
               <w:rPr>
                 <w:webHidden/>
@@ -3810,7 +3810,7 @@
             </w:tabs>
             <w:rPr/>
           </w:pPr>
-          <w:hyperlink w:anchor="__RefHeading___Toc2222_2468698496">
+          <w:hyperlink w:anchor="__RefHeading___Toc2222_516823210">
             <w:r>
               <w:rPr>
                 <w:webHidden/>
@@ -3831,7 +3831,7 @@
             </w:tabs>
             <w:rPr/>
           </w:pPr>
-          <w:hyperlink w:anchor="__RefHeading___Toc2224_2468698496">
+          <w:hyperlink w:anchor="__RefHeading___Toc2224_516823210">
             <w:r>
               <w:rPr>
                 <w:webHidden/>
@@ -3852,7 +3852,7 @@
             </w:tabs>
             <w:rPr/>
           </w:pPr>
-          <w:hyperlink w:anchor="__RefHeading___Toc2226_2468698496">
+          <w:hyperlink w:anchor="__RefHeading___Toc2226_516823210">
             <w:r>
               <w:rPr>
                 <w:webHidden/>
@@ -3873,7 +3873,7 @@
             </w:tabs>
             <w:rPr/>
           </w:pPr>
-          <w:hyperlink w:anchor="__RefHeading___Toc2228_2468698496">
+          <w:hyperlink w:anchor="__RefHeading___Toc2228_516823210">
             <w:r>
               <w:rPr>
                 <w:webHidden/>
@@ -3894,7 +3894,7 @@
             </w:tabs>
             <w:rPr/>
           </w:pPr>
-          <w:hyperlink w:anchor="__RefHeading___Toc2230_2468698496">
+          <w:hyperlink w:anchor="__RefHeading___Toc2230_516823210">
             <w:r>
               <w:rPr>
                 <w:webHidden/>
@@ -3915,7 +3915,7 @@
             </w:tabs>
             <w:rPr/>
           </w:pPr>
-          <w:hyperlink w:anchor="__RefHeading___Toc2232_2468698496">
+          <w:hyperlink w:anchor="__RefHeading___Toc2232_516823210">
             <w:r>
               <w:rPr>
                 <w:webHidden/>
@@ -3936,7 +3936,7 @@
             </w:tabs>
             <w:rPr/>
           </w:pPr>
-          <w:hyperlink w:anchor="__RefHeading___Toc2234_2468698496">
+          <w:hyperlink w:anchor="__RefHeading___Toc2234_516823210">
             <w:r>
               <w:rPr>
                 <w:webHidden/>
@@ -3957,7 +3957,7 @@
             </w:tabs>
             <w:rPr/>
           </w:pPr>
-          <w:hyperlink w:anchor="__RefHeading___Toc2236_2468698496">
+          <w:hyperlink w:anchor="__RefHeading___Toc2236_516823210">
             <w:r>
               <w:rPr>
                 <w:webHidden/>
@@ -3978,7 +3978,7 @@
             </w:tabs>
             <w:rPr/>
           </w:pPr>
-          <w:hyperlink w:anchor="__RefHeading___Toc2238_2468698496">
+          <w:hyperlink w:anchor="__RefHeading___Toc2238_516823210">
             <w:r>
               <w:rPr>
                 <w:webHidden/>
@@ -3999,7 +3999,7 @@
             </w:tabs>
             <w:rPr/>
           </w:pPr>
-          <w:hyperlink w:anchor="__RefHeading___Toc2240_2468698496">
+          <w:hyperlink w:anchor="__RefHeading___Toc2240_516823210">
             <w:r>
               <w:rPr>
                 <w:webHidden/>
@@ -4020,7 +4020,7 @@
             </w:tabs>
             <w:rPr/>
           </w:pPr>
-          <w:hyperlink w:anchor="__RefHeading___Toc2242_2468698496">
+          <w:hyperlink w:anchor="__RefHeading___Toc2242_516823210">
             <w:r>
               <w:rPr>
                 <w:webHidden/>
@@ -4041,7 +4041,7 @@
             </w:tabs>
             <w:rPr/>
           </w:pPr>
-          <w:hyperlink w:anchor="__RefHeading___Toc2244_2468698496">
+          <w:hyperlink w:anchor="__RefHeading___Toc2244_516823210">
             <w:r>
               <w:rPr>
                 <w:webHidden/>
@@ -4062,7 +4062,7 @@
             </w:tabs>
             <w:rPr/>
           </w:pPr>
-          <w:hyperlink w:anchor="__RefHeading___Toc2246_2468698496">
+          <w:hyperlink w:anchor="__RefHeading___Toc2246_516823210">
             <w:r>
               <w:rPr>
                 <w:webHidden/>
@@ -4083,7 +4083,7 @@
             </w:tabs>
             <w:rPr/>
           </w:pPr>
-          <w:hyperlink w:anchor="__RefHeading___Toc2248_2468698496">
+          <w:hyperlink w:anchor="__RefHeading___Toc2248_516823210">
             <w:r>
               <w:rPr>
                 <w:webHidden/>
@@ -4104,7 +4104,7 @@
             </w:tabs>
             <w:rPr/>
           </w:pPr>
-          <w:hyperlink w:anchor="__RefHeading___Toc2250_2468698496">
+          <w:hyperlink w:anchor="__RefHeading___Toc2250_516823210">
             <w:r>
               <w:rPr>
                 <w:webHidden/>
@@ -4156,7 +4156,7 @@
         <w:ind w:hanging="0"/>
         <w:rPr/>
       </w:pPr>
-      <w:bookmarkStart w:id="0" w:name="__RefHeading___Toc2004_2468698496"/>
+      <w:bookmarkStart w:id="0" w:name="__RefHeading___Toc2004_516823210"/>
       <w:bookmarkEnd w:id="0"/>
       <w:r>
         <w:rPr/>
@@ -4237,7 +4237,7 @@
         <w:ind w:hanging="0"/>
         <w:rPr/>
       </w:pPr>
-      <w:bookmarkStart w:id="1" w:name="__RefHeading___Toc2006_2468698496"/>
+      <w:bookmarkStart w:id="1" w:name="__RefHeading___Toc2006_516823210"/>
       <w:bookmarkEnd w:id="1"/>
       <w:r>
         <w:rPr/>
@@ -4290,7 +4290,7 @@
         <w:ind w:hanging="0"/>
         <w:rPr/>
       </w:pPr>
-      <w:bookmarkStart w:id="2" w:name="__RefHeading___Toc2008_2468698496"/>
+      <w:bookmarkStart w:id="2" w:name="__RefHeading___Toc2008_516823210"/>
       <w:bookmarkEnd w:id="2"/>
       <w:r>
         <w:rPr/>
@@ -4443,7 +4443,7 @@
         <w:ind w:hanging="0"/>
         <w:rPr/>
       </w:pPr>
-      <w:bookmarkStart w:id="3" w:name="__RefHeading___Toc2010_2468698496"/>
+      <w:bookmarkStart w:id="3" w:name="__RefHeading___Toc2010_516823210"/>
       <w:bookmarkEnd w:id="3"/>
       <w:r>
         <w:rPr/>
@@ -4500,7 +4500,7 @@
         <w:ind w:hanging="0"/>
         <w:rPr/>
       </w:pPr>
-      <w:bookmarkStart w:id="4" w:name="__RefHeading___Toc2012_2468698496"/>
+      <w:bookmarkStart w:id="4" w:name="__RefHeading___Toc2012_516823210"/>
       <w:bookmarkEnd w:id="4"/>
       <w:r>
         <w:rPr/>
@@ -4691,7 +4691,7 @@
         <w:ind w:hanging="0"/>
         <w:rPr/>
       </w:pPr>
-      <w:bookmarkStart w:id="5" w:name="__RefHeading___Toc2014_2468698496"/>
+      <w:bookmarkStart w:id="5" w:name="__RefHeading___Toc2014_516823210"/>
       <w:bookmarkEnd w:id="5"/>
       <w:r>
         <w:rPr/>
@@ -4748,7 +4748,7 @@
         <w:ind w:hanging="0"/>
         <w:rPr/>
       </w:pPr>
-      <w:bookmarkStart w:id="6" w:name="__RefHeading___Toc2016_2468698496"/>
+      <w:bookmarkStart w:id="6" w:name="__RefHeading___Toc2016_516823210"/>
       <w:bookmarkEnd w:id="6"/>
       <w:r>
         <w:rPr/>
@@ -4818,7 +4818,7 @@
         <w:ind w:hanging="0"/>
         <w:rPr/>
       </w:pPr>
-      <w:bookmarkStart w:id="7" w:name="__RefHeading___Toc2018_2468698496"/>
+      <w:bookmarkStart w:id="7" w:name="__RefHeading___Toc2018_516823210"/>
       <w:bookmarkEnd w:id="7"/>
       <w:r>
         <w:rPr/>
@@ -4833,7 +4833,7 @@
         <w:ind w:hanging="0"/>
         <w:rPr/>
       </w:pPr>
-      <w:bookmarkStart w:id="8" w:name="__RefHeading___Toc2020_2468698496"/>
+      <w:bookmarkStart w:id="8" w:name="__RefHeading___Toc2020_516823210"/>
       <w:bookmarkEnd w:id="8"/>
       <w:r>
         <w:rPr/>
@@ -4932,7 +4932,7 @@
         <w:ind w:hanging="0"/>
         <w:rPr/>
       </w:pPr>
-      <w:bookmarkStart w:id="9" w:name="__RefHeading___Toc2022_2468698496"/>
+      <w:bookmarkStart w:id="9" w:name="__RefHeading___Toc2022_516823210"/>
       <w:bookmarkEnd w:id="9"/>
       <w:r>
         <w:rPr/>
@@ -5003,7 +5003,7 @@
         <w:ind w:hanging="0"/>
         <w:rPr/>
       </w:pPr>
-      <w:bookmarkStart w:id="10" w:name="__RefHeading___Toc2024_2468698496"/>
+      <w:bookmarkStart w:id="10" w:name="__RefHeading___Toc2024_516823210"/>
       <w:bookmarkEnd w:id="10"/>
       <w:r>
         <w:rPr/>
@@ -5074,7 +5074,7 @@
         <w:ind w:hanging="0"/>
         <w:rPr/>
       </w:pPr>
-      <w:bookmarkStart w:id="11" w:name="__RefHeading___Toc2026_2468698496"/>
+      <w:bookmarkStart w:id="11" w:name="__RefHeading___Toc2026_516823210"/>
       <w:bookmarkEnd w:id="11"/>
       <w:r>
         <w:rPr/>
@@ -5159,7 +5159,7 @@
         <w:ind w:hanging="0"/>
         <w:rPr/>
       </w:pPr>
-      <w:bookmarkStart w:id="12" w:name="__RefHeading___Toc2028_2468698496"/>
+      <w:bookmarkStart w:id="12" w:name="__RefHeading___Toc2028_516823210"/>
       <w:bookmarkEnd w:id="12"/>
       <w:r>
         <w:rPr/>
@@ -5244,7 +5244,7 @@
         <w:ind w:hanging="0"/>
         <w:rPr/>
       </w:pPr>
-      <w:bookmarkStart w:id="13" w:name="__RefHeading___Toc2030_2468698496"/>
+      <w:bookmarkStart w:id="13" w:name="__RefHeading___Toc2030_516823210"/>
       <w:bookmarkEnd w:id="13"/>
       <w:r>
         <w:rPr/>
@@ -5329,7 +5329,7 @@
         <w:ind w:hanging="0"/>
         <w:rPr/>
       </w:pPr>
-      <w:bookmarkStart w:id="14" w:name="__RefHeading___Toc2032_2468698496"/>
+      <w:bookmarkStart w:id="14" w:name="__RefHeading___Toc2032_516823210"/>
       <w:bookmarkEnd w:id="14"/>
       <w:r>
         <w:rPr/>
@@ -5400,7 +5400,7 @@
         <w:ind w:hanging="0"/>
         <w:rPr/>
       </w:pPr>
-      <w:bookmarkStart w:id="15" w:name="__RefHeading___Toc2034_2468698496"/>
+      <w:bookmarkStart w:id="15" w:name="__RefHeading___Toc2034_516823210"/>
       <w:bookmarkEnd w:id="15"/>
       <w:r>
         <w:rPr/>
@@ -5457,7 +5457,7 @@
         <w:ind w:hanging="0"/>
         <w:rPr/>
       </w:pPr>
-      <w:bookmarkStart w:id="16" w:name="__RefHeading___Toc2036_2468698496"/>
+      <w:bookmarkStart w:id="16" w:name="__RefHeading___Toc2036_516823210"/>
       <w:bookmarkEnd w:id="16"/>
       <w:r>
         <w:rPr/>
@@ -5528,7 +5528,7 @@
         <w:ind w:hanging="0"/>
         <w:rPr/>
       </w:pPr>
-      <w:bookmarkStart w:id="17" w:name="__RefHeading___Toc2038_2468698496"/>
+      <w:bookmarkStart w:id="17" w:name="__RefHeading___Toc2038_516823210"/>
       <w:bookmarkEnd w:id="17"/>
       <w:r>
         <w:rPr/>
@@ -5599,7 +5599,7 @@
         <w:ind w:hanging="0"/>
         <w:rPr/>
       </w:pPr>
-      <w:bookmarkStart w:id="18" w:name="__RefHeading___Toc2040_2468698496"/>
+      <w:bookmarkStart w:id="18" w:name="__RefHeading___Toc2040_516823210"/>
       <w:bookmarkEnd w:id="18"/>
       <w:r>
         <w:rPr/>
@@ -5670,7 +5670,7 @@
         <w:ind w:hanging="0"/>
         <w:rPr/>
       </w:pPr>
-      <w:bookmarkStart w:id="19" w:name="__RefHeading___Toc2042_2468698496"/>
+      <w:bookmarkStart w:id="19" w:name="__RefHeading___Toc2042_516823210"/>
       <w:bookmarkEnd w:id="19"/>
       <w:r>
         <w:rPr/>
@@ -5741,7 +5741,7 @@
         <w:ind w:hanging="0"/>
         <w:rPr/>
       </w:pPr>
-      <w:bookmarkStart w:id="20" w:name="__RefHeading___Toc2044_2468698496"/>
+      <w:bookmarkStart w:id="20" w:name="__RefHeading___Toc2044_516823210"/>
       <w:bookmarkEnd w:id="20"/>
       <w:r>
         <w:rPr/>
@@ -6450,7 +6450,7 @@
         <w:ind w:hanging="0"/>
         <w:rPr/>
       </w:pPr>
-      <w:bookmarkStart w:id="21" w:name="__RefHeading___Toc2046_2468698496"/>
+      <w:bookmarkStart w:id="21" w:name="__RefHeading___Toc2046_516823210"/>
       <w:bookmarkEnd w:id="21"/>
       <w:r>
         <w:rPr/>
@@ -6520,7 +6520,7 @@
         <w:ind w:hanging="0"/>
         <w:rPr/>
       </w:pPr>
-      <w:bookmarkStart w:id="22" w:name="__RefHeading___Toc2048_2468698496"/>
+      <w:bookmarkStart w:id="22" w:name="__RefHeading___Toc2048_516823210"/>
       <w:bookmarkEnd w:id="22"/>
       <w:r>
         <w:rPr/>
@@ -6535,7 +6535,7 @@
         <w:ind w:hanging="0"/>
         <w:rPr/>
       </w:pPr>
-      <w:bookmarkStart w:id="23" w:name="__RefHeading___Toc2050_2468698496"/>
+      <w:bookmarkStart w:id="23" w:name="__RefHeading___Toc2050_516823210"/>
       <w:bookmarkEnd w:id="23"/>
       <w:r>
         <w:rPr/>
@@ -6592,7 +6592,7 @@
         <w:ind w:hanging="0"/>
         <w:rPr/>
       </w:pPr>
-      <w:bookmarkStart w:id="24" w:name="__RefHeading___Toc2052_2468698496"/>
+      <w:bookmarkStart w:id="24" w:name="__RefHeading___Toc2052_516823210"/>
       <w:bookmarkEnd w:id="24"/>
       <w:r>
         <w:rPr/>
@@ -6705,7 +6705,7 @@
         <w:ind w:hanging="0"/>
         <w:rPr/>
       </w:pPr>
-      <w:bookmarkStart w:id="25" w:name="__RefHeading___Toc2054_2468698496"/>
+      <w:bookmarkStart w:id="25" w:name="__RefHeading___Toc2054_516823210"/>
       <w:bookmarkEnd w:id="25"/>
       <w:r>
         <w:rPr/>
@@ -6788,7 +6788,7 @@
         <w:ind w:hanging="0"/>
         <w:rPr/>
       </w:pPr>
-      <w:bookmarkStart w:id="26" w:name="__RefHeading___Toc2056_2468698496"/>
+      <w:bookmarkStart w:id="26" w:name="__RefHeading___Toc2056_516823210"/>
       <w:bookmarkEnd w:id="26"/>
       <w:r>
         <w:rPr/>
@@ -6859,7 +6859,7 @@
         <w:ind w:hanging="0"/>
         <w:rPr/>
       </w:pPr>
-      <w:bookmarkStart w:id="27" w:name="__RefHeading___Toc2058_2468698496"/>
+      <w:bookmarkStart w:id="27" w:name="__RefHeading___Toc2058_516823210"/>
       <w:bookmarkEnd w:id="27"/>
       <w:r>
         <w:rPr/>
@@ -6916,7 +6916,7 @@
         <w:ind w:hanging="0"/>
         <w:rPr/>
       </w:pPr>
-      <w:bookmarkStart w:id="28" w:name="__RefHeading___Toc2060_2468698496"/>
+      <w:bookmarkStart w:id="28" w:name="__RefHeading___Toc2060_516823210"/>
       <w:bookmarkEnd w:id="28"/>
       <w:r>
         <w:rPr/>
@@ -6973,7 +6973,7 @@
         <w:ind w:hanging="0"/>
         <w:rPr/>
       </w:pPr>
-      <w:bookmarkStart w:id="29" w:name="__RefHeading___Toc2062_2468698496"/>
+      <w:bookmarkStart w:id="29" w:name="__RefHeading___Toc2062_516823210"/>
       <w:bookmarkEnd w:id="29"/>
       <w:r>
         <w:rPr/>
@@ -7044,7 +7044,7 @@
         <w:ind w:hanging="0"/>
         <w:rPr/>
       </w:pPr>
-      <w:bookmarkStart w:id="30" w:name="__RefHeading___Toc2064_2468698496"/>
+      <w:bookmarkStart w:id="30" w:name="__RefHeading___Toc2064_516823210"/>
       <w:bookmarkEnd w:id="30"/>
       <w:r>
         <w:rPr/>
@@ -7115,7 +7115,7 @@
         <w:ind w:hanging="0"/>
         <w:rPr/>
       </w:pPr>
-      <w:bookmarkStart w:id="31" w:name="__RefHeading___Toc2066_2468698496"/>
+      <w:bookmarkStart w:id="31" w:name="__RefHeading___Toc2066_516823210"/>
       <w:bookmarkEnd w:id="31"/>
       <w:r>
         <w:rPr/>
@@ -7186,7 +7186,7 @@
         <w:ind w:hanging="0"/>
         <w:rPr/>
       </w:pPr>
-      <w:bookmarkStart w:id="32" w:name="__RefHeading___Toc2068_2468698496"/>
+      <w:bookmarkStart w:id="32" w:name="__RefHeading___Toc2068_516823210"/>
       <w:bookmarkEnd w:id="32"/>
       <w:r>
         <w:rPr/>
@@ -7257,7 +7257,7 @@
         <w:ind w:hanging="0"/>
         <w:rPr/>
       </w:pPr>
-      <w:bookmarkStart w:id="33" w:name="__RefHeading___Toc2070_2468698496"/>
+      <w:bookmarkStart w:id="33" w:name="__RefHeading___Toc2070_516823210"/>
       <w:bookmarkEnd w:id="33"/>
       <w:r>
         <w:rPr/>
@@ -7314,7 +7314,7 @@
         <w:ind w:hanging="0"/>
         <w:rPr/>
       </w:pPr>
-      <w:bookmarkStart w:id="34" w:name="__RefHeading___Toc2072_2468698496"/>
+      <w:bookmarkStart w:id="34" w:name="__RefHeading___Toc2072_516823210"/>
       <w:bookmarkEnd w:id="34"/>
       <w:r>
         <w:rPr/>
@@ -7514,7 +7514,7 @@
         <w:ind w:hanging="0"/>
         <w:rPr/>
       </w:pPr>
-      <w:bookmarkStart w:id="35" w:name="__RefHeading___Toc2074_2468698496"/>
+      <w:bookmarkStart w:id="35" w:name="__RefHeading___Toc2074_516823210"/>
       <w:bookmarkEnd w:id="35"/>
       <w:r>
         <w:rPr/>
@@ -7529,7 +7529,7 @@
         <w:ind w:hanging="0"/>
         <w:rPr/>
       </w:pPr>
-      <w:bookmarkStart w:id="36" w:name="__RefHeading___Toc2076_2468698496"/>
+      <w:bookmarkStart w:id="36" w:name="__RefHeading___Toc2076_516823210"/>
       <w:bookmarkEnd w:id="36"/>
       <w:r>
         <w:rPr/>
@@ -7672,7 +7672,7 @@
         <w:ind w:hanging="0"/>
         <w:rPr/>
       </w:pPr>
-      <w:bookmarkStart w:id="37" w:name="__RefHeading___Toc2078_2468698496"/>
+      <w:bookmarkStart w:id="37" w:name="__RefHeading___Toc2078_516823210"/>
       <w:bookmarkEnd w:id="37"/>
       <w:r>
         <w:rPr/>
@@ -7825,7 +7825,7 @@
         <w:ind w:hanging="0"/>
         <w:rPr/>
       </w:pPr>
-      <w:bookmarkStart w:id="38" w:name="__RefHeading___Toc2080_2468698496"/>
+      <w:bookmarkStart w:id="38" w:name="__RefHeading___Toc2080_516823210"/>
       <w:bookmarkEnd w:id="38"/>
       <w:r>
         <w:rPr/>
@@ -8679,7 +8679,7 @@
         <w:ind w:hanging="0"/>
         <w:rPr/>
       </w:pPr>
-      <w:bookmarkStart w:id="39" w:name="__RefHeading___Toc2082_2468698496"/>
+      <w:bookmarkStart w:id="39" w:name="__RefHeading___Toc2082_516823210"/>
       <w:bookmarkEnd w:id="39"/>
       <w:r>
         <w:rPr/>
@@ -8864,7 +8864,7 @@
         <w:ind w:hanging="0"/>
         <w:rPr/>
       </w:pPr>
-      <w:bookmarkStart w:id="40" w:name="__RefHeading___Toc2084_2468698496"/>
+      <w:bookmarkStart w:id="40" w:name="__RefHeading___Toc2084_516823210"/>
       <w:bookmarkEnd w:id="40"/>
       <w:r>
         <w:rPr/>
@@ -9017,7 +9017,7 @@
         <w:ind w:hanging="0"/>
         <w:rPr/>
       </w:pPr>
-      <w:bookmarkStart w:id="41" w:name="__RefHeading___Toc2086_2468698496"/>
+      <w:bookmarkStart w:id="41" w:name="__RefHeading___Toc2086_516823210"/>
       <w:bookmarkEnd w:id="41"/>
       <w:r>
         <w:rPr/>
@@ -9146,7 +9146,7 @@
         <w:ind w:hanging="0"/>
         <w:rPr/>
       </w:pPr>
-      <w:bookmarkStart w:id="42" w:name="__RefHeading___Toc2088_2468698496"/>
+      <w:bookmarkStart w:id="42" w:name="__RefHeading___Toc2088_516823210"/>
       <w:bookmarkEnd w:id="42"/>
       <w:r>
         <w:rPr/>
@@ -10146,7 +10146,7 @@
         <w:ind w:hanging="0"/>
         <w:rPr/>
       </w:pPr>
-      <w:bookmarkStart w:id="43" w:name="__RefHeading___Toc2090_2468698496"/>
+      <w:bookmarkStart w:id="43" w:name="__RefHeading___Toc2090_516823210"/>
       <w:bookmarkEnd w:id="43"/>
       <w:r>
         <w:rPr/>
@@ -11045,7 +11045,7 @@
         <w:ind w:hanging="0"/>
         <w:rPr/>
       </w:pPr>
-      <w:bookmarkStart w:id="44" w:name="__RefHeading___Toc2092_2468698496"/>
+      <w:bookmarkStart w:id="44" w:name="__RefHeading___Toc2092_516823210"/>
       <w:bookmarkEnd w:id="44"/>
       <w:r>
         <w:rPr/>
@@ -11186,7 +11186,7 @@
         <w:ind w:hanging="0"/>
         <w:rPr/>
       </w:pPr>
-      <w:bookmarkStart w:id="45" w:name="__RefHeading___Toc2094_2468698496"/>
+      <w:bookmarkStart w:id="45" w:name="__RefHeading___Toc2094_516823210"/>
       <w:bookmarkEnd w:id="45"/>
       <w:r>
         <w:rPr/>
@@ -11257,7 +11257,7 @@
         <w:ind w:hanging="0"/>
         <w:rPr/>
       </w:pPr>
-      <w:bookmarkStart w:id="46" w:name="__RefHeading___Toc2096_2468698496"/>
+      <w:bookmarkStart w:id="46" w:name="__RefHeading___Toc2096_516823210"/>
       <w:bookmarkEnd w:id="46"/>
       <w:r>
         <w:rPr/>
@@ -11398,7 +11398,7 @@
         <w:ind w:hanging="0"/>
         <w:rPr/>
       </w:pPr>
-      <w:bookmarkStart w:id="47" w:name="__RefHeading___Toc2098_2468698496"/>
+      <w:bookmarkStart w:id="47" w:name="__RefHeading___Toc2098_516823210"/>
       <w:bookmarkEnd w:id="47"/>
       <w:r>
         <w:rPr/>
@@ -11559,7 +11559,7 @@
         <w:ind w:hanging="0"/>
         <w:rPr/>
       </w:pPr>
-      <w:bookmarkStart w:id="48" w:name="__RefHeading___Toc2100_2468698496"/>
+      <w:bookmarkStart w:id="48" w:name="__RefHeading___Toc2100_516823210"/>
       <w:bookmarkEnd w:id="48"/>
       <w:r>
         <w:rPr/>
@@ -11588,7 +11588,7 @@
         <w:ind w:hanging="0"/>
         <w:rPr/>
       </w:pPr>
-      <w:bookmarkStart w:id="49" w:name="__RefHeading___Toc2102_2468698496"/>
+      <w:bookmarkStart w:id="49" w:name="__RefHeading___Toc2102_516823210"/>
       <w:bookmarkEnd w:id="49"/>
       <w:r>
         <w:rPr/>
@@ -11617,7 +11617,7 @@
         <w:ind w:hanging="0"/>
         <w:rPr/>
       </w:pPr>
-      <w:bookmarkStart w:id="50" w:name="__RefHeading___Toc2104_2468698496"/>
+      <w:bookmarkStart w:id="50" w:name="__RefHeading___Toc2104_516823210"/>
       <w:bookmarkEnd w:id="50"/>
       <w:r>
         <w:rPr/>
@@ -11646,7 +11646,7 @@
         <w:ind w:hanging="0"/>
         <w:rPr/>
       </w:pPr>
-      <w:bookmarkStart w:id="51" w:name="__RefHeading___Toc2106_2468698496"/>
+      <w:bookmarkStart w:id="51" w:name="__RefHeading___Toc2106_516823210"/>
       <w:bookmarkEnd w:id="51"/>
       <w:r>
         <w:rPr/>
@@ -11675,7 +11675,7 @@
         <w:ind w:hanging="0"/>
         <w:rPr/>
       </w:pPr>
-      <w:bookmarkStart w:id="52" w:name="__RefHeading___Toc2108_2468698496"/>
+      <w:bookmarkStart w:id="52" w:name="__RefHeading___Toc2108_516823210"/>
       <w:bookmarkEnd w:id="52"/>
       <w:r>
         <w:rPr/>
@@ -11704,7 +11704,7 @@
         <w:ind w:hanging="0"/>
         <w:rPr/>
       </w:pPr>
-      <w:bookmarkStart w:id="53" w:name="__RefHeading___Toc2110_2468698496"/>
+      <w:bookmarkStart w:id="53" w:name="__RefHeading___Toc2110_516823210"/>
       <w:bookmarkEnd w:id="53"/>
       <w:r>
         <w:rPr/>
@@ -11733,7 +11733,7 @@
         <w:ind w:hanging="0"/>
         <w:rPr/>
       </w:pPr>
-      <w:bookmarkStart w:id="54" w:name="__RefHeading___Toc2112_2468698496"/>
+      <w:bookmarkStart w:id="54" w:name="__RefHeading___Toc2112_516823210"/>
       <w:bookmarkEnd w:id="54"/>
       <w:r>
         <w:rPr/>
@@ -11790,7 +11790,7 @@
         <w:ind w:hanging="0"/>
         <w:rPr/>
       </w:pPr>
-      <w:bookmarkStart w:id="55" w:name="__RefHeading___Toc2114_2468698496"/>
+      <w:bookmarkStart w:id="55" w:name="__RefHeading___Toc2114_516823210"/>
       <w:bookmarkEnd w:id="55"/>
       <w:r>
         <w:rPr/>
@@ -11903,7 +11903,7 @@
         <w:ind w:hanging="0"/>
         <w:rPr/>
       </w:pPr>
-      <w:bookmarkStart w:id="56" w:name="__RefHeading___Toc2116_2468698496"/>
+      <w:bookmarkStart w:id="56" w:name="__RefHeading___Toc2116_516823210"/>
       <w:bookmarkEnd w:id="56"/>
       <w:r>
         <w:rPr/>
@@ -11959,7 +11959,7 @@
         <w:ind w:hanging="0"/>
         <w:rPr/>
       </w:pPr>
-      <w:bookmarkStart w:id="57" w:name="__RefHeading___Toc2118_2468698496"/>
+      <w:bookmarkStart w:id="57" w:name="__RefHeading___Toc2118_516823210"/>
       <w:bookmarkEnd w:id="57"/>
       <w:r>
         <w:rPr/>
@@ -11974,7 +11974,7 @@
         <w:ind w:hanging="0"/>
         <w:rPr/>
       </w:pPr>
-      <w:bookmarkStart w:id="58" w:name="__RefHeading___Toc2120_2468698496"/>
+      <w:bookmarkStart w:id="58" w:name="__RefHeading___Toc2120_516823210"/>
       <w:bookmarkEnd w:id="58"/>
       <w:r>
         <w:rPr/>
@@ -13447,7 +13447,7 @@
         <w:ind w:hanging="0"/>
         <w:rPr/>
       </w:pPr>
-      <w:bookmarkStart w:id="59" w:name="__RefHeading___Toc2122_2468698496"/>
+      <w:bookmarkStart w:id="59" w:name="__RefHeading___Toc2122_516823210"/>
       <w:bookmarkEnd w:id="59"/>
       <w:r>
         <w:rPr/>
@@ -13476,7 +13476,7 @@
         <w:ind w:hanging="0"/>
         <w:rPr/>
       </w:pPr>
-      <w:bookmarkStart w:id="60" w:name="__RefHeading___Toc2124_2468698496"/>
+      <w:bookmarkStart w:id="60" w:name="__RefHeading___Toc2124_516823210"/>
       <w:bookmarkEnd w:id="60"/>
       <w:r>
         <w:rPr/>
@@ -13533,7 +13533,7 @@
         <w:ind w:hanging="0"/>
         <w:rPr/>
       </w:pPr>
-      <w:bookmarkStart w:id="61" w:name="__RefHeading___Toc2126_2468698496"/>
+      <w:bookmarkStart w:id="61" w:name="__RefHeading___Toc2126_516823210"/>
       <w:bookmarkEnd w:id="61"/>
       <w:r>
         <w:rPr/>
@@ -13590,7 +13590,7 @@
         <w:ind w:hanging="0"/>
         <w:rPr/>
       </w:pPr>
-      <w:bookmarkStart w:id="62" w:name="__RefHeading___Toc2128_2468698496"/>
+      <w:bookmarkStart w:id="62" w:name="__RefHeading___Toc2128_516823210"/>
       <w:bookmarkEnd w:id="62"/>
       <w:r>
         <w:rPr/>
@@ -13633,7 +13633,7 @@
         <w:ind w:hanging="0"/>
         <w:rPr/>
       </w:pPr>
-      <w:bookmarkStart w:id="63" w:name="__RefHeading___Toc2130_2468698496"/>
+      <w:bookmarkStart w:id="63" w:name="__RefHeading___Toc2130_516823210"/>
       <w:bookmarkEnd w:id="63"/>
       <w:r>
         <w:rPr/>
@@ -13676,7 +13676,7 @@
         <w:ind w:hanging="0"/>
         <w:rPr/>
       </w:pPr>
-      <w:bookmarkStart w:id="64" w:name="__RefHeading___Toc2132_2468698496"/>
+      <w:bookmarkStart w:id="64" w:name="__RefHeading___Toc2132_516823210"/>
       <w:bookmarkEnd w:id="64"/>
       <w:r>
         <w:rPr/>
@@ -13719,7 +13719,7 @@
         <w:ind w:hanging="0"/>
         <w:rPr/>
       </w:pPr>
-      <w:bookmarkStart w:id="65" w:name="__RefHeading___Toc2134_2468698496"/>
+      <w:bookmarkStart w:id="65" w:name="__RefHeading___Toc2134_516823210"/>
       <w:bookmarkEnd w:id="65"/>
       <w:r>
         <w:rPr/>
@@ -13748,7 +13748,7 @@
         <w:ind w:hanging="0"/>
         <w:rPr/>
       </w:pPr>
-      <w:bookmarkStart w:id="66" w:name="__RefHeading___Toc2136_2468698496"/>
+      <w:bookmarkStart w:id="66" w:name="__RefHeading___Toc2136_516823210"/>
       <w:bookmarkEnd w:id="66"/>
       <w:r>
         <w:rPr/>
@@ -13791,7 +13791,7 @@
         <w:ind w:hanging="0"/>
         <w:rPr/>
       </w:pPr>
-      <w:bookmarkStart w:id="67" w:name="__RefHeading___Toc2138_2468698496"/>
+      <w:bookmarkStart w:id="67" w:name="__RefHeading___Toc2138_516823210"/>
       <w:bookmarkEnd w:id="67"/>
       <w:r>
         <w:rPr/>
@@ -13848,7 +13848,7 @@
         <w:ind w:hanging="0"/>
         <w:rPr/>
       </w:pPr>
-      <w:bookmarkStart w:id="68" w:name="__RefHeading___Toc2140_2468698496"/>
+      <w:bookmarkStart w:id="68" w:name="__RefHeading___Toc2140_516823210"/>
       <w:bookmarkEnd w:id="68"/>
       <w:r>
         <w:rPr/>
@@ -13891,7 +13891,7 @@
         <w:ind w:hanging="0"/>
         <w:rPr/>
       </w:pPr>
-      <w:bookmarkStart w:id="69" w:name="__RefHeading___Toc2142_2468698496"/>
+      <w:bookmarkStart w:id="69" w:name="__RefHeading___Toc2142_516823210"/>
       <w:bookmarkEnd w:id="69"/>
       <w:r>
         <w:rPr/>
@@ -13948,7 +13948,7 @@
         <w:ind w:hanging="0"/>
         <w:rPr/>
       </w:pPr>
-      <w:bookmarkStart w:id="70" w:name="__RefHeading___Toc2144_2468698496"/>
+      <w:bookmarkStart w:id="70" w:name="__RefHeading___Toc2144_516823210"/>
       <w:bookmarkEnd w:id="70"/>
       <w:r>
         <w:rPr/>
@@ -14063,7 +14063,7 @@
         <w:ind w:hanging="0"/>
         <w:rPr/>
       </w:pPr>
-      <w:bookmarkStart w:id="71" w:name="__RefHeading___Toc2146_2468698496"/>
+      <w:bookmarkStart w:id="71" w:name="__RefHeading___Toc2146_516823210"/>
       <w:bookmarkEnd w:id="71"/>
       <w:r>
         <w:rPr/>
@@ -14092,7 +14092,7 @@
         <w:ind w:hanging="0"/>
         <w:rPr/>
       </w:pPr>
-      <w:bookmarkStart w:id="72" w:name="__RefHeading___Toc2148_2468698496"/>
+      <w:bookmarkStart w:id="72" w:name="__RefHeading___Toc2148_516823210"/>
       <w:bookmarkEnd w:id="72"/>
       <w:r>
         <w:rPr/>
@@ -14135,7 +14135,7 @@
         <w:ind w:hanging="0"/>
         <w:rPr/>
       </w:pPr>
-      <w:bookmarkStart w:id="73" w:name="__RefHeading___Toc2150_2468698496"/>
+      <w:bookmarkStart w:id="73" w:name="__RefHeading___Toc2150_516823210"/>
       <w:bookmarkEnd w:id="73"/>
       <w:r>
         <w:rPr/>
@@ -14178,7 +14178,7 @@
         <w:ind w:hanging="0"/>
         <w:rPr/>
       </w:pPr>
-      <w:bookmarkStart w:id="74" w:name="__RefHeading___Toc2152_2468698496"/>
+      <w:bookmarkStart w:id="74" w:name="__RefHeading___Toc2152_516823210"/>
       <w:bookmarkEnd w:id="74"/>
       <w:r>
         <w:rPr/>
@@ -14221,7 +14221,7 @@
         <w:ind w:hanging="0"/>
         <w:rPr/>
       </w:pPr>
-      <w:bookmarkStart w:id="75" w:name="__RefHeading___Toc2154_2468698496"/>
+      <w:bookmarkStart w:id="75" w:name="__RefHeading___Toc2154_516823210"/>
       <w:bookmarkEnd w:id="75"/>
       <w:r>
         <w:rPr/>
@@ -14264,7 +14264,7 @@
         <w:ind w:hanging="0"/>
         <w:rPr/>
       </w:pPr>
-      <w:bookmarkStart w:id="76" w:name="__RefHeading___Toc2156_2468698496"/>
+      <w:bookmarkStart w:id="76" w:name="__RefHeading___Toc2156_516823210"/>
       <w:bookmarkEnd w:id="76"/>
       <w:r>
         <w:rPr/>
@@ -14391,7 +14391,7 @@
         <w:ind w:hanging="0"/>
         <w:rPr/>
       </w:pPr>
-      <w:bookmarkStart w:id="77" w:name="__RefHeading___Toc2158_2468698496"/>
+      <w:bookmarkStart w:id="77" w:name="__RefHeading___Toc2158_516823210"/>
       <w:bookmarkEnd w:id="77"/>
       <w:r>
         <w:rPr/>
@@ -14420,7 +14420,7 @@
         <w:ind w:hanging="0"/>
         <w:rPr/>
       </w:pPr>
-      <w:bookmarkStart w:id="78" w:name="__RefHeading___Toc2160_2468698496"/>
+      <w:bookmarkStart w:id="78" w:name="__RefHeading___Toc2160_516823210"/>
       <w:bookmarkEnd w:id="78"/>
       <w:r>
         <w:rPr/>
@@ -14477,7 +14477,7 @@
         <w:ind w:hanging="0"/>
         <w:rPr/>
       </w:pPr>
-      <w:bookmarkStart w:id="79" w:name="__RefHeading___Toc2162_2468698496"/>
+      <w:bookmarkStart w:id="79" w:name="__RefHeading___Toc2162_516823210"/>
       <w:bookmarkEnd w:id="79"/>
       <w:r>
         <w:rPr/>
@@ -14534,7 +14534,7 @@
         <w:ind w:hanging="0"/>
         <w:rPr/>
       </w:pPr>
-      <w:bookmarkStart w:id="80" w:name="__RefHeading___Toc2164_2468698496"/>
+      <w:bookmarkStart w:id="80" w:name="__RefHeading___Toc2164_516823210"/>
       <w:bookmarkEnd w:id="80"/>
       <w:r>
         <w:rPr/>
@@ -14591,7 +14591,7 @@
         <w:ind w:hanging="0"/>
         <w:rPr/>
       </w:pPr>
-      <w:bookmarkStart w:id="81" w:name="__RefHeading___Toc2166_2468698496"/>
+      <w:bookmarkStart w:id="81" w:name="__RefHeading___Toc2166_516823210"/>
       <w:bookmarkEnd w:id="81"/>
       <w:r>
         <w:rPr/>
@@ -14634,7 +14634,7 @@
         <w:ind w:hanging="0"/>
         <w:rPr/>
       </w:pPr>
-      <w:bookmarkStart w:id="82" w:name="__RefHeading___Toc2168_2468698496"/>
+      <w:bookmarkStart w:id="82" w:name="__RefHeading___Toc2168_516823210"/>
       <w:bookmarkEnd w:id="82"/>
       <w:r>
         <w:rPr/>
@@ -14677,7 +14677,7 @@
         <w:ind w:hanging="0"/>
         <w:rPr/>
       </w:pPr>
-      <w:bookmarkStart w:id="83" w:name="__RefHeading___Toc2170_2468698496"/>
+      <w:bookmarkStart w:id="83" w:name="__RefHeading___Toc2170_516823210"/>
       <w:bookmarkEnd w:id="83"/>
       <w:r>
         <w:rPr/>
@@ -14706,7 +14706,7 @@
         <w:ind w:hanging="0"/>
         <w:rPr/>
       </w:pPr>
-      <w:bookmarkStart w:id="84" w:name="__RefHeading___Toc2172_2468698496"/>
+      <w:bookmarkStart w:id="84" w:name="__RefHeading___Toc2172_516823210"/>
       <w:bookmarkEnd w:id="84"/>
       <w:r>
         <w:rPr/>
@@ -14749,7 +14749,7 @@
         <w:ind w:hanging="0"/>
         <w:rPr/>
       </w:pPr>
-      <w:bookmarkStart w:id="85" w:name="__RefHeading___Toc2174_2468698496"/>
+      <w:bookmarkStart w:id="85" w:name="__RefHeading___Toc2174_516823210"/>
       <w:bookmarkEnd w:id="85"/>
       <w:r>
         <w:rPr/>
@@ -14806,7 +14806,7 @@
         <w:ind w:hanging="0"/>
         <w:rPr/>
       </w:pPr>
-      <w:bookmarkStart w:id="86" w:name="__RefHeading___Toc2176_2468698496"/>
+      <w:bookmarkStart w:id="86" w:name="__RefHeading___Toc2176_516823210"/>
       <w:bookmarkEnd w:id="86"/>
       <w:r>
         <w:rPr/>
@@ -14849,7 +14849,7 @@
         <w:ind w:hanging="0"/>
         <w:rPr/>
       </w:pPr>
-      <w:bookmarkStart w:id="87" w:name="__RefHeading___Toc2178_2468698496"/>
+      <w:bookmarkStart w:id="87" w:name="__RefHeading___Toc2178_516823210"/>
       <w:bookmarkEnd w:id="87"/>
       <w:r>
         <w:rPr/>
@@ -14892,7 +14892,7 @@
         <w:ind w:hanging="0"/>
         <w:rPr/>
       </w:pPr>
-      <w:bookmarkStart w:id="88" w:name="__RefHeading___Toc2180_2468698496"/>
+      <w:bookmarkStart w:id="88" w:name="__RefHeading___Toc2180_516823210"/>
       <w:bookmarkEnd w:id="88"/>
       <w:r>
         <w:rPr/>
@@ -14935,7 +14935,7 @@
         <w:ind w:hanging="0"/>
         <w:rPr/>
       </w:pPr>
-      <w:bookmarkStart w:id="89" w:name="__RefHeading___Toc2182_2468698496"/>
+      <w:bookmarkStart w:id="89" w:name="__RefHeading___Toc2182_516823210"/>
       <w:bookmarkEnd w:id="89"/>
       <w:r>
         <w:rPr/>
@@ -15677,7 +15677,7 @@
         <w:ind w:hanging="0"/>
         <w:rPr/>
       </w:pPr>
-      <w:bookmarkStart w:id="90" w:name="__RefHeading___Toc2184_2468698496"/>
+      <w:bookmarkStart w:id="90" w:name="__RefHeading___Toc2184_516823210"/>
       <w:bookmarkEnd w:id="90"/>
       <w:r>
         <w:rPr/>
@@ -15692,7 +15692,7 @@
         <w:ind w:hanging="0"/>
         <w:rPr/>
       </w:pPr>
-      <w:bookmarkStart w:id="91" w:name="__RefHeading___Toc2186_2468698496"/>
+      <w:bookmarkStart w:id="91" w:name="__RefHeading___Toc2186_516823210"/>
       <w:bookmarkEnd w:id="91"/>
       <w:r>
         <w:rPr/>
@@ -15721,7 +15721,7 @@
         <w:ind w:hanging="0"/>
         <w:rPr/>
       </w:pPr>
-      <w:bookmarkStart w:id="92" w:name="__RefHeading___Toc2188_2468698496"/>
+      <w:bookmarkStart w:id="92" w:name="__RefHeading___Toc2188_516823210"/>
       <w:bookmarkEnd w:id="92"/>
       <w:r>
         <w:rPr/>
@@ -15750,7 +15750,7 @@
         <w:ind w:hanging="0"/>
         <w:rPr/>
       </w:pPr>
-      <w:bookmarkStart w:id="93" w:name="__RefHeading___Toc2190_2468698496"/>
+      <w:bookmarkStart w:id="93" w:name="__RefHeading___Toc2190_516823210"/>
       <w:bookmarkEnd w:id="93"/>
       <w:r>
         <w:rPr/>
@@ -15779,7 +15779,7 @@
         <w:ind w:hanging="0"/>
         <w:rPr/>
       </w:pPr>
-      <w:bookmarkStart w:id="94" w:name="__RefHeading___Toc2192_2468698496"/>
+      <w:bookmarkStart w:id="94" w:name="__RefHeading___Toc2192_516823210"/>
       <w:bookmarkEnd w:id="94"/>
       <w:r>
         <w:rPr/>
@@ -15808,7 +15808,7 @@
         <w:ind w:hanging="0"/>
         <w:rPr/>
       </w:pPr>
-      <w:bookmarkStart w:id="95" w:name="__RefHeading___Toc2194_2468698496"/>
+      <w:bookmarkStart w:id="95" w:name="__RefHeading___Toc2194_516823210"/>
       <w:bookmarkEnd w:id="95"/>
       <w:r>
         <w:rPr/>
@@ -15837,7 +15837,7 @@
         <w:ind w:hanging="0"/>
         <w:rPr/>
       </w:pPr>
-      <w:bookmarkStart w:id="96" w:name="__RefHeading___Toc2196_2468698496"/>
+      <w:bookmarkStart w:id="96" w:name="__RefHeading___Toc2196_516823210"/>
       <w:bookmarkEnd w:id="96"/>
       <w:r>
         <w:rPr/>
@@ -15866,7 +15866,7 @@
         <w:ind w:hanging="0"/>
         <w:rPr/>
       </w:pPr>
-      <w:bookmarkStart w:id="97" w:name="__RefHeading___Toc2198_2468698496"/>
+      <w:bookmarkStart w:id="97" w:name="__RefHeading___Toc2198_516823210"/>
       <w:bookmarkEnd w:id="97"/>
       <w:r>
         <w:rPr/>
@@ -15922,7 +15922,7 @@
         <w:ind w:hanging="0"/>
         <w:rPr/>
       </w:pPr>
-      <w:bookmarkStart w:id="98" w:name="__RefHeading___Toc2200_2468698496"/>
+      <w:bookmarkStart w:id="98" w:name="__RefHeading___Toc2200_516823210"/>
       <w:bookmarkEnd w:id="98"/>
       <w:r>
         <w:rPr/>
@@ -15937,7 +15937,7 @@
         <w:ind w:hanging="0"/>
         <w:rPr/>
       </w:pPr>
-      <w:bookmarkStart w:id="99" w:name="__RefHeading___Toc2202_2468698496"/>
+      <w:bookmarkStart w:id="99" w:name="__RefHeading___Toc2202_516823210"/>
       <w:bookmarkEnd w:id="99"/>
       <w:r>
         <w:rPr/>
@@ -16050,7 +16050,7 @@
         <w:ind w:hanging="0"/>
         <w:rPr/>
       </w:pPr>
-      <w:bookmarkStart w:id="100" w:name="__RefHeading___Toc2204_2468698496"/>
+      <w:bookmarkStart w:id="100" w:name="__RefHeading___Toc2204_516823210"/>
       <w:bookmarkEnd w:id="100"/>
       <w:r>
         <w:rPr/>
@@ -16145,7 +16145,7 @@
         <w:ind w:hanging="0"/>
         <w:rPr/>
       </w:pPr>
-      <w:bookmarkStart w:id="101" w:name="__RefHeading___Toc2206_2468698496"/>
+      <w:bookmarkStart w:id="101" w:name="__RefHeading___Toc2206_516823210"/>
       <w:bookmarkEnd w:id="101"/>
       <w:r>
         <w:rPr/>
@@ -16216,7 +16216,7 @@
         <w:ind w:hanging="0"/>
         <w:rPr/>
       </w:pPr>
-      <w:bookmarkStart w:id="102" w:name="__RefHeading___Toc2208_2468698496"/>
+      <w:bookmarkStart w:id="102" w:name="__RefHeading___Toc2208_516823210"/>
       <w:bookmarkEnd w:id="102"/>
       <w:r>
         <w:rPr/>
@@ -16311,7 +16311,7 @@
         <w:ind w:hanging="0"/>
         <w:rPr/>
       </w:pPr>
-      <w:bookmarkStart w:id="103" w:name="__RefHeading___Toc2210_2468698496"/>
+      <w:bookmarkStart w:id="103" w:name="__RefHeading___Toc2210_516823210"/>
       <w:bookmarkEnd w:id="103"/>
       <w:r>
         <w:rPr/>
@@ -16396,7 +16396,7 @@
         <w:ind w:hanging="0"/>
         <w:rPr/>
       </w:pPr>
-      <w:bookmarkStart w:id="104" w:name="__RefHeading___Toc2212_2468698496"/>
+      <w:bookmarkStart w:id="104" w:name="__RefHeading___Toc2212_516823210"/>
       <w:bookmarkEnd w:id="104"/>
       <w:r>
         <w:rPr/>
@@ -16467,7 +16467,7 @@
         <w:ind w:hanging="0"/>
         <w:rPr/>
       </w:pPr>
-      <w:bookmarkStart w:id="105" w:name="__RefHeading___Toc2214_2468698496"/>
+      <w:bookmarkStart w:id="105" w:name="__RefHeading___Toc2214_516823210"/>
       <w:bookmarkEnd w:id="105"/>
       <w:r>
         <w:rPr/>
@@ -16538,7 +16538,7 @@
         <w:ind w:hanging="0"/>
         <w:rPr/>
       </w:pPr>
-      <w:bookmarkStart w:id="106" w:name="__RefHeading___Toc2216_2468698496"/>
+      <w:bookmarkStart w:id="106" w:name="__RefHeading___Toc2216_516823210"/>
       <w:bookmarkEnd w:id="106"/>
       <w:r>
         <w:rPr/>
@@ -16623,7 +16623,7 @@
         <w:ind w:hanging="0"/>
         <w:rPr/>
       </w:pPr>
-      <w:bookmarkStart w:id="107" w:name="__RefHeading___Toc2218_2468698496"/>
+      <w:bookmarkStart w:id="107" w:name="__RefHeading___Toc2218_516823210"/>
       <w:bookmarkEnd w:id="107"/>
       <w:r>
         <w:rPr/>
@@ -16694,7 +16694,7 @@
         <w:ind w:hanging="0"/>
         <w:rPr/>
       </w:pPr>
-      <w:bookmarkStart w:id="108" w:name="__RefHeading___Toc2220_2468698496"/>
+      <w:bookmarkStart w:id="108" w:name="__RefHeading___Toc2220_516823210"/>
       <w:bookmarkEnd w:id="108"/>
       <w:r>
         <w:rPr/>
@@ -16709,7 +16709,7 @@
         <w:ind w:hanging="0"/>
         <w:rPr/>
       </w:pPr>
-      <w:bookmarkStart w:id="109" w:name="__RefHeading___Toc2222_2468698496"/>
+      <w:bookmarkStart w:id="109" w:name="__RefHeading___Toc2222_516823210"/>
       <w:bookmarkEnd w:id="109"/>
       <w:r>
         <w:rPr/>
@@ -16738,7 +16738,7 @@
         <w:ind w:hanging="0"/>
         <w:rPr/>
       </w:pPr>
-      <w:bookmarkStart w:id="110" w:name="__RefHeading___Toc2224_2468698496"/>
+      <w:bookmarkStart w:id="110" w:name="__RefHeading___Toc2224_516823210"/>
       <w:bookmarkEnd w:id="110"/>
       <w:r>
         <w:rPr/>
@@ -16767,7 +16767,7 @@
         <w:ind w:hanging="0"/>
         <w:rPr/>
       </w:pPr>
-      <w:bookmarkStart w:id="111" w:name="__RefHeading___Toc2226_2468698496"/>
+      <w:bookmarkStart w:id="111" w:name="__RefHeading___Toc2226_516823210"/>
       <w:bookmarkEnd w:id="111"/>
       <w:r>
         <w:rPr/>
@@ -16796,7 +16796,7 @@
         <w:ind w:hanging="0"/>
         <w:rPr/>
       </w:pPr>
-      <w:bookmarkStart w:id="112" w:name="__RefHeading___Toc2228_2468698496"/>
+      <w:bookmarkStart w:id="112" w:name="__RefHeading___Toc2228_516823210"/>
       <w:bookmarkEnd w:id="112"/>
       <w:r>
         <w:rPr/>
@@ -16825,7 +16825,7 @@
         <w:ind w:hanging="0"/>
         <w:rPr/>
       </w:pPr>
-      <w:bookmarkStart w:id="113" w:name="__RefHeading___Toc2230_2468698496"/>
+      <w:bookmarkStart w:id="113" w:name="__RefHeading___Toc2230_516823210"/>
       <w:bookmarkEnd w:id="113"/>
       <w:r>
         <w:rPr/>
@@ -16854,7 +16854,7 @@
         <w:ind w:hanging="0"/>
         <w:rPr/>
       </w:pPr>
-      <w:bookmarkStart w:id="114" w:name="__RefHeading___Toc2232_2468698496"/>
+      <w:bookmarkStart w:id="114" w:name="__RefHeading___Toc2232_516823210"/>
       <w:bookmarkEnd w:id="114"/>
       <w:r>
         <w:rPr/>
@@ -16883,7 +16883,7 @@
         <w:ind w:hanging="0"/>
         <w:rPr/>
       </w:pPr>
-      <w:bookmarkStart w:id="115" w:name="__RefHeading___Toc2234_2468698496"/>
+      <w:bookmarkStart w:id="115" w:name="__RefHeading___Toc2234_516823210"/>
       <w:bookmarkEnd w:id="115"/>
       <w:r>
         <w:rPr/>
@@ -17024,7 +17024,7 @@
         <w:ind w:hanging="0"/>
         <w:rPr/>
       </w:pPr>
-      <w:bookmarkStart w:id="116" w:name="__RefHeading___Toc2236_2468698496"/>
+      <w:bookmarkStart w:id="116" w:name="__RefHeading___Toc2236_516823210"/>
       <w:bookmarkEnd w:id="116"/>
       <w:r>
         <w:rPr/>
@@ -17095,7 +17095,7 @@
         <w:ind w:hanging="0"/>
         <w:rPr/>
       </w:pPr>
-      <w:bookmarkStart w:id="117" w:name="__RefHeading___Toc2238_2468698496"/>
+      <w:bookmarkStart w:id="117" w:name="__RefHeading___Toc2238_516823210"/>
       <w:bookmarkEnd w:id="117"/>
       <w:r>
         <w:rPr/>
@@ -17180,7 +17180,7 @@
         <w:ind w:hanging="0"/>
         <w:rPr/>
       </w:pPr>
-      <w:bookmarkStart w:id="118" w:name="__RefHeading___Toc2240_2468698496"/>
+      <w:bookmarkStart w:id="118" w:name="__RefHeading___Toc2240_516823210"/>
       <w:bookmarkEnd w:id="118"/>
       <w:r>
         <w:rPr/>
@@ -17236,7 +17236,7 @@
         <w:ind w:hanging="0"/>
         <w:rPr/>
       </w:pPr>
-      <w:bookmarkStart w:id="119" w:name="__RefHeading___Toc2242_2468698496"/>
+      <w:bookmarkStart w:id="119" w:name="__RefHeading___Toc2242_516823210"/>
       <w:bookmarkEnd w:id="119"/>
       <w:r>
         <w:rPr/>
@@ -17518,7 +17518,7 @@
         <w:ind w:hanging="0"/>
         <w:rPr/>
       </w:pPr>
-      <w:bookmarkStart w:id="120" w:name="__RefHeading___Toc2244_2468698496"/>
+      <w:bookmarkStart w:id="120" w:name="__RefHeading___Toc2244_516823210"/>
       <w:bookmarkEnd w:id="120"/>
       <w:r>
         <w:rPr/>
@@ -17533,7 +17533,7 @@
         <w:ind w:hanging="0"/>
         <w:rPr/>
       </w:pPr>
-      <w:bookmarkStart w:id="121" w:name="__RefHeading___Toc2246_2468698496"/>
+      <w:bookmarkStart w:id="121" w:name="__RefHeading___Toc2246_516823210"/>
       <w:bookmarkEnd w:id="121"/>
       <w:r>
         <w:rPr/>
@@ -17905,7 +17905,7 @@
         <w:ind w:hanging="0"/>
         <w:rPr/>
       </w:pPr>
-      <w:bookmarkStart w:id="122" w:name="__RefHeading___Toc2248_2468698496"/>
+      <w:bookmarkStart w:id="122" w:name="__RefHeading___Toc2248_516823210"/>
       <w:bookmarkEnd w:id="122"/>
       <w:r>
         <w:rPr/>
@@ -18088,7 +18088,7 @@
         <w:ind w:hanging="0"/>
         <w:rPr/>
       </w:pPr>
-      <w:bookmarkStart w:id="123" w:name="__RefHeading___Toc2250_2468698496"/>
+      <w:bookmarkStart w:id="123" w:name="__RefHeading___Toc2250_516823210"/>
       <w:bookmarkEnd w:id="123"/>
       <w:r>
         <w:rPr/>

--- a/deliverables/final/01-send-to-reviewers/ESG-DP-2026-REVIEW.docx
+++ b/deliverables/final/01-send-to-reviewers/ESG-DP-2026-REVIEW.docx
@@ -1521,7 +1521,7 @@
             </w:rPr>
             <w:fldChar w:fldCharType="separate"/>
           </w:r>
-          <w:hyperlink w:anchor="__RefHeading___Toc2004_516823210">
+          <w:hyperlink w:anchor="__RefHeading___Toc2004_2094905459">
             <w:r>
               <w:rPr>
                 <w:webHidden/>
@@ -1542,7 +1542,7 @@
             </w:tabs>
             <w:rPr/>
           </w:pPr>
-          <w:hyperlink w:anchor="__RefHeading___Toc2006_516823210">
+          <w:hyperlink w:anchor="__RefHeading___Toc2006_2094905459">
             <w:r>
               <w:rPr>
                 <w:webHidden/>
@@ -1563,7 +1563,7 @@
             </w:tabs>
             <w:rPr/>
           </w:pPr>
-          <w:hyperlink w:anchor="__RefHeading___Toc2008_516823210">
+          <w:hyperlink w:anchor="__RefHeading___Toc2008_2094905459">
             <w:r>
               <w:rPr>
                 <w:webHidden/>
@@ -1584,7 +1584,7 @@
             </w:tabs>
             <w:rPr/>
           </w:pPr>
-          <w:hyperlink w:anchor="__RefHeading___Toc2010_516823210">
+          <w:hyperlink w:anchor="__RefHeading___Toc2010_2094905459">
             <w:r>
               <w:rPr>
                 <w:webHidden/>
@@ -1605,7 +1605,7 @@
             </w:tabs>
             <w:rPr/>
           </w:pPr>
-          <w:hyperlink w:anchor="__RefHeading___Toc2012_516823210">
+          <w:hyperlink w:anchor="__RefHeading___Toc2012_2094905459">
             <w:r>
               <w:rPr>
                 <w:webHidden/>
@@ -1626,7 +1626,7 @@
             </w:tabs>
             <w:rPr/>
           </w:pPr>
-          <w:hyperlink w:anchor="__RefHeading___Toc2014_516823210">
+          <w:hyperlink w:anchor="__RefHeading___Toc2014_2094905459">
             <w:r>
               <w:rPr>
                 <w:webHidden/>
@@ -1647,7 +1647,7 @@
             </w:tabs>
             <w:rPr/>
           </w:pPr>
-          <w:hyperlink w:anchor="__RefHeading___Toc2016_516823210">
+          <w:hyperlink w:anchor="__RefHeading___Toc2016_2094905459">
             <w:r>
               <w:rPr>
                 <w:webHidden/>
@@ -1668,7 +1668,7 @@
             </w:tabs>
             <w:rPr/>
           </w:pPr>
-          <w:hyperlink w:anchor="__RefHeading___Toc2018_516823210">
+          <w:hyperlink w:anchor="__RefHeading___Toc2018_2094905459">
             <w:r>
               <w:rPr>
                 <w:webHidden/>
@@ -1689,7 +1689,7 @@
             </w:tabs>
             <w:rPr/>
           </w:pPr>
-          <w:hyperlink w:anchor="__RefHeading___Toc2020_516823210">
+          <w:hyperlink w:anchor="__RefHeading___Toc2020_2094905459">
             <w:r>
               <w:rPr>
                 <w:webHidden/>
@@ -1710,7 +1710,7 @@
             </w:tabs>
             <w:rPr/>
           </w:pPr>
-          <w:hyperlink w:anchor="__RefHeading___Toc2022_516823210">
+          <w:hyperlink w:anchor="__RefHeading___Toc2022_2094905459">
             <w:r>
               <w:rPr>
                 <w:webHidden/>
@@ -1731,7 +1731,7 @@
             </w:tabs>
             <w:rPr/>
           </w:pPr>
-          <w:hyperlink w:anchor="__RefHeading___Toc2024_516823210">
+          <w:hyperlink w:anchor="__RefHeading___Toc2024_2094905459">
             <w:r>
               <w:rPr>
                 <w:webHidden/>
@@ -1752,7 +1752,7 @@
             </w:tabs>
             <w:rPr/>
           </w:pPr>
-          <w:hyperlink w:anchor="__RefHeading___Toc2026_516823210">
+          <w:hyperlink w:anchor="__RefHeading___Toc2026_2094905459">
             <w:r>
               <w:rPr>
                 <w:webHidden/>
@@ -1773,7 +1773,7 @@
             </w:tabs>
             <w:rPr/>
           </w:pPr>
-          <w:hyperlink w:anchor="__RefHeading___Toc2028_516823210">
+          <w:hyperlink w:anchor="__RefHeading___Toc2028_2094905459">
             <w:r>
               <w:rPr>
                 <w:webHidden/>
@@ -1794,7 +1794,7 @@
             </w:tabs>
             <w:rPr/>
           </w:pPr>
-          <w:hyperlink w:anchor="__RefHeading___Toc2030_516823210">
+          <w:hyperlink w:anchor="__RefHeading___Toc2030_2094905459">
             <w:r>
               <w:rPr>
                 <w:webHidden/>
@@ -1815,7 +1815,7 @@
             </w:tabs>
             <w:rPr/>
           </w:pPr>
-          <w:hyperlink w:anchor="__RefHeading___Toc2032_516823210">
+          <w:hyperlink w:anchor="__RefHeading___Toc2032_2094905459">
             <w:r>
               <w:rPr>
                 <w:webHidden/>
@@ -1836,7 +1836,7 @@
             </w:tabs>
             <w:rPr/>
           </w:pPr>
-          <w:hyperlink w:anchor="__RefHeading___Toc2034_516823210">
+          <w:hyperlink w:anchor="__RefHeading___Toc2034_2094905459">
             <w:r>
               <w:rPr>
                 <w:webHidden/>
@@ -1857,7 +1857,7 @@
             </w:tabs>
             <w:rPr/>
           </w:pPr>
-          <w:hyperlink w:anchor="__RefHeading___Toc2036_516823210">
+          <w:hyperlink w:anchor="__RefHeading___Toc2036_2094905459">
             <w:r>
               <w:rPr>
                 <w:webHidden/>
@@ -1878,7 +1878,7 @@
             </w:tabs>
             <w:rPr/>
           </w:pPr>
-          <w:hyperlink w:anchor="__RefHeading___Toc2038_516823210">
+          <w:hyperlink w:anchor="__RefHeading___Toc2038_2094905459">
             <w:r>
               <w:rPr>
                 <w:webHidden/>
@@ -1899,7 +1899,7 @@
             </w:tabs>
             <w:rPr/>
           </w:pPr>
-          <w:hyperlink w:anchor="__RefHeading___Toc2040_516823210">
+          <w:hyperlink w:anchor="__RefHeading___Toc2040_2094905459">
             <w:r>
               <w:rPr>
                 <w:webHidden/>
@@ -1920,7 +1920,7 @@
             </w:tabs>
             <w:rPr/>
           </w:pPr>
-          <w:hyperlink w:anchor="__RefHeading___Toc2042_516823210">
+          <w:hyperlink w:anchor="__RefHeading___Toc2042_2094905459">
             <w:r>
               <w:rPr>
                 <w:webHidden/>
@@ -1941,7 +1941,7 @@
             </w:tabs>
             <w:rPr/>
           </w:pPr>
-          <w:hyperlink w:anchor="__RefHeading___Toc2044_516823210">
+          <w:hyperlink w:anchor="__RefHeading___Toc2044_2094905459">
             <w:r>
               <w:rPr>
                 <w:webHidden/>
@@ -1962,7 +1962,7 @@
             </w:tabs>
             <w:rPr/>
           </w:pPr>
-          <w:hyperlink w:anchor="__RefHeading___Toc2046_516823210">
+          <w:hyperlink w:anchor="__RefHeading___Toc2046_2094905459">
             <w:r>
               <w:rPr>
                 <w:webHidden/>
@@ -1983,7 +1983,7 @@
             </w:tabs>
             <w:rPr/>
           </w:pPr>
-          <w:hyperlink w:anchor="__RefHeading___Toc2048_516823210">
+          <w:hyperlink w:anchor="__RefHeading___Toc2048_2094905459">
             <w:r>
               <w:rPr>
                 <w:webHidden/>
@@ -2004,7 +2004,7 @@
             </w:tabs>
             <w:rPr/>
           </w:pPr>
-          <w:hyperlink w:anchor="__RefHeading___Toc2050_516823210">
+          <w:hyperlink w:anchor="__RefHeading___Toc2050_2094905459">
             <w:r>
               <w:rPr>
                 <w:webHidden/>
@@ -2025,7 +2025,7 @@
             </w:tabs>
             <w:rPr/>
           </w:pPr>
-          <w:hyperlink w:anchor="__RefHeading___Toc2052_516823210">
+          <w:hyperlink w:anchor="__RefHeading___Toc2052_2094905459">
             <w:r>
               <w:rPr>
                 <w:webHidden/>
@@ -2046,7 +2046,7 @@
             </w:tabs>
             <w:rPr/>
           </w:pPr>
-          <w:hyperlink w:anchor="__RefHeading___Toc2054_516823210">
+          <w:hyperlink w:anchor="__RefHeading___Toc2054_2094905459">
             <w:r>
               <w:rPr>
                 <w:webHidden/>
@@ -2067,7 +2067,7 @@
             </w:tabs>
             <w:rPr/>
           </w:pPr>
-          <w:hyperlink w:anchor="__RefHeading___Toc2056_516823210">
+          <w:hyperlink w:anchor="__RefHeading___Toc2056_2094905459">
             <w:r>
               <w:rPr>
                 <w:webHidden/>
@@ -2088,7 +2088,7 @@
             </w:tabs>
             <w:rPr/>
           </w:pPr>
-          <w:hyperlink w:anchor="__RefHeading___Toc2058_516823210">
+          <w:hyperlink w:anchor="__RefHeading___Toc2058_2094905459">
             <w:r>
               <w:rPr>
                 <w:webHidden/>
@@ -2109,7 +2109,7 @@
             </w:tabs>
             <w:rPr/>
           </w:pPr>
-          <w:hyperlink w:anchor="__RefHeading___Toc2060_516823210">
+          <w:hyperlink w:anchor="__RefHeading___Toc2060_2094905459">
             <w:r>
               <w:rPr>
                 <w:webHidden/>
@@ -2130,7 +2130,7 @@
             </w:tabs>
             <w:rPr/>
           </w:pPr>
-          <w:hyperlink w:anchor="__RefHeading___Toc2062_516823210">
+          <w:hyperlink w:anchor="__RefHeading___Toc2062_2094905459">
             <w:r>
               <w:rPr>
                 <w:webHidden/>
@@ -2151,7 +2151,7 @@
             </w:tabs>
             <w:rPr/>
           </w:pPr>
-          <w:hyperlink w:anchor="__RefHeading___Toc2064_516823210">
+          <w:hyperlink w:anchor="__RefHeading___Toc2064_2094905459">
             <w:r>
               <w:rPr>
                 <w:webHidden/>
@@ -2172,7 +2172,7 @@
             </w:tabs>
             <w:rPr/>
           </w:pPr>
-          <w:hyperlink w:anchor="__RefHeading___Toc2066_516823210">
+          <w:hyperlink w:anchor="__RefHeading___Toc2066_2094905459">
             <w:r>
               <w:rPr>
                 <w:webHidden/>
@@ -2193,7 +2193,7 @@
             </w:tabs>
             <w:rPr/>
           </w:pPr>
-          <w:hyperlink w:anchor="__RefHeading___Toc2068_516823210">
+          <w:hyperlink w:anchor="__RefHeading___Toc2068_2094905459">
             <w:r>
               <w:rPr>
                 <w:webHidden/>
@@ -2214,7 +2214,7 @@
             </w:tabs>
             <w:rPr/>
           </w:pPr>
-          <w:hyperlink w:anchor="__RefHeading___Toc2070_516823210">
+          <w:hyperlink w:anchor="__RefHeading___Toc2070_2094905459">
             <w:r>
               <w:rPr>
                 <w:webHidden/>
@@ -2235,7 +2235,7 @@
             </w:tabs>
             <w:rPr/>
           </w:pPr>
-          <w:hyperlink w:anchor="__RefHeading___Toc2072_516823210">
+          <w:hyperlink w:anchor="__RefHeading___Toc2072_2094905459">
             <w:r>
               <w:rPr>
                 <w:webHidden/>
@@ -2256,7 +2256,7 @@
             </w:tabs>
             <w:rPr/>
           </w:pPr>
-          <w:hyperlink w:anchor="__RefHeading___Toc2074_516823210">
+          <w:hyperlink w:anchor="__RefHeading___Toc2074_2094905459">
             <w:r>
               <w:rPr>
                 <w:webHidden/>
@@ -2277,7 +2277,7 @@
             </w:tabs>
             <w:rPr/>
           </w:pPr>
-          <w:hyperlink w:anchor="__RefHeading___Toc2076_516823210">
+          <w:hyperlink w:anchor="__RefHeading___Toc2076_2094905459">
             <w:r>
               <w:rPr>
                 <w:webHidden/>
@@ -2298,7 +2298,7 @@
             </w:tabs>
             <w:rPr/>
           </w:pPr>
-          <w:hyperlink w:anchor="__RefHeading___Toc2078_516823210">
+          <w:hyperlink w:anchor="__RefHeading___Toc2078_2094905459">
             <w:r>
               <w:rPr>
                 <w:webHidden/>
@@ -2319,7 +2319,7 @@
             </w:tabs>
             <w:rPr/>
           </w:pPr>
-          <w:hyperlink w:anchor="__RefHeading___Toc2080_516823210">
+          <w:hyperlink w:anchor="__RefHeading___Toc2080_2094905459">
             <w:r>
               <w:rPr>
                 <w:webHidden/>
@@ -2340,7 +2340,7 @@
             </w:tabs>
             <w:rPr/>
           </w:pPr>
-          <w:hyperlink w:anchor="__RefHeading___Toc2082_516823210">
+          <w:hyperlink w:anchor="__RefHeading___Toc2082_2094905459">
             <w:r>
               <w:rPr>
                 <w:webHidden/>
@@ -2361,7 +2361,7 @@
             </w:tabs>
             <w:rPr/>
           </w:pPr>
-          <w:hyperlink w:anchor="__RefHeading___Toc2084_516823210">
+          <w:hyperlink w:anchor="__RefHeading___Toc2084_2094905459">
             <w:r>
               <w:rPr>
                 <w:webHidden/>
@@ -2382,7 +2382,7 @@
             </w:tabs>
             <w:rPr/>
           </w:pPr>
-          <w:hyperlink w:anchor="__RefHeading___Toc2086_516823210">
+          <w:hyperlink w:anchor="__RefHeading___Toc2086_2094905459">
             <w:r>
               <w:rPr>
                 <w:webHidden/>
@@ -2403,7 +2403,7 @@
             </w:tabs>
             <w:rPr/>
           </w:pPr>
-          <w:hyperlink w:anchor="__RefHeading___Toc2088_516823210">
+          <w:hyperlink w:anchor="__RefHeading___Toc2088_2094905459">
             <w:r>
               <w:rPr>
                 <w:webHidden/>
@@ -2424,7 +2424,7 @@
             </w:tabs>
             <w:rPr/>
           </w:pPr>
-          <w:hyperlink w:anchor="__RefHeading___Toc2090_516823210">
+          <w:hyperlink w:anchor="__RefHeading___Toc2090_2094905459">
             <w:r>
               <w:rPr>
                 <w:webHidden/>
@@ -2445,7 +2445,7 @@
             </w:tabs>
             <w:rPr/>
           </w:pPr>
-          <w:hyperlink w:anchor="__RefHeading___Toc2092_516823210">
+          <w:hyperlink w:anchor="__RefHeading___Toc2092_2094905459">
             <w:r>
               <w:rPr>
                 <w:webHidden/>
@@ -2466,7 +2466,7 @@
             </w:tabs>
             <w:rPr/>
           </w:pPr>
-          <w:hyperlink w:anchor="__RefHeading___Toc2094_516823210">
+          <w:hyperlink w:anchor="__RefHeading___Toc2094_2094905459">
             <w:r>
               <w:rPr>
                 <w:webHidden/>
@@ -2487,7 +2487,7 @@
             </w:tabs>
             <w:rPr/>
           </w:pPr>
-          <w:hyperlink w:anchor="__RefHeading___Toc2096_516823210">
+          <w:hyperlink w:anchor="__RefHeading___Toc2096_2094905459">
             <w:r>
               <w:rPr>
                 <w:webHidden/>
@@ -2508,7 +2508,7 @@
             </w:tabs>
             <w:rPr/>
           </w:pPr>
-          <w:hyperlink w:anchor="__RefHeading___Toc2098_516823210">
+          <w:hyperlink w:anchor="__RefHeading___Toc2098_2094905459">
             <w:r>
               <w:rPr>
                 <w:webHidden/>
@@ -2529,7 +2529,7 @@
             </w:tabs>
             <w:rPr/>
           </w:pPr>
-          <w:hyperlink w:anchor="__RefHeading___Toc2100_516823210">
+          <w:hyperlink w:anchor="__RefHeading___Toc2100_2094905459">
             <w:r>
               <w:rPr>
                 <w:webHidden/>
@@ -2550,7 +2550,7 @@
             </w:tabs>
             <w:rPr/>
           </w:pPr>
-          <w:hyperlink w:anchor="__RefHeading___Toc2102_516823210">
+          <w:hyperlink w:anchor="__RefHeading___Toc2102_2094905459">
             <w:r>
               <w:rPr>
                 <w:webHidden/>
@@ -2571,7 +2571,7 @@
             </w:tabs>
             <w:rPr/>
           </w:pPr>
-          <w:hyperlink w:anchor="__RefHeading___Toc2104_516823210">
+          <w:hyperlink w:anchor="__RefHeading___Toc2104_2094905459">
             <w:r>
               <w:rPr>
                 <w:webHidden/>
@@ -2592,7 +2592,7 @@
             </w:tabs>
             <w:rPr/>
           </w:pPr>
-          <w:hyperlink w:anchor="__RefHeading___Toc2106_516823210">
+          <w:hyperlink w:anchor="__RefHeading___Toc2106_2094905459">
             <w:r>
               <w:rPr>
                 <w:webHidden/>
@@ -2613,7 +2613,7 @@
             </w:tabs>
             <w:rPr/>
           </w:pPr>
-          <w:hyperlink w:anchor="__RefHeading___Toc2108_516823210">
+          <w:hyperlink w:anchor="__RefHeading___Toc2108_2094905459">
             <w:r>
               <w:rPr>
                 <w:webHidden/>
@@ -2634,7 +2634,7 @@
             </w:tabs>
             <w:rPr/>
           </w:pPr>
-          <w:hyperlink w:anchor="__RefHeading___Toc2110_516823210">
+          <w:hyperlink w:anchor="__RefHeading___Toc2110_2094905459">
             <w:r>
               <w:rPr>
                 <w:webHidden/>
@@ -2655,7 +2655,7 @@
             </w:tabs>
             <w:rPr/>
           </w:pPr>
-          <w:hyperlink w:anchor="__RefHeading___Toc2112_516823210">
+          <w:hyperlink w:anchor="__RefHeading___Toc2112_2094905459">
             <w:r>
               <w:rPr>
                 <w:webHidden/>
@@ -2676,7 +2676,7 @@
             </w:tabs>
             <w:rPr/>
           </w:pPr>
-          <w:hyperlink w:anchor="__RefHeading___Toc2114_516823210">
+          <w:hyperlink w:anchor="__RefHeading___Toc2114_2094905459">
             <w:r>
               <w:rPr>
                 <w:webHidden/>
@@ -2697,7 +2697,7 @@
             </w:tabs>
             <w:rPr/>
           </w:pPr>
-          <w:hyperlink w:anchor="__RefHeading___Toc2116_516823210">
+          <w:hyperlink w:anchor="__RefHeading___Toc2116_2094905459">
             <w:r>
               <w:rPr>
                 <w:webHidden/>
@@ -2718,7 +2718,7 @@
             </w:tabs>
             <w:rPr/>
           </w:pPr>
-          <w:hyperlink w:anchor="__RefHeading___Toc2118_516823210">
+          <w:hyperlink w:anchor="__RefHeading___Toc2118_2094905459">
             <w:r>
               <w:rPr>
                 <w:webHidden/>
@@ -2739,7 +2739,7 @@
             </w:tabs>
             <w:rPr/>
           </w:pPr>
-          <w:hyperlink w:anchor="__RefHeading___Toc2120_516823210">
+          <w:hyperlink w:anchor="__RefHeading___Toc2120_2094905459">
             <w:r>
               <w:rPr>
                 <w:webHidden/>
@@ -2760,7 +2760,7 @@
             </w:tabs>
             <w:rPr/>
           </w:pPr>
-          <w:hyperlink w:anchor="__RefHeading___Toc2122_516823210">
+          <w:hyperlink w:anchor="__RefHeading___Toc2122_2094905459">
             <w:r>
               <w:rPr>
                 <w:webHidden/>
@@ -2781,7 +2781,7 @@
             </w:tabs>
             <w:rPr/>
           </w:pPr>
-          <w:hyperlink w:anchor="__RefHeading___Toc2124_516823210">
+          <w:hyperlink w:anchor="__RefHeading___Toc2124_2094905459">
             <w:r>
               <w:rPr>
                 <w:webHidden/>
@@ -2802,7 +2802,7 @@
             </w:tabs>
             <w:rPr/>
           </w:pPr>
-          <w:hyperlink w:anchor="__RefHeading___Toc2126_516823210">
+          <w:hyperlink w:anchor="__RefHeading___Toc2126_2094905459">
             <w:r>
               <w:rPr>
                 <w:webHidden/>
@@ -2823,7 +2823,7 @@
             </w:tabs>
             <w:rPr/>
           </w:pPr>
-          <w:hyperlink w:anchor="__RefHeading___Toc2128_516823210">
+          <w:hyperlink w:anchor="__RefHeading___Toc2128_2094905459">
             <w:r>
               <w:rPr>
                 <w:webHidden/>
@@ -2844,7 +2844,7 @@
             </w:tabs>
             <w:rPr/>
           </w:pPr>
-          <w:hyperlink w:anchor="__RefHeading___Toc2130_516823210">
+          <w:hyperlink w:anchor="__RefHeading___Toc2130_2094905459">
             <w:r>
               <w:rPr>
                 <w:webHidden/>
@@ -2865,7 +2865,7 @@
             </w:tabs>
             <w:rPr/>
           </w:pPr>
-          <w:hyperlink w:anchor="__RefHeading___Toc2132_516823210">
+          <w:hyperlink w:anchor="__RefHeading___Toc2132_2094905459">
             <w:r>
               <w:rPr>
                 <w:webHidden/>
@@ -2886,7 +2886,7 @@
             </w:tabs>
             <w:rPr/>
           </w:pPr>
-          <w:hyperlink w:anchor="__RefHeading___Toc2134_516823210">
+          <w:hyperlink w:anchor="__RefHeading___Toc2134_2094905459">
             <w:r>
               <w:rPr>
                 <w:webHidden/>
@@ -2907,7 +2907,7 @@
             </w:tabs>
             <w:rPr/>
           </w:pPr>
-          <w:hyperlink w:anchor="__RefHeading___Toc2136_516823210">
+          <w:hyperlink w:anchor="__RefHeading___Toc2136_2094905459">
             <w:r>
               <w:rPr>
                 <w:webHidden/>
@@ -2928,7 +2928,7 @@
             </w:tabs>
             <w:rPr/>
           </w:pPr>
-          <w:hyperlink w:anchor="__RefHeading___Toc2138_516823210">
+          <w:hyperlink w:anchor="__RefHeading___Toc2138_2094905459">
             <w:r>
               <w:rPr>
                 <w:webHidden/>
@@ -2949,7 +2949,7 @@
             </w:tabs>
             <w:rPr/>
           </w:pPr>
-          <w:hyperlink w:anchor="__RefHeading___Toc2140_516823210">
+          <w:hyperlink w:anchor="__RefHeading___Toc2140_2094905459">
             <w:r>
               <w:rPr>
                 <w:webHidden/>
@@ -2970,7 +2970,7 @@
             </w:tabs>
             <w:rPr/>
           </w:pPr>
-          <w:hyperlink w:anchor="__RefHeading___Toc2142_516823210">
+          <w:hyperlink w:anchor="__RefHeading___Toc2142_2094905459">
             <w:r>
               <w:rPr>
                 <w:webHidden/>
@@ -2991,7 +2991,7 @@
             </w:tabs>
             <w:rPr/>
           </w:pPr>
-          <w:hyperlink w:anchor="__RefHeading___Toc2144_516823210">
+          <w:hyperlink w:anchor="__RefHeading___Toc2144_2094905459">
             <w:r>
               <w:rPr>
                 <w:webHidden/>
@@ -3012,7 +3012,7 @@
             </w:tabs>
             <w:rPr/>
           </w:pPr>
-          <w:hyperlink w:anchor="__RefHeading___Toc2146_516823210">
+          <w:hyperlink w:anchor="__RefHeading___Toc2146_2094905459">
             <w:r>
               <w:rPr>
                 <w:webHidden/>
@@ -3033,7 +3033,7 @@
             </w:tabs>
             <w:rPr/>
           </w:pPr>
-          <w:hyperlink w:anchor="__RefHeading___Toc2148_516823210">
+          <w:hyperlink w:anchor="__RefHeading___Toc2148_2094905459">
             <w:r>
               <w:rPr>
                 <w:webHidden/>
@@ -3054,7 +3054,7 @@
             </w:tabs>
             <w:rPr/>
           </w:pPr>
-          <w:hyperlink w:anchor="__RefHeading___Toc2150_516823210">
+          <w:hyperlink w:anchor="__RefHeading___Toc2150_2094905459">
             <w:r>
               <w:rPr>
                 <w:webHidden/>
@@ -3075,7 +3075,7 @@
             </w:tabs>
             <w:rPr/>
           </w:pPr>
-          <w:hyperlink w:anchor="__RefHeading___Toc2152_516823210">
+          <w:hyperlink w:anchor="__RefHeading___Toc2152_2094905459">
             <w:r>
               <w:rPr>
                 <w:webHidden/>
@@ -3096,7 +3096,7 @@
             </w:tabs>
             <w:rPr/>
           </w:pPr>
-          <w:hyperlink w:anchor="__RefHeading___Toc2154_516823210">
+          <w:hyperlink w:anchor="__RefHeading___Toc2154_2094905459">
             <w:r>
               <w:rPr>
                 <w:webHidden/>
@@ -3117,7 +3117,7 @@
             </w:tabs>
             <w:rPr/>
           </w:pPr>
-          <w:hyperlink w:anchor="__RefHeading___Toc2156_516823210">
+          <w:hyperlink w:anchor="__RefHeading___Toc2156_2094905459">
             <w:r>
               <w:rPr>
                 <w:webHidden/>
@@ -3138,7 +3138,7 @@
             </w:tabs>
             <w:rPr/>
           </w:pPr>
-          <w:hyperlink w:anchor="__RefHeading___Toc2158_516823210">
+          <w:hyperlink w:anchor="__RefHeading___Toc2158_2094905459">
             <w:r>
               <w:rPr>
                 <w:webHidden/>
@@ -3159,7 +3159,7 @@
             </w:tabs>
             <w:rPr/>
           </w:pPr>
-          <w:hyperlink w:anchor="__RefHeading___Toc2160_516823210">
+          <w:hyperlink w:anchor="__RefHeading___Toc2160_2094905459">
             <w:r>
               <w:rPr>
                 <w:webHidden/>
@@ -3180,7 +3180,7 @@
             </w:tabs>
             <w:rPr/>
           </w:pPr>
-          <w:hyperlink w:anchor="__RefHeading___Toc2162_516823210">
+          <w:hyperlink w:anchor="__RefHeading___Toc2162_2094905459">
             <w:r>
               <w:rPr>
                 <w:webHidden/>
@@ -3201,7 +3201,7 @@
             </w:tabs>
             <w:rPr/>
           </w:pPr>
-          <w:hyperlink w:anchor="__RefHeading___Toc2164_516823210">
+          <w:hyperlink w:anchor="__RefHeading___Toc2164_2094905459">
             <w:r>
               <w:rPr>
                 <w:webHidden/>
@@ -3222,7 +3222,7 @@
             </w:tabs>
             <w:rPr/>
           </w:pPr>
-          <w:hyperlink w:anchor="__RefHeading___Toc2166_516823210">
+          <w:hyperlink w:anchor="__RefHeading___Toc2166_2094905459">
             <w:r>
               <w:rPr>
                 <w:webHidden/>
@@ -3243,7 +3243,7 @@
             </w:tabs>
             <w:rPr/>
           </w:pPr>
-          <w:hyperlink w:anchor="__RefHeading___Toc2168_516823210">
+          <w:hyperlink w:anchor="__RefHeading___Toc2168_2094905459">
             <w:r>
               <w:rPr>
                 <w:webHidden/>
@@ -3264,7 +3264,7 @@
             </w:tabs>
             <w:rPr/>
           </w:pPr>
-          <w:hyperlink w:anchor="__RefHeading___Toc2170_516823210">
+          <w:hyperlink w:anchor="__RefHeading___Toc2170_2094905459">
             <w:r>
               <w:rPr>
                 <w:webHidden/>
@@ -3285,7 +3285,7 @@
             </w:tabs>
             <w:rPr/>
           </w:pPr>
-          <w:hyperlink w:anchor="__RefHeading___Toc2172_516823210">
+          <w:hyperlink w:anchor="__RefHeading___Toc2172_2094905459">
             <w:r>
               <w:rPr>
                 <w:webHidden/>
@@ -3306,7 +3306,7 @@
             </w:tabs>
             <w:rPr/>
           </w:pPr>
-          <w:hyperlink w:anchor="__RefHeading___Toc2174_516823210">
+          <w:hyperlink w:anchor="__RefHeading___Toc2174_2094905459">
             <w:r>
               <w:rPr>
                 <w:webHidden/>
@@ -3327,7 +3327,7 @@
             </w:tabs>
             <w:rPr/>
           </w:pPr>
-          <w:hyperlink w:anchor="__RefHeading___Toc2176_516823210">
+          <w:hyperlink w:anchor="__RefHeading___Toc2176_2094905459">
             <w:r>
               <w:rPr>
                 <w:webHidden/>
@@ -3348,7 +3348,7 @@
             </w:tabs>
             <w:rPr/>
           </w:pPr>
-          <w:hyperlink w:anchor="__RefHeading___Toc2178_516823210">
+          <w:hyperlink w:anchor="__RefHeading___Toc2178_2094905459">
             <w:r>
               <w:rPr>
                 <w:webHidden/>
@@ -3369,7 +3369,7 @@
             </w:tabs>
             <w:rPr/>
           </w:pPr>
-          <w:hyperlink w:anchor="__RefHeading___Toc2180_516823210">
+          <w:hyperlink w:anchor="__RefHeading___Toc2180_2094905459">
             <w:r>
               <w:rPr>
                 <w:webHidden/>
@@ -3390,7 +3390,7 @@
             </w:tabs>
             <w:rPr/>
           </w:pPr>
-          <w:hyperlink w:anchor="__RefHeading___Toc2182_516823210">
+          <w:hyperlink w:anchor="__RefHeading___Toc2182_2094905459">
             <w:r>
               <w:rPr>
                 <w:webHidden/>
@@ -3411,7 +3411,7 @@
             </w:tabs>
             <w:rPr/>
           </w:pPr>
-          <w:hyperlink w:anchor="__RefHeading___Toc2184_516823210">
+          <w:hyperlink w:anchor="__RefHeading___Toc2184_2094905459">
             <w:r>
               <w:rPr>
                 <w:webHidden/>
@@ -3432,7 +3432,7 @@
             </w:tabs>
             <w:rPr/>
           </w:pPr>
-          <w:hyperlink w:anchor="__RefHeading___Toc2186_516823210">
+          <w:hyperlink w:anchor="__RefHeading___Toc2186_2094905459">
             <w:r>
               <w:rPr>
                 <w:webHidden/>
@@ -3453,7 +3453,7 @@
             </w:tabs>
             <w:rPr/>
           </w:pPr>
-          <w:hyperlink w:anchor="__RefHeading___Toc2188_516823210">
+          <w:hyperlink w:anchor="__RefHeading___Toc2188_2094905459">
             <w:r>
               <w:rPr>
                 <w:webHidden/>
@@ -3474,7 +3474,7 @@
             </w:tabs>
             <w:rPr/>
           </w:pPr>
-          <w:hyperlink w:anchor="__RefHeading___Toc2190_516823210">
+          <w:hyperlink w:anchor="__RefHeading___Toc2190_2094905459">
             <w:r>
               <w:rPr>
                 <w:webHidden/>
@@ -3495,7 +3495,7 @@
             </w:tabs>
             <w:rPr/>
           </w:pPr>
-          <w:hyperlink w:anchor="__RefHeading___Toc2192_516823210">
+          <w:hyperlink w:anchor="__RefHeading___Toc2192_2094905459">
             <w:r>
               <w:rPr>
                 <w:webHidden/>
@@ -3516,7 +3516,7 @@
             </w:tabs>
             <w:rPr/>
           </w:pPr>
-          <w:hyperlink w:anchor="__RefHeading___Toc2194_516823210">
+          <w:hyperlink w:anchor="__RefHeading___Toc2194_2094905459">
             <w:r>
               <w:rPr>
                 <w:webHidden/>
@@ -3537,7 +3537,7 @@
             </w:tabs>
             <w:rPr/>
           </w:pPr>
-          <w:hyperlink w:anchor="__RefHeading___Toc2196_516823210">
+          <w:hyperlink w:anchor="__RefHeading___Toc2196_2094905459">
             <w:r>
               <w:rPr>
                 <w:webHidden/>
@@ -3558,7 +3558,7 @@
             </w:tabs>
             <w:rPr/>
           </w:pPr>
-          <w:hyperlink w:anchor="__RefHeading___Toc2198_516823210">
+          <w:hyperlink w:anchor="__RefHeading___Toc2198_2094905459">
             <w:r>
               <w:rPr>
                 <w:webHidden/>
@@ -3579,7 +3579,7 @@
             </w:tabs>
             <w:rPr/>
           </w:pPr>
-          <w:hyperlink w:anchor="__RefHeading___Toc2200_516823210">
+          <w:hyperlink w:anchor="__RefHeading___Toc2200_2094905459">
             <w:r>
               <w:rPr>
                 <w:webHidden/>
@@ -3600,7 +3600,7 @@
             </w:tabs>
             <w:rPr/>
           </w:pPr>
-          <w:hyperlink w:anchor="__RefHeading___Toc2202_516823210">
+          <w:hyperlink w:anchor="__RefHeading___Toc2202_2094905459">
             <w:r>
               <w:rPr>
                 <w:webHidden/>
@@ -3621,7 +3621,7 @@
             </w:tabs>
             <w:rPr/>
           </w:pPr>
-          <w:hyperlink w:anchor="__RefHeading___Toc2204_516823210">
+          <w:hyperlink w:anchor="__RefHeading___Toc2204_2094905459">
             <w:r>
               <w:rPr>
                 <w:webHidden/>
@@ -3642,7 +3642,7 @@
             </w:tabs>
             <w:rPr/>
           </w:pPr>
-          <w:hyperlink w:anchor="__RefHeading___Toc2206_516823210">
+          <w:hyperlink w:anchor="__RefHeading___Toc2206_2094905459">
             <w:r>
               <w:rPr>
                 <w:webHidden/>
@@ -3663,7 +3663,7 @@
             </w:tabs>
             <w:rPr/>
           </w:pPr>
-          <w:hyperlink w:anchor="__RefHeading___Toc2208_516823210">
+          <w:hyperlink w:anchor="__RefHeading___Toc2208_2094905459">
             <w:r>
               <w:rPr>
                 <w:webHidden/>
@@ -3684,7 +3684,7 @@
             </w:tabs>
             <w:rPr/>
           </w:pPr>
-          <w:hyperlink w:anchor="__RefHeading___Toc2210_516823210">
+          <w:hyperlink w:anchor="__RefHeading___Toc2210_2094905459">
             <w:r>
               <w:rPr>
                 <w:webHidden/>
@@ -3705,7 +3705,7 @@
             </w:tabs>
             <w:rPr/>
           </w:pPr>
-          <w:hyperlink w:anchor="__RefHeading___Toc2212_516823210">
+          <w:hyperlink w:anchor="__RefHeading___Toc2212_2094905459">
             <w:r>
               <w:rPr>
                 <w:webHidden/>
@@ -3726,7 +3726,7 @@
             </w:tabs>
             <w:rPr/>
           </w:pPr>
-          <w:hyperlink w:anchor="__RefHeading___Toc2214_516823210">
+          <w:hyperlink w:anchor="__RefHeading___Toc2214_2094905459">
             <w:r>
               <w:rPr>
                 <w:webHidden/>
@@ -3747,7 +3747,7 @@
             </w:tabs>
             <w:rPr/>
           </w:pPr>
-          <w:hyperlink w:anchor="__RefHeading___Toc2216_516823210">
+          <w:hyperlink w:anchor="__RefHeading___Toc2216_2094905459">
             <w:r>
               <w:rPr>
                 <w:webHidden/>
@@ -3768,7 +3768,7 @@
             </w:tabs>
             <w:rPr/>
           </w:pPr>
-          <w:hyperlink w:anchor="__RefHeading___Toc2218_516823210">
+          <w:hyperlink w:anchor="__RefHeading___Toc2218_2094905459">
             <w:r>
               <w:rPr>
                 <w:webHidden/>
@@ -3789,7 +3789,7 @@
             </w:tabs>
             <w:rPr/>
           </w:pPr>
-          <w:hyperlink w:anchor="__RefHeading___Toc2220_516823210">
+          <w:hyperlink w:anchor="__RefHeading___Toc2220_2094905459">
             <w:r>
               <w:rPr>
                 <w:webHidden/>
@@ -3810,7 +3810,7 @@
             </w:tabs>
             <w:rPr/>
           </w:pPr>
-          <w:hyperlink w:anchor="__RefHeading___Toc2222_516823210">
+          <w:hyperlink w:anchor="__RefHeading___Toc2222_2094905459">
             <w:r>
               <w:rPr>
                 <w:webHidden/>
@@ -3831,7 +3831,7 @@
             </w:tabs>
             <w:rPr/>
           </w:pPr>
-          <w:hyperlink w:anchor="__RefHeading___Toc2224_516823210">
+          <w:hyperlink w:anchor="__RefHeading___Toc2224_2094905459">
             <w:r>
               <w:rPr>
                 <w:webHidden/>
@@ -3852,7 +3852,7 @@
             </w:tabs>
             <w:rPr/>
           </w:pPr>
-          <w:hyperlink w:anchor="__RefHeading___Toc2226_516823210">
+          <w:hyperlink w:anchor="__RefHeading___Toc2226_2094905459">
             <w:r>
               <w:rPr>
                 <w:webHidden/>
@@ -3873,7 +3873,7 @@
             </w:tabs>
             <w:rPr/>
           </w:pPr>
-          <w:hyperlink w:anchor="__RefHeading___Toc2228_516823210">
+          <w:hyperlink w:anchor="__RefHeading___Toc2228_2094905459">
             <w:r>
               <w:rPr>
                 <w:webHidden/>
@@ -3894,7 +3894,7 @@
             </w:tabs>
             <w:rPr/>
           </w:pPr>
-          <w:hyperlink w:anchor="__RefHeading___Toc2230_516823210">
+          <w:hyperlink w:anchor="__RefHeading___Toc2230_2094905459">
             <w:r>
               <w:rPr>
                 <w:webHidden/>
@@ -3915,7 +3915,7 @@
             </w:tabs>
             <w:rPr/>
           </w:pPr>
-          <w:hyperlink w:anchor="__RefHeading___Toc2232_516823210">
+          <w:hyperlink w:anchor="__RefHeading___Toc2232_2094905459">
             <w:r>
               <w:rPr>
                 <w:webHidden/>
@@ -3936,7 +3936,7 @@
             </w:tabs>
             <w:rPr/>
           </w:pPr>
-          <w:hyperlink w:anchor="__RefHeading___Toc2234_516823210">
+          <w:hyperlink w:anchor="__RefHeading___Toc2234_2094905459">
             <w:r>
               <w:rPr>
                 <w:webHidden/>
@@ -3957,7 +3957,7 @@
             </w:tabs>
             <w:rPr/>
           </w:pPr>
-          <w:hyperlink w:anchor="__RefHeading___Toc2236_516823210">
+          <w:hyperlink w:anchor="__RefHeading___Toc2236_2094905459">
             <w:r>
               <w:rPr>
                 <w:webHidden/>
@@ -3978,7 +3978,7 @@
             </w:tabs>
             <w:rPr/>
           </w:pPr>
-          <w:hyperlink w:anchor="__RefHeading___Toc2238_516823210">
+          <w:hyperlink w:anchor="__RefHeading___Toc2238_2094905459">
             <w:r>
               <w:rPr>
                 <w:webHidden/>
@@ -3999,7 +3999,7 @@
             </w:tabs>
             <w:rPr/>
           </w:pPr>
-          <w:hyperlink w:anchor="__RefHeading___Toc2240_516823210">
+          <w:hyperlink w:anchor="__RefHeading___Toc2240_2094905459">
             <w:r>
               <w:rPr>
                 <w:webHidden/>
@@ -4020,7 +4020,7 @@
             </w:tabs>
             <w:rPr/>
           </w:pPr>
-          <w:hyperlink w:anchor="__RefHeading___Toc2242_516823210">
+          <w:hyperlink w:anchor="__RefHeading___Toc2242_2094905459">
             <w:r>
               <w:rPr>
                 <w:webHidden/>
@@ -4041,7 +4041,7 @@
             </w:tabs>
             <w:rPr/>
           </w:pPr>
-          <w:hyperlink w:anchor="__RefHeading___Toc2244_516823210">
+          <w:hyperlink w:anchor="__RefHeading___Toc2244_2094905459">
             <w:r>
               <w:rPr>
                 <w:webHidden/>
@@ -4062,7 +4062,7 @@
             </w:tabs>
             <w:rPr/>
           </w:pPr>
-          <w:hyperlink w:anchor="__RefHeading___Toc2246_516823210">
+          <w:hyperlink w:anchor="__RefHeading___Toc2246_2094905459">
             <w:r>
               <w:rPr>
                 <w:webHidden/>
@@ -4083,7 +4083,7 @@
             </w:tabs>
             <w:rPr/>
           </w:pPr>
-          <w:hyperlink w:anchor="__RefHeading___Toc2248_516823210">
+          <w:hyperlink w:anchor="__RefHeading___Toc2248_2094905459">
             <w:r>
               <w:rPr>
                 <w:webHidden/>
@@ -4104,7 +4104,7 @@
             </w:tabs>
             <w:rPr/>
           </w:pPr>
-          <w:hyperlink w:anchor="__RefHeading___Toc2250_516823210">
+          <w:hyperlink w:anchor="__RefHeading___Toc2250_2094905459">
             <w:r>
               <w:rPr>
                 <w:webHidden/>
@@ -4156,7 +4156,7 @@
         <w:ind w:hanging="0"/>
         <w:rPr/>
       </w:pPr>
-      <w:bookmarkStart w:id="0" w:name="__RefHeading___Toc2004_516823210"/>
+      <w:bookmarkStart w:id="0" w:name="__RefHeading___Toc2004_2094905459"/>
       <w:bookmarkEnd w:id="0"/>
       <w:r>
         <w:rPr/>
@@ -4237,7 +4237,7 @@
         <w:ind w:hanging="0"/>
         <w:rPr/>
       </w:pPr>
-      <w:bookmarkStart w:id="1" w:name="__RefHeading___Toc2006_516823210"/>
+      <w:bookmarkStart w:id="1" w:name="__RefHeading___Toc2006_2094905459"/>
       <w:bookmarkEnd w:id="1"/>
       <w:r>
         <w:rPr/>
@@ -4290,7 +4290,7 @@
         <w:ind w:hanging="0"/>
         <w:rPr/>
       </w:pPr>
-      <w:bookmarkStart w:id="2" w:name="__RefHeading___Toc2008_516823210"/>
+      <w:bookmarkStart w:id="2" w:name="__RefHeading___Toc2008_2094905459"/>
       <w:bookmarkEnd w:id="2"/>
       <w:r>
         <w:rPr/>
@@ -4443,7 +4443,7 @@
         <w:ind w:hanging="0"/>
         <w:rPr/>
       </w:pPr>
-      <w:bookmarkStart w:id="3" w:name="__RefHeading___Toc2010_516823210"/>
+      <w:bookmarkStart w:id="3" w:name="__RefHeading___Toc2010_2094905459"/>
       <w:bookmarkEnd w:id="3"/>
       <w:r>
         <w:rPr/>
@@ -4500,7 +4500,7 @@
         <w:ind w:hanging="0"/>
         <w:rPr/>
       </w:pPr>
-      <w:bookmarkStart w:id="4" w:name="__RefHeading___Toc2012_516823210"/>
+      <w:bookmarkStart w:id="4" w:name="__RefHeading___Toc2012_2094905459"/>
       <w:bookmarkEnd w:id="4"/>
       <w:r>
         <w:rPr/>
@@ -4691,7 +4691,7 @@
         <w:ind w:hanging="0"/>
         <w:rPr/>
       </w:pPr>
-      <w:bookmarkStart w:id="5" w:name="__RefHeading___Toc2014_516823210"/>
+      <w:bookmarkStart w:id="5" w:name="__RefHeading___Toc2014_2094905459"/>
       <w:bookmarkEnd w:id="5"/>
       <w:r>
         <w:rPr/>
@@ -4748,7 +4748,7 @@
         <w:ind w:hanging="0"/>
         <w:rPr/>
       </w:pPr>
-      <w:bookmarkStart w:id="6" w:name="__RefHeading___Toc2016_516823210"/>
+      <w:bookmarkStart w:id="6" w:name="__RefHeading___Toc2016_2094905459"/>
       <w:bookmarkEnd w:id="6"/>
       <w:r>
         <w:rPr/>
@@ -4818,7 +4818,7 @@
         <w:ind w:hanging="0"/>
         <w:rPr/>
       </w:pPr>
-      <w:bookmarkStart w:id="7" w:name="__RefHeading___Toc2018_516823210"/>
+      <w:bookmarkStart w:id="7" w:name="__RefHeading___Toc2018_2094905459"/>
       <w:bookmarkEnd w:id="7"/>
       <w:r>
         <w:rPr/>
@@ -4833,7 +4833,7 @@
         <w:ind w:hanging="0"/>
         <w:rPr/>
       </w:pPr>
-      <w:bookmarkStart w:id="8" w:name="__RefHeading___Toc2020_516823210"/>
+      <w:bookmarkStart w:id="8" w:name="__RefHeading___Toc2020_2094905459"/>
       <w:bookmarkEnd w:id="8"/>
       <w:r>
         <w:rPr/>
@@ -4932,7 +4932,7 @@
         <w:ind w:hanging="0"/>
         <w:rPr/>
       </w:pPr>
-      <w:bookmarkStart w:id="9" w:name="__RefHeading___Toc2022_516823210"/>
+      <w:bookmarkStart w:id="9" w:name="__RefHeading___Toc2022_2094905459"/>
       <w:bookmarkEnd w:id="9"/>
       <w:r>
         <w:rPr/>
@@ -5003,7 +5003,7 @@
         <w:ind w:hanging="0"/>
         <w:rPr/>
       </w:pPr>
-      <w:bookmarkStart w:id="10" w:name="__RefHeading___Toc2024_516823210"/>
+      <w:bookmarkStart w:id="10" w:name="__RefHeading___Toc2024_2094905459"/>
       <w:bookmarkEnd w:id="10"/>
       <w:r>
         <w:rPr/>
@@ -5074,7 +5074,7 @@
         <w:ind w:hanging="0"/>
         <w:rPr/>
       </w:pPr>
-      <w:bookmarkStart w:id="11" w:name="__RefHeading___Toc2026_516823210"/>
+      <w:bookmarkStart w:id="11" w:name="__RefHeading___Toc2026_2094905459"/>
       <w:bookmarkEnd w:id="11"/>
       <w:r>
         <w:rPr/>
@@ -5159,7 +5159,7 @@
         <w:ind w:hanging="0"/>
         <w:rPr/>
       </w:pPr>
-      <w:bookmarkStart w:id="12" w:name="__RefHeading___Toc2028_516823210"/>
+      <w:bookmarkStart w:id="12" w:name="__RefHeading___Toc2028_2094905459"/>
       <w:bookmarkEnd w:id="12"/>
       <w:r>
         <w:rPr/>
@@ -5244,7 +5244,7 @@
         <w:ind w:hanging="0"/>
         <w:rPr/>
       </w:pPr>
-      <w:bookmarkStart w:id="13" w:name="__RefHeading___Toc2030_516823210"/>
+      <w:bookmarkStart w:id="13" w:name="__RefHeading___Toc2030_2094905459"/>
       <w:bookmarkEnd w:id="13"/>
       <w:r>
         <w:rPr/>
@@ -5329,7 +5329,7 @@
         <w:ind w:hanging="0"/>
         <w:rPr/>
       </w:pPr>
-      <w:bookmarkStart w:id="14" w:name="__RefHeading___Toc2032_516823210"/>
+      <w:bookmarkStart w:id="14" w:name="__RefHeading___Toc2032_2094905459"/>
       <w:bookmarkEnd w:id="14"/>
       <w:r>
         <w:rPr/>
@@ -5400,7 +5400,7 @@
         <w:ind w:hanging="0"/>
         <w:rPr/>
       </w:pPr>
-      <w:bookmarkStart w:id="15" w:name="__RefHeading___Toc2034_516823210"/>
+      <w:bookmarkStart w:id="15" w:name="__RefHeading___Toc2034_2094905459"/>
       <w:bookmarkEnd w:id="15"/>
       <w:r>
         <w:rPr/>
@@ -5457,7 +5457,7 @@
         <w:ind w:hanging="0"/>
         <w:rPr/>
       </w:pPr>
-      <w:bookmarkStart w:id="16" w:name="__RefHeading___Toc2036_516823210"/>
+      <w:bookmarkStart w:id="16" w:name="__RefHeading___Toc2036_2094905459"/>
       <w:bookmarkEnd w:id="16"/>
       <w:r>
         <w:rPr/>
@@ -5528,7 +5528,7 @@
         <w:ind w:hanging="0"/>
         <w:rPr/>
       </w:pPr>
-      <w:bookmarkStart w:id="17" w:name="__RefHeading___Toc2038_516823210"/>
+      <w:bookmarkStart w:id="17" w:name="__RefHeading___Toc2038_2094905459"/>
       <w:bookmarkEnd w:id="17"/>
       <w:r>
         <w:rPr/>
@@ -5599,7 +5599,7 @@
         <w:ind w:hanging="0"/>
         <w:rPr/>
       </w:pPr>
-      <w:bookmarkStart w:id="18" w:name="__RefHeading___Toc2040_516823210"/>
+      <w:bookmarkStart w:id="18" w:name="__RefHeading___Toc2040_2094905459"/>
       <w:bookmarkEnd w:id="18"/>
       <w:r>
         <w:rPr/>
@@ -5670,7 +5670,7 @@
         <w:ind w:hanging="0"/>
         <w:rPr/>
       </w:pPr>
-      <w:bookmarkStart w:id="19" w:name="__RefHeading___Toc2042_516823210"/>
+      <w:bookmarkStart w:id="19" w:name="__RefHeading___Toc2042_2094905459"/>
       <w:bookmarkEnd w:id="19"/>
       <w:r>
         <w:rPr/>
@@ -5741,7 +5741,7 @@
         <w:ind w:hanging="0"/>
         <w:rPr/>
       </w:pPr>
-      <w:bookmarkStart w:id="20" w:name="__RefHeading___Toc2044_516823210"/>
+      <w:bookmarkStart w:id="20" w:name="__RefHeading___Toc2044_2094905459"/>
       <w:bookmarkEnd w:id="20"/>
       <w:r>
         <w:rPr/>
@@ -6450,7 +6450,7 @@
         <w:ind w:hanging="0"/>
         <w:rPr/>
       </w:pPr>
-      <w:bookmarkStart w:id="21" w:name="__RefHeading___Toc2046_516823210"/>
+      <w:bookmarkStart w:id="21" w:name="__RefHeading___Toc2046_2094905459"/>
       <w:bookmarkEnd w:id="21"/>
       <w:r>
         <w:rPr/>
@@ -6520,7 +6520,7 @@
         <w:ind w:hanging="0"/>
         <w:rPr/>
       </w:pPr>
-      <w:bookmarkStart w:id="22" w:name="__RefHeading___Toc2048_516823210"/>
+      <w:bookmarkStart w:id="22" w:name="__RefHeading___Toc2048_2094905459"/>
       <w:bookmarkEnd w:id="22"/>
       <w:r>
         <w:rPr/>
@@ -6535,7 +6535,7 @@
         <w:ind w:hanging="0"/>
         <w:rPr/>
       </w:pPr>
-      <w:bookmarkStart w:id="23" w:name="__RefHeading___Toc2050_516823210"/>
+      <w:bookmarkStart w:id="23" w:name="__RefHeading___Toc2050_2094905459"/>
       <w:bookmarkEnd w:id="23"/>
       <w:r>
         <w:rPr/>
@@ -6592,7 +6592,7 @@
         <w:ind w:hanging="0"/>
         <w:rPr/>
       </w:pPr>
-      <w:bookmarkStart w:id="24" w:name="__RefHeading___Toc2052_516823210"/>
+      <w:bookmarkStart w:id="24" w:name="__RefHeading___Toc2052_2094905459"/>
       <w:bookmarkEnd w:id="24"/>
       <w:r>
         <w:rPr/>
@@ -6705,7 +6705,7 @@
         <w:ind w:hanging="0"/>
         <w:rPr/>
       </w:pPr>
-      <w:bookmarkStart w:id="25" w:name="__RefHeading___Toc2054_516823210"/>
+      <w:bookmarkStart w:id="25" w:name="__RefHeading___Toc2054_2094905459"/>
       <w:bookmarkEnd w:id="25"/>
       <w:r>
         <w:rPr/>
@@ -6788,7 +6788,7 @@
         <w:ind w:hanging="0"/>
         <w:rPr/>
       </w:pPr>
-      <w:bookmarkStart w:id="26" w:name="__RefHeading___Toc2056_516823210"/>
+      <w:bookmarkStart w:id="26" w:name="__RefHeading___Toc2056_2094905459"/>
       <w:bookmarkEnd w:id="26"/>
       <w:r>
         <w:rPr/>
@@ -6859,7 +6859,7 @@
         <w:ind w:hanging="0"/>
         <w:rPr/>
       </w:pPr>
-      <w:bookmarkStart w:id="27" w:name="__RefHeading___Toc2058_516823210"/>
+      <w:bookmarkStart w:id="27" w:name="__RefHeading___Toc2058_2094905459"/>
       <w:bookmarkEnd w:id="27"/>
       <w:r>
         <w:rPr/>
@@ -6916,7 +6916,7 @@
         <w:ind w:hanging="0"/>
         <w:rPr/>
       </w:pPr>
-      <w:bookmarkStart w:id="28" w:name="__RefHeading___Toc2060_516823210"/>
+      <w:bookmarkStart w:id="28" w:name="__RefHeading___Toc2060_2094905459"/>
       <w:bookmarkEnd w:id="28"/>
       <w:r>
         <w:rPr/>
@@ -6973,7 +6973,7 @@
         <w:ind w:hanging="0"/>
         <w:rPr/>
       </w:pPr>
-      <w:bookmarkStart w:id="29" w:name="__RefHeading___Toc2062_516823210"/>
+      <w:bookmarkStart w:id="29" w:name="__RefHeading___Toc2062_2094905459"/>
       <w:bookmarkEnd w:id="29"/>
       <w:r>
         <w:rPr/>
@@ -7044,7 +7044,7 @@
         <w:ind w:hanging="0"/>
         <w:rPr/>
       </w:pPr>
-      <w:bookmarkStart w:id="30" w:name="__RefHeading___Toc2064_516823210"/>
+      <w:bookmarkStart w:id="30" w:name="__RefHeading___Toc2064_2094905459"/>
       <w:bookmarkEnd w:id="30"/>
       <w:r>
         <w:rPr/>
@@ -7115,7 +7115,7 @@
         <w:ind w:hanging="0"/>
         <w:rPr/>
       </w:pPr>
-      <w:bookmarkStart w:id="31" w:name="__RefHeading___Toc2066_516823210"/>
+      <w:bookmarkStart w:id="31" w:name="__RefHeading___Toc2066_2094905459"/>
       <w:bookmarkEnd w:id="31"/>
       <w:r>
         <w:rPr/>
@@ -7186,7 +7186,7 @@
         <w:ind w:hanging="0"/>
         <w:rPr/>
       </w:pPr>
-      <w:bookmarkStart w:id="32" w:name="__RefHeading___Toc2068_516823210"/>
+      <w:bookmarkStart w:id="32" w:name="__RefHeading___Toc2068_2094905459"/>
       <w:bookmarkEnd w:id="32"/>
       <w:r>
         <w:rPr/>
@@ -7257,7 +7257,7 @@
         <w:ind w:hanging="0"/>
         <w:rPr/>
       </w:pPr>
-      <w:bookmarkStart w:id="33" w:name="__RefHeading___Toc2070_516823210"/>
+      <w:bookmarkStart w:id="33" w:name="__RefHeading___Toc2070_2094905459"/>
       <w:bookmarkEnd w:id="33"/>
       <w:r>
         <w:rPr/>
@@ -7314,7 +7314,7 @@
         <w:ind w:hanging="0"/>
         <w:rPr/>
       </w:pPr>
-      <w:bookmarkStart w:id="34" w:name="__RefHeading___Toc2072_516823210"/>
+      <w:bookmarkStart w:id="34" w:name="__RefHeading___Toc2072_2094905459"/>
       <w:bookmarkEnd w:id="34"/>
       <w:r>
         <w:rPr/>
@@ -7514,7 +7514,7 @@
         <w:ind w:hanging="0"/>
         <w:rPr/>
       </w:pPr>
-      <w:bookmarkStart w:id="35" w:name="__RefHeading___Toc2074_516823210"/>
+      <w:bookmarkStart w:id="35" w:name="__RefHeading___Toc2074_2094905459"/>
       <w:bookmarkEnd w:id="35"/>
       <w:r>
         <w:rPr/>
@@ -7529,7 +7529,7 @@
         <w:ind w:hanging="0"/>
         <w:rPr/>
       </w:pPr>
-      <w:bookmarkStart w:id="36" w:name="__RefHeading___Toc2076_516823210"/>
+      <w:bookmarkStart w:id="36" w:name="__RefHeading___Toc2076_2094905459"/>
       <w:bookmarkEnd w:id="36"/>
       <w:r>
         <w:rPr/>
@@ -7672,7 +7672,7 @@
         <w:ind w:hanging="0"/>
         <w:rPr/>
       </w:pPr>
-      <w:bookmarkStart w:id="37" w:name="__RefHeading___Toc2078_516823210"/>
+      <w:bookmarkStart w:id="37" w:name="__RefHeading___Toc2078_2094905459"/>
       <w:bookmarkEnd w:id="37"/>
       <w:r>
         <w:rPr/>
@@ -7825,7 +7825,7 @@
         <w:ind w:hanging="0"/>
         <w:rPr/>
       </w:pPr>
-      <w:bookmarkStart w:id="38" w:name="__RefHeading___Toc2080_516823210"/>
+      <w:bookmarkStart w:id="38" w:name="__RefHeading___Toc2080_2094905459"/>
       <w:bookmarkEnd w:id="38"/>
       <w:r>
         <w:rPr/>
@@ -8679,7 +8679,7 @@
         <w:ind w:hanging="0"/>
         <w:rPr/>
       </w:pPr>
-      <w:bookmarkStart w:id="39" w:name="__RefHeading___Toc2082_516823210"/>
+      <w:bookmarkStart w:id="39" w:name="__RefHeading___Toc2082_2094905459"/>
       <w:bookmarkEnd w:id="39"/>
       <w:r>
         <w:rPr/>
@@ -8864,7 +8864,7 @@
         <w:ind w:hanging="0"/>
         <w:rPr/>
       </w:pPr>
-      <w:bookmarkStart w:id="40" w:name="__RefHeading___Toc2084_516823210"/>
+      <w:bookmarkStart w:id="40" w:name="__RefHeading___Toc2084_2094905459"/>
       <w:bookmarkEnd w:id="40"/>
       <w:r>
         <w:rPr/>
@@ -9017,7 +9017,7 @@
         <w:ind w:hanging="0"/>
         <w:rPr/>
       </w:pPr>
-      <w:bookmarkStart w:id="41" w:name="__RefHeading___Toc2086_516823210"/>
+      <w:bookmarkStart w:id="41" w:name="__RefHeading___Toc2086_2094905459"/>
       <w:bookmarkEnd w:id="41"/>
       <w:r>
         <w:rPr/>
@@ -9146,7 +9146,7 @@
         <w:ind w:hanging="0"/>
         <w:rPr/>
       </w:pPr>
-      <w:bookmarkStart w:id="42" w:name="__RefHeading___Toc2088_516823210"/>
+      <w:bookmarkStart w:id="42" w:name="__RefHeading___Toc2088_2094905459"/>
       <w:bookmarkEnd w:id="42"/>
       <w:r>
         <w:rPr/>
@@ -10146,7 +10146,7 @@
         <w:ind w:hanging="0"/>
         <w:rPr/>
       </w:pPr>
-      <w:bookmarkStart w:id="43" w:name="__RefHeading___Toc2090_516823210"/>
+      <w:bookmarkStart w:id="43" w:name="__RefHeading___Toc2090_2094905459"/>
       <w:bookmarkEnd w:id="43"/>
       <w:r>
         <w:rPr/>
@@ -11045,7 +11045,7 @@
         <w:ind w:hanging="0"/>
         <w:rPr/>
       </w:pPr>
-      <w:bookmarkStart w:id="44" w:name="__RefHeading___Toc2092_516823210"/>
+      <w:bookmarkStart w:id="44" w:name="__RefHeading___Toc2092_2094905459"/>
       <w:bookmarkEnd w:id="44"/>
       <w:r>
         <w:rPr/>
@@ -11186,7 +11186,7 @@
         <w:ind w:hanging="0"/>
         <w:rPr/>
       </w:pPr>
-      <w:bookmarkStart w:id="45" w:name="__RefHeading___Toc2094_516823210"/>
+      <w:bookmarkStart w:id="45" w:name="__RefHeading___Toc2094_2094905459"/>
       <w:bookmarkEnd w:id="45"/>
       <w:r>
         <w:rPr/>
@@ -11257,7 +11257,7 @@
         <w:ind w:hanging="0"/>
         <w:rPr/>
       </w:pPr>
-      <w:bookmarkStart w:id="46" w:name="__RefHeading___Toc2096_516823210"/>
+      <w:bookmarkStart w:id="46" w:name="__RefHeading___Toc2096_2094905459"/>
       <w:bookmarkEnd w:id="46"/>
       <w:r>
         <w:rPr/>
@@ -11398,7 +11398,7 @@
         <w:ind w:hanging="0"/>
         <w:rPr/>
       </w:pPr>
-      <w:bookmarkStart w:id="47" w:name="__RefHeading___Toc2098_516823210"/>
+      <w:bookmarkStart w:id="47" w:name="__RefHeading___Toc2098_2094905459"/>
       <w:bookmarkEnd w:id="47"/>
       <w:r>
         <w:rPr/>
@@ -11559,7 +11559,7 @@
         <w:ind w:hanging="0"/>
         <w:rPr/>
       </w:pPr>
-      <w:bookmarkStart w:id="48" w:name="__RefHeading___Toc2100_516823210"/>
+      <w:bookmarkStart w:id="48" w:name="__RefHeading___Toc2100_2094905459"/>
       <w:bookmarkEnd w:id="48"/>
       <w:r>
         <w:rPr/>
@@ -11588,7 +11588,7 @@
         <w:ind w:hanging="0"/>
         <w:rPr/>
       </w:pPr>
-      <w:bookmarkStart w:id="49" w:name="__RefHeading___Toc2102_516823210"/>
+      <w:bookmarkStart w:id="49" w:name="__RefHeading___Toc2102_2094905459"/>
       <w:bookmarkEnd w:id="49"/>
       <w:r>
         <w:rPr/>
@@ -11617,7 +11617,7 @@
         <w:ind w:hanging="0"/>
         <w:rPr/>
       </w:pPr>
-      <w:bookmarkStart w:id="50" w:name="__RefHeading___Toc2104_516823210"/>
+      <w:bookmarkStart w:id="50" w:name="__RefHeading___Toc2104_2094905459"/>
       <w:bookmarkEnd w:id="50"/>
       <w:r>
         <w:rPr/>
@@ -11646,7 +11646,7 @@
         <w:ind w:hanging="0"/>
         <w:rPr/>
       </w:pPr>
-      <w:bookmarkStart w:id="51" w:name="__RefHeading___Toc2106_516823210"/>
+      <w:bookmarkStart w:id="51" w:name="__RefHeading___Toc2106_2094905459"/>
       <w:bookmarkEnd w:id="51"/>
       <w:r>
         <w:rPr/>
@@ -11675,7 +11675,7 @@
         <w:ind w:hanging="0"/>
         <w:rPr/>
       </w:pPr>
-      <w:bookmarkStart w:id="52" w:name="__RefHeading___Toc2108_516823210"/>
+      <w:bookmarkStart w:id="52" w:name="__RefHeading___Toc2108_2094905459"/>
       <w:bookmarkEnd w:id="52"/>
       <w:r>
         <w:rPr/>
@@ -11704,7 +11704,7 @@
         <w:ind w:hanging="0"/>
         <w:rPr/>
       </w:pPr>
-      <w:bookmarkStart w:id="53" w:name="__RefHeading___Toc2110_516823210"/>
+      <w:bookmarkStart w:id="53" w:name="__RefHeading___Toc2110_2094905459"/>
       <w:bookmarkEnd w:id="53"/>
       <w:r>
         <w:rPr/>
@@ -11733,7 +11733,7 @@
         <w:ind w:hanging="0"/>
         <w:rPr/>
       </w:pPr>
-      <w:bookmarkStart w:id="54" w:name="__RefHeading___Toc2112_516823210"/>
+      <w:bookmarkStart w:id="54" w:name="__RefHeading___Toc2112_2094905459"/>
       <w:bookmarkEnd w:id="54"/>
       <w:r>
         <w:rPr/>
@@ -11790,7 +11790,7 @@
         <w:ind w:hanging="0"/>
         <w:rPr/>
       </w:pPr>
-      <w:bookmarkStart w:id="55" w:name="__RefHeading___Toc2114_516823210"/>
+      <w:bookmarkStart w:id="55" w:name="__RefHeading___Toc2114_2094905459"/>
       <w:bookmarkEnd w:id="55"/>
       <w:r>
         <w:rPr/>
@@ -11903,7 +11903,7 @@
         <w:ind w:hanging="0"/>
         <w:rPr/>
       </w:pPr>
-      <w:bookmarkStart w:id="56" w:name="__RefHeading___Toc2116_516823210"/>
+      <w:bookmarkStart w:id="56" w:name="__RefHeading___Toc2116_2094905459"/>
       <w:bookmarkEnd w:id="56"/>
       <w:r>
         <w:rPr/>
@@ -11959,7 +11959,7 @@
         <w:ind w:hanging="0"/>
         <w:rPr/>
       </w:pPr>
-      <w:bookmarkStart w:id="57" w:name="__RefHeading___Toc2118_516823210"/>
+      <w:bookmarkStart w:id="57" w:name="__RefHeading___Toc2118_2094905459"/>
       <w:bookmarkEnd w:id="57"/>
       <w:r>
         <w:rPr/>
@@ -11974,7 +11974,7 @@
         <w:ind w:hanging="0"/>
         <w:rPr/>
       </w:pPr>
-      <w:bookmarkStart w:id="58" w:name="__RefHeading___Toc2120_516823210"/>
+      <w:bookmarkStart w:id="58" w:name="__RefHeading___Toc2120_2094905459"/>
       <w:bookmarkEnd w:id="58"/>
       <w:r>
         <w:rPr/>
@@ -13447,7 +13447,7 @@
         <w:ind w:hanging="0"/>
         <w:rPr/>
       </w:pPr>
-      <w:bookmarkStart w:id="59" w:name="__RefHeading___Toc2122_516823210"/>
+      <w:bookmarkStart w:id="59" w:name="__RefHeading___Toc2122_2094905459"/>
       <w:bookmarkEnd w:id="59"/>
       <w:r>
         <w:rPr/>
@@ -13476,7 +13476,7 @@
         <w:ind w:hanging="0"/>
         <w:rPr/>
       </w:pPr>
-      <w:bookmarkStart w:id="60" w:name="__RefHeading___Toc2124_516823210"/>
+      <w:bookmarkStart w:id="60" w:name="__RefHeading___Toc2124_2094905459"/>
       <w:bookmarkEnd w:id="60"/>
       <w:r>
         <w:rPr/>
@@ -13533,7 +13533,7 @@
         <w:ind w:hanging="0"/>
         <w:rPr/>
       </w:pPr>
-      <w:bookmarkStart w:id="61" w:name="__RefHeading___Toc2126_516823210"/>
+      <w:bookmarkStart w:id="61" w:name="__RefHeading___Toc2126_2094905459"/>
       <w:bookmarkEnd w:id="61"/>
       <w:r>
         <w:rPr/>
@@ -13590,7 +13590,7 @@
         <w:ind w:hanging="0"/>
         <w:rPr/>
       </w:pPr>
-      <w:bookmarkStart w:id="62" w:name="__RefHeading___Toc2128_516823210"/>
+      <w:bookmarkStart w:id="62" w:name="__RefHeading___Toc2128_2094905459"/>
       <w:bookmarkEnd w:id="62"/>
       <w:r>
         <w:rPr/>
@@ -13633,7 +13633,7 @@
         <w:ind w:hanging="0"/>
         <w:rPr/>
       </w:pPr>
-      <w:bookmarkStart w:id="63" w:name="__RefHeading___Toc2130_516823210"/>
+      <w:bookmarkStart w:id="63" w:name="__RefHeading___Toc2130_2094905459"/>
       <w:bookmarkEnd w:id="63"/>
       <w:r>
         <w:rPr/>
@@ -13676,7 +13676,7 @@
         <w:ind w:hanging="0"/>
         <w:rPr/>
       </w:pPr>
-      <w:bookmarkStart w:id="64" w:name="__RefHeading___Toc2132_516823210"/>
+      <w:bookmarkStart w:id="64" w:name="__RefHeading___Toc2132_2094905459"/>
       <w:bookmarkEnd w:id="64"/>
       <w:r>
         <w:rPr/>
@@ -13719,7 +13719,7 @@
         <w:ind w:hanging="0"/>
         <w:rPr/>
       </w:pPr>
-      <w:bookmarkStart w:id="65" w:name="__RefHeading___Toc2134_516823210"/>
+      <w:bookmarkStart w:id="65" w:name="__RefHeading___Toc2134_2094905459"/>
       <w:bookmarkEnd w:id="65"/>
       <w:r>
         <w:rPr/>
@@ -13748,7 +13748,7 @@
         <w:ind w:hanging="0"/>
         <w:rPr/>
       </w:pPr>
-      <w:bookmarkStart w:id="66" w:name="__RefHeading___Toc2136_516823210"/>
+      <w:bookmarkStart w:id="66" w:name="__RefHeading___Toc2136_2094905459"/>
       <w:bookmarkEnd w:id="66"/>
       <w:r>
         <w:rPr/>
@@ -13791,7 +13791,7 @@
         <w:ind w:hanging="0"/>
         <w:rPr/>
       </w:pPr>
-      <w:bookmarkStart w:id="67" w:name="__RefHeading___Toc2138_516823210"/>
+      <w:bookmarkStart w:id="67" w:name="__RefHeading___Toc2138_2094905459"/>
       <w:bookmarkEnd w:id="67"/>
       <w:r>
         <w:rPr/>
@@ -13848,7 +13848,7 @@
         <w:ind w:hanging="0"/>
         <w:rPr/>
       </w:pPr>
-      <w:bookmarkStart w:id="68" w:name="__RefHeading___Toc2140_516823210"/>
+      <w:bookmarkStart w:id="68" w:name="__RefHeading___Toc2140_2094905459"/>
       <w:bookmarkEnd w:id="68"/>
       <w:r>
         <w:rPr/>
@@ -13891,7 +13891,7 @@
         <w:ind w:hanging="0"/>
         <w:rPr/>
       </w:pPr>
-      <w:bookmarkStart w:id="69" w:name="__RefHeading___Toc2142_516823210"/>
+      <w:bookmarkStart w:id="69" w:name="__RefHeading___Toc2142_2094905459"/>
       <w:bookmarkEnd w:id="69"/>
       <w:r>
         <w:rPr/>
@@ -13948,7 +13948,7 @@
         <w:ind w:hanging="0"/>
         <w:rPr/>
       </w:pPr>
-      <w:bookmarkStart w:id="70" w:name="__RefHeading___Toc2144_516823210"/>
+      <w:bookmarkStart w:id="70" w:name="__RefHeading___Toc2144_2094905459"/>
       <w:bookmarkEnd w:id="70"/>
       <w:r>
         <w:rPr/>
@@ -14063,7 +14063,7 @@
         <w:ind w:hanging="0"/>
         <w:rPr/>
       </w:pPr>
-      <w:bookmarkStart w:id="71" w:name="__RefHeading___Toc2146_516823210"/>
+      <w:bookmarkStart w:id="71" w:name="__RefHeading___Toc2146_2094905459"/>
       <w:bookmarkEnd w:id="71"/>
       <w:r>
         <w:rPr/>
@@ -14092,7 +14092,7 @@
         <w:ind w:hanging="0"/>
         <w:rPr/>
       </w:pPr>
-      <w:bookmarkStart w:id="72" w:name="__RefHeading___Toc2148_516823210"/>
+      <w:bookmarkStart w:id="72" w:name="__RefHeading___Toc2148_2094905459"/>
       <w:bookmarkEnd w:id="72"/>
       <w:r>
         <w:rPr/>
@@ -14135,7 +14135,7 @@
         <w:ind w:hanging="0"/>
         <w:rPr/>
       </w:pPr>
-      <w:bookmarkStart w:id="73" w:name="__RefHeading___Toc2150_516823210"/>
+      <w:bookmarkStart w:id="73" w:name="__RefHeading___Toc2150_2094905459"/>
       <w:bookmarkEnd w:id="73"/>
       <w:r>
         <w:rPr/>
@@ -14178,7 +14178,7 @@
         <w:ind w:hanging="0"/>
         <w:rPr/>
       </w:pPr>
-      <w:bookmarkStart w:id="74" w:name="__RefHeading___Toc2152_516823210"/>
+      <w:bookmarkStart w:id="74" w:name="__RefHeading___Toc2152_2094905459"/>
       <w:bookmarkEnd w:id="74"/>
       <w:r>
         <w:rPr/>
@@ -14221,7 +14221,7 @@
         <w:ind w:hanging="0"/>
         <w:rPr/>
       </w:pPr>
-      <w:bookmarkStart w:id="75" w:name="__RefHeading___Toc2154_516823210"/>
+      <w:bookmarkStart w:id="75" w:name="__RefHeading___Toc2154_2094905459"/>
       <w:bookmarkEnd w:id="75"/>
       <w:r>
         <w:rPr/>
@@ -14264,7 +14264,7 @@
         <w:ind w:hanging="0"/>
         <w:rPr/>
       </w:pPr>
-      <w:bookmarkStart w:id="76" w:name="__RefHeading___Toc2156_516823210"/>
+      <w:bookmarkStart w:id="76" w:name="__RefHeading___Toc2156_2094905459"/>
       <w:bookmarkEnd w:id="76"/>
       <w:r>
         <w:rPr/>
@@ -14391,7 +14391,7 @@
         <w:ind w:hanging="0"/>
         <w:rPr/>
       </w:pPr>
-      <w:bookmarkStart w:id="77" w:name="__RefHeading___Toc2158_516823210"/>
+      <w:bookmarkStart w:id="77" w:name="__RefHeading___Toc2158_2094905459"/>
       <w:bookmarkEnd w:id="77"/>
       <w:r>
         <w:rPr/>
@@ -14420,7 +14420,7 @@
         <w:ind w:hanging="0"/>
         <w:rPr/>
       </w:pPr>
-      <w:bookmarkStart w:id="78" w:name="__RefHeading___Toc2160_516823210"/>
+      <w:bookmarkStart w:id="78" w:name="__RefHeading___Toc2160_2094905459"/>
       <w:bookmarkEnd w:id="78"/>
       <w:r>
         <w:rPr/>
@@ -14477,7 +14477,7 @@
         <w:ind w:hanging="0"/>
         <w:rPr/>
       </w:pPr>
-      <w:bookmarkStart w:id="79" w:name="__RefHeading___Toc2162_516823210"/>
+      <w:bookmarkStart w:id="79" w:name="__RefHeading___Toc2162_2094905459"/>
       <w:bookmarkEnd w:id="79"/>
       <w:r>
         <w:rPr/>
@@ -14534,7 +14534,7 @@
         <w:ind w:hanging="0"/>
         <w:rPr/>
       </w:pPr>
-      <w:bookmarkStart w:id="80" w:name="__RefHeading___Toc2164_516823210"/>
+      <w:bookmarkStart w:id="80" w:name="__RefHeading___Toc2164_2094905459"/>
       <w:bookmarkEnd w:id="80"/>
       <w:r>
         <w:rPr/>
@@ -14591,7 +14591,7 @@
         <w:ind w:hanging="0"/>
         <w:rPr/>
       </w:pPr>
-      <w:bookmarkStart w:id="81" w:name="__RefHeading___Toc2166_516823210"/>
+      <w:bookmarkStart w:id="81" w:name="__RefHeading___Toc2166_2094905459"/>
       <w:bookmarkEnd w:id="81"/>
       <w:r>
         <w:rPr/>
@@ -14634,7 +14634,7 @@
         <w:ind w:hanging="0"/>
         <w:rPr/>
       </w:pPr>
-      <w:bookmarkStart w:id="82" w:name="__RefHeading___Toc2168_516823210"/>
+      <w:bookmarkStart w:id="82" w:name="__RefHeading___Toc2168_2094905459"/>
       <w:bookmarkEnd w:id="82"/>
       <w:r>
         <w:rPr/>
@@ -14677,7 +14677,7 @@
         <w:ind w:hanging="0"/>
         <w:rPr/>
       </w:pPr>
-      <w:bookmarkStart w:id="83" w:name="__RefHeading___Toc2170_516823210"/>
+      <w:bookmarkStart w:id="83" w:name="__RefHeading___Toc2170_2094905459"/>
       <w:bookmarkEnd w:id="83"/>
       <w:r>
         <w:rPr/>
@@ -14706,7 +14706,7 @@
         <w:ind w:hanging="0"/>
         <w:rPr/>
       </w:pPr>
-      <w:bookmarkStart w:id="84" w:name="__RefHeading___Toc2172_516823210"/>
+      <w:bookmarkStart w:id="84" w:name="__RefHeading___Toc2172_2094905459"/>
       <w:bookmarkEnd w:id="84"/>
       <w:r>
         <w:rPr/>
@@ -14749,7 +14749,7 @@
         <w:ind w:hanging="0"/>
         <w:rPr/>
       </w:pPr>
-      <w:bookmarkStart w:id="85" w:name="__RefHeading___Toc2174_516823210"/>
+      <w:bookmarkStart w:id="85" w:name="__RefHeading___Toc2174_2094905459"/>
       <w:bookmarkEnd w:id="85"/>
       <w:r>
         <w:rPr/>
@@ -14806,7 +14806,7 @@
         <w:ind w:hanging="0"/>
         <w:rPr/>
       </w:pPr>
-      <w:bookmarkStart w:id="86" w:name="__RefHeading___Toc2176_516823210"/>
+      <w:bookmarkStart w:id="86" w:name="__RefHeading___Toc2176_2094905459"/>
       <w:bookmarkEnd w:id="86"/>
       <w:r>
         <w:rPr/>
@@ -14849,7 +14849,7 @@
         <w:ind w:hanging="0"/>
         <w:rPr/>
       </w:pPr>
-      <w:bookmarkStart w:id="87" w:name="__RefHeading___Toc2178_516823210"/>
+      <w:bookmarkStart w:id="87" w:name="__RefHeading___Toc2178_2094905459"/>
       <w:bookmarkEnd w:id="87"/>
       <w:r>
         <w:rPr/>
@@ -14892,7 +14892,7 @@
         <w:ind w:hanging="0"/>
         <w:rPr/>
       </w:pPr>
-      <w:bookmarkStart w:id="88" w:name="__RefHeading___Toc2180_516823210"/>
+      <w:bookmarkStart w:id="88" w:name="__RefHeading___Toc2180_2094905459"/>
       <w:bookmarkEnd w:id="88"/>
       <w:r>
         <w:rPr/>
@@ -14935,7 +14935,7 @@
         <w:ind w:hanging="0"/>
         <w:rPr/>
       </w:pPr>
-      <w:bookmarkStart w:id="89" w:name="__RefHeading___Toc2182_516823210"/>
+      <w:bookmarkStart w:id="89" w:name="__RefHeading___Toc2182_2094905459"/>
       <w:bookmarkEnd w:id="89"/>
       <w:r>
         <w:rPr/>
@@ -15677,7 +15677,7 @@
         <w:ind w:hanging="0"/>
         <w:rPr/>
       </w:pPr>
-      <w:bookmarkStart w:id="90" w:name="__RefHeading___Toc2184_516823210"/>
+      <w:bookmarkStart w:id="90" w:name="__RefHeading___Toc2184_2094905459"/>
       <w:bookmarkEnd w:id="90"/>
       <w:r>
         <w:rPr/>
@@ -15692,7 +15692,7 @@
         <w:ind w:hanging="0"/>
         <w:rPr/>
       </w:pPr>
-      <w:bookmarkStart w:id="91" w:name="__RefHeading___Toc2186_516823210"/>
+      <w:bookmarkStart w:id="91" w:name="__RefHeading___Toc2186_2094905459"/>
       <w:bookmarkEnd w:id="91"/>
       <w:r>
         <w:rPr/>
@@ -15721,7 +15721,7 @@
         <w:ind w:hanging="0"/>
         <w:rPr/>
       </w:pPr>
-      <w:bookmarkStart w:id="92" w:name="__RefHeading___Toc2188_516823210"/>
+      <w:bookmarkStart w:id="92" w:name="__RefHeading___Toc2188_2094905459"/>
       <w:bookmarkEnd w:id="92"/>
       <w:r>
         <w:rPr/>
@@ -15750,7 +15750,7 @@
         <w:ind w:hanging="0"/>
         <w:rPr/>
       </w:pPr>
-      <w:bookmarkStart w:id="93" w:name="__RefHeading___Toc2190_516823210"/>
+      <w:bookmarkStart w:id="93" w:name="__RefHeading___Toc2190_2094905459"/>
       <w:bookmarkEnd w:id="93"/>
       <w:r>
         <w:rPr/>
@@ -15779,7 +15779,7 @@
         <w:ind w:hanging="0"/>
         <w:rPr/>
       </w:pPr>
-      <w:bookmarkStart w:id="94" w:name="__RefHeading___Toc2192_516823210"/>
+      <w:bookmarkStart w:id="94" w:name="__RefHeading___Toc2192_2094905459"/>
       <w:bookmarkEnd w:id="94"/>
       <w:r>
         <w:rPr/>
@@ -15808,7 +15808,7 @@
         <w:ind w:hanging="0"/>
         <w:rPr/>
       </w:pPr>
-      <w:bookmarkStart w:id="95" w:name="__RefHeading___Toc2194_516823210"/>
+      <w:bookmarkStart w:id="95" w:name="__RefHeading___Toc2194_2094905459"/>
       <w:bookmarkEnd w:id="95"/>
       <w:r>
         <w:rPr/>
@@ -15837,7 +15837,7 @@
         <w:ind w:hanging="0"/>
         <w:rPr/>
       </w:pPr>
-      <w:bookmarkStart w:id="96" w:name="__RefHeading___Toc2196_516823210"/>
+      <w:bookmarkStart w:id="96" w:name="__RefHeading___Toc2196_2094905459"/>
       <w:bookmarkEnd w:id="96"/>
       <w:r>
         <w:rPr/>
@@ -15866,7 +15866,7 @@
         <w:ind w:hanging="0"/>
         <w:rPr/>
       </w:pPr>
-      <w:bookmarkStart w:id="97" w:name="__RefHeading___Toc2198_516823210"/>
+      <w:bookmarkStart w:id="97" w:name="__RefHeading___Toc2198_2094905459"/>
       <w:bookmarkEnd w:id="97"/>
       <w:r>
         <w:rPr/>
@@ -15922,7 +15922,7 @@
         <w:ind w:hanging="0"/>
         <w:rPr/>
       </w:pPr>
-      <w:bookmarkStart w:id="98" w:name="__RefHeading___Toc2200_516823210"/>
+      <w:bookmarkStart w:id="98" w:name="__RefHeading___Toc2200_2094905459"/>
       <w:bookmarkEnd w:id="98"/>
       <w:r>
         <w:rPr/>
@@ -15937,7 +15937,7 @@
         <w:ind w:hanging="0"/>
         <w:rPr/>
       </w:pPr>
-      <w:bookmarkStart w:id="99" w:name="__RefHeading___Toc2202_516823210"/>
+      <w:bookmarkStart w:id="99" w:name="__RefHeading___Toc2202_2094905459"/>
       <w:bookmarkEnd w:id="99"/>
       <w:r>
         <w:rPr/>
@@ -16050,7 +16050,7 @@
         <w:ind w:hanging="0"/>
         <w:rPr/>
       </w:pPr>
-      <w:bookmarkStart w:id="100" w:name="__RefHeading___Toc2204_516823210"/>
+      <w:bookmarkStart w:id="100" w:name="__RefHeading___Toc2204_2094905459"/>
       <w:bookmarkEnd w:id="100"/>
       <w:r>
         <w:rPr/>
@@ -16145,7 +16145,7 @@
         <w:ind w:hanging="0"/>
         <w:rPr/>
       </w:pPr>
-      <w:bookmarkStart w:id="101" w:name="__RefHeading___Toc2206_516823210"/>
+      <w:bookmarkStart w:id="101" w:name="__RefHeading___Toc2206_2094905459"/>
       <w:bookmarkEnd w:id="101"/>
       <w:r>
         <w:rPr/>
@@ -16216,7 +16216,7 @@
         <w:ind w:hanging="0"/>
         <w:rPr/>
       </w:pPr>
-      <w:bookmarkStart w:id="102" w:name="__RefHeading___Toc2208_516823210"/>
+      <w:bookmarkStart w:id="102" w:name="__RefHeading___Toc2208_2094905459"/>
       <w:bookmarkEnd w:id="102"/>
       <w:r>
         <w:rPr/>
@@ -16311,7 +16311,7 @@
         <w:ind w:hanging="0"/>
         <w:rPr/>
       </w:pPr>
-      <w:bookmarkStart w:id="103" w:name="__RefHeading___Toc2210_516823210"/>
+      <w:bookmarkStart w:id="103" w:name="__RefHeading___Toc2210_2094905459"/>
       <w:bookmarkEnd w:id="103"/>
       <w:r>
         <w:rPr/>
@@ -16396,7 +16396,7 @@
         <w:ind w:hanging="0"/>
         <w:rPr/>
       </w:pPr>
-      <w:bookmarkStart w:id="104" w:name="__RefHeading___Toc2212_516823210"/>
+      <w:bookmarkStart w:id="104" w:name="__RefHeading___Toc2212_2094905459"/>
       <w:bookmarkEnd w:id="104"/>
       <w:r>
         <w:rPr/>
@@ -16467,7 +16467,7 @@
         <w:ind w:hanging="0"/>
         <w:rPr/>
       </w:pPr>
-      <w:bookmarkStart w:id="105" w:name="__RefHeading___Toc2214_516823210"/>
+      <w:bookmarkStart w:id="105" w:name="__RefHeading___Toc2214_2094905459"/>
       <w:bookmarkEnd w:id="105"/>
       <w:r>
         <w:rPr/>
@@ -16538,7 +16538,7 @@
         <w:ind w:hanging="0"/>
         <w:rPr/>
       </w:pPr>
-      <w:bookmarkStart w:id="106" w:name="__RefHeading___Toc2216_516823210"/>
+      <w:bookmarkStart w:id="106" w:name="__RefHeading___Toc2216_2094905459"/>
       <w:bookmarkEnd w:id="106"/>
       <w:r>
         <w:rPr/>
@@ -16623,7 +16623,7 @@
         <w:ind w:hanging="0"/>
         <w:rPr/>
       </w:pPr>
-      <w:bookmarkStart w:id="107" w:name="__RefHeading___Toc2218_516823210"/>
+      <w:bookmarkStart w:id="107" w:name="__RefHeading___Toc2218_2094905459"/>
       <w:bookmarkEnd w:id="107"/>
       <w:r>
         <w:rPr/>
@@ -16694,7 +16694,7 @@
         <w:ind w:hanging="0"/>
         <w:rPr/>
       </w:pPr>
-      <w:bookmarkStart w:id="108" w:name="__RefHeading___Toc2220_516823210"/>
+      <w:bookmarkStart w:id="108" w:name="__RefHeading___Toc2220_2094905459"/>
       <w:bookmarkEnd w:id="108"/>
       <w:r>
         <w:rPr/>
@@ -16709,7 +16709,7 @@
         <w:ind w:hanging="0"/>
         <w:rPr/>
       </w:pPr>
-      <w:bookmarkStart w:id="109" w:name="__RefHeading___Toc2222_516823210"/>
+      <w:bookmarkStart w:id="109" w:name="__RefHeading___Toc2222_2094905459"/>
       <w:bookmarkEnd w:id="109"/>
       <w:r>
         <w:rPr/>
@@ -16738,7 +16738,7 @@
         <w:ind w:hanging="0"/>
         <w:rPr/>
       </w:pPr>
-      <w:bookmarkStart w:id="110" w:name="__RefHeading___Toc2224_516823210"/>
+      <w:bookmarkStart w:id="110" w:name="__RefHeading___Toc2224_2094905459"/>
       <w:bookmarkEnd w:id="110"/>
       <w:r>
         <w:rPr/>
@@ -16767,7 +16767,7 @@
         <w:ind w:hanging="0"/>
         <w:rPr/>
       </w:pPr>
-      <w:bookmarkStart w:id="111" w:name="__RefHeading___Toc2226_516823210"/>
+      <w:bookmarkStart w:id="111" w:name="__RefHeading___Toc2226_2094905459"/>
       <w:bookmarkEnd w:id="111"/>
       <w:r>
         <w:rPr/>
@@ -16796,7 +16796,7 @@
         <w:ind w:hanging="0"/>
         <w:rPr/>
       </w:pPr>
-      <w:bookmarkStart w:id="112" w:name="__RefHeading___Toc2228_516823210"/>
+      <w:bookmarkStart w:id="112" w:name="__RefHeading___Toc2228_2094905459"/>
       <w:bookmarkEnd w:id="112"/>
       <w:r>
         <w:rPr/>
@@ -16825,7 +16825,7 @@
         <w:ind w:hanging="0"/>
         <w:rPr/>
       </w:pPr>
-      <w:bookmarkStart w:id="113" w:name="__RefHeading___Toc2230_516823210"/>
+      <w:bookmarkStart w:id="113" w:name="__RefHeading___Toc2230_2094905459"/>
       <w:bookmarkEnd w:id="113"/>
       <w:r>
         <w:rPr/>
@@ -16854,7 +16854,7 @@
         <w:ind w:hanging="0"/>
         <w:rPr/>
       </w:pPr>
-      <w:bookmarkStart w:id="114" w:name="__RefHeading___Toc2232_516823210"/>
+      <w:bookmarkStart w:id="114" w:name="__RefHeading___Toc2232_2094905459"/>
       <w:bookmarkEnd w:id="114"/>
       <w:r>
         <w:rPr/>
@@ -16883,7 +16883,7 @@
         <w:ind w:hanging="0"/>
         <w:rPr/>
       </w:pPr>
-      <w:bookmarkStart w:id="115" w:name="__RefHeading___Toc2234_516823210"/>
+      <w:bookmarkStart w:id="115" w:name="__RefHeading___Toc2234_2094905459"/>
       <w:bookmarkEnd w:id="115"/>
       <w:r>
         <w:rPr/>
@@ -17024,7 +17024,7 @@
         <w:ind w:hanging="0"/>
         <w:rPr/>
       </w:pPr>
-      <w:bookmarkStart w:id="116" w:name="__RefHeading___Toc2236_516823210"/>
+      <w:bookmarkStart w:id="116" w:name="__RefHeading___Toc2236_2094905459"/>
       <w:bookmarkEnd w:id="116"/>
       <w:r>
         <w:rPr/>
@@ -17095,7 +17095,7 @@
         <w:ind w:hanging="0"/>
         <w:rPr/>
       </w:pPr>
-      <w:bookmarkStart w:id="117" w:name="__RefHeading___Toc2238_516823210"/>
+      <w:bookmarkStart w:id="117" w:name="__RefHeading___Toc2238_2094905459"/>
       <w:bookmarkEnd w:id="117"/>
       <w:r>
         <w:rPr/>
@@ -17180,7 +17180,7 @@
         <w:ind w:hanging="0"/>
         <w:rPr/>
       </w:pPr>
-      <w:bookmarkStart w:id="118" w:name="__RefHeading___Toc2240_516823210"/>
+      <w:bookmarkStart w:id="118" w:name="__RefHeading___Toc2240_2094905459"/>
       <w:bookmarkEnd w:id="118"/>
       <w:r>
         <w:rPr/>
@@ -17236,7 +17236,7 @@
         <w:ind w:hanging="0"/>
         <w:rPr/>
       </w:pPr>
-      <w:bookmarkStart w:id="119" w:name="__RefHeading___Toc2242_516823210"/>
+      <w:bookmarkStart w:id="119" w:name="__RefHeading___Toc2242_2094905459"/>
       <w:bookmarkEnd w:id="119"/>
       <w:r>
         <w:rPr/>
@@ -17518,7 +17518,7 @@
         <w:ind w:hanging="0"/>
         <w:rPr/>
       </w:pPr>
-      <w:bookmarkStart w:id="120" w:name="__RefHeading___Toc2244_516823210"/>
+      <w:bookmarkStart w:id="120" w:name="__RefHeading___Toc2244_2094905459"/>
       <w:bookmarkEnd w:id="120"/>
       <w:r>
         <w:rPr/>
@@ -17533,7 +17533,7 @@
         <w:ind w:hanging="0"/>
         <w:rPr/>
       </w:pPr>
-      <w:bookmarkStart w:id="121" w:name="__RefHeading___Toc2246_516823210"/>
+      <w:bookmarkStart w:id="121" w:name="__RefHeading___Toc2246_2094905459"/>
       <w:bookmarkEnd w:id="121"/>
       <w:r>
         <w:rPr/>
@@ -17905,7 +17905,7 @@
         <w:ind w:hanging="0"/>
         <w:rPr/>
       </w:pPr>
-      <w:bookmarkStart w:id="122" w:name="__RefHeading___Toc2248_516823210"/>
+      <w:bookmarkStart w:id="122" w:name="__RefHeading___Toc2248_2094905459"/>
       <w:bookmarkEnd w:id="122"/>
       <w:r>
         <w:rPr/>
@@ -18088,7 +18088,7 @@
         <w:ind w:hanging="0"/>
         <w:rPr/>
       </w:pPr>
-      <w:bookmarkStart w:id="123" w:name="__RefHeading___Toc2250_516823210"/>
+      <w:bookmarkStart w:id="123" w:name="__RefHeading___Toc2250_2094905459"/>
       <w:bookmarkEnd w:id="123"/>
       <w:r>
         <w:rPr/>

--- a/deliverables/final/01-send-to-reviewers/ESG-DP-2026-REVIEW.docx
+++ b/deliverables/final/01-send-to-reviewers/ESG-DP-2026-REVIEW.docx
@@ -1521,7 +1521,7 @@
             </w:rPr>
             <w:fldChar w:fldCharType="separate"/>
           </w:r>
-          <w:hyperlink w:anchor="__RefHeading___Toc2004_2094905459">
+          <w:hyperlink w:anchor="__RefHeading___Toc2004_3670004856">
             <w:r>
               <w:rPr>
                 <w:webHidden/>
@@ -1542,7 +1542,7 @@
             </w:tabs>
             <w:rPr/>
           </w:pPr>
-          <w:hyperlink w:anchor="__RefHeading___Toc2006_2094905459">
+          <w:hyperlink w:anchor="__RefHeading___Toc2006_3670004856">
             <w:r>
               <w:rPr>
                 <w:webHidden/>
@@ -1563,7 +1563,7 @@
             </w:tabs>
             <w:rPr/>
           </w:pPr>
-          <w:hyperlink w:anchor="__RefHeading___Toc2008_2094905459">
+          <w:hyperlink w:anchor="__RefHeading___Toc2008_3670004856">
             <w:r>
               <w:rPr>
                 <w:webHidden/>
@@ -1584,7 +1584,7 @@
             </w:tabs>
             <w:rPr/>
           </w:pPr>
-          <w:hyperlink w:anchor="__RefHeading___Toc2010_2094905459">
+          <w:hyperlink w:anchor="__RefHeading___Toc2010_3670004856">
             <w:r>
               <w:rPr>
                 <w:webHidden/>
@@ -1605,7 +1605,7 @@
             </w:tabs>
             <w:rPr/>
           </w:pPr>
-          <w:hyperlink w:anchor="__RefHeading___Toc2012_2094905459">
+          <w:hyperlink w:anchor="__RefHeading___Toc2012_3670004856">
             <w:r>
               <w:rPr>
                 <w:webHidden/>
@@ -1626,7 +1626,7 @@
             </w:tabs>
             <w:rPr/>
           </w:pPr>
-          <w:hyperlink w:anchor="__RefHeading___Toc2014_2094905459">
+          <w:hyperlink w:anchor="__RefHeading___Toc2014_3670004856">
             <w:r>
               <w:rPr>
                 <w:webHidden/>
@@ -1647,7 +1647,7 @@
             </w:tabs>
             <w:rPr/>
           </w:pPr>
-          <w:hyperlink w:anchor="__RefHeading___Toc2016_2094905459">
+          <w:hyperlink w:anchor="__RefHeading___Toc2016_3670004856">
             <w:r>
               <w:rPr>
                 <w:webHidden/>
@@ -1668,7 +1668,7 @@
             </w:tabs>
             <w:rPr/>
           </w:pPr>
-          <w:hyperlink w:anchor="__RefHeading___Toc2018_2094905459">
+          <w:hyperlink w:anchor="__RefHeading___Toc2018_3670004856">
             <w:r>
               <w:rPr>
                 <w:webHidden/>
@@ -1689,7 +1689,7 @@
             </w:tabs>
             <w:rPr/>
           </w:pPr>
-          <w:hyperlink w:anchor="__RefHeading___Toc2020_2094905459">
+          <w:hyperlink w:anchor="__RefHeading___Toc2020_3670004856">
             <w:r>
               <w:rPr>
                 <w:webHidden/>
@@ -1710,7 +1710,7 @@
             </w:tabs>
             <w:rPr/>
           </w:pPr>
-          <w:hyperlink w:anchor="__RefHeading___Toc2022_2094905459">
+          <w:hyperlink w:anchor="__RefHeading___Toc2022_3670004856">
             <w:r>
               <w:rPr>
                 <w:webHidden/>
@@ -1731,7 +1731,7 @@
             </w:tabs>
             <w:rPr/>
           </w:pPr>
-          <w:hyperlink w:anchor="__RefHeading___Toc2024_2094905459">
+          <w:hyperlink w:anchor="__RefHeading___Toc2024_3670004856">
             <w:r>
               <w:rPr>
                 <w:webHidden/>
@@ -1752,7 +1752,7 @@
             </w:tabs>
             <w:rPr/>
           </w:pPr>
-          <w:hyperlink w:anchor="__RefHeading___Toc2026_2094905459">
+          <w:hyperlink w:anchor="__RefHeading___Toc2026_3670004856">
             <w:r>
               <w:rPr>
                 <w:webHidden/>
@@ -1773,7 +1773,7 @@
             </w:tabs>
             <w:rPr/>
           </w:pPr>
-          <w:hyperlink w:anchor="__RefHeading___Toc2028_2094905459">
+          <w:hyperlink w:anchor="__RefHeading___Toc2028_3670004856">
             <w:r>
               <w:rPr>
                 <w:webHidden/>
@@ -1794,7 +1794,7 @@
             </w:tabs>
             <w:rPr/>
           </w:pPr>
-          <w:hyperlink w:anchor="__RefHeading___Toc2030_2094905459">
+          <w:hyperlink w:anchor="__RefHeading___Toc2030_3670004856">
             <w:r>
               <w:rPr>
                 <w:webHidden/>
@@ -1815,7 +1815,7 @@
             </w:tabs>
             <w:rPr/>
           </w:pPr>
-          <w:hyperlink w:anchor="__RefHeading___Toc2032_2094905459">
+          <w:hyperlink w:anchor="__RefHeading___Toc2032_3670004856">
             <w:r>
               <w:rPr>
                 <w:webHidden/>
@@ -1836,7 +1836,7 @@
             </w:tabs>
             <w:rPr/>
           </w:pPr>
-          <w:hyperlink w:anchor="__RefHeading___Toc2034_2094905459">
+          <w:hyperlink w:anchor="__RefHeading___Toc2034_3670004856">
             <w:r>
               <w:rPr>
                 <w:webHidden/>
@@ -1857,7 +1857,7 @@
             </w:tabs>
             <w:rPr/>
           </w:pPr>
-          <w:hyperlink w:anchor="__RefHeading___Toc2036_2094905459">
+          <w:hyperlink w:anchor="__RefHeading___Toc2036_3670004856">
             <w:r>
               <w:rPr>
                 <w:webHidden/>
@@ -1878,7 +1878,7 @@
             </w:tabs>
             <w:rPr/>
           </w:pPr>
-          <w:hyperlink w:anchor="__RefHeading___Toc2038_2094905459">
+          <w:hyperlink w:anchor="__RefHeading___Toc2038_3670004856">
             <w:r>
               <w:rPr>
                 <w:webHidden/>
@@ -1899,7 +1899,7 @@
             </w:tabs>
             <w:rPr/>
           </w:pPr>
-          <w:hyperlink w:anchor="__RefHeading___Toc2040_2094905459">
+          <w:hyperlink w:anchor="__RefHeading___Toc2040_3670004856">
             <w:r>
               <w:rPr>
                 <w:webHidden/>
@@ -1920,7 +1920,7 @@
             </w:tabs>
             <w:rPr/>
           </w:pPr>
-          <w:hyperlink w:anchor="__RefHeading___Toc2042_2094905459">
+          <w:hyperlink w:anchor="__RefHeading___Toc2042_3670004856">
             <w:r>
               <w:rPr>
                 <w:webHidden/>
@@ -1941,7 +1941,7 @@
             </w:tabs>
             <w:rPr/>
           </w:pPr>
-          <w:hyperlink w:anchor="__RefHeading___Toc2044_2094905459">
+          <w:hyperlink w:anchor="__RefHeading___Toc2044_3670004856">
             <w:r>
               <w:rPr>
                 <w:webHidden/>
@@ -1962,7 +1962,7 @@
             </w:tabs>
             <w:rPr/>
           </w:pPr>
-          <w:hyperlink w:anchor="__RefHeading___Toc2046_2094905459">
+          <w:hyperlink w:anchor="__RefHeading___Toc2046_3670004856">
             <w:r>
               <w:rPr>
                 <w:webHidden/>
@@ -1983,7 +1983,7 @@
             </w:tabs>
             <w:rPr/>
           </w:pPr>
-          <w:hyperlink w:anchor="__RefHeading___Toc2048_2094905459">
+          <w:hyperlink w:anchor="__RefHeading___Toc2048_3670004856">
             <w:r>
               <w:rPr>
                 <w:webHidden/>
@@ -2004,7 +2004,7 @@
             </w:tabs>
             <w:rPr/>
           </w:pPr>
-          <w:hyperlink w:anchor="__RefHeading___Toc2050_2094905459">
+          <w:hyperlink w:anchor="__RefHeading___Toc2050_3670004856">
             <w:r>
               <w:rPr>
                 <w:webHidden/>
@@ -2025,7 +2025,7 @@
             </w:tabs>
             <w:rPr/>
           </w:pPr>
-          <w:hyperlink w:anchor="__RefHeading___Toc2052_2094905459">
+          <w:hyperlink w:anchor="__RefHeading___Toc2052_3670004856">
             <w:r>
               <w:rPr>
                 <w:webHidden/>
@@ -2046,7 +2046,7 @@
             </w:tabs>
             <w:rPr/>
           </w:pPr>
-          <w:hyperlink w:anchor="__RefHeading___Toc2054_2094905459">
+          <w:hyperlink w:anchor="__RefHeading___Toc2054_3670004856">
             <w:r>
               <w:rPr>
                 <w:webHidden/>
@@ -2067,7 +2067,7 @@
             </w:tabs>
             <w:rPr/>
           </w:pPr>
-          <w:hyperlink w:anchor="__RefHeading___Toc2056_2094905459">
+          <w:hyperlink w:anchor="__RefHeading___Toc2056_3670004856">
             <w:r>
               <w:rPr>
                 <w:webHidden/>
@@ -2088,7 +2088,7 @@
             </w:tabs>
             <w:rPr/>
           </w:pPr>
-          <w:hyperlink w:anchor="__RefHeading___Toc2058_2094905459">
+          <w:hyperlink w:anchor="__RefHeading___Toc2058_3670004856">
             <w:r>
               <w:rPr>
                 <w:webHidden/>
@@ -2109,7 +2109,7 @@
             </w:tabs>
             <w:rPr/>
           </w:pPr>
-          <w:hyperlink w:anchor="__RefHeading___Toc2060_2094905459">
+          <w:hyperlink w:anchor="__RefHeading___Toc2060_3670004856">
             <w:r>
               <w:rPr>
                 <w:webHidden/>
@@ -2130,7 +2130,7 @@
             </w:tabs>
             <w:rPr/>
           </w:pPr>
-          <w:hyperlink w:anchor="__RefHeading___Toc2062_2094905459">
+          <w:hyperlink w:anchor="__RefHeading___Toc2062_3670004856">
             <w:r>
               <w:rPr>
                 <w:webHidden/>
@@ -2151,7 +2151,7 @@
             </w:tabs>
             <w:rPr/>
           </w:pPr>
-          <w:hyperlink w:anchor="__RefHeading___Toc2064_2094905459">
+          <w:hyperlink w:anchor="__RefHeading___Toc2064_3670004856">
             <w:r>
               <w:rPr>
                 <w:webHidden/>
@@ -2172,7 +2172,7 @@
             </w:tabs>
             <w:rPr/>
           </w:pPr>
-          <w:hyperlink w:anchor="__RefHeading___Toc2066_2094905459">
+          <w:hyperlink w:anchor="__RefHeading___Toc2066_3670004856">
             <w:r>
               <w:rPr>
                 <w:webHidden/>
@@ -2193,7 +2193,7 @@
             </w:tabs>
             <w:rPr/>
           </w:pPr>
-          <w:hyperlink w:anchor="__RefHeading___Toc2068_2094905459">
+          <w:hyperlink w:anchor="__RefHeading___Toc2068_3670004856">
             <w:r>
               <w:rPr>
                 <w:webHidden/>
@@ -2214,7 +2214,7 @@
             </w:tabs>
             <w:rPr/>
           </w:pPr>
-          <w:hyperlink w:anchor="__RefHeading___Toc2070_2094905459">
+          <w:hyperlink w:anchor="__RefHeading___Toc2070_3670004856">
             <w:r>
               <w:rPr>
                 <w:webHidden/>
@@ -2235,7 +2235,7 @@
             </w:tabs>
             <w:rPr/>
           </w:pPr>
-          <w:hyperlink w:anchor="__RefHeading___Toc2072_2094905459">
+          <w:hyperlink w:anchor="__RefHeading___Toc2072_3670004856">
             <w:r>
               <w:rPr>
                 <w:webHidden/>
@@ -2256,7 +2256,7 @@
             </w:tabs>
             <w:rPr/>
           </w:pPr>
-          <w:hyperlink w:anchor="__RefHeading___Toc2074_2094905459">
+          <w:hyperlink w:anchor="__RefHeading___Toc2074_3670004856">
             <w:r>
               <w:rPr>
                 <w:webHidden/>
@@ -2277,7 +2277,7 @@
             </w:tabs>
             <w:rPr/>
           </w:pPr>
-          <w:hyperlink w:anchor="__RefHeading___Toc2076_2094905459">
+          <w:hyperlink w:anchor="__RefHeading___Toc2076_3670004856">
             <w:r>
               <w:rPr>
                 <w:webHidden/>
@@ -2298,7 +2298,7 @@
             </w:tabs>
             <w:rPr/>
           </w:pPr>
-          <w:hyperlink w:anchor="__RefHeading___Toc2078_2094905459">
+          <w:hyperlink w:anchor="__RefHeading___Toc2078_3670004856">
             <w:r>
               <w:rPr>
                 <w:webHidden/>
@@ -2319,7 +2319,7 @@
             </w:tabs>
             <w:rPr/>
           </w:pPr>
-          <w:hyperlink w:anchor="__RefHeading___Toc2080_2094905459">
+          <w:hyperlink w:anchor="__RefHeading___Toc2080_3670004856">
             <w:r>
               <w:rPr>
                 <w:webHidden/>
@@ -2340,7 +2340,7 @@
             </w:tabs>
             <w:rPr/>
           </w:pPr>
-          <w:hyperlink w:anchor="__RefHeading___Toc2082_2094905459">
+          <w:hyperlink w:anchor="__RefHeading___Toc2082_3670004856">
             <w:r>
               <w:rPr>
                 <w:webHidden/>
@@ -2361,7 +2361,7 @@
             </w:tabs>
             <w:rPr/>
           </w:pPr>
-          <w:hyperlink w:anchor="__RefHeading___Toc2084_2094905459">
+          <w:hyperlink w:anchor="__RefHeading___Toc2084_3670004856">
             <w:r>
               <w:rPr>
                 <w:webHidden/>
@@ -2382,7 +2382,7 @@
             </w:tabs>
             <w:rPr/>
           </w:pPr>
-          <w:hyperlink w:anchor="__RefHeading___Toc2086_2094905459">
+          <w:hyperlink w:anchor="__RefHeading___Toc2086_3670004856">
             <w:r>
               <w:rPr>
                 <w:webHidden/>
@@ -2403,7 +2403,7 @@
             </w:tabs>
             <w:rPr/>
           </w:pPr>
-          <w:hyperlink w:anchor="__RefHeading___Toc2088_2094905459">
+          <w:hyperlink w:anchor="__RefHeading___Toc2088_3670004856">
             <w:r>
               <w:rPr>
                 <w:webHidden/>
@@ -2424,7 +2424,7 @@
             </w:tabs>
             <w:rPr/>
           </w:pPr>
-          <w:hyperlink w:anchor="__RefHeading___Toc2090_2094905459">
+          <w:hyperlink w:anchor="__RefHeading___Toc2090_3670004856">
             <w:r>
               <w:rPr>
                 <w:webHidden/>
@@ -2445,7 +2445,7 @@
             </w:tabs>
             <w:rPr/>
           </w:pPr>
-          <w:hyperlink w:anchor="__RefHeading___Toc2092_2094905459">
+          <w:hyperlink w:anchor="__RefHeading___Toc2092_3670004856">
             <w:r>
               <w:rPr>
                 <w:webHidden/>
@@ -2466,7 +2466,7 @@
             </w:tabs>
             <w:rPr/>
           </w:pPr>
-          <w:hyperlink w:anchor="__RefHeading___Toc2094_2094905459">
+          <w:hyperlink w:anchor="__RefHeading___Toc2094_3670004856">
             <w:r>
               <w:rPr>
                 <w:webHidden/>
@@ -2487,7 +2487,7 @@
             </w:tabs>
             <w:rPr/>
           </w:pPr>
-          <w:hyperlink w:anchor="__RefHeading___Toc2096_2094905459">
+          <w:hyperlink w:anchor="__RefHeading___Toc2096_3670004856">
             <w:r>
               <w:rPr>
                 <w:webHidden/>
@@ -2508,7 +2508,7 @@
             </w:tabs>
             <w:rPr/>
           </w:pPr>
-          <w:hyperlink w:anchor="__RefHeading___Toc2098_2094905459">
+          <w:hyperlink w:anchor="__RefHeading___Toc2098_3670004856">
             <w:r>
               <w:rPr>
                 <w:webHidden/>
@@ -2529,7 +2529,7 @@
             </w:tabs>
             <w:rPr/>
           </w:pPr>
-          <w:hyperlink w:anchor="__RefHeading___Toc2100_2094905459">
+          <w:hyperlink w:anchor="__RefHeading___Toc2100_3670004856">
             <w:r>
               <w:rPr>
                 <w:webHidden/>
@@ -2550,7 +2550,7 @@
             </w:tabs>
             <w:rPr/>
           </w:pPr>
-          <w:hyperlink w:anchor="__RefHeading___Toc2102_2094905459">
+          <w:hyperlink w:anchor="__RefHeading___Toc2102_3670004856">
             <w:r>
               <w:rPr>
                 <w:webHidden/>
@@ -2571,7 +2571,7 @@
             </w:tabs>
             <w:rPr/>
           </w:pPr>
-          <w:hyperlink w:anchor="__RefHeading___Toc2104_2094905459">
+          <w:hyperlink w:anchor="__RefHeading___Toc2104_3670004856">
             <w:r>
               <w:rPr>
                 <w:webHidden/>
@@ -2592,7 +2592,7 @@
             </w:tabs>
             <w:rPr/>
           </w:pPr>
-          <w:hyperlink w:anchor="__RefHeading___Toc2106_2094905459">
+          <w:hyperlink w:anchor="__RefHeading___Toc2106_3670004856">
             <w:r>
               <w:rPr>
                 <w:webHidden/>
@@ -2613,7 +2613,7 @@
             </w:tabs>
             <w:rPr/>
           </w:pPr>
-          <w:hyperlink w:anchor="__RefHeading___Toc2108_2094905459">
+          <w:hyperlink w:anchor="__RefHeading___Toc2108_3670004856">
             <w:r>
               <w:rPr>
                 <w:webHidden/>
@@ -2634,7 +2634,7 @@
             </w:tabs>
             <w:rPr/>
           </w:pPr>
-          <w:hyperlink w:anchor="__RefHeading___Toc2110_2094905459">
+          <w:hyperlink w:anchor="__RefHeading___Toc2110_3670004856">
             <w:r>
               <w:rPr>
                 <w:webHidden/>
@@ -2655,7 +2655,7 @@
             </w:tabs>
             <w:rPr/>
           </w:pPr>
-          <w:hyperlink w:anchor="__RefHeading___Toc2112_2094905459">
+          <w:hyperlink w:anchor="__RefHeading___Toc2112_3670004856">
             <w:r>
               <w:rPr>
                 <w:webHidden/>
@@ -2676,7 +2676,7 @@
             </w:tabs>
             <w:rPr/>
           </w:pPr>
-          <w:hyperlink w:anchor="__RefHeading___Toc2114_2094905459">
+          <w:hyperlink w:anchor="__RefHeading___Toc2114_3670004856">
             <w:r>
               <w:rPr>
                 <w:webHidden/>
@@ -2697,7 +2697,7 @@
             </w:tabs>
             <w:rPr/>
           </w:pPr>
-          <w:hyperlink w:anchor="__RefHeading___Toc2116_2094905459">
+          <w:hyperlink w:anchor="__RefHeading___Toc2116_3670004856">
             <w:r>
               <w:rPr>
                 <w:webHidden/>
@@ -2718,7 +2718,7 @@
             </w:tabs>
             <w:rPr/>
           </w:pPr>
-          <w:hyperlink w:anchor="__RefHeading___Toc2118_2094905459">
+          <w:hyperlink w:anchor="__RefHeading___Toc2118_3670004856">
             <w:r>
               <w:rPr>
                 <w:webHidden/>
@@ -2739,7 +2739,7 @@
             </w:tabs>
             <w:rPr/>
           </w:pPr>
-          <w:hyperlink w:anchor="__RefHeading___Toc2120_2094905459">
+          <w:hyperlink w:anchor="__RefHeading___Toc2120_3670004856">
             <w:r>
               <w:rPr>
                 <w:webHidden/>
@@ -2760,7 +2760,7 @@
             </w:tabs>
             <w:rPr/>
           </w:pPr>
-          <w:hyperlink w:anchor="__RefHeading___Toc2122_2094905459">
+          <w:hyperlink w:anchor="__RefHeading___Toc2122_3670004856">
             <w:r>
               <w:rPr>
                 <w:webHidden/>
@@ -2781,7 +2781,7 @@
             </w:tabs>
             <w:rPr/>
           </w:pPr>
-          <w:hyperlink w:anchor="__RefHeading___Toc2124_2094905459">
+          <w:hyperlink w:anchor="__RefHeading___Toc2124_3670004856">
             <w:r>
               <w:rPr>
                 <w:webHidden/>
@@ -2802,7 +2802,7 @@
             </w:tabs>
             <w:rPr/>
           </w:pPr>
-          <w:hyperlink w:anchor="__RefHeading___Toc2126_2094905459">
+          <w:hyperlink w:anchor="__RefHeading___Toc2126_3670004856">
             <w:r>
               <w:rPr>
                 <w:webHidden/>
@@ -2823,7 +2823,7 @@
             </w:tabs>
             <w:rPr/>
           </w:pPr>
-          <w:hyperlink w:anchor="__RefHeading___Toc2128_2094905459">
+          <w:hyperlink w:anchor="__RefHeading___Toc2128_3670004856">
             <w:r>
               <w:rPr>
                 <w:webHidden/>
@@ -2844,7 +2844,7 @@
             </w:tabs>
             <w:rPr/>
           </w:pPr>
-          <w:hyperlink w:anchor="__RefHeading___Toc2130_2094905459">
+          <w:hyperlink w:anchor="__RefHeading___Toc2130_3670004856">
             <w:r>
               <w:rPr>
                 <w:webHidden/>
@@ -2865,7 +2865,7 @@
             </w:tabs>
             <w:rPr/>
           </w:pPr>
-          <w:hyperlink w:anchor="__RefHeading___Toc2132_2094905459">
+          <w:hyperlink w:anchor="__RefHeading___Toc2132_3670004856">
             <w:r>
               <w:rPr>
                 <w:webHidden/>
@@ -2886,7 +2886,7 @@
             </w:tabs>
             <w:rPr/>
           </w:pPr>
-          <w:hyperlink w:anchor="__RefHeading___Toc2134_2094905459">
+          <w:hyperlink w:anchor="__RefHeading___Toc2134_3670004856">
             <w:r>
               <w:rPr>
                 <w:webHidden/>
@@ -2907,7 +2907,7 @@
             </w:tabs>
             <w:rPr/>
           </w:pPr>
-          <w:hyperlink w:anchor="__RefHeading___Toc2136_2094905459">
+          <w:hyperlink w:anchor="__RefHeading___Toc2136_3670004856">
             <w:r>
               <w:rPr>
                 <w:webHidden/>
@@ -2928,7 +2928,7 @@
             </w:tabs>
             <w:rPr/>
           </w:pPr>
-          <w:hyperlink w:anchor="__RefHeading___Toc2138_2094905459">
+          <w:hyperlink w:anchor="__RefHeading___Toc2138_3670004856">
             <w:r>
               <w:rPr>
                 <w:webHidden/>
@@ -2949,7 +2949,7 @@
             </w:tabs>
             <w:rPr/>
           </w:pPr>
-          <w:hyperlink w:anchor="__RefHeading___Toc2140_2094905459">
+          <w:hyperlink w:anchor="__RefHeading___Toc2140_3670004856">
             <w:r>
               <w:rPr>
                 <w:webHidden/>
@@ -2970,7 +2970,7 @@
             </w:tabs>
             <w:rPr/>
           </w:pPr>
-          <w:hyperlink w:anchor="__RefHeading___Toc2142_2094905459">
+          <w:hyperlink w:anchor="__RefHeading___Toc2142_3670004856">
             <w:r>
               <w:rPr>
                 <w:webHidden/>
@@ -2991,7 +2991,7 @@
             </w:tabs>
             <w:rPr/>
           </w:pPr>
-          <w:hyperlink w:anchor="__RefHeading___Toc2144_2094905459">
+          <w:hyperlink w:anchor="__RefHeading___Toc2144_3670004856">
             <w:r>
               <w:rPr>
                 <w:webHidden/>
@@ -3012,7 +3012,7 @@
             </w:tabs>
             <w:rPr/>
           </w:pPr>
-          <w:hyperlink w:anchor="__RefHeading___Toc2146_2094905459">
+          <w:hyperlink w:anchor="__RefHeading___Toc2146_3670004856">
             <w:r>
               <w:rPr>
                 <w:webHidden/>
@@ -3033,7 +3033,7 @@
             </w:tabs>
             <w:rPr/>
           </w:pPr>
-          <w:hyperlink w:anchor="__RefHeading___Toc2148_2094905459">
+          <w:hyperlink w:anchor="__RefHeading___Toc2148_3670004856">
             <w:r>
               <w:rPr>
                 <w:webHidden/>
@@ -3054,7 +3054,7 @@
             </w:tabs>
             <w:rPr/>
           </w:pPr>
-          <w:hyperlink w:anchor="__RefHeading___Toc2150_2094905459">
+          <w:hyperlink w:anchor="__RefHeading___Toc2150_3670004856">
             <w:r>
               <w:rPr>
                 <w:webHidden/>
@@ -3075,7 +3075,7 @@
             </w:tabs>
             <w:rPr/>
           </w:pPr>
-          <w:hyperlink w:anchor="__RefHeading___Toc2152_2094905459">
+          <w:hyperlink w:anchor="__RefHeading___Toc2152_3670004856">
             <w:r>
               <w:rPr>
                 <w:webHidden/>
@@ -3096,7 +3096,7 @@
             </w:tabs>
             <w:rPr/>
           </w:pPr>
-          <w:hyperlink w:anchor="__RefHeading___Toc2154_2094905459">
+          <w:hyperlink w:anchor="__RefHeading___Toc2154_3670004856">
             <w:r>
               <w:rPr>
                 <w:webHidden/>
@@ -3117,7 +3117,7 @@
             </w:tabs>
             <w:rPr/>
           </w:pPr>
-          <w:hyperlink w:anchor="__RefHeading___Toc2156_2094905459">
+          <w:hyperlink w:anchor="__RefHeading___Toc2156_3670004856">
             <w:r>
               <w:rPr>
                 <w:webHidden/>
@@ -3138,7 +3138,7 @@
             </w:tabs>
             <w:rPr/>
           </w:pPr>
-          <w:hyperlink w:anchor="__RefHeading___Toc2158_2094905459">
+          <w:hyperlink w:anchor="__RefHeading___Toc2158_3670004856">
             <w:r>
               <w:rPr>
                 <w:webHidden/>
@@ -3159,7 +3159,7 @@
             </w:tabs>
             <w:rPr/>
           </w:pPr>
-          <w:hyperlink w:anchor="__RefHeading___Toc2160_2094905459">
+          <w:hyperlink w:anchor="__RefHeading___Toc2160_3670004856">
             <w:r>
               <w:rPr>
                 <w:webHidden/>
@@ -3180,7 +3180,7 @@
             </w:tabs>
             <w:rPr/>
           </w:pPr>
-          <w:hyperlink w:anchor="__RefHeading___Toc2162_2094905459">
+          <w:hyperlink w:anchor="__RefHeading___Toc2162_3670004856">
             <w:r>
               <w:rPr>
                 <w:webHidden/>
@@ -3201,7 +3201,7 @@
             </w:tabs>
             <w:rPr/>
           </w:pPr>
-          <w:hyperlink w:anchor="__RefHeading___Toc2164_2094905459">
+          <w:hyperlink w:anchor="__RefHeading___Toc2164_3670004856">
             <w:r>
               <w:rPr>
                 <w:webHidden/>
@@ -3222,7 +3222,7 @@
             </w:tabs>
             <w:rPr/>
           </w:pPr>
-          <w:hyperlink w:anchor="__RefHeading___Toc2166_2094905459">
+          <w:hyperlink w:anchor="__RefHeading___Toc2166_3670004856">
             <w:r>
               <w:rPr>
                 <w:webHidden/>
@@ -3243,7 +3243,7 @@
             </w:tabs>
             <w:rPr/>
           </w:pPr>
-          <w:hyperlink w:anchor="__RefHeading___Toc2168_2094905459">
+          <w:hyperlink w:anchor="__RefHeading___Toc2168_3670004856">
             <w:r>
               <w:rPr>
                 <w:webHidden/>
@@ -3264,7 +3264,7 @@
             </w:tabs>
             <w:rPr/>
           </w:pPr>
-          <w:hyperlink w:anchor="__RefHeading___Toc2170_2094905459">
+          <w:hyperlink w:anchor="__RefHeading___Toc2170_3670004856">
             <w:r>
               <w:rPr>
                 <w:webHidden/>
@@ -3285,7 +3285,7 @@
             </w:tabs>
             <w:rPr/>
           </w:pPr>
-          <w:hyperlink w:anchor="__RefHeading___Toc2172_2094905459">
+          <w:hyperlink w:anchor="__RefHeading___Toc2172_3670004856">
             <w:r>
               <w:rPr>
                 <w:webHidden/>
@@ -3306,7 +3306,7 @@
             </w:tabs>
             <w:rPr/>
           </w:pPr>
-          <w:hyperlink w:anchor="__RefHeading___Toc2174_2094905459">
+          <w:hyperlink w:anchor="__RefHeading___Toc2174_3670004856">
             <w:r>
               <w:rPr>
                 <w:webHidden/>
@@ -3327,7 +3327,7 @@
             </w:tabs>
             <w:rPr/>
           </w:pPr>
-          <w:hyperlink w:anchor="__RefHeading___Toc2176_2094905459">
+          <w:hyperlink w:anchor="__RefHeading___Toc2176_3670004856">
             <w:r>
               <w:rPr>
                 <w:webHidden/>
@@ -3348,7 +3348,7 @@
             </w:tabs>
             <w:rPr/>
           </w:pPr>
-          <w:hyperlink w:anchor="__RefHeading___Toc2178_2094905459">
+          <w:hyperlink w:anchor="__RefHeading___Toc2178_3670004856">
             <w:r>
               <w:rPr>
                 <w:webHidden/>
@@ -3369,7 +3369,7 @@
             </w:tabs>
             <w:rPr/>
           </w:pPr>
-          <w:hyperlink w:anchor="__RefHeading___Toc2180_2094905459">
+          <w:hyperlink w:anchor="__RefHeading___Toc2180_3670004856">
             <w:r>
               <w:rPr>
                 <w:webHidden/>
@@ -3390,7 +3390,7 @@
             </w:tabs>
             <w:rPr/>
           </w:pPr>
-          <w:hyperlink w:anchor="__RefHeading___Toc2182_2094905459">
+          <w:hyperlink w:anchor="__RefHeading___Toc2182_3670004856">
             <w:r>
               <w:rPr>
                 <w:webHidden/>
@@ -3411,7 +3411,7 @@
             </w:tabs>
             <w:rPr/>
           </w:pPr>
-          <w:hyperlink w:anchor="__RefHeading___Toc2184_2094905459">
+          <w:hyperlink w:anchor="__RefHeading___Toc2184_3670004856">
             <w:r>
               <w:rPr>
                 <w:webHidden/>
@@ -3432,7 +3432,7 @@
             </w:tabs>
             <w:rPr/>
           </w:pPr>
-          <w:hyperlink w:anchor="__RefHeading___Toc2186_2094905459">
+          <w:hyperlink w:anchor="__RefHeading___Toc2186_3670004856">
             <w:r>
               <w:rPr>
                 <w:webHidden/>
@@ -3453,7 +3453,7 @@
             </w:tabs>
             <w:rPr/>
           </w:pPr>
-          <w:hyperlink w:anchor="__RefHeading___Toc2188_2094905459">
+          <w:hyperlink w:anchor="__RefHeading___Toc2188_3670004856">
             <w:r>
               <w:rPr>
                 <w:webHidden/>
@@ -3474,7 +3474,7 @@
             </w:tabs>
             <w:rPr/>
           </w:pPr>
-          <w:hyperlink w:anchor="__RefHeading___Toc2190_2094905459">
+          <w:hyperlink w:anchor="__RefHeading___Toc2190_3670004856">
             <w:r>
               <w:rPr>
                 <w:webHidden/>
@@ -3495,7 +3495,7 @@
             </w:tabs>
             <w:rPr/>
           </w:pPr>
-          <w:hyperlink w:anchor="__RefHeading___Toc2192_2094905459">
+          <w:hyperlink w:anchor="__RefHeading___Toc2192_3670004856">
             <w:r>
               <w:rPr>
                 <w:webHidden/>
@@ -3516,7 +3516,7 @@
             </w:tabs>
             <w:rPr/>
           </w:pPr>
-          <w:hyperlink w:anchor="__RefHeading___Toc2194_2094905459">
+          <w:hyperlink w:anchor="__RefHeading___Toc2194_3670004856">
             <w:r>
               <w:rPr>
                 <w:webHidden/>
@@ -3537,7 +3537,7 @@
             </w:tabs>
             <w:rPr/>
           </w:pPr>
-          <w:hyperlink w:anchor="__RefHeading___Toc2196_2094905459">
+          <w:hyperlink w:anchor="__RefHeading___Toc2196_3670004856">
             <w:r>
               <w:rPr>
                 <w:webHidden/>
@@ -3558,7 +3558,7 @@
             </w:tabs>
             <w:rPr/>
           </w:pPr>
-          <w:hyperlink w:anchor="__RefHeading___Toc2198_2094905459">
+          <w:hyperlink w:anchor="__RefHeading___Toc2198_3670004856">
             <w:r>
               <w:rPr>
                 <w:webHidden/>
@@ -3579,7 +3579,7 @@
             </w:tabs>
             <w:rPr/>
           </w:pPr>
-          <w:hyperlink w:anchor="__RefHeading___Toc2200_2094905459">
+          <w:hyperlink w:anchor="__RefHeading___Toc2200_3670004856">
             <w:r>
               <w:rPr>
                 <w:webHidden/>
@@ -3600,7 +3600,7 @@
             </w:tabs>
             <w:rPr/>
           </w:pPr>
-          <w:hyperlink w:anchor="__RefHeading___Toc2202_2094905459">
+          <w:hyperlink w:anchor="__RefHeading___Toc2202_3670004856">
             <w:r>
               <w:rPr>
                 <w:webHidden/>
@@ -3621,7 +3621,7 @@
             </w:tabs>
             <w:rPr/>
           </w:pPr>
-          <w:hyperlink w:anchor="__RefHeading___Toc2204_2094905459">
+          <w:hyperlink w:anchor="__RefHeading___Toc2204_3670004856">
             <w:r>
               <w:rPr>
                 <w:webHidden/>
@@ -3642,7 +3642,7 @@
             </w:tabs>
             <w:rPr/>
           </w:pPr>
-          <w:hyperlink w:anchor="__RefHeading___Toc2206_2094905459">
+          <w:hyperlink w:anchor="__RefHeading___Toc2206_3670004856">
             <w:r>
               <w:rPr>
                 <w:webHidden/>
@@ -3663,7 +3663,7 @@
             </w:tabs>
             <w:rPr/>
           </w:pPr>
-          <w:hyperlink w:anchor="__RefHeading___Toc2208_2094905459">
+          <w:hyperlink w:anchor="__RefHeading___Toc2208_3670004856">
             <w:r>
               <w:rPr>
                 <w:webHidden/>
@@ -3684,7 +3684,7 @@
             </w:tabs>
             <w:rPr/>
           </w:pPr>
-          <w:hyperlink w:anchor="__RefHeading___Toc2210_2094905459">
+          <w:hyperlink w:anchor="__RefHeading___Toc2210_3670004856">
             <w:r>
               <w:rPr>
                 <w:webHidden/>
@@ -3705,7 +3705,7 @@
             </w:tabs>
             <w:rPr/>
           </w:pPr>
-          <w:hyperlink w:anchor="__RefHeading___Toc2212_2094905459">
+          <w:hyperlink w:anchor="__RefHeading___Toc2212_3670004856">
             <w:r>
               <w:rPr>
                 <w:webHidden/>
@@ -3726,7 +3726,7 @@
             </w:tabs>
             <w:rPr/>
           </w:pPr>
-          <w:hyperlink w:anchor="__RefHeading___Toc2214_2094905459">
+          <w:hyperlink w:anchor="__RefHeading___Toc2214_3670004856">
             <w:r>
               <w:rPr>
                 <w:webHidden/>
@@ -3747,7 +3747,7 @@
             </w:tabs>
             <w:rPr/>
           </w:pPr>
-          <w:hyperlink w:anchor="__RefHeading___Toc2216_2094905459">
+          <w:hyperlink w:anchor="__RefHeading___Toc2216_3670004856">
             <w:r>
               <w:rPr>
                 <w:webHidden/>
@@ -3768,7 +3768,7 @@
             </w:tabs>
             <w:rPr/>
           </w:pPr>
-          <w:hyperlink w:anchor="__RefHeading___Toc2218_2094905459">
+          <w:hyperlink w:anchor="__RefHeading___Toc2218_3670004856">
             <w:r>
               <w:rPr>
                 <w:webHidden/>
@@ -3789,7 +3789,7 @@
             </w:tabs>
             <w:rPr/>
           </w:pPr>
-          <w:hyperlink w:anchor="__RefHeading___Toc2220_2094905459">
+          <w:hyperlink w:anchor="__RefHeading___Toc2220_3670004856">
             <w:r>
               <w:rPr>
                 <w:webHidden/>
@@ -3810,7 +3810,7 @@
             </w:tabs>
             <w:rPr/>
           </w:pPr>
-          <w:hyperlink w:anchor="__RefHeading___Toc2222_2094905459">
+          <w:hyperlink w:anchor="__RefHeading___Toc2222_3670004856">
             <w:r>
               <w:rPr>
                 <w:webHidden/>
@@ -3831,7 +3831,7 @@
             </w:tabs>
             <w:rPr/>
           </w:pPr>
-          <w:hyperlink w:anchor="__RefHeading___Toc2224_2094905459">
+          <w:hyperlink w:anchor="__RefHeading___Toc2224_3670004856">
             <w:r>
               <w:rPr>
                 <w:webHidden/>
@@ -3852,7 +3852,7 @@
             </w:tabs>
             <w:rPr/>
           </w:pPr>
-          <w:hyperlink w:anchor="__RefHeading___Toc2226_2094905459">
+          <w:hyperlink w:anchor="__RefHeading___Toc2226_3670004856">
             <w:r>
               <w:rPr>
                 <w:webHidden/>
@@ -3873,7 +3873,7 @@
             </w:tabs>
             <w:rPr/>
           </w:pPr>
-          <w:hyperlink w:anchor="__RefHeading___Toc2228_2094905459">
+          <w:hyperlink w:anchor="__RefHeading___Toc2228_3670004856">
             <w:r>
               <w:rPr>
                 <w:webHidden/>
@@ -3894,7 +3894,7 @@
             </w:tabs>
             <w:rPr/>
           </w:pPr>
-          <w:hyperlink w:anchor="__RefHeading___Toc2230_2094905459">
+          <w:hyperlink w:anchor="__RefHeading___Toc2230_3670004856">
             <w:r>
               <w:rPr>
                 <w:webHidden/>
@@ -3915,7 +3915,7 @@
             </w:tabs>
             <w:rPr/>
           </w:pPr>
-          <w:hyperlink w:anchor="__RefHeading___Toc2232_2094905459">
+          <w:hyperlink w:anchor="__RefHeading___Toc2232_3670004856">
             <w:r>
               <w:rPr>
                 <w:webHidden/>
@@ -3936,7 +3936,7 @@
             </w:tabs>
             <w:rPr/>
           </w:pPr>
-          <w:hyperlink w:anchor="__RefHeading___Toc2234_2094905459">
+          <w:hyperlink w:anchor="__RefHeading___Toc2234_3670004856">
             <w:r>
               <w:rPr>
                 <w:webHidden/>
@@ -3957,7 +3957,7 @@
             </w:tabs>
             <w:rPr/>
           </w:pPr>
-          <w:hyperlink w:anchor="__RefHeading___Toc2236_2094905459">
+          <w:hyperlink w:anchor="__RefHeading___Toc2236_3670004856">
             <w:r>
               <w:rPr>
                 <w:webHidden/>
@@ -3978,7 +3978,7 @@
             </w:tabs>
             <w:rPr/>
           </w:pPr>
-          <w:hyperlink w:anchor="__RefHeading___Toc2238_2094905459">
+          <w:hyperlink w:anchor="__RefHeading___Toc2238_3670004856">
             <w:r>
               <w:rPr>
                 <w:webHidden/>
@@ -3999,7 +3999,7 @@
             </w:tabs>
             <w:rPr/>
           </w:pPr>
-          <w:hyperlink w:anchor="__RefHeading___Toc2240_2094905459">
+          <w:hyperlink w:anchor="__RefHeading___Toc2240_3670004856">
             <w:r>
               <w:rPr>
                 <w:webHidden/>
@@ -4020,7 +4020,7 @@
             </w:tabs>
             <w:rPr/>
           </w:pPr>
-          <w:hyperlink w:anchor="__RefHeading___Toc2242_2094905459">
+          <w:hyperlink w:anchor="__RefHeading___Toc2242_3670004856">
             <w:r>
               <w:rPr>
                 <w:webHidden/>
@@ -4041,7 +4041,7 @@
             </w:tabs>
             <w:rPr/>
           </w:pPr>
-          <w:hyperlink w:anchor="__RefHeading___Toc2244_2094905459">
+          <w:hyperlink w:anchor="__RefHeading___Toc2244_3670004856">
             <w:r>
               <w:rPr>
                 <w:webHidden/>
@@ -4062,7 +4062,7 @@
             </w:tabs>
             <w:rPr/>
           </w:pPr>
-          <w:hyperlink w:anchor="__RefHeading___Toc2246_2094905459">
+          <w:hyperlink w:anchor="__RefHeading___Toc2246_3670004856">
             <w:r>
               <w:rPr>
                 <w:webHidden/>
@@ -4083,7 +4083,7 @@
             </w:tabs>
             <w:rPr/>
           </w:pPr>
-          <w:hyperlink w:anchor="__RefHeading___Toc2248_2094905459">
+          <w:hyperlink w:anchor="__RefHeading___Toc2248_3670004856">
             <w:r>
               <w:rPr>
                 <w:webHidden/>
@@ -4104,7 +4104,7 @@
             </w:tabs>
             <w:rPr/>
           </w:pPr>
-          <w:hyperlink w:anchor="__RefHeading___Toc2250_2094905459">
+          <w:hyperlink w:anchor="__RefHeading___Toc2250_3670004856">
             <w:r>
               <w:rPr>
                 <w:webHidden/>
@@ -4156,7 +4156,7 @@
         <w:ind w:hanging="0"/>
         <w:rPr/>
       </w:pPr>
-      <w:bookmarkStart w:id="0" w:name="__RefHeading___Toc2004_2094905459"/>
+      <w:bookmarkStart w:id="0" w:name="__RefHeading___Toc2004_3670004856"/>
       <w:bookmarkEnd w:id="0"/>
       <w:r>
         <w:rPr/>
@@ -4237,7 +4237,7 @@
         <w:ind w:hanging="0"/>
         <w:rPr/>
       </w:pPr>
-      <w:bookmarkStart w:id="1" w:name="__RefHeading___Toc2006_2094905459"/>
+      <w:bookmarkStart w:id="1" w:name="__RefHeading___Toc2006_3670004856"/>
       <w:bookmarkEnd w:id="1"/>
       <w:r>
         <w:rPr/>
@@ -4290,7 +4290,7 @@
         <w:ind w:hanging="0"/>
         <w:rPr/>
       </w:pPr>
-      <w:bookmarkStart w:id="2" w:name="__RefHeading___Toc2008_2094905459"/>
+      <w:bookmarkStart w:id="2" w:name="__RefHeading___Toc2008_3670004856"/>
       <w:bookmarkEnd w:id="2"/>
       <w:r>
         <w:rPr/>
@@ -4443,7 +4443,7 @@
         <w:ind w:hanging="0"/>
         <w:rPr/>
       </w:pPr>
-      <w:bookmarkStart w:id="3" w:name="__RefHeading___Toc2010_2094905459"/>
+      <w:bookmarkStart w:id="3" w:name="__RefHeading___Toc2010_3670004856"/>
       <w:bookmarkEnd w:id="3"/>
       <w:r>
         <w:rPr/>
@@ -4500,7 +4500,7 @@
         <w:ind w:hanging="0"/>
         <w:rPr/>
       </w:pPr>
-      <w:bookmarkStart w:id="4" w:name="__RefHeading___Toc2012_2094905459"/>
+      <w:bookmarkStart w:id="4" w:name="__RefHeading___Toc2012_3670004856"/>
       <w:bookmarkEnd w:id="4"/>
       <w:r>
         <w:rPr/>
@@ -4691,7 +4691,7 @@
         <w:ind w:hanging="0"/>
         <w:rPr/>
       </w:pPr>
-      <w:bookmarkStart w:id="5" w:name="__RefHeading___Toc2014_2094905459"/>
+      <w:bookmarkStart w:id="5" w:name="__RefHeading___Toc2014_3670004856"/>
       <w:bookmarkEnd w:id="5"/>
       <w:r>
         <w:rPr/>
@@ -4748,7 +4748,7 @@
         <w:ind w:hanging="0"/>
         <w:rPr/>
       </w:pPr>
-      <w:bookmarkStart w:id="6" w:name="__RefHeading___Toc2016_2094905459"/>
+      <w:bookmarkStart w:id="6" w:name="__RefHeading___Toc2016_3670004856"/>
       <w:bookmarkEnd w:id="6"/>
       <w:r>
         <w:rPr/>
@@ -4818,7 +4818,7 @@
         <w:ind w:hanging="0"/>
         <w:rPr/>
       </w:pPr>
-      <w:bookmarkStart w:id="7" w:name="__RefHeading___Toc2018_2094905459"/>
+      <w:bookmarkStart w:id="7" w:name="__RefHeading___Toc2018_3670004856"/>
       <w:bookmarkEnd w:id="7"/>
       <w:r>
         <w:rPr/>
@@ -4833,7 +4833,7 @@
         <w:ind w:hanging="0"/>
         <w:rPr/>
       </w:pPr>
-      <w:bookmarkStart w:id="8" w:name="__RefHeading___Toc2020_2094905459"/>
+      <w:bookmarkStart w:id="8" w:name="__RefHeading___Toc2020_3670004856"/>
       <w:bookmarkEnd w:id="8"/>
       <w:r>
         <w:rPr/>
@@ -4932,7 +4932,7 @@
         <w:ind w:hanging="0"/>
         <w:rPr/>
       </w:pPr>
-      <w:bookmarkStart w:id="9" w:name="__RefHeading___Toc2022_2094905459"/>
+      <w:bookmarkStart w:id="9" w:name="__RefHeading___Toc2022_3670004856"/>
       <w:bookmarkEnd w:id="9"/>
       <w:r>
         <w:rPr/>
@@ -5003,7 +5003,7 @@
         <w:ind w:hanging="0"/>
         <w:rPr/>
       </w:pPr>
-      <w:bookmarkStart w:id="10" w:name="__RefHeading___Toc2024_2094905459"/>
+      <w:bookmarkStart w:id="10" w:name="__RefHeading___Toc2024_3670004856"/>
       <w:bookmarkEnd w:id="10"/>
       <w:r>
         <w:rPr/>
@@ -5074,7 +5074,7 @@
         <w:ind w:hanging="0"/>
         <w:rPr/>
       </w:pPr>
-      <w:bookmarkStart w:id="11" w:name="__RefHeading___Toc2026_2094905459"/>
+      <w:bookmarkStart w:id="11" w:name="__RefHeading___Toc2026_3670004856"/>
       <w:bookmarkEnd w:id="11"/>
       <w:r>
         <w:rPr/>
@@ -5159,7 +5159,7 @@
         <w:ind w:hanging="0"/>
         <w:rPr/>
       </w:pPr>
-      <w:bookmarkStart w:id="12" w:name="__RefHeading___Toc2028_2094905459"/>
+      <w:bookmarkStart w:id="12" w:name="__RefHeading___Toc2028_3670004856"/>
       <w:bookmarkEnd w:id="12"/>
       <w:r>
         <w:rPr/>
@@ -5244,7 +5244,7 @@
         <w:ind w:hanging="0"/>
         <w:rPr/>
       </w:pPr>
-      <w:bookmarkStart w:id="13" w:name="__RefHeading___Toc2030_2094905459"/>
+      <w:bookmarkStart w:id="13" w:name="__RefHeading___Toc2030_3670004856"/>
       <w:bookmarkEnd w:id="13"/>
       <w:r>
         <w:rPr/>
@@ -5329,7 +5329,7 @@
         <w:ind w:hanging="0"/>
         <w:rPr/>
       </w:pPr>
-      <w:bookmarkStart w:id="14" w:name="__RefHeading___Toc2032_2094905459"/>
+      <w:bookmarkStart w:id="14" w:name="__RefHeading___Toc2032_3670004856"/>
       <w:bookmarkEnd w:id="14"/>
       <w:r>
         <w:rPr/>
@@ -5400,7 +5400,7 @@
         <w:ind w:hanging="0"/>
         <w:rPr/>
       </w:pPr>
-      <w:bookmarkStart w:id="15" w:name="__RefHeading___Toc2034_2094905459"/>
+      <w:bookmarkStart w:id="15" w:name="__RefHeading___Toc2034_3670004856"/>
       <w:bookmarkEnd w:id="15"/>
       <w:r>
         <w:rPr/>
@@ -5457,7 +5457,7 @@
         <w:ind w:hanging="0"/>
         <w:rPr/>
       </w:pPr>
-      <w:bookmarkStart w:id="16" w:name="__RefHeading___Toc2036_2094905459"/>
+      <w:bookmarkStart w:id="16" w:name="__RefHeading___Toc2036_3670004856"/>
       <w:bookmarkEnd w:id="16"/>
       <w:r>
         <w:rPr/>
@@ -5528,7 +5528,7 @@
         <w:ind w:hanging="0"/>
         <w:rPr/>
       </w:pPr>
-      <w:bookmarkStart w:id="17" w:name="__RefHeading___Toc2038_2094905459"/>
+      <w:bookmarkStart w:id="17" w:name="__RefHeading___Toc2038_3670004856"/>
       <w:bookmarkEnd w:id="17"/>
       <w:r>
         <w:rPr/>
@@ -5599,7 +5599,7 @@
         <w:ind w:hanging="0"/>
         <w:rPr/>
       </w:pPr>
-      <w:bookmarkStart w:id="18" w:name="__RefHeading___Toc2040_2094905459"/>
+      <w:bookmarkStart w:id="18" w:name="__RefHeading___Toc2040_3670004856"/>
       <w:bookmarkEnd w:id="18"/>
       <w:r>
         <w:rPr/>
@@ -5670,7 +5670,7 @@
         <w:ind w:hanging="0"/>
         <w:rPr/>
       </w:pPr>
-      <w:bookmarkStart w:id="19" w:name="__RefHeading___Toc2042_2094905459"/>
+      <w:bookmarkStart w:id="19" w:name="__RefHeading___Toc2042_3670004856"/>
       <w:bookmarkEnd w:id="19"/>
       <w:r>
         <w:rPr/>
@@ -5741,7 +5741,7 @@
         <w:ind w:hanging="0"/>
         <w:rPr/>
       </w:pPr>
-      <w:bookmarkStart w:id="20" w:name="__RefHeading___Toc2044_2094905459"/>
+      <w:bookmarkStart w:id="20" w:name="__RefHeading___Toc2044_3670004856"/>
       <w:bookmarkEnd w:id="20"/>
       <w:r>
         <w:rPr/>
@@ -6450,7 +6450,7 @@
         <w:ind w:hanging="0"/>
         <w:rPr/>
       </w:pPr>
-      <w:bookmarkStart w:id="21" w:name="__RefHeading___Toc2046_2094905459"/>
+      <w:bookmarkStart w:id="21" w:name="__RefHeading___Toc2046_3670004856"/>
       <w:bookmarkEnd w:id="21"/>
       <w:r>
         <w:rPr/>
@@ -6520,7 +6520,7 @@
         <w:ind w:hanging="0"/>
         <w:rPr/>
       </w:pPr>
-      <w:bookmarkStart w:id="22" w:name="__RefHeading___Toc2048_2094905459"/>
+      <w:bookmarkStart w:id="22" w:name="__RefHeading___Toc2048_3670004856"/>
       <w:bookmarkEnd w:id="22"/>
       <w:r>
         <w:rPr/>
@@ -6535,7 +6535,7 @@
         <w:ind w:hanging="0"/>
         <w:rPr/>
       </w:pPr>
-      <w:bookmarkStart w:id="23" w:name="__RefHeading___Toc2050_2094905459"/>
+      <w:bookmarkStart w:id="23" w:name="__RefHeading___Toc2050_3670004856"/>
       <w:bookmarkEnd w:id="23"/>
       <w:r>
         <w:rPr/>
@@ -6592,7 +6592,7 @@
         <w:ind w:hanging="0"/>
         <w:rPr/>
       </w:pPr>
-      <w:bookmarkStart w:id="24" w:name="__RefHeading___Toc2052_2094905459"/>
+      <w:bookmarkStart w:id="24" w:name="__RefHeading___Toc2052_3670004856"/>
       <w:bookmarkEnd w:id="24"/>
       <w:r>
         <w:rPr/>
@@ -6705,7 +6705,7 @@
         <w:ind w:hanging="0"/>
         <w:rPr/>
       </w:pPr>
-      <w:bookmarkStart w:id="25" w:name="__RefHeading___Toc2054_2094905459"/>
+      <w:bookmarkStart w:id="25" w:name="__RefHeading___Toc2054_3670004856"/>
       <w:bookmarkEnd w:id="25"/>
       <w:r>
         <w:rPr/>
@@ -6788,7 +6788,7 @@
         <w:ind w:hanging="0"/>
         <w:rPr/>
       </w:pPr>
-      <w:bookmarkStart w:id="26" w:name="__RefHeading___Toc2056_2094905459"/>
+      <w:bookmarkStart w:id="26" w:name="__RefHeading___Toc2056_3670004856"/>
       <w:bookmarkEnd w:id="26"/>
       <w:r>
         <w:rPr/>
@@ -6859,7 +6859,7 @@
         <w:ind w:hanging="0"/>
         <w:rPr/>
       </w:pPr>
-      <w:bookmarkStart w:id="27" w:name="__RefHeading___Toc2058_2094905459"/>
+      <w:bookmarkStart w:id="27" w:name="__RefHeading___Toc2058_3670004856"/>
       <w:bookmarkEnd w:id="27"/>
       <w:r>
         <w:rPr/>
@@ -6916,7 +6916,7 @@
         <w:ind w:hanging="0"/>
         <w:rPr/>
       </w:pPr>
-      <w:bookmarkStart w:id="28" w:name="__RefHeading___Toc2060_2094905459"/>
+      <w:bookmarkStart w:id="28" w:name="__RefHeading___Toc2060_3670004856"/>
       <w:bookmarkEnd w:id="28"/>
       <w:r>
         <w:rPr/>
@@ -6973,7 +6973,7 @@
         <w:ind w:hanging="0"/>
         <w:rPr/>
       </w:pPr>
-      <w:bookmarkStart w:id="29" w:name="__RefHeading___Toc2062_2094905459"/>
+      <w:bookmarkStart w:id="29" w:name="__RefHeading___Toc2062_3670004856"/>
       <w:bookmarkEnd w:id="29"/>
       <w:r>
         <w:rPr/>
@@ -7044,7 +7044,7 @@
         <w:ind w:hanging="0"/>
         <w:rPr/>
       </w:pPr>
-      <w:bookmarkStart w:id="30" w:name="__RefHeading___Toc2064_2094905459"/>
+      <w:bookmarkStart w:id="30" w:name="__RefHeading___Toc2064_3670004856"/>
       <w:bookmarkEnd w:id="30"/>
       <w:r>
         <w:rPr/>
@@ -7115,7 +7115,7 @@
         <w:ind w:hanging="0"/>
         <w:rPr/>
       </w:pPr>
-      <w:bookmarkStart w:id="31" w:name="__RefHeading___Toc2066_2094905459"/>
+      <w:bookmarkStart w:id="31" w:name="__RefHeading___Toc2066_3670004856"/>
       <w:bookmarkEnd w:id="31"/>
       <w:r>
         <w:rPr/>
@@ -7186,7 +7186,7 @@
         <w:ind w:hanging="0"/>
         <w:rPr/>
       </w:pPr>
-      <w:bookmarkStart w:id="32" w:name="__RefHeading___Toc2068_2094905459"/>
+      <w:bookmarkStart w:id="32" w:name="__RefHeading___Toc2068_3670004856"/>
       <w:bookmarkEnd w:id="32"/>
       <w:r>
         <w:rPr/>
@@ -7257,7 +7257,7 @@
         <w:ind w:hanging="0"/>
         <w:rPr/>
       </w:pPr>
-      <w:bookmarkStart w:id="33" w:name="__RefHeading___Toc2070_2094905459"/>
+      <w:bookmarkStart w:id="33" w:name="__RefHeading___Toc2070_3670004856"/>
       <w:bookmarkEnd w:id="33"/>
       <w:r>
         <w:rPr/>
@@ -7314,7 +7314,7 @@
         <w:ind w:hanging="0"/>
         <w:rPr/>
       </w:pPr>
-      <w:bookmarkStart w:id="34" w:name="__RefHeading___Toc2072_2094905459"/>
+      <w:bookmarkStart w:id="34" w:name="__RefHeading___Toc2072_3670004856"/>
       <w:bookmarkEnd w:id="34"/>
       <w:r>
         <w:rPr/>
@@ -7514,7 +7514,7 @@
         <w:ind w:hanging="0"/>
         <w:rPr/>
       </w:pPr>
-      <w:bookmarkStart w:id="35" w:name="__RefHeading___Toc2074_2094905459"/>
+      <w:bookmarkStart w:id="35" w:name="__RefHeading___Toc2074_3670004856"/>
       <w:bookmarkEnd w:id="35"/>
       <w:r>
         <w:rPr/>
@@ -7529,7 +7529,7 @@
         <w:ind w:hanging="0"/>
         <w:rPr/>
       </w:pPr>
-      <w:bookmarkStart w:id="36" w:name="__RefHeading___Toc2076_2094905459"/>
+      <w:bookmarkStart w:id="36" w:name="__RefHeading___Toc2076_3670004856"/>
       <w:bookmarkEnd w:id="36"/>
       <w:r>
         <w:rPr/>
@@ -7672,7 +7672,7 @@
         <w:ind w:hanging="0"/>
         <w:rPr/>
       </w:pPr>
-      <w:bookmarkStart w:id="37" w:name="__RefHeading___Toc2078_2094905459"/>
+      <w:bookmarkStart w:id="37" w:name="__RefHeading___Toc2078_3670004856"/>
       <w:bookmarkEnd w:id="37"/>
       <w:r>
         <w:rPr/>
@@ -7825,7 +7825,7 @@
         <w:ind w:hanging="0"/>
         <w:rPr/>
       </w:pPr>
-      <w:bookmarkStart w:id="38" w:name="__RefHeading___Toc2080_2094905459"/>
+      <w:bookmarkStart w:id="38" w:name="__RefHeading___Toc2080_3670004856"/>
       <w:bookmarkEnd w:id="38"/>
       <w:r>
         <w:rPr/>
@@ -8679,7 +8679,7 @@
         <w:ind w:hanging="0"/>
         <w:rPr/>
       </w:pPr>
-      <w:bookmarkStart w:id="39" w:name="__RefHeading___Toc2082_2094905459"/>
+      <w:bookmarkStart w:id="39" w:name="__RefHeading___Toc2082_3670004856"/>
       <w:bookmarkEnd w:id="39"/>
       <w:r>
         <w:rPr/>
@@ -8864,7 +8864,7 @@
         <w:ind w:hanging="0"/>
         <w:rPr/>
       </w:pPr>
-      <w:bookmarkStart w:id="40" w:name="__RefHeading___Toc2084_2094905459"/>
+      <w:bookmarkStart w:id="40" w:name="__RefHeading___Toc2084_3670004856"/>
       <w:bookmarkEnd w:id="40"/>
       <w:r>
         <w:rPr/>
@@ -9017,7 +9017,7 @@
         <w:ind w:hanging="0"/>
         <w:rPr/>
       </w:pPr>
-      <w:bookmarkStart w:id="41" w:name="__RefHeading___Toc2086_2094905459"/>
+      <w:bookmarkStart w:id="41" w:name="__RefHeading___Toc2086_3670004856"/>
       <w:bookmarkEnd w:id="41"/>
       <w:r>
         <w:rPr/>
@@ -9146,7 +9146,7 @@
         <w:ind w:hanging="0"/>
         <w:rPr/>
       </w:pPr>
-      <w:bookmarkStart w:id="42" w:name="__RefHeading___Toc2088_2094905459"/>
+      <w:bookmarkStart w:id="42" w:name="__RefHeading___Toc2088_3670004856"/>
       <w:bookmarkEnd w:id="42"/>
       <w:r>
         <w:rPr/>
@@ -10146,7 +10146,7 @@
         <w:ind w:hanging="0"/>
         <w:rPr/>
       </w:pPr>
-      <w:bookmarkStart w:id="43" w:name="__RefHeading___Toc2090_2094905459"/>
+      <w:bookmarkStart w:id="43" w:name="__RefHeading___Toc2090_3670004856"/>
       <w:bookmarkEnd w:id="43"/>
       <w:r>
         <w:rPr/>
@@ -11045,7 +11045,7 @@
         <w:ind w:hanging="0"/>
         <w:rPr/>
       </w:pPr>
-      <w:bookmarkStart w:id="44" w:name="__RefHeading___Toc2092_2094905459"/>
+      <w:bookmarkStart w:id="44" w:name="__RefHeading___Toc2092_3670004856"/>
       <w:bookmarkEnd w:id="44"/>
       <w:r>
         <w:rPr/>
@@ -11186,7 +11186,7 @@
         <w:ind w:hanging="0"/>
         <w:rPr/>
       </w:pPr>
-      <w:bookmarkStart w:id="45" w:name="__RefHeading___Toc2094_2094905459"/>
+      <w:bookmarkStart w:id="45" w:name="__RefHeading___Toc2094_3670004856"/>
       <w:bookmarkEnd w:id="45"/>
       <w:r>
         <w:rPr/>
@@ -11257,7 +11257,7 @@
         <w:ind w:hanging="0"/>
         <w:rPr/>
       </w:pPr>
-      <w:bookmarkStart w:id="46" w:name="__RefHeading___Toc2096_2094905459"/>
+      <w:bookmarkStart w:id="46" w:name="__RefHeading___Toc2096_3670004856"/>
       <w:bookmarkEnd w:id="46"/>
       <w:r>
         <w:rPr/>
@@ -11398,7 +11398,7 @@
         <w:ind w:hanging="0"/>
         <w:rPr/>
       </w:pPr>
-      <w:bookmarkStart w:id="47" w:name="__RefHeading___Toc2098_2094905459"/>
+      <w:bookmarkStart w:id="47" w:name="__RefHeading___Toc2098_3670004856"/>
       <w:bookmarkEnd w:id="47"/>
       <w:r>
         <w:rPr/>
@@ -11559,7 +11559,7 @@
         <w:ind w:hanging="0"/>
         <w:rPr/>
       </w:pPr>
-      <w:bookmarkStart w:id="48" w:name="__RefHeading___Toc2100_2094905459"/>
+      <w:bookmarkStart w:id="48" w:name="__RefHeading___Toc2100_3670004856"/>
       <w:bookmarkEnd w:id="48"/>
       <w:r>
         <w:rPr/>
@@ -11588,7 +11588,7 @@
         <w:ind w:hanging="0"/>
         <w:rPr/>
       </w:pPr>
-      <w:bookmarkStart w:id="49" w:name="__RefHeading___Toc2102_2094905459"/>
+      <w:bookmarkStart w:id="49" w:name="__RefHeading___Toc2102_3670004856"/>
       <w:bookmarkEnd w:id="49"/>
       <w:r>
         <w:rPr/>
@@ -11617,7 +11617,7 @@
         <w:ind w:hanging="0"/>
         <w:rPr/>
       </w:pPr>
-      <w:bookmarkStart w:id="50" w:name="__RefHeading___Toc2104_2094905459"/>
+      <w:bookmarkStart w:id="50" w:name="__RefHeading___Toc2104_3670004856"/>
       <w:bookmarkEnd w:id="50"/>
       <w:r>
         <w:rPr/>
@@ -11646,7 +11646,7 @@
         <w:ind w:hanging="0"/>
         <w:rPr/>
       </w:pPr>
-      <w:bookmarkStart w:id="51" w:name="__RefHeading___Toc2106_2094905459"/>
+      <w:bookmarkStart w:id="51" w:name="__RefHeading___Toc2106_3670004856"/>
       <w:bookmarkEnd w:id="51"/>
       <w:r>
         <w:rPr/>
@@ -11675,7 +11675,7 @@
         <w:ind w:hanging="0"/>
         <w:rPr/>
       </w:pPr>
-      <w:bookmarkStart w:id="52" w:name="__RefHeading___Toc2108_2094905459"/>
+      <w:bookmarkStart w:id="52" w:name="__RefHeading___Toc2108_3670004856"/>
       <w:bookmarkEnd w:id="52"/>
       <w:r>
         <w:rPr/>
@@ -11704,7 +11704,7 @@
         <w:ind w:hanging="0"/>
         <w:rPr/>
       </w:pPr>
-      <w:bookmarkStart w:id="53" w:name="__RefHeading___Toc2110_2094905459"/>
+      <w:bookmarkStart w:id="53" w:name="__RefHeading___Toc2110_3670004856"/>
       <w:bookmarkEnd w:id="53"/>
       <w:r>
         <w:rPr/>
@@ -11733,7 +11733,7 @@
         <w:ind w:hanging="0"/>
         <w:rPr/>
       </w:pPr>
-      <w:bookmarkStart w:id="54" w:name="__RefHeading___Toc2112_2094905459"/>
+      <w:bookmarkStart w:id="54" w:name="__RefHeading___Toc2112_3670004856"/>
       <w:bookmarkEnd w:id="54"/>
       <w:r>
         <w:rPr/>
@@ -11790,7 +11790,7 @@
         <w:ind w:hanging="0"/>
         <w:rPr/>
       </w:pPr>
-      <w:bookmarkStart w:id="55" w:name="__RefHeading___Toc2114_2094905459"/>
+      <w:bookmarkStart w:id="55" w:name="__RefHeading___Toc2114_3670004856"/>
       <w:bookmarkEnd w:id="55"/>
       <w:r>
         <w:rPr/>
@@ -11903,7 +11903,7 @@
         <w:ind w:hanging="0"/>
         <w:rPr/>
       </w:pPr>
-      <w:bookmarkStart w:id="56" w:name="__RefHeading___Toc2116_2094905459"/>
+      <w:bookmarkStart w:id="56" w:name="__RefHeading___Toc2116_3670004856"/>
       <w:bookmarkEnd w:id="56"/>
       <w:r>
         <w:rPr/>
@@ -11959,7 +11959,7 @@
         <w:ind w:hanging="0"/>
         <w:rPr/>
       </w:pPr>
-      <w:bookmarkStart w:id="57" w:name="__RefHeading___Toc2118_2094905459"/>
+      <w:bookmarkStart w:id="57" w:name="__RefHeading___Toc2118_3670004856"/>
       <w:bookmarkEnd w:id="57"/>
       <w:r>
         <w:rPr/>
@@ -11974,7 +11974,7 @@
         <w:ind w:hanging="0"/>
         <w:rPr/>
       </w:pPr>
-      <w:bookmarkStart w:id="58" w:name="__RefHeading___Toc2120_2094905459"/>
+      <w:bookmarkStart w:id="58" w:name="__RefHeading___Toc2120_3670004856"/>
       <w:bookmarkEnd w:id="58"/>
       <w:r>
         <w:rPr/>
@@ -13447,7 +13447,7 @@
         <w:ind w:hanging="0"/>
         <w:rPr/>
       </w:pPr>
-      <w:bookmarkStart w:id="59" w:name="__RefHeading___Toc2122_2094905459"/>
+      <w:bookmarkStart w:id="59" w:name="__RefHeading___Toc2122_3670004856"/>
       <w:bookmarkEnd w:id="59"/>
       <w:r>
         <w:rPr/>
@@ -13476,7 +13476,7 @@
         <w:ind w:hanging="0"/>
         <w:rPr/>
       </w:pPr>
-      <w:bookmarkStart w:id="60" w:name="__RefHeading___Toc2124_2094905459"/>
+      <w:bookmarkStart w:id="60" w:name="__RefHeading___Toc2124_3670004856"/>
       <w:bookmarkEnd w:id="60"/>
       <w:r>
         <w:rPr/>
@@ -13533,7 +13533,7 @@
         <w:ind w:hanging="0"/>
         <w:rPr/>
       </w:pPr>
-      <w:bookmarkStart w:id="61" w:name="__RefHeading___Toc2126_2094905459"/>
+      <w:bookmarkStart w:id="61" w:name="__RefHeading___Toc2126_3670004856"/>
       <w:bookmarkEnd w:id="61"/>
       <w:r>
         <w:rPr/>
@@ -13590,7 +13590,7 @@
         <w:ind w:hanging="0"/>
         <w:rPr/>
       </w:pPr>
-      <w:bookmarkStart w:id="62" w:name="__RefHeading___Toc2128_2094905459"/>
+      <w:bookmarkStart w:id="62" w:name="__RefHeading___Toc2128_3670004856"/>
       <w:bookmarkEnd w:id="62"/>
       <w:r>
         <w:rPr/>
@@ -13633,7 +13633,7 @@
         <w:ind w:hanging="0"/>
         <w:rPr/>
       </w:pPr>
-      <w:bookmarkStart w:id="63" w:name="__RefHeading___Toc2130_2094905459"/>
+      <w:bookmarkStart w:id="63" w:name="__RefHeading___Toc2130_3670004856"/>
       <w:bookmarkEnd w:id="63"/>
       <w:r>
         <w:rPr/>
@@ -13676,7 +13676,7 @@
         <w:ind w:hanging="0"/>
         <w:rPr/>
       </w:pPr>
-      <w:bookmarkStart w:id="64" w:name="__RefHeading___Toc2132_2094905459"/>
+      <w:bookmarkStart w:id="64" w:name="__RefHeading___Toc2132_3670004856"/>
       <w:bookmarkEnd w:id="64"/>
       <w:r>
         <w:rPr/>
@@ -13719,7 +13719,7 @@
         <w:ind w:hanging="0"/>
         <w:rPr/>
       </w:pPr>
-      <w:bookmarkStart w:id="65" w:name="__RefHeading___Toc2134_2094905459"/>
+      <w:bookmarkStart w:id="65" w:name="__RefHeading___Toc2134_3670004856"/>
       <w:bookmarkEnd w:id="65"/>
       <w:r>
         <w:rPr/>
@@ -13748,7 +13748,7 @@
         <w:ind w:hanging="0"/>
         <w:rPr/>
       </w:pPr>
-      <w:bookmarkStart w:id="66" w:name="__RefHeading___Toc2136_2094905459"/>
+      <w:bookmarkStart w:id="66" w:name="__RefHeading___Toc2136_3670004856"/>
       <w:bookmarkEnd w:id="66"/>
       <w:r>
         <w:rPr/>
@@ -13791,7 +13791,7 @@
         <w:ind w:hanging="0"/>
         <w:rPr/>
       </w:pPr>
-      <w:bookmarkStart w:id="67" w:name="__RefHeading___Toc2138_2094905459"/>
+      <w:bookmarkStart w:id="67" w:name="__RefHeading___Toc2138_3670004856"/>
       <w:bookmarkEnd w:id="67"/>
       <w:r>
         <w:rPr/>
@@ -13848,7 +13848,7 @@
         <w:ind w:hanging="0"/>
         <w:rPr/>
       </w:pPr>
-      <w:bookmarkStart w:id="68" w:name="__RefHeading___Toc2140_2094905459"/>
+      <w:bookmarkStart w:id="68" w:name="__RefHeading___Toc2140_3670004856"/>
       <w:bookmarkEnd w:id="68"/>
       <w:r>
         <w:rPr/>
@@ -13891,7 +13891,7 @@
         <w:ind w:hanging="0"/>
         <w:rPr/>
       </w:pPr>
-      <w:bookmarkStart w:id="69" w:name="__RefHeading___Toc2142_2094905459"/>
+      <w:bookmarkStart w:id="69" w:name="__RefHeading___Toc2142_3670004856"/>
       <w:bookmarkEnd w:id="69"/>
       <w:r>
         <w:rPr/>
@@ -13948,7 +13948,7 @@
         <w:ind w:hanging="0"/>
         <w:rPr/>
       </w:pPr>
-      <w:bookmarkStart w:id="70" w:name="__RefHeading___Toc2144_2094905459"/>
+      <w:bookmarkStart w:id="70" w:name="__RefHeading___Toc2144_3670004856"/>
       <w:bookmarkEnd w:id="70"/>
       <w:r>
         <w:rPr/>
@@ -14063,7 +14063,7 @@
         <w:ind w:hanging="0"/>
         <w:rPr/>
       </w:pPr>
-      <w:bookmarkStart w:id="71" w:name="__RefHeading___Toc2146_2094905459"/>
+      <w:bookmarkStart w:id="71" w:name="__RefHeading___Toc2146_3670004856"/>
       <w:bookmarkEnd w:id="71"/>
       <w:r>
         <w:rPr/>
@@ -14092,7 +14092,7 @@
         <w:ind w:hanging="0"/>
         <w:rPr/>
       </w:pPr>
-      <w:bookmarkStart w:id="72" w:name="__RefHeading___Toc2148_2094905459"/>
+      <w:bookmarkStart w:id="72" w:name="__RefHeading___Toc2148_3670004856"/>
       <w:bookmarkEnd w:id="72"/>
       <w:r>
         <w:rPr/>
@@ -14135,7 +14135,7 @@
         <w:ind w:hanging="0"/>
         <w:rPr/>
       </w:pPr>
-      <w:bookmarkStart w:id="73" w:name="__RefHeading___Toc2150_2094905459"/>
+      <w:bookmarkStart w:id="73" w:name="__RefHeading___Toc2150_3670004856"/>
       <w:bookmarkEnd w:id="73"/>
       <w:r>
         <w:rPr/>
@@ -14178,7 +14178,7 @@
         <w:ind w:hanging="0"/>
         <w:rPr/>
       </w:pPr>
-      <w:bookmarkStart w:id="74" w:name="__RefHeading___Toc2152_2094905459"/>
+      <w:bookmarkStart w:id="74" w:name="__RefHeading___Toc2152_3670004856"/>
       <w:bookmarkEnd w:id="74"/>
       <w:r>
         <w:rPr/>
@@ -14221,7 +14221,7 @@
         <w:ind w:hanging="0"/>
         <w:rPr/>
       </w:pPr>
-      <w:bookmarkStart w:id="75" w:name="__RefHeading___Toc2154_2094905459"/>
+      <w:bookmarkStart w:id="75" w:name="__RefHeading___Toc2154_3670004856"/>
       <w:bookmarkEnd w:id="75"/>
       <w:r>
         <w:rPr/>
@@ -14264,7 +14264,7 @@
         <w:ind w:hanging="0"/>
         <w:rPr/>
       </w:pPr>
-      <w:bookmarkStart w:id="76" w:name="__RefHeading___Toc2156_2094905459"/>
+      <w:bookmarkStart w:id="76" w:name="__RefHeading___Toc2156_3670004856"/>
       <w:bookmarkEnd w:id="76"/>
       <w:r>
         <w:rPr/>
@@ -14391,7 +14391,7 @@
         <w:ind w:hanging="0"/>
         <w:rPr/>
       </w:pPr>
-      <w:bookmarkStart w:id="77" w:name="__RefHeading___Toc2158_2094905459"/>
+      <w:bookmarkStart w:id="77" w:name="__RefHeading___Toc2158_3670004856"/>
       <w:bookmarkEnd w:id="77"/>
       <w:r>
         <w:rPr/>
@@ -14420,7 +14420,7 @@
         <w:ind w:hanging="0"/>
         <w:rPr/>
       </w:pPr>
-      <w:bookmarkStart w:id="78" w:name="__RefHeading___Toc2160_2094905459"/>
+      <w:bookmarkStart w:id="78" w:name="__RefHeading___Toc2160_3670004856"/>
       <w:bookmarkEnd w:id="78"/>
       <w:r>
         <w:rPr/>
@@ -14477,7 +14477,7 @@
         <w:ind w:hanging="0"/>
         <w:rPr/>
       </w:pPr>
-      <w:bookmarkStart w:id="79" w:name="__RefHeading___Toc2162_2094905459"/>
+      <w:bookmarkStart w:id="79" w:name="__RefHeading___Toc2162_3670004856"/>
       <w:bookmarkEnd w:id="79"/>
       <w:r>
         <w:rPr/>
@@ -14534,7 +14534,7 @@
         <w:ind w:hanging="0"/>
         <w:rPr/>
       </w:pPr>
-      <w:bookmarkStart w:id="80" w:name="__RefHeading___Toc2164_2094905459"/>
+      <w:bookmarkStart w:id="80" w:name="__RefHeading___Toc2164_3670004856"/>
       <w:bookmarkEnd w:id="80"/>
       <w:r>
         <w:rPr/>
@@ -14591,7 +14591,7 @@
         <w:ind w:hanging="0"/>
         <w:rPr/>
       </w:pPr>
-      <w:bookmarkStart w:id="81" w:name="__RefHeading___Toc2166_2094905459"/>
+      <w:bookmarkStart w:id="81" w:name="__RefHeading___Toc2166_3670004856"/>
       <w:bookmarkEnd w:id="81"/>
       <w:r>
         <w:rPr/>
@@ -14634,7 +14634,7 @@
         <w:ind w:hanging="0"/>
         <w:rPr/>
       </w:pPr>
-      <w:bookmarkStart w:id="82" w:name="__RefHeading___Toc2168_2094905459"/>
+      <w:bookmarkStart w:id="82" w:name="__RefHeading___Toc2168_3670004856"/>
       <w:bookmarkEnd w:id="82"/>
       <w:r>
         <w:rPr/>
@@ -14677,7 +14677,7 @@
         <w:ind w:hanging="0"/>
         <w:rPr/>
       </w:pPr>
-      <w:bookmarkStart w:id="83" w:name="__RefHeading___Toc2170_2094905459"/>
+      <w:bookmarkStart w:id="83" w:name="__RefHeading___Toc2170_3670004856"/>
       <w:bookmarkEnd w:id="83"/>
       <w:r>
         <w:rPr/>
@@ -14706,7 +14706,7 @@
         <w:ind w:hanging="0"/>
         <w:rPr/>
       </w:pPr>
-      <w:bookmarkStart w:id="84" w:name="__RefHeading___Toc2172_2094905459"/>
+      <w:bookmarkStart w:id="84" w:name="__RefHeading___Toc2172_3670004856"/>
       <w:bookmarkEnd w:id="84"/>
       <w:r>
         <w:rPr/>
@@ -14749,7 +14749,7 @@
         <w:ind w:hanging="0"/>
         <w:rPr/>
       </w:pPr>
-      <w:bookmarkStart w:id="85" w:name="__RefHeading___Toc2174_2094905459"/>
+      <w:bookmarkStart w:id="85" w:name="__RefHeading___Toc2174_3670004856"/>
       <w:bookmarkEnd w:id="85"/>
       <w:r>
         <w:rPr/>
@@ -14806,7 +14806,7 @@
         <w:ind w:hanging="0"/>
         <w:rPr/>
       </w:pPr>
-      <w:bookmarkStart w:id="86" w:name="__RefHeading___Toc2176_2094905459"/>
+      <w:bookmarkStart w:id="86" w:name="__RefHeading___Toc2176_3670004856"/>
       <w:bookmarkEnd w:id="86"/>
       <w:r>
         <w:rPr/>
@@ -14849,7 +14849,7 @@
         <w:ind w:hanging="0"/>
         <w:rPr/>
       </w:pPr>
-      <w:bookmarkStart w:id="87" w:name="__RefHeading___Toc2178_2094905459"/>
+      <w:bookmarkStart w:id="87" w:name="__RefHeading___Toc2178_3670004856"/>
       <w:bookmarkEnd w:id="87"/>
       <w:r>
         <w:rPr/>
@@ -14892,7 +14892,7 @@
         <w:ind w:hanging="0"/>
         <w:rPr/>
       </w:pPr>
-      <w:bookmarkStart w:id="88" w:name="__RefHeading___Toc2180_2094905459"/>
+      <w:bookmarkStart w:id="88" w:name="__RefHeading___Toc2180_3670004856"/>
       <w:bookmarkEnd w:id="88"/>
       <w:r>
         <w:rPr/>
@@ -14935,7 +14935,7 @@
         <w:ind w:hanging="0"/>
         <w:rPr/>
       </w:pPr>
-      <w:bookmarkStart w:id="89" w:name="__RefHeading___Toc2182_2094905459"/>
+      <w:bookmarkStart w:id="89" w:name="__RefHeading___Toc2182_3670004856"/>
       <w:bookmarkEnd w:id="89"/>
       <w:r>
         <w:rPr/>
@@ -15677,7 +15677,7 @@
         <w:ind w:hanging="0"/>
         <w:rPr/>
       </w:pPr>
-      <w:bookmarkStart w:id="90" w:name="__RefHeading___Toc2184_2094905459"/>
+      <w:bookmarkStart w:id="90" w:name="__RefHeading___Toc2184_3670004856"/>
       <w:bookmarkEnd w:id="90"/>
       <w:r>
         <w:rPr/>
@@ -15692,7 +15692,7 @@
         <w:ind w:hanging="0"/>
         <w:rPr/>
       </w:pPr>
-      <w:bookmarkStart w:id="91" w:name="__RefHeading___Toc2186_2094905459"/>
+      <w:bookmarkStart w:id="91" w:name="__RefHeading___Toc2186_3670004856"/>
       <w:bookmarkEnd w:id="91"/>
       <w:r>
         <w:rPr/>
@@ -15721,7 +15721,7 @@
         <w:ind w:hanging="0"/>
         <w:rPr/>
       </w:pPr>
-      <w:bookmarkStart w:id="92" w:name="__RefHeading___Toc2188_2094905459"/>
+      <w:bookmarkStart w:id="92" w:name="__RefHeading___Toc2188_3670004856"/>
       <w:bookmarkEnd w:id="92"/>
       <w:r>
         <w:rPr/>
@@ -15750,7 +15750,7 @@
         <w:ind w:hanging="0"/>
         <w:rPr/>
       </w:pPr>
-      <w:bookmarkStart w:id="93" w:name="__RefHeading___Toc2190_2094905459"/>
+      <w:bookmarkStart w:id="93" w:name="__RefHeading___Toc2190_3670004856"/>
       <w:bookmarkEnd w:id="93"/>
       <w:r>
         <w:rPr/>
@@ -15779,7 +15779,7 @@
         <w:ind w:hanging="0"/>
         <w:rPr/>
       </w:pPr>
-      <w:bookmarkStart w:id="94" w:name="__RefHeading___Toc2192_2094905459"/>
+      <w:bookmarkStart w:id="94" w:name="__RefHeading___Toc2192_3670004856"/>
       <w:bookmarkEnd w:id="94"/>
       <w:r>
         <w:rPr/>
@@ -15808,7 +15808,7 @@
         <w:ind w:hanging="0"/>
         <w:rPr/>
       </w:pPr>
-      <w:bookmarkStart w:id="95" w:name="__RefHeading___Toc2194_2094905459"/>
+      <w:bookmarkStart w:id="95" w:name="__RefHeading___Toc2194_3670004856"/>
       <w:bookmarkEnd w:id="95"/>
       <w:r>
         <w:rPr/>
@@ -15837,7 +15837,7 @@
         <w:ind w:hanging="0"/>
         <w:rPr/>
       </w:pPr>
-      <w:bookmarkStart w:id="96" w:name="__RefHeading___Toc2196_2094905459"/>
+      <w:bookmarkStart w:id="96" w:name="__RefHeading___Toc2196_3670004856"/>
       <w:bookmarkEnd w:id="96"/>
       <w:r>
         <w:rPr/>
@@ -15866,7 +15866,7 @@
         <w:ind w:hanging="0"/>
         <w:rPr/>
       </w:pPr>
-      <w:bookmarkStart w:id="97" w:name="__RefHeading___Toc2198_2094905459"/>
+      <w:bookmarkStart w:id="97" w:name="__RefHeading___Toc2198_3670004856"/>
       <w:bookmarkEnd w:id="97"/>
       <w:r>
         <w:rPr/>
@@ -15922,7 +15922,7 @@
         <w:ind w:hanging="0"/>
         <w:rPr/>
       </w:pPr>
-      <w:bookmarkStart w:id="98" w:name="__RefHeading___Toc2200_2094905459"/>
+      <w:bookmarkStart w:id="98" w:name="__RefHeading___Toc2200_3670004856"/>
       <w:bookmarkEnd w:id="98"/>
       <w:r>
         <w:rPr/>
@@ -15937,7 +15937,7 @@
         <w:ind w:hanging="0"/>
         <w:rPr/>
       </w:pPr>
-      <w:bookmarkStart w:id="99" w:name="__RefHeading___Toc2202_2094905459"/>
+      <w:bookmarkStart w:id="99" w:name="__RefHeading___Toc2202_3670004856"/>
       <w:bookmarkEnd w:id="99"/>
       <w:r>
         <w:rPr/>
@@ -16050,7 +16050,7 @@
         <w:ind w:hanging="0"/>
         <w:rPr/>
       </w:pPr>
-      <w:bookmarkStart w:id="100" w:name="__RefHeading___Toc2204_2094905459"/>
+      <w:bookmarkStart w:id="100" w:name="__RefHeading___Toc2204_3670004856"/>
       <w:bookmarkEnd w:id="100"/>
       <w:r>
         <w:rPr/>
@@ -16145,7 +16145,7 @@
         <w:ind w:hanging="0"/>
         <w:rPr/>
       </w:pPr>
-      <w:bookmarkStart w:id="101" w:name="__RefHeading___Toc2206_2094905459"/>
+      <w:bookmarkStart w:id="101" w:name="__RefHeading___Toc2206_3670004856"/>
       <w:bookmarkEnd w:id="101"/>
       <w:r>
         <w:rPr/>
@@ -16216,7 +16216,7 @@
         <w:ind w:hanging="0"/>
         <w:rPr/>
       </w:pPr>
-      <w:bookmarkStart w:id="102" w:name="__RefHeading___Toc2208_2094905459"/>
+      <w:bookmarkStart w:id="102" w:name="__RefHeading___Toc2208_3670004856"/>
       <w:bookmarkEnd w:id="102"/>
       <w:r>
         <w:rPr/>
@@ -16311,7 +16311,7 @@
         <w:ind w:hanging="0"/>
         <w:rPr/>
       </w:pPr>
-      <w:bookmarkStart w:id="103" w:name="__RefHeading___Toc2210_2094905459"/>
+      <w:bookmarkStart w:id="103" w:name="__RefHeading___Toc2210_3670004856"/>
       <w:bookmarkEnd w:id="103"/>
       <w:r>
         <w:rPr/>
@@ -16396,7 +16396,7 @@
         <w:ind w:hanging="0"/>
         <w:rPr/>
       </w:pPr>
-      <w:bookmarkStart w:id="104" w:name="__RefHeading___Toc2212_2094905459"/>
+      <w:bookmarkStart w:id="104" w:name="__RefHeading___Toc2212_3670004856"/>
       <w:bookmarkEnd w:id="104"/>
       <w:r>
         <w:rPr/>
@@ -16467,7 +16467,7 @@
         <w:ind w:hanging="0"/>
         <w:rPr/>
       </w:pPr>
-      <w:bookmarkStart w:id="105" w:name="__RefHeading___Toc2214_2094905459"/>
+      <w:bookmarkStart w:id="105" w:name="__RefHeading___Toc2214_3670004856"/>
       <w:bookmarkEnd w:id="105"/>
       <w:r>
         <w:rPr/>
@@ -16538,7 +16538,7 @@
         <w:ind w:hanging="0"/>
         <w:rPr/>
       </w:pPr>
-      <w:bookmarkStart w:id="106" w:name="__RefHeading___Toc2216_2094905459"/>
+      <w:bookmarkStart w:id="106" w:name="__RefHeading___Toc2216_3670004856"/>
       <w:bookmarkEnd w:id="106"/>
       <w:r>
         <w:rPr/>
@@ -16623,7 +16623,7 @@
         <w:ind w:hanging="0"/>
         <w:rPr/>
       </w:pPr>
-      <w:bookmarkStart w:id="107" w:name="__RefHeading___Toc2218_2094905459"/>
+      <w:bookmarkStart w:id="107" w:name="__RefHeading___Toc2218_3670004856"/>
       <w:bookmarkEnd w:id="107"/>
       <w:r>
         <w:rPr/>
@@ -16694,7 +16694,7 @@
         <w:ind w:hanging="0"/>
         <w:rPr/>
       </w:pPr>
-      <w:bookmarkStart w:id="108" w:name="__RefHeading___Toc2220_2094905459"/>
+      <w:bookmarkStart w:id="108" w:name="__RefHeading___Toc2220_3670004856"/>
       <w:bookmarkEnd w:id="108"/>
       <w:r>
         <w:rPr/>
@@ -16709,7 +16709,7 @@
         <w:ind w:hanging="0"/>
         <w:rPr/>
       </w:pPr>
-      <w:bookmarkStart w:id="109" w:name="__RefHeading___Toc2222_2094905459"/>
+      <w:bookmarkStart w:id="109" w:name="__RefHeading___Toc2222_3670004856"/>
       <w:bookmarkEnd w:id="109"/>
       <w:r>
         <w:rPr/>
@@ -16738,7 +16738,7 @@
         <w:ind w:hanging="0"/>
         <w:rPr/>
       </w:pPr>
-      <w:bookmarkStart w:id="110" w:name="__RefHeading___Toc2224_2094905459"/>
+      <w:bookmarkStart w:id="110" w:name="__RefHeading___Toc2224_3670004856"/>
       <w:bookmarkEnd w:id="110"/>
       <w:r>
         <w:rPr/>
@@ -16767,7 +16767,7 @@
         <w:ind w:hanging="0"/>
         <w:rPr/>
       </w:pPr>
-      <w:bookmarkStart w:id="111" w:name="__RefHeading___Toc2226_2094905459"/>
+      <w:bookmarkStart w:id="111" w:name="__RefHeading___Toc2226_3670004856"/>
       <w:bookmarkEnd w:id="111"/>
       <w:r>
         <w:rPr/>
@@ -16796,7 +16796,7 @@
         <w:ind w:hanging="0"/>
         <w:rPr/>
       </w:pPr>
-      <w:bookmarkStart w:id="112" w:name="__RefHeading___Toc2228_2094905459"/>
+      <w:bookmarkStart w:id="112" w:name="__RefHeading___Toc2228_3670004856"/>
       <w:bookmarkEnd w:id="112"/>
       <w:r>
         <w:rPr/>
@@ -16825,7 +16825,7 @@
         <w:ind w:hanging="0"/>
         <w:rPr/>
       </w:pPr>
-      <w:bookmarkStart w:id="113" w:name="__RefHeading___Toc2230_2094905459"/>
+      <w:bookmarkStart w:id="113" w:name="__RefHeading___Toc2230_3670004856"/>
       <w:bookmarkEnd w:id="113"/>
       <w:r>
         <w:rPr/>
@@ -16854,7 +16854,7 @@
         <w:ind w:hanging="0"/>
         <w:rPr/>
       </w:pPr>
-      <w:bookmarkStart w:id="114" w:name="__RefHeading___Toc2232_2094905459"/>
+      <w:bookmarkStart w:id="114" w:name="__RefHeading___Toc2232_3670004856"/>
       <w:bookmarkEnd w:id="114"/>
       <w:r>
         <w:rPr/>
@@ -16883,7 +16883,7 @@
         <w:ind w:hanging="0"/>
         <w:rPr/>
       </w:pPr>
-      <w:bookmarkStart w:id="115" w:name="__RefHeading___Toc2234_2094905459"/>
+      <w:bookmarkStart w:id="115" w:name="__RefHeading___Toc2234_3670004856"/>
       <w:bookmarkEnd w:id="115"/>
       <w:r>
         <w:rPr/>
@@ -17024,7 +17024,7 @@
         <w:ind w:hanging="0"/>
         <w:rPr/>
       </w:pPr>
-      <w:bookmarkStart w:id="116" w:name="__RefHeading___Toc2236_2094905459"/>
+      <w:bookmarkStart w:id="116" w:name="__RefHeading___Toc2236_3670004856"/>
       <w:bookmarkEnd w:id="116"/>
       <w:r>
         <w:rPr/>
@@ -17095,7 +17095,7 @@
         <w:ind w:hanging="0"/>
         <w:rPr/>
       </w:pPr>
-      <w:bookmarkStart w:id="117" w:name="__RefHeading___Toc2238_2094905459"/>
+      <w:bookmarkStart w:id="117" w:name="__RefHeading___Toc2238_3670004856"/>
       <w:bookmarkEnd w:id="117"/>
       <w:r>
         <w:rPr/>
@@ -17180,7 +17180,7 @@
         <w:ind w:hanging="0"/>
         <w:rPr/>
       </w:pPr>
-      <w:bookmarkStart w:id="118" w:name="__RefHeading___Toc2240_2094905459"/>
+      <w:bookmarkStart w:id="118" w:name="__RefHeading___Toc2240_3670004856"/>
       <w:bookmarkEnd w:id="118"/>
       <w:r>
         <w:rPr/>
@@ -17236,7 +17236,7 @@
         <w:ind w:hanging="0"/>
         <w:rPr/>
       </w:pPr>
-      <w:bookmarkStart w:id="119" w:name="__RefHeading___Toc2242_2094905459"/>
+      <w:bookmarkStart w:id="119" w:name="__RefHeading___Toc2242_3670004856"/>
       <w:bookmarkEnd w:id="119"/>
       <w:r>
         <w:rPr/>
@@ -17518,7 +17518,7 @@
         <w:ind w:hanging="0"/>
         <w:rPr/>
       </w:pPr>
-      <w:bookmarkStart w:id="120" w:name="__RefHeading___Toc2244_2094905459"/>
+      <w:bookmarkStart w:id="120" w:name="__RefHeading___Toc2244_3670004856"/>
       <w:bookmarkEnd w:id="120"/>
       <w:r>
         <w:rPr/>
@@ -17533,7 +17533,7 @@
         <w:ind w:hanging="0"/>
         <w:rPr/>
       </w:pPr>
-      <w:bookmarkStart w:id="121" w:name="__RefHeading___Toc2246_2094905459"/>
+      <w:bookmarkStart w:id="121" w:name="__RefHeading___Toc2246_3670004856"/>
       <w:bookmarkEnd w:id="121"/>
       <w:r>
         <w:rPr/>
@@ -17905,7 +17905,7 @@
         <w:ind w:hanging="0"/>
         <w:rPr/>
       </w:pPr>
-      <w:bookmarkStart w:id="122" w:name="__RefHeading___Toc2248_2094905459"/>
+      <w:bookmarkStart w:id="122" w:name="__RefHeading___Toc2248_3670004856"/>
       <w:bookmarkEnd w:id="122"/>
       <w:r>
         <w:rPr/>
@@ -18088,7 +18088,7 @@
         <w:ind w:hanging="0"/>
         <w:rPr/>
       </w:pPr>
-      <w:bookmarkStart w:id="123" w:name="__RefHeading___Toc2250_2094905459"/>
+      <w:bookmarkStart w:id="123" w:name="__RefHeading___Toc2250_3670004856"/>
       <w:bookmarkEnd w:id="123"/>
       <w:r>
         <w:rPr/>
